--- a/reports/exports/technical_report.docx
+++ b/reports/exports/technical_report.docx
@@ -1907,38 +1907,58 @@
         <w:pStyle w:val="BodyText"/>
       </w:pPr>
       <w:r>
+        <w:t xml:space="preserve">The sampled input distributions (PV/wind capacity, load, reliability target,</w:t>
+      </w:r>
+      <w:r>
+        <w:t xml:space="preserve"> </w:t>
+      </w:r>
+      <w:r>
+        <w:t xml:space="preserve">efficiency, SOC window) are shown in Figure 12, and the correlation between</w:t>
+      </w:r>
+      <w:r>
+        <w:t xml:space="preserve"> </w:t>
+      </w:r>
+      <w:r>
+        <w:t xml:space="preserve">those raw inputs – checked for unintended sampling coupling – in Figure 15.</w:t>
+      </w:r>
+    </w:p>
+    <w:p>
+      <w:pPr>
+        <w:pStyle w:val="BodyText"/>
+      </w:pPr>
+      <w:r>
         <w:rPr>
           <w:bCs/>
           <w:b/>
         </w:rPr>
-        <w:t xml:space="preserve">Feasibility: 100/100 scenarios (100%) feasible</w:t>
-      </w:r>
-      <w:r>
-        <w:t xml:space="preserve">, per Addendum 3’s</w:t>
-      </w:r>
-      <w:r>
-        <w:t xml:space="preserve"> </w:t>
-      </w:r>
-      <w:r>
-        <w:t xml:space="preserve">diesel-backed reframing (§8) – diesel guarantees reliability by mathematical</w:t>
-      </w:r>
-      <w:r>
-        <w:t xml:space="preserve"> </w:t>
-      </w:r>
-      <w:r>
-        <w:t xml:space="preserve">construction, so the near-total exclusion the pre-diesel hard-LPSP-constraint</w:t>
-      </w:r>
-      <w:r>
-        <w:t xml:space="preserve"> </w:t>
-      </w:r>
-      <w:r>
-        <w:t xml:space="preserve">search produced (39% pilot feasible under Addendum 2, see report history) no</w:t>
-      </w:r>
-      <w:r>
-        <w:t xml:space="preserve"> </w:t>
-      </w:r>
-      <w:r>
-        <w:t xml:space="preserve">longer applies.</w:t>
+        <w:t xml:space="preserve">Feasibility: 100/100 scenarios (100%) feasible (Figure 14)</w:t>
+      </w:r>
+      <w:r>
+        <w:t xml:space="preserve">, per Addendum</w:t>
+      </w:r>
+      <w:r>
+        <w:t xml:space="preserve"> </w:t>
+      </w:r>
+      <w:r>
+        <w:t xml:space="preserve">3’s diesel-backed reframing (§8) – diesel guarantees reliability by</w:t>
+      </w:r>
+      <w:r>
+        <w:t xml:space="preserve"> </w:t>
+      </w:r>
+      <w:r>
+        <w:t xml:space="preserve">mathematical construction, so the near-total exclusion the pre-diesel</w:t>
+      </w:r>
+      <w:r>
+        <w:t xml:space="preserve"> </w:t>
+      </w:r>
+      <w:r>
+        <w:t xml:space="preserve">hard-LPSP-constraint search produced (39% pilot feasible under Addendum 2, see</w:t>
+      </w:r>
+      <w:r>
+        <w:t xml:space="preserve"> </w:t>
+      </w:r>
+      <w:r>
+        <w:t xml:space="preserve">report history) no longer applies.</w:t>
       </w:r>
       <w:r>
         <w:t xml:space="preserve"> </w:t>
@@ -1953,31 +1973,37 @@
         <w:t xml:space="preserve"> </w:t>
       </w:r>
       <w:r>
-        <w:t xml:space="preserve">now means the system-LCOE-minimizing</w:t>
-      </w:r>
-      <w:r>
-        <w:t xml:space="preserve"> </w:t>
-      </w:r>
-      <w:r>
-        <w:t xml:space="preserve">battery capacity for each scenario, not the smallest battery meeting a</w:t>
-      </w:r>
-      <w:r>
-        <w:t xml:space="preserve"> </w:t>
-      </w:r>
-      <w:r>
-        <w:t xml:space="preserve">reliability target. Across the 100 scenarios, system LCOE ranges 0.224-0.414</w:t>
-      </w:r>
-      <w:r>
-        <w:t xml:space="preserve"> </w:t>
-      </w:r>
-      <w:r>
-        <w:t xml:space="preserve">EUR/kWh (mean 0.285) and renewable share ranges 48.4-98.5% (mean 86.2%) – both</w:t>
-      </w:r>
-      <w:r>
-        <w:t xml:space="preserve"> </w:t>
-      </w:r>
-      <w:r>
-        <w:t xml:space="preserve">vary substantially with each scenario’s sampled PV/wind/load combination even</w:t>
+        <w:t xml:space="preserve">now means the</w:t>
+      </w:r>
+      <w:r>
+        <w:t xml:space="preserve"> </w:t>
+      </w:r>
+      <w:r>
+        <w:t xml:space="preserve">system-LCOE-minimizing battery capacity for each scenario, not the smallest</w:t>
+      </w:r>
+      <w:r>
+        <w:t xml:space="preserve"> </w:t>
+      </w:r>
+      <w:r>
+        <w:t xml:space="preserve">battery meeting a reliability target; its distribution across the 100</w:t>
+      </w:r>
+      <w:r>
+        <w:t xml:space="preserve"> </w:t>
+      </w:r>
+      <w:r>
+        <w:t xml:space="preserve">scenarios is shown in Figure 13. System LCOE ranges 0.224-0.414 EUR/kWh (mean</w:t>
+      </w:r>
+      <w:r>
+        <w:t xml:space="preserve"> </w:t>
+      </w:r>
+      <w:r>
+        <w:t xml:space="preserve">0.285) and renewable share ranges 48.4-98.5% (mean 86.2%) – both vary</w:t>
+      </w:r>
+      <w:r>
+        <w:t xml:space="preserve"> </w:t>
+      </w:r>
+      <w:r>
+        <w:t xml:space="preserve">substantially with each scenario’s sampled PV/wind/load combination even</w:t>
       </w:r>
       <w:r>
         <w:t xml:space="preserve"> </w:t>
@@ -3119,13 +3145,13 @@
         <w:t xml:space="preserve"> </w:t>
       </w:r>
       <w:r>
-        <w:t xml:space="preserve">1586.6. This run’s loss curve shows a standard early-stopping pattern, but the</w:t>
-      </w:r>
-      <w:r>
-        <w:t xml:space="preserve"> </w:t>
-      </w:r>
-      <w:r>
-        <w:t xml:space="preserve">underlying problem shows up downstream anyway:</w:t>
+        <w:t xml:space="preserve">1586.6. This run’s loss curve (Figure 16) shows a standard early-stopping</w:t>
+      </w:r>
+      <w:r>
+        <w:t xml:space="preserve"> </w:t>
+      </w:r>
+      <w:r>
+        <w:t xml:space="preserve">pattern, but the underlying problem shows up downstream anyway:</w:t>
       </w:r>
       <w:r>
         <w:t xml:space="preserve"> </w:t>
@@ -3135,7 +3161,7 @@
           <w:bCs/>
           <w:b/>
         </w:rPr>
-        <w:t xml:space="preserve">70 training rows is not</w:t>
+        <w:t xml:space="preserve">70 training</w:t>
       </w:r>
       <w:r>
         <w:rPr>
@@ -3149,40 +3175,40 @@
           <w:bCs/>
           <w:b/>
         </w:rPr>
-        <w:t xml:space="preserve">enough data for a 15,233-parameter network to learn reliably</w:t>
-      </w:r>
-      <w:r>
-        <w:t xml:space="preserve">, which becomes</w:t>
-      </w:r>
-      <w:r>
-        <w:t xml:space="preserve"> </w:t>
-      </w:r>
-      <w:r>
-        <w:t xml:space="preserve">explicit below (test-set R² -2.22, worse than every other model including the</w:t>
-      </w:r>
-      <w:r>
-        <w:t xml:space="preserve"> </w:t>
-      </w:r>
-      <w:r>
-        <w:t xml:space="preserve">naive baseline). This is reported as the honest, unmodified result of the</w:t>
-      </w:r>
-      <w:r>
-        <w:t xml:space="preserve"> </w:t>
-      </w:r>
-      <w:r>
-        <w:t xml:space="preserve">pilot’s actual (small) sample size – not adjusted, retried with different</w:t>
-      </w:r>
-      <w:r>
-        <w:t xml:space="preserve"> </w:t>
-      </w:r>
-      <w:r>
-        <w:t xml:space="preserve">seeds, or hidden – and is a large part of why Stage 8/9’s full-scale re-run</w:t>
-      </w:r>
-      <w:r>
-        <w:t xml:space="preserve"> </w:t>
-      </w:r>
-      <w:r>
-        <w:t xml:space="preserve">matters.</w:t>
+        <w:t xml:space="preserve">rows is not enough data for a 15,233-parameter network to learn reliably</w:t>
+      </w:r>
+      <w:r>
+        <w:t xml:space="preserve">,</w:t>
+      </w:r>
+      <w:r>
+        <w:t xml:space="preserve"> </w:t>
+      </w:r>
+      <w:r>
+        <w:t xml:space="preserve">which becomes explicit below (test-set R² -2.22, worse than every other model</w:t>
+      </w:r>
+      <w:r>
+        <w:t xml:space="preserve"> </w:t>
+      </w:r>
+      <w:r>
+        <w:t xml:space="preserve">including the naive baseline). This is reported as the honest, unmodified</w:t>
+      </w:r>
+      <w:r>
+        <w:t xml:space="preserve"> </w:t>
+      </w:r>
+      <w:r>
+        <w:t xml:space="preserve">result of the pilot’s actual (small) sample size – not adjusted, retried with</w:t>
+      </w:r>
+      <w:r>
+        <w:t xml:space="preserve"> </w:t>
+      </w:r>
+      <w:r>
+        <w:t xml:space="preserve">different seeds, or hidden – and is a large part of why Stage 8/9’s</w:t>
+      </w:r>
+      <w:r>
+        <w:t xml:space="preserve"> </w:t>
+      </w:r>
+      <w:r>
+        <w:t xml:space="preserve">full-scale re-run matters.</w:t>
       </w:r>
     </w:p>
     <w:p>
@@ -3780,31 +3806,49 @@
         <w:pStyle w:val="BodyText"/>
       </w:pPr>
       <w:r>
-        <w:t xml:space="preserve">The system LCOE curve is a clean convex U-shape: LCOE starts at 0.287 EUR/kWh</w:t>
-      </w:r>
-      <w:r>
-        <w:t xml:space="preserve"> </w:t>
-      </w:r>
-      <w:r>
-        <w:t xml:space="preserve">with no battery (heavy diesel reliance), falls to its 0.2390 EUR/kWh minimum</w:t>
-      </w:r>
-      <w:r>
-        <w:t xml:space="preserve"> </w:t>
-      </w:r>
-      <w:r>
-        <w:t xml:space="preserve">at 19 modules as battery capacity substitutes for diesel fuel, then rises</w:t>
-      </w:r>
-      <w:r>
-        <w:t xml:space="preserve"> </w:t>
-      </w:r>
-      <w:r>
-        <w:t xml:space="preserve">again beyond ~19 modules as additional battery capital cost outweighs the</w:t>
-      </w:r>
-      <w:r>
-        <w:t xml:space="preserve"> </w:t>
-      </w:r>
-      <w:r>
-        <w:t xml:space="preserve">shrinking diesel-fuel savings.</w:t>
+        <w:t xml:space="preserve">The system LCOE curve (Figure 27) is a clean convex U-shape: LCOE starts at</w:t>
+      </w:r>
+      <w:r>
+        <w:t xml:space="preserve"> </w:t>
+      </w:r>
+      <w:r>
+        <w:t xml:space="preserve">0.287 EUR/kWh with no battery (heavy diesel reliance), falls to its 0.2390</w:t>
+      </w:r>
+      <w:r>
+        <w:t xml:space="preserve"> </w:t>
+      </w:r>
+      <w:r>
+        <w:t xml:space="preserve">EUR/kWh minimum at 19 modules as battery capacity substitutes for diesel</w:t>
+      </w:r>
+      <w:r>
+        <w:t xml:space="preserve"> </w:t>
+      </w:r>
+      <w:r>
+        <w:t xml:space="preserve">fuel, then rises again beyond ~19 modules as additional battery capital cost</w:t>
+      </w:r>
+      <w:r>
+        <w:t xml:space="preserve"> </w:t>
+      </w:r>
+      <w:r>
+        <w:t xml:space="preserve">outweighs the shrinking diesel-fuel savings. The battery-only equivalent</w:t>
+      </w:r>
+      <w:r>
+        <w:t xml:space="preserve"> </w:t>
+      </w:r>
+      <w:r>
+        <w:t xml:space="preserve">annual cost behind that curve is linear in capacity (Figure 9); it is the</w:t>
+      </w:r>
+      <w:r>
+        <w:t xml:space="preserve"> </w:t>
+      </w:r>
+      <w:r>
+        <w:t xml:space="preserve">addition of PV/wind/diesel costs and diesel fuel savings on top of that</w:t>
+      </w:r>
+      <w:r>
+        <w:t xml:space="preserve"> </w:t>
+      </w:r>
+      <w:r>
+        <w:t xml:space="preserve">linear cost that produces Figure 27’s U-shape.</w:t>
       </w:r>
     </w:p>
     <w:p>
@@ -3869,84 +3913,135 @@
         <w:pStyle w:val="BodyText"/>
       </w:pPr>
       <w:r>
-        <w:t xml:space="preserve">Renewable share climbs monotonically with battery capacity throughout (to</w:t>
-      </w:r>
-      <w:r>
-        <w:t xml:space="preserve"> </w:t>
-      </w:r>
-      <w:r>
-        <w:t xml:space="preserve">89.9% at 80 modules) even past the LCOE minimum – the chart below reproduces</w:t>
-      </w:r>
-      <w:r>
-        <w:t xml:space="preserve"> </w:t>
-      </w:r>
-      <w:r>
-        <w:t xml:space="preserve">the shape of the course lecture’s OptiCE</w:t>
-      </w:r>
-      <w:r>
-        <w:t xml:space="preserve"> </w:t>
-      </w:r>
-      <w:r>
-        <w:t xml:space="preserve">“</w:t>
-      </w:r>
-      <w:r>
-        <w:t xml:space="preserve">Typical results (1)</w:t>
-      </w:r>
-      <w:r>
-        <w:t xml:space="preserve">”</w:t>
-      </w:r>
-      <w:r>
-        <w:t xml:space="preserve"> </w:t>
-      </w:r>
-      <w:r>
-        <w:t xml:space="preserve">chart</w:t>
-      </w:r>
-      <w:r>
-        <w:t xml:space="preserve"> </w:t>
-      </w:r>
-      <w:r>
-        <w:t xml:space="preserve">(renewable share % vs. LCOE) directly from this project’s own exhaustive</w:t>
-      </w:r>
-      <w:r>
-        <w:t xml:space="preserve"> </w:t>
-      </w:r>
-      <w:r>
-        <w:t xml:space="preserve">search output, with the minimum-LCOE point sitting at a renewable share</w:t>
-      </w:r>
-      <w:r>
-        <w:t xml:space="preserve"> </w:t>
-      </w:r>
-      <w:r>
-        <w:t xml:space="preserve">(80.2%) well below 100%, matching the qualitative shape of that reference</w:t>
-      </w:r>
-      <w:r>
-        <w:t xml:space="preserve"> </w:t>
-      </w:r>
-      <w:r>
-        <w:t xml:space="preserve">chart.</w:t>
-      </w:r>
-    </w:p>
-    <w:p>
-      <w:pPr>
-        <w:pStyle w:val="BodyText"/>
-      </w:pPr>
-      <w:r>
         <w:drawing>
           <wp:inline>
-            <wp:extent cx="5334000" cy="3980798"/>
+            <wp:extent cx="5334000" cy="3305323"/>
             <wp:effectExtent b="0" l="0" r="0" t="0"/>
-            <wp:docPr descr="Renewable share vs. system LCOE, reproducing the OptiCE course lecture chart shape" title="" id="52" name="Picture"/>
+            <wp:docPr descr="Battery-only annualized cost vs. capacity" title="" id="52" name="Picture"/>
             <a:graphic>
               <a:graphicData uri="http://schemas.openxmlformats.org/drawingml/2006/picture">
                 <pic:pic>
                   <pic:nvPicPr>
-                    <pic:cNvPr descr="../outputs/figures/28_renewable_share_vs_lcoe.png" id="53" name="Picture"/>
+                    <pic:cNvPr descr="../outputs/figures/09_cost_vs_capacity.png" id="53" name="Picture"/>
                     <pic:cNvPicPr>
                       <a:picLocks noChangeArrowheads="1" noChangeAspect="1"/>
                     </pic:cNvPicPr>
                   </pic:nvPicPr>
                   <pic:blipFill>
                     <a:blip r:embed="rId51"/>
+                    <a:stretch>
+                      <a:fillRect/>
+                    </a:stretch>
+                  </pic:blipFill>
+                  <pic:spPr bwMode="auto">
+                    <a:xfrm>
+                      <a:off x="0" y="0"/>
+                      <a:ext cx="5334000" cy="3305323"/>
+                    </a:xfrm>
+                    <a:prstGeom prst="rect">
+                      <a:avLst/>
+                    </a:prstGeom>
+                    <a:noFill/>
+                    <a:ln w="9525">
+                      <a:noFill/>
+                      <a:headEnd/>
+                      <a:tailEnd/>
+                    </a:ln>
+                  </pic:spPr>
+                </pic:pic>
+              </a:graphicData>
+            </a:graphic>
+          </wp:inline>
+        </w:drawing>
+      </w:r>
+      <w:r>
+        <w:t xml:space="preserve"> </w:t>
+      </w:r>
+      <w:r>
+        <w:rPr>
+          <w:iCs/>
+          <w:i/>
+        </w:rPr>
+        <w:t xml:space="preserve">Figure 9 — Battery-only equivalent annual cost vs. capacity (linear in capacity).</w:t>
+      </w:r>
+    </w:p>
+    <w:p>
+      <w:pPr>
+        <w:pStyle w:val="BodyText"/>
+      </w:pPr>
+      <w:r>
+        <w:t xml:space="preserve">Renewable share climbs monotonically with battery capacity throughout (to</w:t>
+      </w:r>
+      <w:r>
+        <w:t xml:space="preserve"> </w:t>
+      </w:r>
+      <w:r>
+        <w:t xml:space="preserve">89.9% at 80 modules) even past the LCOE minimum – Figure 28 reproduces the</w:t>
+      </w:r>
+      <w:r>
+        <w:t xml:space="preserve"> </w:t>
+      </w:r>
+      <w:r>
+        <w:t xml:space="preserve">shape of the course lecture’s OptiCE</w:t>
+      </w:r>
+      <w:r>
+        <w:t xml:space="preserve"> </w:t>
+      </w:r>
+      <w:r>
+        <w:t xml:space="preserve">“</w:t>
+      </w:r>
+      <w:r>
+        <w:t xml:space="preserve">Typical results (1)</w:t>
+      </w:r>
+      <w:r>
+        <w:t xml:space="preserve">”</w:t>
+      </w:r>
+      <w:r>
+        <w:t xml:space="preserve"> </w:t>
+      </w:r>
+      <w:r>
+        <w:t xml:space="preserve">chart (renewable</w:t>
+      </w:r>
+      <w:r>
+        <w:t xml:space="preserve"> </w:t>
+      </w:r>
+      <w:r>
+        <w:t xml:space="preserve">share % vs. LCOE) directly from this project’s own exhaustive search output,</w:t>
+      </w:r>
+      <w:r>
+        <w:t xml:space="preserve"> </w:t>
+      </w:r>
+      <w:r>
+        <w:t xml:space="preserve">with the minimum-LCOE point sitting at a renewable share (80.2%) well below</w:t>
+      </w:r>
+      <w:r>
+        <w:t xml:space="preserve"> </w:t>
+      </w:r>
+      <w:r>
+        <w:t xml:space="preserve">100%, matching the qualitative shape of that reference chart.</w:t>
+      </w:r>
+    </w:p>
+    <w:p>
+      <w:pPr>
+        <w:pStyle w:val="BodyText"/>
+      </w:pPr>
+      <w:r>
+        <w:drawing>
+          <wp:inline>
+            <wp:extent cx="5334000" cy="3980798"/>
+            <wp:effectExtent b="0" l="0" r="0" t="0"/>
+            <wp:docPr descr="Renewable share vs. system LCOE, reproducing the OptiCE course lecture chart shape" title="" id="55" name="Picture"/>
+            <a:graphic>
+              <a:graphicData uri="http://schemas.openxmlformats.org/drawingml/2006/picture">
+                <pic:pic>
+                  <pic:nvPicPr>
+                    <pic:cNvPr descr="../outputs/figures/28_renewable_share_vs_lcoe.png" id="56" name="Picture"/>
+                    <pic:cNvPicPr>
+                      <a:picLocks noChangeArrowheads="1" noChangeAspect="1"/>
+                    </pic:cNvPicPr>
+                  </pic:nvPicPr>
+                  <pic:blipFill>
+                    <a:blip r:embed="rId54"/>
                     <a:stretch>
                       <a:fillRect/>
                     </a:stretch>
@@ -4090,43 +4185,61 @@
         <w:t xml:space="preserve"> </w:t>
       </w:r>
       <w:r>
-        <w:t xml:space="preserve">made the baseline case infeasible within the configured range (LPSP never</w:t>
-      </w:r>
-      <w:r>
-        <w:t xml:space="preserve"> </w:t>
-      </w:r>
-      <w:r>
-        <w:t xml:space="preserve">dropped below ~10%, see report history). Under Addendum 3’s diesel-backed</w:t>
-      </w:r>
-      <w:r>
-        <w:t xml:space="preserve"> </w:t>
-      </w:r>
-      <w:r>
-        <w:t xml:space="preserve">design, diesel simply covers the seasonal shortfall whenever it’s cheaper to</w:t>
-      </w:r>
-      <w:r>
-        <w:t xml:space="preserve"> </w:t>
-      </w:r>
-      <w:r>
-        <w:t xml:space="preserve">burn fuel than to buy more battery capacity – the 19-module optimum is</w:t>
-      </w:r>
-      <w:r>
-        <w:t xml:space="preserve"> </w:t>
-      </w:r>
-      <w:r>
-        <w:t xml:space="preserve">exactly the point where that trade-off balances, and the seasonal mismatch now</w:t>
-      </w:r>
-      <w:r>
-        <w:t xml:space="preserve"> </w:t>
-      </w:r>
-      <w:r>
-        <w:t xml:space="preserve">shows up as diesel fuel consumption (driving the 80.2% ceiling on renewable</w:t>
-      </w:r>
-      <w:r>
-        <w:t xml:space="preserve"> </w:t>
-      </w:r>
-      <w:r>
-        <w:t xml:space="preserve">share at the LCOE optimum) rather than as outright infeasibility.</w:t>
+        <w:t xml:space="preserve">made the baseline case infeasible within the configured range – the LPSP</w:t>
+      </w:r>
+      <w:r>
+        <w:t xml:space="preserve"> </w:t>
+      </w:r>
+      <w:r>
+        <w:t xml:space="preserve">curve from that pre-diesel view is kept as a diagnostic in Figure 7, and</w:t>
+      </w:r>
+      <w:r>
+        <w:t xml:space="preserve"> </w:t>
+      </w:r>
+      <w:r>
+        <w:t xml:space="preserve">never dropped below ~10% across the tested range. Under Addendum 3’s</w:t>
+      </w:r>
+      <w:r>
+        <w:t xml:space="preserve"> </w:t>
+      </w:r>
+      <w:r>
+        <w:t xml:space="preserve">diesel-backed design, diesel simply covers the seasonal shortfall whenever</w:t>
+      </w:r>
+      <w:r>
+        <w:t xml:space="preserve"> </w:t>
+      </w:r>
+      <w:r>
+        <w:t xml:space="preserve">it’s cheaper to burn fuel than to buy more battery capacity – the 19-module</w:t>
+      </w:r>
+      <w:r>
+        <w:t xml:space="preserve"> </w:t>
+      </w:r>
+      <w:r>
+        <w:t xml:space="preserve">optimum is exactly the point where that trade-off balances, and the seasonal</w:t>
+      </w:r>
+      <w:r>
+        <w:t xml:space="preserve"> </w:t>
+      </w:r>
+      <w:r>
+        <w:t xml:space="preserve">mismatch now shows up as diesel fuel consumption (driving the 80.2% ceiling</w:t>
+      </w:r>
+      <w:r>
+        <w:t xml:space="preserve"> </w:t>
+      </w:r>
+      <w:r>
+        <w:t xml:space="preserve">on renewable share at the LCOE optimum) rather than as outright</w:t>
+      </w:r>
+      <w:r>
+        <w:t xml:space="preserve"> </w:t>
+      </w:r>
+      <w:r>
+        <w:t xml:space="preserve">infeasibility. The larger a battery gets, the more it absorbs otherwise-wasted</w:t>
+      </w:r>
+      <w:r>
+        <w:t xml:space="preserve"> </w:t>
+      </w:r>
+      <w:r>
+        <w:t xml:space="preserve">summer surplus instead of curtailing it (Figure 8).</w:t>
       </w:r>
     </w:p>
     <w:p>
@@ -4138,69 +4251,12 @@
           <wp:inline>
             <wp:extent cx="5334000" cy="3303929"/>
             <wp:effectExtent b="0" l="0" r="0" t="0"/>
-            <wp:docPr descr="LPSP (renewables + battery only, pre-diesel) vs. battery capacity" title="" id="55" name="Picture"/>
+            <wp:docPr descr="LPSP (renewables + battery only, pre-diesel) vs. battery capacity" title="" id="58" name="Picture"/>
             <a:graphic>
               <a:graphicData uri="http://schemas.openxmlformats.org/drawingml/2006/picture">
                 <pic:pic>
                   <pic:nvPicPr>
-                    <pic:cNvPr descr="../outputs/figures/07_lpsp_vs_capacity.png" id="56" name="Picture"/>
-                    <pic:cNvPicPr>
-                      <a:picLocks noChangeArrowheads="1" noChangeAspect="1"/>
-                    </pic:cNvPicPr>
-                  </pic:nvPicPr>
-                  <pic:blipFill>
-                    <a:blip r:embed="rId54"/>
-                    <a:stretch>
-                      <a:fillRect/>
-                    </a:stretch>
-                  </pic:blipFill>
-                  <pic:spPr bwMode="auto">
-                    <a:xfrm>
-                      <a:off x="0" y="0"/>
-                      <a:ext cx="5334000" cy="3303929"/>
-                    </a:xfrm>
-                    <a:prstGeom prst="rect">
-                      <a:avLst/>
-                    </a:prstGeom>
-                    <a:noFill/>
-                    <a:ln w="9525">
-                      <a:noFill/>
-                      <a:headEnd/>
-                      <a:tailEnd/>
-                    </a:ln>
-                  </pic:spPr>
-                </pic:pic>
-              </a:graphicData>
-            </a:graphic>
-          </wp:inline>
-        </w:drawing>
-      </w:r>
-      <w:r>
-        <w:t xml:space="preserve"> </w:t>
-      </w:r>
-      <w:r>
-        <w:rPr>
-          <w:iCs/>
-          <w:i/>
-        </w:rPr>
-        <w:t xml:space="preserve">Figure 7 — LPSP from renewables and battery alone (pre-diesel), vs. capacity. Diagnostic only; not the search’s binding constraint under Addendum 3.</w:t>
-      </w:r>
-    </w:p>
-    <w:p>
-      <w:pPr>
-        <w:pStyle w:val="BodyText"/>
-      </w:pPr>
-      <w:r>
-        <w:drawing>
-          <wp:inline>
-            <wp:extent cx="5334000" cy="3303929"/>
-            <wp:effectExtent b="0" l="0" r="0" t="0"/>
-            <wp:docPr descr="Curtailed renewable energy vs. battery capacity" title="" id="58" name="Picture"/>
-            <a:graphic>
-              <a:graphicData uri="http://schemas.openxmlformats.org/drawingml/2006/picture">
-                <pic:pic>
-                  <pic:nvPicPr>
-                    <pic:cNvPr descr="../outputs/figures/08_curtailment_vs_capacity.png" id="59" name="Picture"/>
+                    <pic:cNvPr descr="../outputs/figures/07_lpsp_vs_capacity.png" id="59" name="Picture"/>
                     <pic:cNvPicPr>
                       <a:picLocks noChangeArrowheads="1" noChangeAspect="1"/>
                     </pic:cNvPicPr>
@@ -4240,7 +4296,7 @@
           <w:iCs/>
           <w:i/>
         </w:rPr>
-        <w:t xml:space="preserve">Figure 8 — Curtailed (wasted) renewable energy vs. battery capacity, monotonically decreasing.</w:t>
+        <w:t xml:space="preserve">Figure 7 — LPSP from renewables and battery alone (pre-diesel), vs. capacity. Diagnostic only; not the search’s binding constraint under Addendum 3.</w:t>
       </w:r>
     </w:p>
     <w:p>
@@ -4250,14 +4306,14 @@
       <w:r>
         <w:drawing>
           <wp:inline>
-            <wp:extent cx="5334000" cy="3305323"/>
+            <wp:extent cx="5334000" cy="3303929"/>
             <wp:effectExtent b="0" l="0" r="0" t="0"/>
-            <wp:docPr descr="Battery-only annualized cost vs. capacity" title="" id="61" name="Picture"/>
+            <wp:docPr descr="Curtailed renewable energy vs. battery capacity" title="" id="61" name="Picture"/>
             <a:graphic>
               <a:graphicData uri="http://schemas.openxmlformats.org/drawingml/2006/picture">
                 <pic:pic>
                   <pic:nvPicPr>
-                    <pic:cNvPr descr="../outputs/figures/09_cost_vs_capacity.png" id="62" name="Picture"/>
+                    <pic:cNvPr descr="../outputs/figures/08_curtailment_vs_capacity.png" id="62" name="Picture"/>
                     <pic:cNvPicPr>
                       <a:picLocks noChangeArrowheads="1" noChangeAspect="1"/>
                     </pic:cNvPicPr>
@@ -4271,7 +4327,7 @@
                   <pic:spPr bwMode="auto">
                     <a:xfrm>
                       <a:off x="0" y="0"/>
-                      <a:ext cx="5334000" cy="3305323"/>
+                      <a:ext cx="5334000" cy="3303929"/>
                     </a:xfrm>
                     <a:prstGeom prst="rect">
                       <a:avLst/>
@@ -4297,7 +4353,39 @@
           <w:iCs/>
           <w:i/>
         </w:rPr>
-        <w:t xml:space="preserve">Figure 9 — Battery-only equivalent annual cost vs. capacity (linear in capacity).</w:t>
+        <w:t xml:space="preserve">Figure 8 — Curtailed (wasted) renewable energy vs. battery capacity, monotonically decreasing.</w:t>
+      </w:r>
+    </w:p>
+    <w:p>
+      <w:pPr>
+        <w:pStyle w:val="BodyText"/>
+      </w:pPr>
+      <w:r>
+        <w:t xml:space="preserve">At the system-LCOE-optimal 19-module battery, a representative winter week’s</w:t>
+      </w:r>
+      <w:r>
+        <w:t xml:space="preserve"> </w:t>
+      </w:r>
+      <w:r>
+        <w:t xml:space="preserve">state-of-charge trajectory (Figure 10) shows daily charge/discharge cycling</w:t>
+      </w:r>
+      <w:r>
+        <w:t xml:space="preserve"> </w:t>
+      </w:r>
+      <w:r>
+        <w:t xml:space="preserve">within the configured SOC window, and the annual energy-flow balance (Figure</w:t>
+      </w:r>
+      <w:r>
+        <w:t xml:space="preserve"> </w:t>
+      </w:r>
+      <w:r>
+        <w:t xml:space="preserve">11) confirms the load is fully covered – direct supply, battery discharge,</w:t>
+      </w:r>
+      <w:r>
+        <w:t xml:space="preserve"> </w:t>
+      </w:r>
+      <w:r>
+        <w:t xml:space="preserve">and diesel together, with no unserved energy – at that optimum.</w:t>
       </w:r>
     </w:p>
     <w:p>
@@ -5300,19 +5388,19 @@
         <w:t xml:space="preserve"> </w:t>
       </w:r>
       <w:r>
-        <w:t xml:space="preserve">accuracy on every metric, including a negative R² worse than the naive</w:t>
-      </w:r>
-      <w:r>
-        <w:t xml:space="preserve"> </w:t>
-      </w:r>
-      <w:r>
-        <w:t xml:space="preserve">baseline’s. §12 already showed why: 70 training rows is not enough data for a</w:t>
-      </w:r>
-      <w:r>
-        <w:t xml:space="preserve"> </w:t>
-      </w:r>
-      <w:r>
-        <w:t xml:space="preserve">15,233-parameter network at this problem’s noise level – a textbook</w:t>
+        <w:t xml:space="preserve">accuracy on every metric (Figure 21), including a negative R² worse than the</w:t>
+      </w:r>
+      <w:r>
+        <w:t xml:space="preserve"> </w:t>
+      </w:r>
+      <w:r>
+        <w:t xml:space="preserve">naive baseline’s. §12 already showed why: 70 training rows is not enough data</w:t>
+      </w:r>
+      <w:r>
+        <w:t xml:space="preserve"> </w:t>
+      </w:r>
+      <w:r>
+        <w:t xml:space="preserve">for a 15,233-parameter network at this problem’s noise level – a textbook</w:t>
       </w:r>
       <w:r>
         <w:t xml:space="preserve"> </w:t>
@@ -5406,6 +5494,68 @@
       </w:r>
       <w:r>
         <w:t xml:space="preserve">.</w:t>
+      </w:r>
+    </w:p>
+    <w:p>
+      <w:pPr>
+        <w:pStyle w:val="BodyText"/>
+      </w:pPr>
+      <w:r>
+        <w:t xml:space="preserve">The predicted-vs-true scatter for each model (Figure 17a-d) shows this</w:t>
+      </w:r>
+      <w:r>
+        <w:t xml:space="preserve"> </w:t>
+      </w:r>
+      <w:r>
+        <w:t xml:space="preserve">directly: Ridge and Random Forest’s points hug the diagonal closely, while the</w:t>
+      </w:r>
+      <w:r>
+        <w:t xml:space="preserve"> </w:t>
+      </w:r>
+      <w:r>
+        <w:t xml:space="preserve">neural network’s scatter visibly off it. The corresponding residual</w:t>
+      </w:r>
+      <w:r>
+        <w:t xml:space="preserve"> </w:t>
+      </w:r>
+      <w:r>
+        <w:t xml:space="preserve">distributions (Figure 18a-d) tell the same story from a different angle –</w:t>
+      </w:r>
+      <w:r>
+        <w:t xml:space="preserve"> </w:t>
+      </w:r>
+      <w:r>
+        <w:t xml:space="preserve">Ridge and Random Forest’s errors cluster tightly near zero, the naive</w:t>
+      </w:r>
+      <w:r>
+        <w:t xml:space="preserve"> </w:t>
+      </w:r>
+      <w:r>
+        <w:t xml:space="preserve">baseline’s are widely spread since it predicts one flat value regardless of</w:t>
+      </w:r>
+      <w:r>
+        <w:t xml:space="preserve"> </w:t>
+      </w:r>
+      <w:r>
+        <w:t xml:space="preserve">scenario, and the neural network’s are the widest and least centered of the</w:t>
+      </w:r>
+      <w:r>
+        <w:t xml:space="preserve"> </w:t>
+      </w:r>
+      <w:r>
+        <w:t xml:space="preserve">four. Figure 23 breaks accuracy down further into over- vs. under-prediction</w:t>
+      </w:r>
+      <w:r>
+        <w:t xml:space="preserve"> </w:t>
+      </w:r>
+      <w:r>
+        <w:t xml:space="preserve">rate per model, reported separately rather than folded into one blended</w:t>
+      </w:r>
+      <w:r>
+        <w:t xml:space="preserve"> </w:t>
+      </w:r>
+      <w:r>
+        <w:t xml:space="preserve">number, per PROJECT_BRIEF.md §21.</w:t>
       </w:r>
     </w:p>
     <w:p>
@@ -6915,7 +7065,25 @@
         <w:t xml:space="preserve"> </w:t>
       </w:r>
       <w:r>
-        <w:t xml:space="preserve">accuracy improvement is matched by an economic-cost improvement.</w:t>
+        <w:t xml:space="preserve">accuracy improvement is matched by an economic-cost improvement. The</w:t>
+      </w:r>
+      <w:r>
+        <w:t xml:space="preserve"> </w:t>
+      </w:r>
+      <w:r>
+        <w:t xml:space="preserve">full-scale training run’s loss curve (Figure 16, full-scale version) shows a</w:t>
+      </w:r>
+      <w:r>
+        <w:t xml:space="preserve"> </w:t>
+      </w:r>
+      <w:r>
+        <w:t xml:space="preserve">clean, non-diverging convergence – a visible contrast to the pilot’s</w:t>
+      </w:r>
+      <w:r>
+        <w:t xml:space="preserve"> </w:t>
+      </w:r>
+      <w:r>
+        <w:t xml:space="preserve">overparameterized-regime curve (Figure 16, pilot version, §12).</w:t>
       </w:r>
     </w:p>
     <w:p>
@@ -7749,19 +7917,19 @@
         <w:t xml:space="preserve"> </w:t>
       </w:r>
       <w:r>
-        <w:t xml:space="preserve">100% for every model, exactly as expected: diesel makes reliability</w:t>
-      </w:r>
-      <w:r>
-        <w:t xml:space="preserve"> </w:t>
-      </w:r>
-      <w:r>
-        <w:t xml:space="preserve">near-universal by construction (§8), so it no longer discriminates between</w:t>
-      </w:r>
-      <w:r>
-        <w:t xml:space="preserve"> </w:t>
-      </w:r>
-      <w:r>
-        <w:t xml:space="preserve">models the way it did under the pre-diesel design.</w:t>
+        <w:t xml:space="preserve">100% for every model (Figure 22), exactly as expected: diesel makes</w:t>
+      </w:r>
+      <w:r>
+        <w:t xml:space="preserve"> </w:t>
+      </w:r>
+      <w:r>
+        <w:t xml:space="preserve">reliability near-universal by construction (§8), so it no longer</w:t>
+      </w:r>
+      <w:r>
+        <w:t xml:space="preserve"> </w:t>
+      </w:r>
+      <w:r>
+        <w:t xml:space="preserve">discriminates between models the way it did under the pre-diesel design.</w:t>
       </w:r>
       <w:r>
         <w:t xml:space="preserve"> </w:t>
@@ -7771,88 +7939,86 @@
           <w:bCs/>
           <w:b/>
         </w:rPr>
-        <w:t xml:space="preserve">The metric that</w:t>
+        <w:t xml:space="preserve">The metric that discriminates is mean extra system LCOE (Figure 29)</w:t>
+      </w:r>
+      <w:r>
+        <w:t xml:space="preserve">, and</w:t>
+      </w:r>
+      <w:r>
+        <w:t xml:space="preserve"> </w:t>
+      </w:r>
+      <w:r>
+        <w:t xml:space="preserve">it tells the same story as §15.1’s accuracy table: the neural network’s</w:t>
+      </w:r>
+      <w:r>
+        <w:t xml:space="preserve"> </w:t>
+      </w:r>
+      <w:r>
+        <w:t xml:space="preserve">predictions would make the system</w:t>
+      </w:r>
+      <w:r>
+        <w:t xml:space="preserve"> </w:t>
       </w:r>
       <w:r>
         <w:rPr>
           <w:bCs/>
           <w:b/>
         </w:rPr>
-        <w:t xml:space="preserve"> </w:t>
-      </w:r>
-      <w:r>
-        <w:rPr>
-          <w:bCs/>
-          <w:b/>
-        </w:rPr>
-        <w:t xml:space="preserve">discriminates is mean extra system LCOE</w:t>
-      </w:r>
-      <w:r>
-        <w:t xml:space="preserve">, and it tells the same story as</w:t>
-      </w:r>
-      <w:r>
-        <w:t xml:space="preserve"> </w:t>
-      </w:r>
-      <w:r>
-        <w:t xml:space="preserve">§15.1’s accuracy table: the neural network’s predictions would make the</w:t>
-      </w:r>
-      <w:r>
-        <w:t xml:space="preserve"> </w:t>
-      </w:r>
-      <w:r>
-        <w:t xml:space="preserve">system</w:t>
-      </w:r>
-      <w:r>
-        <w:t xml:space="preserve"> </w:t>
-      </w:r>
-      <w:r>
-        <w:rPr>
-          <w:bCs/>
-          <w:b/>
-        </w:rPr>
         <w:t xml:space="preserve">0.0361 EUR/kWh</w:t>
       </w:r>
       <w:r>
         <w:t xml:space="preserve"> </w:t>
       </w:r>
       <w:r>
-        <w:t xml:space="preserve">more expensive than the true optimum on average –</w:t>
-      </w:r>
-      <w:r>
-        <w:t xml:space="preserve"> </w:t>
-      </w:r>
-      <w:r>
-        <w:t xml:space="preserve">worse than even the naive median baseline (0.0217 EUR/kWh) – while Ridge</w:t>
-      </w:r>
-      <w:r>
-        <w:t xml:space="preserve"> </w:t>
-      </w:r>
-      <w:r>
-        <w:t xml:space="preserve">(0.0013) and Random Forest (0.0016) cost almost nothing extra. This is a</w:t>
-      </w:r>
-      <w:r>
-        <w:t xml:space="preserve"> </w:t>
-      </w:r>
-      <w:r>
-        <w:t xml:space="preserve">direct, continuous economic consequence of the accuracy gap documented in</w:t>
-      </w:r>
-      <w:r>
-        <w:t xml:space="preserve"> </w:t>
-      </w:r>
-      <w:r>
-        <w:t xml:space="preserve">§15.1, not a separate finding: 68.75% of the neural network’s predictions</w:t>
-      </w:r>
-      <w:r>
-        <w:t xml:space="preserve"> </w:t>
-      </w:r>
-      <w:r>
-        <w:t xml:space="preserve">undersize the battery (11 of 16 scenarios), each one paying a real LCOE</w:t>
-      </w:r>
-      <w:r>
-        <w:t xml:space="preserve"> </w:t>
-      </w:r>
-      <w:r>
-        <w:t xml:space="preserve">penalty even though diesel means none of them actually go unserved.</w:t>
+        <w:t xml:space="preserve">more expensive than the</w:t>
+      </w:r>
+      <w:r>
+        <w:t xml:space="preserve"> </w:t>
+      </w:r>
+      <w:r>
+        <w:t xml:space="preserve">true optimum on average – worse than even the naive median baseline (0.0217</w:t>
+      </w:r>
+      <w:r>
+        <w:t xml:space="preserve"> </w:t>
+      </w:r>
+      <w:r>
+        <w:t xml:space="preserve">EUR/kWh) – while Ridge (0.0013) and Random Forest (0.0016) cost almost</w:t>
+      </w:r>
+      <w:r>
+        <w:t xml:space="preserve"> </w:t>
+      </w:r>
+      <w:r>
+        <w:t xml:space="preserve">nothing extra. This is a direct, continuous economic consequence of the</w:t>
+      </w:r>
+      <w:r>
+        <w:t xml:space="preserve"> </w:t>
+      </w:r>
+      <w:r>
+        <w:t xml:space="preserve">accuracy gap documented in §15.1, not a separate finding: 68.75% of the</w:t>
+      </w:r>
+      <w:r>
+        <w:t xml:space="preserve"> </w:t>
+      </w:r>
+      <w:r>
+        <w:t xml:space="preserve">neural network’s predictions undersize the battery (11 of 16 scenarios), each</w:t>
+      </w:r>
+      <w:r>
+        <w:t xml:space="preserve"> </w:t>
+      </w:r>
+      <w:r>
+        <w:t xml:space="preserve">one paying a real LCOE penalty even though diesel means none of them</w:t>
+      </w:r>
+      <w:r>
+        <w:t xml:space="preserve"> </w:t>
+      </w:r>
+      <w:r>
+        <w:t xml:space="preserve">actually go unserved. Figure 26 breaks the additional-cost side of that</w:t>
+      </w:r>
+      <w:r>
+        <w:t xml:space="preserve"> </w:t>
+      </w:r>
+      <w:r>
+        <w:t xml:space="preserve">penalty down by model specifically for the oversizing cases.</w:t>
       </w:r>
     </w:p>
     <w:p>
@@ -8518,19 +8684,33 @@
           <w:bCs/>
           <w:b/>
         </w:rPr>
-        <w:t xml:space="preserve">This full-scale result completely reverses the pilot’s finding.</w:t>
-      </w:r>
-      <w:r>
-        <w:t xml:space="preserve"> </w:t>
-      </w:r>
-      <w:r>
-        <w:t xml:space="preserve">At 16</w:t>
-      </w:r>
-      <w:r>
-        <w:t xml:space="preserve"> </w:t>
-      </w:r>
-      <w:r>
-        <w:t xml:space="preserve">test scenarios (§16.1), the neural network’s predictions were the</w:t>
+        <w:t xml:space="preserve">This full-scale result (Figure 29, full-scale version) completely reverses</w:t>
+      </w:r>
+      <w:r>
+        <w:rPr>
+          <w:bCs/>
+          <w:b/>
+        </w:rPr>
+        <w:t xml:space="preserve"> </w:t>
+      </w:r>
+      <w:r>
+        <w:rPr>
+          <w:bCs/>
+          <w:b/>
+        </w:rPr>
+        <w:t xml:space="preserve">the pilot’s finding.</w:t>
+      </w:r>
+      <w:r>
+        <w:t xml:space="preserve"> </w:t>
+      </w:r>
+      <w:r>
+        <w:t xml:space="preserve">At 16 test scenarios (§16.1), the neural network’s</w:t>
+      </w:r>
+      <w:r>
+        <w:t xml:space="preserve"> </w:t>
+      </w:r>
+      <w:r>
+        <w:t xml:space="preserve">predictions were the</w:t>
       </w:r>
       <w:r>
         <w:t xml:space="preserve"> </w:t>
@@ -8546,13 +8726,19 @@
         <w:t xml:space="preserve"> </w:t>
       </w:r>
       <w:r>
-        <w:t xml:space="preserve">expensive of the four models to trust (0.0361 EUR/kWh extra, worse than</w:t>
-      </w:r>
-      <w:r>
-        <w:t xml:space="preserve"> </w:t>
-      </w:r>
-      <w:r>
-        <w:t xml:space="preserve">naive). At 751 test scenarios, the neural network is</w:t>
+        <w:t xml:space="preserve">expensive of the four models to trust (0.0361</w:t>
+      </w:r>
+      <w:r>
+        <w:t xml:space="preserve"> </w:t>
+      </w:r>
+      <w:r>
+        <w:t xml:space="preserve">EUR/kWh extra, worse than naive). At 751 test scenarios, the neural network</w:t>
+      </w:r>
+      <w:r>
+        <w:t xml:space="preserve"> </w:t>
+      </w:r>
+      <w:r>
+        <w:t xml:space="preserve">is</w:t>
       </w:r>
       <w:r>
         <w:t xml:space="preserve"> </w:t>
@@ -8562,45 +8748,37 @@
           <w:bCs/>
           <w:b/>
         </w:rPr>
-        <w:t xml:space="preserve">statistically tied</w:t>
-      </w:r>
-      <w:r>
-        <w:rPr>
-          <w:bCs/>
-          <w:b/>
-        </w:rPr>
-        <w:t xml:space="preserve"> </w:t>
-      </w:r>
-      <w:r>
-        <w:rPr>
-          <w:bCs/>
-          <w:b/>
-        </w:rPr>
-        <w:t xml:space="preserve">with Random Forest for cheapest to trust</w:t>
-      </w:r>
-      <w:r>
-        <w:t xml:space="preserve"> </w:t>
-      </w:r>
-      <w:r>
-        <w:t xml:space="preserve">(0.0003 EUR/kWh extra for both –</w:t>
-      </w:r>
-      <w:r>
-        <w:t xml:space="preserve"> </w:t>
-      </w:r>
-      <w:r>
-        <w:t xml:space="preserve">both essentially free relative to the true optimum), while naive costs a real</w:t>
-      </w:r>
-      <w:r>
-        <w:t xml:space="preserve"> </w:t>
-      </w:r>
-      <w:r>
-        <w:t xml:space="preserve">0.0145 EUR/kWh extra and Ridge sits in between (0.0008). Reliability pass rate</w:t>
-      </w:r>
-      <w:r>
-        <w:t xml:space="preserve"> </w:t>
-      </w:r>
-      <w:r>
-        <w:t xml:space="preserve">stays at 100% for every model at every scale, since diesel guarantees it by</w:t>
+        <w:t xml:space="preserve">statistically tied with Random Forest for cheapest to trust</w:t>
+      </w:r>
+      <w:r>
+        <w:t xml:space="preserve"> </w:t>
+      </w:r>
+      <w:r>
+        <w:t xml:space="preserve">(0.0003</w:t>
+      </w:r>
+      <w:r>
+        <w:t xml:space="preserve"> </w:t>
+      </w:r>
+      <w:r>
+        <w:t xml:space="preserve">EUR/kWh extra for both – both essentially free relative to the true</w:t>
+      </w:r>
+      <w:r>
+        <w:t xml:space="preserve"> </w:t>
+      </w:r>
+      <w:r>
+        <w:t xml:space="preserve">optimum), while naive costs a real 0.0145 EUR/kWh extra and Ridge sits in</w:t>
+      </w:r>
+      <w:r>
+        <w:t xml:space="preserve"> </w:t>
+      </w:r>
+      <w:r>
+        <w:t xml:space="preserve">between (0.0008). Reliability pass rate stays at 100% for every model at</w:t>
+      </w:r>
+      <w:r>
+        <w:t xml:space="preserve"> </w:t>
+      </w:r>
+      <w:r>
+        <w:t xml:space="preserve">every scale (Figure 22, full-scale version), since diesel guarantees it by</w:t>
       </w:r>
       <w:r>
         <w:t xml:space="preserve"> </w:t>
@@ -8662,43 +8840,43 @@
         <w:t xml:space="preserve"> </w:t>
       </w:r>
       <w:r>
-        <w:t xml:space="preserve">cost from oversizing (EUR 431,251/yr summed across 751 verified scenarios) is</w:t>
-      </w:r>
-      <w:r>
-        <w:t xml:space="preserve"> </w:t>
-      </w:r>
-      <w:r>
-        <w:t xml:space="preserve">the lowest of the four, edging out Random Forest’s EUR 459,996/yr. Every</w:t>
-      </w:r>
-      <w:r>
-        <w:t xml:space="preserve"> </w:t>
-      </w:r>
-      <w:r>
-        <w:t xml:space="preserve">model’s oversizing rate stays close to 50% at full scale, a stable pattern</w:t>
-      </w:r>
-      <w:r>
-        <w:t xml:space="preserve"> </w:t>
-      </w:r>
-      <w:r>
-        <w:t xml:space="preserve">independent of accuracy – oversizing and undersizing rates trade off against</w:t>
-      </w:r>
-      <w:r>
-        <w:t xml:space="preserve"> </w:t>
-      </w:r>
-      <w:r>
-        <w:t xml:space="preserve">each other as accuracy improves (the neural network’s combined error rate</w:t>
-      </w:r>
-      <w:r>
-        <w:t xml:space="preserve"> </w:t>
-      </w:r>
-      <w:r>
-        <w:t xml:space="preserve">shrinks, but the remaining errors split roughly evenly in direction), rather</w:t>
-      </w:r>
-      <w:r>
-        <w:t xml:space="preserve"> </w:t>
-      </w:r>
-      <w:r>
-        <w:t xml:space="preserve">than oversizing disappearing outright.</w:t>
+        <w:t xml:space="preserve">cost from oversizing (Figure 26, full-scale version: EUR 431,251/yr summed</w:t>
+      </w:r>
+      <w:r>
+        <w:t xml:space="preserve"> </w:t>
+      </w:r>
+      <w:r>
+        <w:t xml:space="preserve">across 751 verified scenarios) is the lowest of the four, edging out Random</w:t>
+      </w:r>
+      <w:r>
+        <w:t xml:space="preserve"> </w:t>
+      </w:r>
+      <w:r>
+        <w:t xml:space="preserve">Forest’s EUR 459,996/yr. Every model’s oversizing rate stays close to 50% at</w:t>
+      </w:r>
+      <w:r>
+        <w:t xml:space="preserve"> </w:t>
+      </w:r>
+      <w:r>
+        <w:t xml:space="preserve">full scale, a stable pattern independent of accuracy – oversizing and</w:t>
+      </w:r>
+      <w:r>
+        <w:t xml:space="preserve"> </w:t>
+      </w:r>
+      <w:r>
+        <w:t xml:space="preserve">undersizing rates trade off against each other as accuracy improves (the</w:t>
+      </w:r>
+      <w:r>
+        <w:t xml:space="preserve"> </w:t>
+      </w:r>
+      <w:r>
+        <w:t xml:space="preserve">neural network’s combined error rate shrinks, but the remaining errors split</w:t>
+      </w:r>
+      <w:r>
+        <w:t xml:space="preserve"> </w:t>
+      </w:r>
+      <w:r>
+        <w:t xml:space="preserve">roughly evenly in direction), rather than oversizing disappearing outright.</w:t>
       </w:r>
     </w:p>
     <w:p>
@@ -9664,7 +9842,25 @@
         <w:t xml:space="preserve"> </w:t>
       </w:r>
       <w:r>
-        <w:t xml:space="preserve">meaningfully more reuse to pay off its training cost.</w:t>
+        <w:t xml:space="preserve">meaningfully more reuse to pay off its training cost. Figure 24 shows this</w:t>
+      </w:r>
+      <w:r>
+        <w:t xml:space="preserve"> </w:t>
+      </w:r>
+      <w:r>
+        <w:t xml:space="preserve">runtime gap directly on a log scale, and Figure 25 plots the same models’</w:t>
+      </w:r>
+      <w:r>
+        <w:t xml:space="preserve"> </w:t>
+      </w:r>
+      <w:r>
+        <w:t xml:space="preserve">accuracy against their inference time, the two axes this break-even trade-off</w:t>
+      </w:r>
+      <w:r>
+        <w:t xml:space="preserve"> </w:t>
+      </w:r>
+      <w:r>
+        <w:t xml:space="preserve">actually balances.</w:t>
       </w:r>
     </w:p>
     <w:p>

--- a/reports/exports/technical_report.docx
+++ b/reports/exports/technical_report.docx
@@ -16,17 +16,7 @@
         <w:pStyle w:val="FirstParagraph"/>
       </w:pPr>
       <w:r>
-        <w:rPr>
-          <w:bCs/>
-          <w:b/>
-        </w:rPr>
-        <w:t xml:space="preserve">Status:</w:t>
-      </w:r>
-      <w:r>
-        <w:t xml:space="preserve"> </w:t>
-      </w:r>
-      <w:r>
-        <w:t xml:space="preserve">Sections 9-20 (Scenario-Dataset Generation through Conclusions) contain</w:t>
+        <w:t xml:space="preserve">Status: Sections 9-20 (Scenario-Dataset Generation through Conclusions) contain</w:t>
       </w:r>
       <w:r>
         <w:t xml:space="preserve"> </w:t>
@@ -180,17 +170,7 @@
         <w:pStyle w:val="BodyText"/>
       </w:pPr>
       <w:r>
-        <w:rPr>
-          <w:bCs/>
-          <w:b/>
-        </w:rPr>
-        <w:t xml:space="preserve">LPSP-based sizing methods for standalone PV/wind/battery systems.</w:t>
-      </w:r>
-      <w:r>
-        <w:t xml:space="preserve"> </w:t>
-      </w:r>
-      <w:r>
-        <w:t xml:space="preserve">The</w:t>
+        <w:t xml:space="preserve">LPSP-based sizing methods for standalone PV/wind/battery systems. The</w:t>
       </w:r>
       <w:r>
         <w:t xml:space="preserve"> </w:t>
@@ -288,17 +268,7 @@
         <w:pStyle w:val="BodyText"/>
       </w:pPr>
       <w:r>
-        <w:rPr>
-          <w:bCs/>
-          <w:b/>
-        </w:rPr>
-        <w:t xml:space="preserve">Techno-economic optimization tools.</w:t>
-      </w:r>
-      <w:r>
-        <w:t xml:space="preserve"> </w:t>
-      </w:r>
-      <w:r>
-        <w:t xml:space="preserve">HOMER (Lambert, T., Gilman, P., &amp;</w:t>
+        <w:t xml:space="preserve">Techno-economic optimization tools. HOMER (Lambert, T., Gilman, P., &amp;</w:t>
       </w:r>
       <w:r>
         <w:t xml:space="preserve"> </w:t>
@@ -344,23 +314,7 @@
         <w:t xml:space="preserve"> </w:t>
       </w:r>
       <w:r>
-        <w:t xml:space="preserve">year and ranks designs by life-cycle cost.</w:t>
-      </w:r>
-      <w:r>
-        <w:t xml:space="preserve"> </w:t>
-      </w:r>
-      <w:r>
-        <w:rPr>
-          <w:bCs/>
-          <w:b/>
-        </w:rPr>
-        <w:t xml:space="preserve">OptiCE</w:t>
-      </w:r>
-      <w:r>
-        <w:t xml:space="preserve"> </w:t>
-      </w:r>
-      <w:r>
-        <w:t xml:space="preserve">(Campana, P. E., Zhang,</w:t>
+        <w:t xml:space="preserve">year and ranks designs by life-cycle cost. OptiCE (Campana, P. E., Zhang,</w:t>
       </w:r>
       <w:r>
         <w:t xml:space="preserve"> </w:t>
@@ -589,17 +543,7 @@
         <w:pStyle w:val="BodyText"/>
       </w:pPr>
       <w:r>
-        <w:rPr>
-          <w:bCs/>
-          <w:b/>
-        </w:rPr>
-        <w:t xml:space="preserve">Prior machine-learning-for-sizing literature.</w:t>
-      </w:r>
-      <w:r>
-        <w:t xml:space="preserve"> </w:t>
-      </w:r>
-      <w:r>
-        <w:t xml:space="preserve">Most existing ML work on</w:t>
+        <w:t xml:space="preserve">Prior machine-learning-for-sizing literature. Most existing ML work on</w:t>
       </w:r>
       <w:r>
         <w:t xml:space="preserve"> </w:t>
@@ -1198,10 +1142,6 @@
         <w:pStyle w:val="FirstParagraph"/>
       </w:pPr>
       <w:r>
-        <w:rPr>
-          <w:bCs/>
-          <w:b/>
-        </w:rPr>
         <w:t xml:space="preserve">Diesel-backed hybrid system, min-LCOE objective (PROJECT_BRIEF.md Addendum 3).</w:t>
       </w:r>
       <w:r>
@@ -1238,23 +1178,7 @@
         <w:t xml:space="preserve"> </w:t>
       </w:r>
       <w:r>
-        <w:t xml:space="preserve">system boundary and sized on</w:t>
-      </w:r>
-      <w:r>
-        <w:t xml:space="preserve"> </w:t>
-      </w:r>
-      <w:r>
-        <w:rPr>
-          <w:bCs/>
-          <w:b/>
-        </w:rPr>
-        <w:t xml:space="preserve">power</w:t>
-      </w:r>
-      <w:r>
-        <w:t xml:space="preserve"> </w:t>
-      </w:r>
-      <w:r>
-        <w:t xml:space="preserve">rather than energy</w:t>
+        <w:t xml:space="preserve">system boundary and sized on power rather than energy</w:t>
       </w:r>
       <w:r>
         <w:t xml:space="preserve"> </w:t>
@@ -1314,37 +1238,13 @@
         <w:t xml:space="preserve"> </w:t>
       </w:r>
       <w:r>
-        <w:t xml:space="preserve">optimization:</w:t>
-      </w:r>
-      <w:r>
-        <w:t xml:space="preserve"> </w:t>
-      </w:r>
-      <w:r>
-        <w:rPr>
-          <w:bCs/>
-          <w:b/>
-        </w:rPr>
-        <w:t xml:space="preserve">given diesel always available as backstop, which battery capacity</w:t>
-      </w:r>
-      <w:r>
-        <w:rPr>
-          <w:bCs/>
-          <w:b/>
-        </w:rPr>
-        <w:t xml:space="preserve"> </w:t>
-      </w:r>
-      <w:r>
-        <w:rPr>
-          <w:bCs/>
-          <w:b/>
-        </w:rPr>
-        <w:t xml:space="preserve">minimizes total system LCOE?</w:t>
-      </w:r>
-      <w:r>
-        <w:t xml:space="preserve"> </w:t>
-      </w:r>
-      <w:r>
-        <w:t xml:space="preserve">– a closer match to the project’s own stated</w:t>
+        <w:t xml:space="preserve">optimization: given diesel always available as backstop, which battery capacity</w:t>
+      </w:r>
+      <w:r>
+        <w:t xml:space="preserve"> </w:t>
+      </w:r>
+      <w:r>
+        <w:t xml:space="preserve">minimizes total system LCOE? – a closer match to the project’s own stated</w:t>
       </w:r>
       <w:r>
         <w:t xml:space="preserve"> </w:t>
@@ -1382,17 +1282,7 @@
         <w:pStyle w:val="BodyText"/>
       </w:pPr>
       <w:r>
-        <w:rPr>
-          <w:bCs/>
-          <w:b/>
-        </w:rPr>
-        <w:t xml:space="preserve">Diesel model.</w:t>
-      </w:r>
-      <w:r>
-        <w:t xml:space="preserve"> </w:t>
-      </w:r>
-      <w:r>
-        <w:t xml:space="preserve">HOMER’s standard linear fuel curve,</w:t>
+        <w:t xml:space="preserve">Diesel model. HOMER’s standard linear fuel curve,</w:t>
       </w:r>
       <w:r>
         <w:t xml:space="preserve"> </w:t>
@@ -1505,17 +1395,7 @@
         <w:pStyle w:val="BodyText"/>
       </w:pPr>
       <w:r>
-        <w:rPr>
-          <w:bCs/>
-          <w:b/>
-        </w:rPr>
-        <w:t xml:space="preserve">Search method.</w:t>
-      </w:r>
-      <w:r>
-        <w:t xml:space="preserve"> </w:t>
-      </w:r>
-      <w:r>
-        <w:t xml:space="preserve">Exhaustive sweep over the configured candidate battery-module</w:t>
+        <w:t xml:space="preserve">Search method. Exhaustive sweep over the configured candidate battery-module</w:t>
       </w:r>
       <w:r>
         <w:t xml:space="preserve"> </w:t>
@@ -1583,17 +1463,7 @@
         <w:pStyle w:val="BodyText"/>
       </w:pPr>
       <w:r>
-        <w:rPr>
-          <w:bCs/>
-          <w:b/>
-        </w:rPr>
-        <w:t xml:space="preserve">Feasibility is near-universal by mathematical construction.</w:t>
-      </w:r>
-      <w:r>
-        <w:t xml:space="preserve"> </w:t>
-      </w:r>
-      <w:r>
-        <w:t xml:space="preserve">Because diesel’s</w:t>
+        <w:t xml:space="preserve">Feasibility is near-universal by mathematical construction. Because diesel’s</w:t>
       </w:r>
       <w:r>
         <w:t xml:space="preserve"> </w:t>
@@ -1683,45 +1553,19 @@
         <w:pStyle w:val="FirstParagraph"/>
       </w:pPr>
       <w:r>
-        <w:rPr>
-          <w:bCs/>
-          <w:b/>
-        </w:rPr>
         <w:t xml:space="preserve">This project pivoted from a residential to an industrial deployment context</w:t>
       </w:r>
       <w:r>
-        <w:rPr>
-          <w:bCs/>
-          <w:b/>
-        </w:rPr>
-        <w:t xml:space="preserve"> </w:t>
-      </w:r>
-      <w:r>
-        <w:rPr>
-          <w:bCs/>
-          <w:b/>
-        </w:rPr>
+        <w:t xml:space="preserve"> </w:t>
+      </w:r>
+      <w:r>
         <w:t xml:space="preserve">partway through (PROJECT_BRIEF.md Addendum 2), after the residential-scale</w:t>
       </w:r>
       <w:r>
-        <w:rPr>
-          <w:bCs/>
-          <w:b/>
-        </w:rPr>
-        <w:t xml:space="preserve"> </w:t>
-      </w:r>
-      <w:r>
-        <w:rPr>
-          <w:bCs/>
-          <w:b/>
-        </w:rPr>
-        <w:t xml:space="preserve">build was already complete, tested, and reported.</w:t>
-      </w:r>
-      <w:r>
-        <w:t xml:space="preserve"> </w:t>
-      </w:r>
-      <w:r>
-        <w:t xml:space="preserve">The pivot’s reasoning:</w:t>
+        <w:t xml:space="preserve"> </w:t>
+      </w:r>
+      <w:r>
+        <w:t xml:space="preserve">build was already complete, tested, and reported. The pivot’s reasoning:</w:t>
       </w:r>
       <w:r>
         <w:t xml:space="preserve"> </w:t>
@@ -1927,14 +1771,7 @@
         <w:pStyle w:val="BodyText"/>
       </w:pPr>
       <w:r>
-        <w:rPr>
-          <w:bCs/>
-          <w:b/>
-        </w:rPr>
-        <w:t xml:space="preserve">Feasibility: 100/100 scenarios (100%) feasible (Figure 14)</w:t>
-      </w:r>
-      <w:r>
-        <w:t xml:space="preserve">, per Addendum</w:t>
+        <w:t xml:space="preserve">Feasibility: 100/100 scenarios (100%) feasible (Figure 14), per Addendum</w:t>
       </w:r>
       <w:r>
         <w:t xml:space="preserve"> </w:t>
@@ -2318,17 +2155,7 @@
         <w:pStyle w:val="BodyText"/>
       </w:pPr>
       <w:r>
-        <w:rPr>
-          <w:bCs/>
-          <w:b/>
-        </w:rPr>
-        <w:t xml:space="preserve">Stage 8: full 5,000-scenario dataset.</w:t>
-      </w:r>
-      <w:r>
-        <w:t xml:space="preserve"> </w:t>
-      </w:r>
-      <w:r>
-        <w:t xml:space="preserve">Generated directly at full scale</w:t>
+        <w:t xml:space="preserve">Stage 8: full 5,000-scenario dataset. Generated directly at full scale</w:t>
       </w:r>
       <w:r>
         <w:t xml:space="preserve"> </w:t>
@@ -2340,34 +2167,13 @@
         <w:t xml:space="preserve"> </w:t>
       </w:r>
       <w:r>
-        <w:t xml:space="preserve">search range as the pilot. Final result:</w:t>
-      </w:r>
-      <w:r>
-        <w:t xml:space="preserve"> </w:t>
-      </w:r>
-      <w:r>
-        <w:rPr>
-          <w:bCs/>
-          <w:b/>
-        </w:rPr>
-        <w:t xml:space="preserve">5,000/5,000 scenarios (100%)</w:t>
-      </w:r>
-      <w:r>
-        <w:rPr>
-          <w:bCs/>
-          <w:b/>
-        </w:rPr>
-        <w:t xml:space="preserve"> </w:t>
-      </w:r>
-      <w:r>
-        <w:rPr>
-          <w:bCs/>
-          <w:b/>
-        </w:rPr>
-        <w:t xml:space="preserve">feasible</w:t>
-      </w:r>
-      <w:r>
-        <w:t xml:space="preserve">, matching the pilot’s near-universal feasibility exactly, for the</w:t>
+        <w:t xml:space="preserve">search range as the pilot. Final result: 5,000/5,000 scenarios (100%)</w:t>
+      </w:r>
+      <w:r>
+        <w:t xml:space="preserve"> </w:t>
+      </w:r>
+      <w:r>
+        <w:t xml:space="preserve">feasible, matching the pilot’s near-universal feasibility exactly, for the</w:t>
       </w:r>
       <w:r>
         <w:t xml:space="preserve"> </w:t>
@@ -2400,23 +2206,7 @@
         <w:t xml:space="preserve"> </w:t>
       </w:r>
       <w:r>
-        <w:t xml:space="preserve">(4 workers). Total generation time:</w:t>
-      </w:r>
-      <w:r>
-        <w:t xml:space="preserve"> </w:t>
-      </w:r>
-      <w:r>
-        <w:rPr>
-          <w:bCs/>
-          <w:b/>
-        </w:rPr>
-        <w:t xml:space="preserve">465.8s (7.8 minutes)</w:t>
-      </w:r>
-      <w:r>
-        <w:t xml:space="preserve"> </w:t>
-      </w:r>
-      <w:r>
-        <w:t xml:space="preserve">across 5,000</w:t>
+        <w:t xml:space="preserve">(4 workers). Total generation time: 465.8s (7.8 minutes) across 5,000</w:t>
       </w:r>
       <w:r>
         <w:t xml:space="preserve"> </w:t>
@@ -2660,17 +2450,7 @@
         <w:pStyle w:val="FirstParagraph"/>
       </w:pPr>
       <w:r>
-        <w:t xml:space="preserve">Three baselines trained on the pilot dataset (</w:t>
-      </w:r>
-      <w:r>
-        <w:rPr>
-          <w:bCs/>
-          <w:b/>
-        </w:rPr>
-        <w:t xml:space="preserve">100/100 feasible</w:t>
-      </w:r>
-      <w:r>
-        <w:t xml:space="preserve">, per</w:t>
+        <w:t xml:space="preserve">Three baselines trained on the pilot dataset (100/100 feasible, per</w:t>
       </w:r>
       <w:r>
         <w:t xml:space="preserve"> </w:t>
@@ -2727,14 +2507,7 @@
         <w:pStyle w:val="Compact"/>
       </w:pPr>
       <w:r>
-        <w:rPr>
-          <w:bCs/>
-          <w:b/>
-        </w:rPr>
-        <w:t xml:space="preserve">Naive</w:t>
-      </w:r>
-      <w:r>
-        <w:t xml:space="preserve">:</w:t>
+        <w:t xml:space="preserve">Naive:</w:t>
       </w:r>
       <w:r>
         <w:t xml:space="preserve"> </w:t>
@@ -2767,14 +2540,7 @@
         <w:pStyle w:val="Compact"/>
       </w:pPr>
       <w:r>
-        <w:rPr>
-          <w:bCs/>
-          <w:b/>
-        </w:rPr>
-        <w:t xml:space="preserve">Ridge regression</w:t>
-      </w:r>
-      <w:r>
-        <w:t xml:space="preserve">: alpha selected from</w:t>
+        <w:t xml:space="preserve">Ridge regression: alpha selected from</w:t>
       </w:r>
       <w:r>
         <w:t xml:space="preserve"> </w:t>
@@ -2807,14 +2573,7 @@
         <w:pStyle w:val="Compact"/>
       </w:pPr>
       <w:r>
-        <w:rPr>
-          <w:bCs/>
-          <w:b/>
-        </w:rPr>
-        <w:t xml:space="preserve">Random Forest</w:t>
-      </w:r>
-      <w:r>
-        <w:t xml:space="preserve">:</w:t>
+        <w:t xml:space="preserve">Random Forest:</w:t>
       </w:r>
       <w:r>
         <w:t xml:space="preserve"> </w:t>
@@ -2981,23 +2740,7 @@
         <w:pStyle w:val="FirstParagraph"/>
       </w:pPr>
       <w:r>
-        <w:t xml:space="preserve">Framework:</w:t>
-      </w:r>
-      <w:r>
-        <w:t xml:space="preserve"> </w:t>
-      </w:r>
-      <w:r>
-        <w:rPr>
-          <w:bCs/>
-          <w:b/>
-        </w:rPr>
-        <w:t xml:space="preserve">Keras/TensorFlow</w:t>
-      </w:r>
-      <w:r>
-        <w:t xml:space="preserve"> </w:t>
-      </w:r>
-      <w:r>
-        <w:t xml:space="preserve">(pinned per refinement addendum §1.2), TensorFlow</w:t>
+        <w:t xml:space="preserve">Framework: Keras/TensorFlow (pinned per refinement addendum §1.2), TensorFlow</w:t>
       </w:r>
       <w:r>
         <w:t xml:space="preserve"> </w:t>
@@ -3129,17 +2872,7 @@
         <w:pStyle w:val="BodyText"/>
       </w:pPr>
       <w:r>
-        <w:rPr>
-          <w:bCs/>
-          <w:b/>
-        </w:rPr>
-        <w:t xml:space="preserve">Actual run:</w:t>
-      </w:r>
-      <w:r>
-        <w:t xml:space="preserve"> </w:t>
-      </w:r>
-      <w:r>
-        <w:t xml:space="preserve">converged in 62 epochs (6.9s on CPU), best validation loss</w:t>
+        <w:t xml:space="preserve">Actual run: converged in 62 epochs (6.9s on CPU), best validation loss</w:t>
       </w:r>
       <w:r>
         <w:t xml:space="preserve"> </w:t>
@@ -3151,34 +2884,13 @@
         <w:t xml:space="preserve"> </w:t>
       </w:r>
       <w:r>
-        <w:t xml:space="preserve">pattern, but the underlying problem shows up downstream anyway:</w:t>
-      </w:r>
-      <w:r>
-        <w:t xml:space="preserve"> </w:t>
-      </w:r>
-      <w:r>
-        <w:rPr>
-          <w:bCs/>
-          <w:b/>
-        </w:rPr>
-        <w:t xml:space="preserve">70 training</w:t>
-      </w:r>
-      <w:r>
-        <w:rPr>
-          <w:bCs/>
-          <w:b/>
-        </w:rPr>
-        <w:t xml:space="preserve"> </w:t>
-      </w:r>
-      <w:r>
-        <w:rPr>
-          <w:bCs/>
-          <w:b/>
-        </w:rPr>
-        <w:t xml:space="preserve">rows is not enough data for a 15,233-parameter network to learn reliably</w:t>
-      </w:r>
-      <w:r>
-        <w:t xml:space="preserve">,</w:t>
+        <w:t xml:space="preserve">pattern, but the underlying problem shows up downstream anyway: 70 training</w:t>
+      </w:r>
+      <w:r>
+        <w:t xml:space="preserve"> </w:t>
+      </w:r>
+      <w:r>
+        <w:t xml:space="preserve">rows is not enough data for a 15,233-parameter network to learn reliably,</w:t>
       </w:r>
       <w:r>
         <w:t xml:space="preserve"> </w:t>
@@ -3405,17 +3117,7 @@
         <w:pStyle w:val="FirstParagraph"/>
       </w:pPr>
       <w:r>
-        <w:rPr>
-          <w:bCs/>
-          <w:b/>
-        </w:rPr>
-        <w:t xml:space="preserve">Splitting strategy:</w:t>
-      </w:r>
-      <w:r>
-        <w:t xml:space="preserve"> </w:t>
-      </w:r>
-      <w:r>
-        <w:t xml:space="preserve">Experiment A (grouped 70/15/15 train/val/test split,</w:t>
+        <w:t xml:space="preserve">Splitting strategy: Experiment A (grouped 70/15/15 train/val/test split,</w:t>
       </w:r>
       <w:r>
         <w:t xml:space="preserve"> </w:t>
@@ -3501,17 +3203,7 @@
         <w:pStyle w:val="BodyText"/>
       </w:pPr>
       <w:r>
-        <w:rPr>
-          <w:bCs/>
-          <w:b/>
-        </w:rPr>
-        <w:t xml:space="preserve">Accuracy metrics</w:t>
-      </w:r>
-      <w:r>
-        <w:t xml:space="preserve"> </w:t>
-      </w:r>
-      <w:r>
-        <w:t xml:space="preserve">(</w:t>
+        <w:t xml:space="preserve">Accuracy metrics (</w:t>
       </w:r>
       <w:r>
         <w:rPr>
@@ -3540,17 +3232,7 @@
         <w:pStyle w:val="BodyText"/>
       </w:pPr>
       <w:r>
-        <w:rPr>
-          <w:bCs/>
-          <w:b/>
-        </w:rPr>
-        <w:t xml:space="preserve">Operational metrics</w:t>
-      </w:r>
-      <w:r>
-        <w:t xml:space="preserve"> </w:t>
-      </w:r>
-      <w:r>
-        <w:t xml:space="preserve">(</w:t>
+        <w:t xml:space="preserve">Operational metrics (</w:t>
       </w:r>
       <w:r>
         <w:rPr>
@@ -3601,17 +3283,7 @@
         <w:pStyle w:val="BodyText"/>
       </w:pPr>
       <w:r>
-        <w:rPr>
-          <w:bCs/>
-          <w:b/>
-        </w:rPr>
-        <w:t xml:space="preserve">Physical verification metrics</w:t>
-      </w:r>
-      <w:r>
-        <w:t xml:space="preserve"> </w:t>
-      </w:r>
-      <w:r>
-        <w:t xml:space="preserve">(§16, reframed by Addendum 3): for every</w:t>
+        <w:t xml:space="preserve">Physical verification metrics (§16, reframed by Addendum 3): for every</w:t>
       </w:r>
       <w:r>
         <w:t xml:space="preserve"> </w:t>
@@ -3635,23 +3307,7 @@
         <w:t xml:space="preserve"> </w:t>
       </w:r>
       <w:r>
-        <w:t xml:space="preserve">metric is</w:t>
-      </w:r>
-      <w:r>
-        <w:t xml:space="preserve"> </w:t>
-      </w:r>
-      <w:r>
-        <w:rPr>
-          <w:bCs/>
-          <w:b/>
-        </w:rPr>
-        <w:t xml:space="preserve">extra system LCOE</w:t>
-      </w:r>
-      <w:r>
-        <w:t xml:space="preserve"> </w:t>
-      </w:r>
-      <w:r>
-        <w:t xml:space="preserve">– how much more expensive the AI’s predicted</w:t>
+        <w:t xml:space="preserve">metric is extra system LCOE – how much more expensive the AI’s predicted</w:t>
       </w:r>
       <w:r>
         <w:t xml:space="preserve"> </w:t>
@@ -3764,17 +3420,7 @@
         <w:pStyle w:val="BodyText"/>
       </w:pPr>
       <w:r>
-        <w:rPr>
-          <w:bCs/>
-          <w:b/>
-        </w:rPr>
-        <w:t xml:space="preserve">Result: system-LCOE-optimal at 19 modules (4,750 kWh).</w:t>
-      </w:r>
-      <w:r>
-        <w:t xml:space="preserve"> </w:t>
-      </w:r>
-      <w:r>
-        <w:t xml:space="preserve">System LCOE =</w:t>
+        <w:t xml:space="preserve">Result: system-LCOE-optimal at 19 modules (4,750 kWh). System LCOE =</w:t>
       </w:r>
       <w:r>
         <w:t xml:space="preserve"> </w:t>
@@ -4143,37 +3789,13 @@
         <w:t xml:space="preserve"> </w:t>
       </w:r>
       <w:r>
-        <w:t xml:space="preserve">1.0 for five consecutive months, June through October – a</w:t>
-      </w:r>
-      <w:r>
-        <w:t xml:space="preserve"> </w:t>
-      </w:r>
-      <w:r>
-        <w:rPr>
-          <w:bCs/>
-          <w:b/>
-        </w:rPr>
-        <w:t xml:space="preserve">seasonal</w:t>
-      </w:r>
-      <w:r>
-        <w:rPr>
-          <w:bCs/>
-          <w:b/>
-        </w:rPr>
-        <w:t xml:space="preserve"> </w:t>
-      </w:r>
-      <w:r>
-        <w:rPr>
-          <w:bCs/>
-          <w:b/>
-        </w:rPr>
-        <w:t xml:space="preserve">generation/load mismatch</w:t>
-      </w:r>
-      <w:r>
-        <w:t xml:space="preserve"> </w:t>
-      </w:r>
-      <w:r>
-        <w:t xml:space="preserve">that a battery sized for daily/weekly cycling</w:t>
+        <w:t xml:space="preserve">1.0 for five consecutive months, June through October – a seasonal</w:t>
+      </w:r>
+      <w:r>
+        <w:t xml:space="preserve"> </w:t>
+      </w:r>
+      <w:r>
+        <w:t xml:space="preserve">generation/load mismatch that a battery sized for daily/weekly cycling</w:t>
       </w:r>
       <w:r>
         <w:t xml:space="preserve"> </w:t>
@@ -4911,10 +4533,6 @@
               <w:jc w:val="left"/>
             </w:pPr>
             <w:r>
-              <w:rPr>
-                <w:bCs/>
-                <w:b/>
-              </w:rPr>
               <w:t xml:space="preserve">Neural Network (MLP)</w:t>
             </w:r>
           </w:p>
@@ -4927,10 +4545,6 @@
               <w:jc w:val="left"/>
             </w:pPr>
             <w:r>
-              <w:rPr>
-                <w:bCs/>
-                <w:b/>
-              </w:rPr>
               <w:t xml:space="preserve">2,021.2</w:t>
             </w:r>
           </w:p>
@@ -4943,10 +4557,6 @@
               <w:jc w:val="left"/>
             </w:pPr>
             <w:r>
-              <w:rPr>
-                <w:bCs/>
-                <w:b/>
-              </w:rPr>
               <w:t xml:space="preserve">2,602.9</w:t>
             </w:r>
           </w:p>
@@ -4959,10 +4569,6 @@
               <w:jc w:val="left"/>
             </w:pPr>
             <w:r>
-              <w:rPr>
-                <w:bCs/>
-                <w:b/>
-              </w:rPr>
               <w:t xml:space="preserve">-2.215</w:t>
             </w:r>
           </w:p>
@@ -4975,10 +4581,6 @@
               <w:jc w:val="left"/>
             </w:pPr>
             <w:r>
-              <w:rPr>
-                <w:bCs/>
-                <w:b/>
-              </w:rPr>
               <w:t xml:space="preserve">-1,824.8</w:t>
             </w:r>
           </w:p>
@@ -4991,10 +4593,6 @@
               <w:jc w:val="left"/>
             </w:pPr>
             <w:r>
-              <w:rPr>
-                <w:bCs/>
-                <w:b/>
-              </w:rPr>
               <w:t xml:space="preserve">31.25%</w:t>
             </w:r>
           </w:p>
@@ -5348,41 +4946,13 @@
         <w:pStyle w:val="BodyText"/>
       </w:pPr>
       <w:r>
-        <w:rPr>
-          <w:bCs/>
-          <w:b/>
-        </w:rPr>
         <w:t xml:space="preserve">Read honestly, not triumphantly – and this pilot’s honest result is</w:t>
       </w:r>
       <w:r>
-        <w:rPr>
-          <w:bCs/>
-          <w:b/>
-        </w:rPr>
-        <w:t xml:space="preserve"> </w:t>
-      </w:r>
-      <w:r>
-        <w:rPr>
-          <w:bCs/>
-          <w:b/>
-        </w:rPr>
-        <w:t xml:space="preserve">unflattering to the neural network.</w:t>
-      </w:r>
-      <w:r>
-        <w:t xml:space="preserve"> </w:t>
-      </w:r>
-      <w:r>
-        <w:t xml:space="preserve">The neural network has the</w:t>
-      </w:r>
-      <w:r>
-        <w:t xml:space="preserve"> </w:t>
-      </w:r>
-      <w:r>
-        <w:rPr>
-          <w:bCs/>
-          <w:b/>
-        </w:rPr>
-        <w:t xml:space="preserve">worst</w:t>
+        <w:t xml:space="preserve"> </w:t>
+      </w:r>
+      <w:r>
+        <w:t xml:space="preserve">unflattering to the neural network. The neural network has the worst</w:t>
       </w:r>
       <w:r>
         <w:t xml:space="preserve"> </w:t>
@@ -6223,7 +5793,7 @@
     <w:tbl>
       <w:tblPr>
         <w:tblStyle w:val="Table"/>
-        <w:tblW w:type="pct" w:w="5000"/>
+        <w:tblW w:type="auto" w:w="0"/>
         <w:tblLook w:firstRow="1" w:lastRow="0" w:firstColumn="0" w:lastColumn="0" w:noHBand="0" w:noVBand="0" w:val="0020"/>
         <w:jc w:val="start"/>
       </w:tblPr>
@@ -6543,10 +6113,6 @@
               <w:jc w:val="left"/>
             </w:pPr>
             <w:r>
-              <w:rPr>
-                <w:bCs/>
-                <w:b/>
-              </w:rPr>
               <w:t xml:space="preserve">Neural Network (MLP)</w:t>
             </w:r>
           </w:p>
@@ -6559,10 +6125,6 @@
               <w:jc w:val="left"/>
             </w:pPr>
             <w:r>
-              <w:rPr>
-                <w:bCs/>
-                <w:b/>
-              </w:rPr>
               <w:t xml:space="preserve">98.6</w:t>
             </w:r>
           </w:p>
@@ -6575,10 +6137,6 @@
               <w:jc w:val="left"/>
             </w:pPr>
             <w:r>
-              <w:rPr>
-                <w:bCs/>
-                <w:b/>
-              </w:rPr>
               <w:t xml:space="preserve">138.6</w:t>
             </w:r>
           </w:p>
@@ -6591,10 +6149,6 @@
               <w:jc w:val="left"/>
             </w:pPr>
             <w:r>
-              <w:rPr>
-                <w:bCs/>
-                <w:b/>
-              </w:rPr>
               <w:t xml:space="preserve">0.993</w:t>
             </w:r>
           </w:p>
@@ -6607,10 +6161,6 @@
               <w:jc w:val="left"/>
             </w:pPr>
             <w:r>
-              <w:rPr>
-                <w:bCs/>
-                <w:b/>
-              </w:rPr>
               <w:t xml:space="preserve">-8.8</w:t>
             </w:r>
           </w:p>
@@ -6623,10 +6173,6 @@
               <w:jc w:val="left"/>
             </w:pPr>
             <w:r>
-              <w:rPr>
-                <w:bCs/>
-                <w:b/>
-              </w:rPr>
               <w:t xml:space="preserve">99.2%</w:t>
             </w:r>
           </w:p>
@@ -6974,34 +6520,13 @@
         <w:pStyle w:val="BodyText"/>
       </w:pPr>
       <w:r>
-        <w:t xml:space="preserve">At 751 test scenarios (vs. the pilot’s 16), the accuracy ranking</w:t>
-      </w:r>
-      <w:r>
-        <w:t xml:space="preserve"> </w:t>
-      </w:r>
-      <w:r>
-        <w:rPr>
-          <w:bCs/>
-          <w:b/>
-        </w:rPr>
-        <w:t xml:space="preserve">completely</w:t>
-      </w:r>
-      <w:r>
-        <w:rPr>
-          <w:bCs/>
-          <w:b/>
-        </w:rPr>
-        <w:t xml:space="preserve"> </w:t>
-      </w:r>
-      <w:r>
-        <w:rPr>
-          <w:bCs/>
-          <w:b/>
-        </w:rPr>
-        <w:t xml:space="preserve">reverses relative to the pilot</w:t>
-      </w:r>
-      <w:r>
-        <w:t xml:space="preserve">: naive &lt; Ridge &lt; Random Forest &lt; neural</w:t>
+        <w:t xml:space="preserve">At 751 test scenarios (vs. the pilot’s 16), the accuracy ranking completely</w:t>
+      </w:r>
+      <w:r>
+        <w:t xml:space="preserve"> </w:t>
+      </w:r>
+      <w:r>
+        <w:t xml:space="preserve">reverses relative to the pilot: naive &lt; Ridge &lt; Random Forest &lt; neural</w:t>
       </w:r>
       <w:r>
         <w:t xml:space="preserve"> </w:t>
@@ -7796,10 +7321,6 @@
               <w:jc w:val="left"/>
             </w:pPr>
             <w:r>
-              <w:rPr>
-                <w:bCs/>
-                <w:b/>
-              </w:rPr>
               <w:t xml:space="preserve">Neural Network</w:t>
             </w:r>
           </w:p>
@@ -7812,10 +7333,6 @@
               <w:jc w:val="left"/>
             </w:pPr>
             <w:r>
-              <w:rPr>
-                <w:bCs/>
-                <w:b/>
-              </w:rPr>
               <w:t xml:space="preserve">0.0361</w:t>
             </w:r>
           </w:p>
@@ -7828,10 +7345,6 @@
               <w:jc w:val="left"/>
             </w:pPr>
             <w:r>
-              <w:rPr>
-                <w:bCs/>
-                <w:b/>
-              </w:rPr>
               <w:t xml:space="preserve">100%</w:t>
             </w:r>
           </w:p>
@@ -7844,10 +7357,6 @@
               <w:jc w:val="left"/>
             </w:pPr>
             <w:r>
-              <w:rPr>
-                <w:bCs/>
-                <w:b/>
-              </w:rPr>
               <w:t xml:space="preserve">68.75%</w:t>
             </w:r>
           </w:p>
@@ -7860,10 +7369,6 @@
               <w:jc w:val="left"/>
             </w:pPr>
             <w:r>
-              <w:rPr>
-                <w:bCs/>
-                <w:b/>
-              </w:rPr>
               <w:t xml:space="preserve">25.0%</w:t>
             </w:r>
           </w:p>
@@ -7887,31 +7392,13 @@
         <w:pStyle w:val="BodyText"/>
       </w:pPr>
       <w:r>
-        <w:rPr>
-          <w:bCs/>
-          <w:b/>
-        </w:rPr>
         <w:t xml:space="preserve">This is the headline, mandatory-check result of the whole project at pilot</w:t>
       </w:r>
       <w:r>
-        <w:rPr>
-          <w:bCs/>
-          <w:b/>
-        </w:rPr>
-        <w:t xml:space="preserve"> </w:t>
-      </w:r>
-      <w:r>
-        <w:rPr>
-          <w:bCs/>
-          <w:b/>
-        </w:rPr>
-        <w:t xml:space="preserve">scale – and here it is unambiguous, not subtle.</w:t>
-      </w:r>
-      <w:r>
-        <w:t xml:space="preserve"> </w:t>
-      </w:r>
-      <w:r>
-        <w:t xml:space="preserve">Reliability pass rate is</w:t>
+        <w:t xml:space="preserve"> </w:t>
+      </w:r>
+      <w:r>
+        <w:t xml:space="preserve">scale – and here it is unambiguous, not subtle. Reliability pass rate is</w:t>
       </w:r>
       <w:r>
         <w:t xml:space="preserve"> </w:t>
@@ -7935,14 +7422,7 @@
         <w:t xml:space="preserve"> </w:t>
       </w:r>
       <w:r>
-        <w:rPr>
-          <w:bCs/>
-          <w:b/>
-        </w:rPr>
-        <w:t xml:space="preserve">The metric that discriminates is mean extra system LCOE (Figure 29)</w:t>
-      </w:r>
-      <w:r>
-        <w:t xml:space="preserve">, and</w:t>
+        <w:t xml:space="preserve">The metric that discriminates is mean extra system LCOE (Figure 29), and</w:t>
       </w:r>
       <w:r>
         <w:t xml:space="preserve"> </w:t>
@@ -7954,23 +7434,7 @@
         <w:t xml:space="preserve"> </w:t>
       </w:r>
       <w:r>
-        <w:t xml:space="preserve">predictions would make the system</w:t>
-      </w:r>
-      <w:r>
-        <w:t xml:space="preserve"> </w:t>
-      </w:r>
-      <w:r>
-        <w:rPr>
-          <w:bCs/>
-          <w:b/>
-        </w:rPr>
-        <w:t xml:space="preserve">0.0361 EUR/kWh</w:t>
-      </w:r>
-      <w:r>
-        <w:t xml:space="preserve"> </w:t>
-      </w:r>
-      <w:r>
-        <w:t xml:space="preserve">more expensive than the</w:t>
+        <w:t xml:space="preserve">predictions would make the system 0.0361 EUR/kWh more expensive than the</w:t>
       </w:r>
       <w:r>
         <w:t xml:space="preserve"> </w:t>
@@ -8589,10 +8053,6 @@
               <w:jc w:val="left"/>
             </w:pPr>
             <w:r>
-              <w:rPr>
-                <w:bCs/>
-                <w:b/>
-              </w:rPr>
               <w:t xml:space="preserve">Neural Network</w:t>
             </w:r>
           </w:p>
@@ -8605,10 +8065,6 @@
               <w:jc w:val="left"/>
             </w:pPr>
             <w:r>
-              <w:rPr>
-                <w:bCs/>
-                <w:b/>
-              </w:rPr>
               <w:t xml:space="preserve">0.0003</w:t>
             </w:r>
           </w:p>
@@ -8621,10 +8077,6 @@
               <w:jc w:val="left"/>
             </w:pPr>
             <w:r>
-              <w:rPr>
-                <w:bCs/>
-                <w:b/>
-              </w:rPr>
               <w:t xml:space="preserve">100%</w:t>
             </w:r>
           </w:p>
@@ -8637,10 +8089,6 @@
               <w:jc w:val="left"/>
             </w:pPr>
             <w:r>
-              <w:rPr>
-                <w:bCs/>
-                <w:b/>
-              </w:rPr>
               <w:t xml:space="preserve">3.3%</w:t>
             </w:r>
           </w:p>
@@ -8653,10 +8101,6 @@
               <w:jc w:val="left"/>
             </w:pPr>
             <w:r>
-              <w:rPr>
-                <w:bCs/>
-                <w:b/>
-              </w:rPr>
               <w:t xml:space="preserve">48.9%</w:t>
             </w:r>
           </w:p>
@@ -8680,31 +8124,13 @@
         <w:pStyle w:val="BodyText"/>
       </w:pPr>
       <w:r>
-        <w:rPr>
-          <w:bCs/>
-          <w:b/>
-        </w:rPr>
         <w:t xml:space="preserve">This full-scale result (Figure 29, full-scale version) completely reverses</w:t>
       </w:r>
       <w:r>
-        <w:rPr>
-          <w:bCs/>
-          <w:b/>
-        </w:rPr>
-        <w:t xml:space="preserve"> </w:t>
-      </w:r>
-      <w:r>
-        <w:rPr>
-          <w:bCs/>
-          <w:b/>
-        </w:rPr>
-        <w:t xml:space="preserve">the pilot’s finding.</w:t>
-      </w:r>
-      <w:r>
-        <w:t xml:space="preserve"> </w:t>
-      </w:r>
-      <w:r>
-        <w:t xml:space="preserve">At 16 test scenarios (§16.1), the neural network’s</w:t>
+        <w:t xml:space="preserve"> </w:t>
+      </w:r>
+      <w:r>
+        <w:t xml:space="preserve">the pilot’s finding. At 16 test scenarios (§16.1), the neural network’s</w:t>
       </w:r>
       <w:r>
         <w:t xml:space="preserve"> </w:t>
@@ -8738,23 +8164,7 @@
         <w:t xml:space="preserve"> </w:t>
       </w:r>
       <w:r>
-        <w:t xml:space="preserve">is</w:t>
-      </w:r>
-      <w:r>
-        <w:t xml:space="preserve"> </w:t>
-      </w:r>
-      <w:r>
-        <w:rPr>
-          <w:bCs/>
-          <w:b/>
-        </w:rPr>
-        <w:t xml:space="preserve">statistically tied with Random Forest for cheapest to trust</w:t>
-      </w:r>
-      <w:r>
-        <w:t xml:space="preserve"> </w:t>
-      </w:r>
-      <w:r>
-        <w:t xml:space="preserve">(0.0003</w:t>
+        <w:t xml:space="preserve">is statistically tied with Random Forest for cheapest to trust (0.0003</w:t>
       </w:r>
       <w:r>
         <w:t xml:space="preserve"> </w:t>
@@ -9093,31 +8503,13 @@
         <w:pStyle w:val="BodyText"/>
       </w:pPr>
       <w:r>
-        <w:rPr>
-          <w:bCs/>
-          <w:b/>
-        </w:rPr>
         <w:t xml:space="preserve">A real, small bug was found and fixed while preparing this full-scale</w:t>
       </w:r>
       <w:r>
-        <w:rPr>
-          <w:bCs/>
-          <w:b/>
-        </w:rPr>
-        <w:t xml:space="preserve"> </w:t>
-      </w:r>
-      <w:r>
-        <w:rPr>
-          <w:bCs/>
-          <w:b/>
-        </w:rPr>
-        <w:t xml:space="preserve">rerun.</w:t>
-      </w:r>
-      <w:r>
-        <w:t xml:space="preserve"> </w:t>
-      </w:r>
-      <w:r>
-        <w:t xml:space="preserve">Physical verification originally sized diesel from each scenario’s</w:t>
+        <w:t xml:space="preserve"> </w:t>
+      </w:r>
+      <w:r>
+        <w:t xml:space="preserve">rerun. Physical verification originally sized diesel from each scenario’s</w:t>
       </w:r>
       <w:r>
         <w:t xml:space="preserve"> </w:t>
@@ -9618,24 +9010,12 @@
         <w:pStyle w:val="BodyText"/>
       </w:pPr>
       <w:r>
-        <w:rPr>
-          <w:bCs/>
-          <w:b/>
-        </w:rPr>
         <w:t xml:space="preserve">Break-even (PROJECT_BRIEF.md §22, denominator per refinement addendum §1.5 –</w:t>
       </w:r>
       <w:r>
-        <w:rPr>
-          <w:bCs/>
-          <w:b/>
-        </w:rPr>
-        <w:t xml:space="preserve"> </w:t>
-      </w:r>
-      <w:r>
-        <w:rPr>
-          <w:bCs/>
-          <w:b/>
-        </w:rPr>
+        <w:t xml:space="preserve"> </w:t>
+      </w:r>
+      <w:r>
         <w:t xml:space="preserve">the full exhaustive search per scenario, not a single dispatch run):</w:t>
       </w:r>
     </w:p>
@@ -10279,10 +9659,6 @@
         <w:pStyle w:val="BodyText"/>
       </w:pPr>
       <w:r>
-        <w:rPr>
-          <w:bCs/>
-          <w:b/>
-        </w:rPr>
         <w:t xml:space="preserve">Break-even, full-scale training costs:</w:t>
       </w:r>
     </w:p>
@@ -10716,17 +10092,7 @@
         <w:pStyle w:val="BodyText"/>
       </w:pPr>
       <w:r>
-        <w:rPr>
-          <w:bCs/>
-          <w:b/>
-        </w:rPr>
-        <w:t xml:space="preserve">Act one (pilot, §15.1/§16.1):</w:t>
-      </w:r>
-      <w:r>
-        <w:t xml:space="preserve"> </w:t>
-      </w:r>
-      <w:r>
-        <w:t xml:space="preserve">at n=16, the neural network had the</w:t>
+        <w:t xml:space="preserve">Act one (pilot, §15.1/§16.1): at n=16, the neural network had the</w:t>
       </w:r>
       <w:r>
         <w:t xml:space="preserve"> </w:t>
@@ -10820,17 +10186,7 @@
         <w:pStyle w:val="BodyText"/>
       </w:pPr>
       <w:r>
-        <w:rPr>
-          <w:bCs/>
-          <w:b/>
-        </w:rPr>
-        <w:t xml:space="preserve">Act two (full-scale, §15.2/§16.2):</w:t>
-      </w:r>
-      <w:r>
-        <w:t xml:space="preserve"> </w:t>
-      </w:r>
-      <w:r>
-        <w:t xml:space="preserve">at n=751, the neural network becomes</w:t>
+        <w:t xml:space="preserve">Act two (full-scale, §15.2/§16.2): at n=751, the neural network becomes</w:t>
       </w:r>
       <w:r>
         <w:t xml:space="preserve"> </w:t>
@@ -10966,17 +10322,7 @@
         <w:pStyle w:val="BodyText"/>
       </w:pPr>
       <w:r>
-        <w:rPr>
-          <w:bCs/>
-          <w:b/>
-        </w:rPr>
-        <w:t xml:space="preserve">What the diesel pivot changes about this story, methodologically:</w:t>
-      </w:r>
-      <w:r>
-        <w:t xml:space="preserve"> </w:t>
-      </w:r>
-      <w:r>
-        <w:t xml:space="preserve">under</w:t>
+        <w:t xml:space="preserve">What the diesel pivot changes about this story, methodologically: under</w:t>
       </w:r>
       <w:r>
         <w:t xml:space="preserve"> </w:t>
@@ -11245,17 +10591,7 @@
         <w:pStyle w:val="Compact"/>
       </w:pPr>
       <w:r>
-        <w:rPr>
-          <w:bCs/>
-          <w:b/>
-        </w:rPr>
-        <w:t xml:space="preserve">Single location, single weather year.</w:t>
-      </w:r>
-      <w:r>
-        <w:t xml:space="preserve"> </w:t>
-      </w:r>
-      <w:r>
-        <w:t xml:space="preserve">Jinan 2023 only, at both pilot and</w:t>
+        <w:t xml:space="preserve">Single location, single weather year. Jinan 2023 only, at both pilot and</w:t>
       </w:r>
       <w:r>
         <w:t xml:space="preserve"> </w:t>
@@ -11285,31 +10621,13 @@
         <w:pStyle w:val="Compact"/>
       </w:pPr>
       <w:r>
-        <w:rPr>
-          <w:bCs/>
-          <w:b/>
-        </w:rPr>
         <w:t xml:space="preserve">Sample-size sensitivity is now a demonstrated finding, not just a</w:t>
       </w:r>
       <w:r>
-        <w:rPr>
-          <w:bCs/>
-          <w:b/>
-        </w:rPr>
-        <w:t xml:space="preserve"> </w:t>
-      </w:r>
-      <w:r>
-        <w:rPr>
-          <w:bCs/>
-          <w:b/>
-        </w:rPr>
-        <w:t xml:space="preserve">caveat.</w:t>
-      </w:r>
-      <w:r>
-        <w:t xml:space="preserve"> </w:t>
-      </w:r>
-      <w:r>
-        <w:t xml:space="preserve">The extra-system-LCOE ranking reported in §16.1 (n=16) and §16.2</w:t>
+        <w:t xml:space="preserve"> </w:t>
+      </w:r>
+      <w:r>
+        <w:t xml:space="preserve">caveat. The extra-system-LCOE ranking reported in §16.1 (n=16) and §16.2</w:t>
       </w:r>
       <w:r>
         <w:t xml:space="preserve"> </w:t>
@@ -11363,10 +10681,6 @@
         <w:pStyle w:val="Compact"/>
       </w:pPr>
       <w:r>
-        <w:rPr>
-          <w:bCs/>
-          <w:b/>
-        </w:rPr>
         <w:t xml:space="preserve">The mechanistic model is the reference, not physical ground truth</w:t>
       </w:r>
       <w:r>
@@ -11449,31 +10763,13 @@
         <w:pStyle w:val="Compact"/>
       </w:pPr>
       <w:r>
-        <w:rPr>
-          <w:bCs/>
-          <w:b/>
-        </w:rPr>
         <w:t xml:space="preserve">Diesel sizing factor and fuel/cost parameters are fixed modelling</w:t>
       </w:r>
       <w:r>
-        <w:rPr>
-          <w:bCs/>
-          <w:b/>
-        </w:rPr>
-        <w:t xml:space="preserve"> </w:t>
-      </w:r>
-      <w:r>
-        <w:rPr>
-          <w:bCs/>
-          <w:b/>
-        </w:rPr>
-        <w:t xml:space="preserve">assumptions, not optimized or swept (PROJECT_BRIEF.md Addendum 3).</w:t>
-      </w:r>
-      <w:r>
-        <w:t xml:space="preserve"> </w:t>
-      </w:r>
-      <w:r>
-        <w:t xml:space="preserve">The</w:t>
+        <w:t xml:space="preserve"> </w:t>
+      </w:r>
+      <w:r>
+        <w:t xml:space="preserve">assumptions, not optimized or swept (PROJECT_BRIEF.md Addendum 3). The</w:t>
       </w:r>
       <w:r>
         <w:t xml:space="preserve"> </w:t>
@@ -11551,17 +10847,7 @@
         <w:pStyle w:val="Compact"/>
       </w:pPr>
       <w:r>
-        <w:rPr>
-          <w:bCs/>
-          <w:b/>
-        </w:rPr>
-        <w:t xml:space="preserve">Fixed battery search range (0-80 modules, 250 kWh each).</w:t>
-      </w:r>
-      <w:r>
-        <w:t xml:space="preserve"> </w:t>
-      </w:r>
-      <w:r>
-        <w:t xml:space="preserve">Kept at this</w:t>
+        <w:t xml:space="preserve">Fixed battery search range (0-80 modules, 250 kWh each). Kept at this</w:t>
       </w:r>
       <w:r>
         <w:t xml:space="preserve"> </w:t>
@@ -11603,17 +10889,7 @@
         <w:pStyle w:val="Compact"/>
       </w:pPr>
       <w:r>
-        <w:rPr>
-          <w:bCs/>
-          <w:b/>
-        </w:rPr>
-        <w:t xml:space="preserve">Generic component models.</w:t>
-      </w:r>
-      <w:r>
-        <w:t xml:space="preserve"> </w:t>
-      </w:r>
-      <w:r>
-        <w:t xml:space="preserve">The wind turbine power curve and the PV</w:t>
+        <w:t xml:space="preserve">Generic component models. The wind turbine power curve and the PV</w:t>
       </w:r>
       <w:r>
         <w:t xml:space="preserve"> </w:t>
@@ -11661,31 +10937,13 @@
         <w:pStyle w:val="Compact"/>
       </w:pPr>
       <w:r>
-        <w:rPr>
-          <w:bCs/>
-          <w:b/>
-        </w:rPr>
         <w:t xml:space="preserve">No wind-speed cooling term in the PV cell-temperature model, and no</w:t>
       </w:r>
       <w:r>
-        <w:rPr>
-          <w:bCs/>
-          <w:b/>
-        </w:rPr>
-        <w:t xml:space="preserve"> </w:t>
-      </w:r>
-      <w:r>
-        <w:rPr>
-          <w:bCs/>
-          <w:b/>
-        </w:rPr>
-        <w:t xml:space="preserve">battery thermal/temperature-dependent-capacity model.</w:t>
-      </w:r>
-      <w:r>
-        <w:t xml:space="preserve"> </w:t>
-      </w:r>
-      <w:r>
-        <w:t xml:space="preserve">Identified by direct</w:t>
+        <w:t xml:space="preserve"> </w:t>
+      </w:r>
+      <w:r>
+        <w:t xml:space="preserve">battery thermal/temperature-dependent-capacity model. Identified by direct</w:t>
       </w:r>
       <w:r>
         <w:t xml:space="preserve"> </w:t>
@@ -11779,31 +11037,13 @@
         <w:pStyle w:val="Compact"/>
       </w:pPr>
       <w:r>
-        <w:rPr>
-          <w:bCs/>
-          <w:b/>
-        </w:rPr>
         <w:t xml:space="preserve">PV and wind capacity are scenario inputs, not jointly optimized decision</w:t>
       </w:r>
       <w:r>
-        <w:rPr>
-          <w:bCs/>
-          <w:b/>
-        </w:rPr>
-        <w:t xml:space="preserve"> </w:t>
-      </w:r>
-      <w:r>
-        <w:rPr>
-          <w:bCs/>
-          <w:b/>
-        </w:rPr>
-        <w:t xml:space="preserve">variables.</w:t>
-      </w:r>
-      <w:r>
-        <w:t xml:space="preserve"> </w:t>
-      </w:r>
-      <w:r>
-        <w:t xml:space="preserve">OptiCE (§2) optimizes PV tilt/azimuth/capacity, wind tower</w:t>
+        <w:t xml:space="preserve"> </w:t>
+      </w:r>
+      <w:r>
+        <w:t xml:space="preserve">variables. OptiCE (§2) optimizes PV tilt/azimuth/capacity, wind tower</w:t>
       </w:r>
       <w:r>
         <w:t xml:space="preserve"> </w:t>
@@ -11879,17 +11119,7 @@
         <w:pStyle w:val="Compact"/>
       </w:pPr>
       <w:r>
-        <w:rPr>
-          <w:bCs/>
-          <w:b/>
-        </w:rPr>
-        <w:t xml:space="preserve">One training run per model, at both scales.</w:t>
-      </w:r>
-      <w:r>
-        <w:t xml:space="preserve"> </w:t>
-      </w:r>
-      <w:r>
-        <w:t xml:space="preserve">No repeated-seed variance</w:t>
+        <w:t xml:space="preserve">One training run per model, at both scales. No repeated-seed variance</w:t>
       </w:r>
       <w:r>
         <w:t xml:space="preserve"> </w:t>
@@ -11937,31 +11167,13 @@
         <w:pStyle w:val="Compact"/>
       </w:pPr>
       <w:r>
-        <w:rPr>
-          <w:bCs/>
-          <w:b/>
-        </w:rPr>
         <w:t xml:space="preserve">The industrial load-profile shape is a documented modelling assumption,</w:t>
       </w:r>
       <w:r>
-        <w:rPr>
-          <w:bCs/>
-          <w:b/>
-        </w:rPr>
-        <w:t xml:space="preserve"> </w:t>
-      </w:r>
-      <w:r>
-        <w:rPr>
-          <w:bCs/>
-          <w:b/>
-        </w:rPr>
-        <w:t xml:space="preserve">not derived from a real facility’s metered data</w:t>
-      </w:r>
-      <w:r>
-        <w:t xml:space="preserve"> </w:t>
-      </w:r>
-      <w:r>
-        <w:t xml:space="preserve">(</w:t>
+        <w:t xml:space="preserve"> </w:t>
+      </w:r>
+      <w:r>
+        <w:t xml:space="preserve">not derived from a real facility’s metered data (</w:t>
       </w:r>
       <w:r>
         <w:rPr>
@@ -12033,31 +11245,13 @@
         <w:pStyle w:val="Compact"/>
       </w:pPr>
       <w:r>
-        <w:rPr>
-          <w:bCs/>
-          <w:b/>
-        </w:rPr>
         <w:t xml:space="preserve">No cost-sensitivity analysis across battery, diesel, PV, or wind</w:t>
       </w:r>
       <w:r>
-        <w:rPr>
-          <w:bCs/>
-          <w:b/>
-        </w:rPr>
-        <w:t xml:space="preserve"> </w:t>
-      </w:r>
-      <w:r>
-        <w:rPr>
-          <w:bCs/>
-          <w:b/>
-        </w:rPr>
-        <w:t xml:space="preserve">price assumptions.</w:t>
-      </w:r>
-      <w:r>
-        <w:t xml:space="preserve"> </w:t>
-      </w:r>
-      <w:r>
-        <w:t xml:space="preserve">The full sensitivity sweep across cost assumptions</w:t>
+        <w:t xml:space="preserve"> </w:t>
+      </w:r>
+      <w:r>
+        <w:t xml:space="preserve">price assumptions. The full sensitivity sweep across cost assumptions</w:t>
       </w:r>
       <w:r>
         <w:t xml:space="preserve"> </w:t>
@@ -12207,17 +11401,7 @@
         <w:pStyle w:val="Compact"/>
       </w:pPr>
       <w:r>
-        <w:rPr>
-          <w:bCs/>
-          <w:b/>
-        </w:rPr>
-        <w:t xml:space="preserve">Accuracy:</w:t>
-      </w:r>
-      <w:r>
-        <w:t xml:space="preserve"> </w:t>
-      </w:r>
-      <w:r>
-        <w:t xml:space="preserve">Yes, and dramatically more confidently than the pilot alone</w:t>
+        <w:t xml:space="preserve">Accuracy: Yes, and dramatically more confidently than the pilot alone</w:t>
       </w:r>
       <w:r>
         <w:t xml:space="preserve"> </w:t>
@@ -12272,17 +11456,7 @@
         <w:pStyle w:val="Compact"/>
       </w:pPr>
       <w:r>
-        <w:rPr>
-          <w:bCs/>
-          <w:b/>
-        </w:rPr>
-        <w:t xml:space="preserve">Speed:</w:t>
-      </w:r>
-      <w:r>
-        <w:t xml:space="preserve"> </w:t>
-      </w:r>
-      <w:r>
-        <w:t xml:space="preserve">AI inference is several orders of magnitude faster per scenario</w:t>
+        <w:t xml:space="preserve">Speed: AI inference is several orders of magnitude faster per scenario</w:t>
       </w:r>
       <w:r>
         <w:t xml:space="preserve"> </w:t>
@@ -12342,55 +11516,25 @@
         <w:pStyle w:val="Compact"/>
       </w:pPr>
       <w:r>
-        <w:rPr>
-          <w:bCs/>
-          <w:b/>
-        </w:rPr>
         <w:t xml:space="preserve">Reliability, and the economic cost of trusting the AI when verified:</w:t>
       </w:r>
       <w:r>
         <w:t xml:space="preserve"> </w:t>
       </w:r>
       <w:r>
-        <w:rPr>
-          <w:bCs/>
-          <w:b/>
-        </w:rPr>
         <w:t xml:space="preserve">Reliability itself is 100% for every model at both scales, by diesel’s</w:t>
       </w:r>
       <w:r>
-        <w:rPr>
-          <w:bCs/>
-          <w:b/>
-        </w:rPr>
-        <w:t xml:space="preserve"> </w:t>
-      </w:r>
-      <w:r>
-        <w:rPr>
-          <w:bCs/>
-          <w:b/>
-        </w:rPr>
+        <w:t xml:space="preserve"> </w:t>
+      </w:r>
+      <w:r>
         <w:t xml:space="preserve">construction (§8) – it is no longer the question that discriminates</w:t>
       </w:r>
       <w:r>
-        <w:rPr>
-          <w:bCs/>
-          <w:b/>
-        </w:rPr>
-        <w:t xml:space="preserve"> </w:t>
-      </w:r>
-      <w:r>
-        <w:rPr>
-          <w:bCs/>
-          <w:b/>
-        </w:rPr>
-        <w:t xml:space="preserve">between models the way it did under the pre-diesel design.</w:t>
-      </w:r>
-      <w:r>
-        <w:t xml:space="preserve"> </w:t>
-      </w:r>
-      <w:r>
-        <w:t xml:space="preserve">The question</w:t>
+        <w:t xml:space="preserve"> </w:t>
+      </w:r>
+      <w:r>
+        <w:t xml:space="preserve">between models the way it did under the pre-diesel design. The question</w:t>
       </w:r>
       <w:r>
         <w:t xml:space="preserve"> </w:t>
@@ -12402,65 +11546,25 @@
         <w:t xml:space="preserve"> </w:t>
       </w:r>
       <w:r>
-        <w:t xml:space="preserve">a given model’s prediction –</w:t>
-      </w:r>
-      <w:r>
-        <w:t xml:space="preserve"> </w:t>
-      </w:r>
-      <w:r>
-        <w:rPr>
-          <w:bCs/>
-          <w:b/>
-        </w:rPr>
-        <w:t xml:space="preserve">is decisively no (too expensive) at pilot</w:t>
-      </w:r>
-      <w:r>
-        <w:rPr>
-          <w:bCs/>
-          <w:b/>
-        </w:rPr>
-        <w:t xml:space="preserve"> </w:t>
-      </w:r>
-      <w:r>
-        <w:rPr>
-          <w:bCs/>
-          <w:b/>
-        </w:rPr>
+        <w:t xml:space="preserve">a given model’s prediction – is decisively no (too expensive) at pilot</w:t>
+      </w:r>
+      <w:r>
+        <w:t xml:space="preserve"> </w:t>
+      </w:r>
+      <w:r>
         <w:t xml:space="preserve">scale and decisively yes (statistically free) at full scale, and the gap</w:t>
       </w:r>
       <w:r>
-        <w:rPr>
-          <w:bCs/>
-          <w:b/>
-        </w:rPr>
-        <w:t xml:space="preserve"> </w:t>
-      </w:r>
-      <w:r>
-        <w:rPr>
-          <w:bCs/>
-          <w:b/>
-        </w:rPr>
+        <w:t xml:space="preserve"> </w:t>
+      </w:r>
+      <w:r>
         <w:t xml:space="preserve">between the two is the project’s clearest finding at this deployment</w:t>
       </w:r>
       <w:r>
-        <w:rPr>
-          <w:bCs/>
-          <w:b/>
-        </w:rPr>
-        <w:t xml:space="preserve"> </w:t>
-      </w:r>
-      <w:r>
-        <w:rPr>
-          <w:bCs/>
-          <w:b/>
-        </w:rPr>
-        <w:t xml:space="preserve">scale.</w:t>
-      </w:r>
-      <w:r>
-        <w:t xml:space="preserve"> </w:t>
-      </w:r>
-      <w:r>
-        <w:t xml:space="preserve">The pilot’s neural network failed both the accuracy test and the</w:t>
+        <w:t xml:space="preserve"> </w:t>
+      </w:r>
+      <w:r>
+        <w:t xml:space="preserve">scale. The pilot’s neural network failed both the accuracy test and the</w:t>
       </w:r>
       <w:r>
         <w:t xml:space="preserve"> </w:t>
@@ -12556,17 +11660,7 @@
         <w:pStyle w:val="Compact"/>
       </w:pPr>
       <w:r>
-        <w:rPr>
-          <w:bCs/>
-          <w:b/>
-        </w:rPr>
-        <w:t xml:space="preserve">Generalization to unseen conditions:</w:t>
-      </w:r>
-      <w:r>
-        <w:t xml:space="preserve"> </w:t>
-      </w:r>
-      <w:r>
-        <w:t xml:space="preserve">Not tested (single location/year</w:t>
+        <w:t xml:space="preserve">Generalization to unseen conditions: Not tested (single location/year</w:t>
       </w:r>
       <w:r>
         <w:t xml:space="preserve"> </w:t>
@@ -12596,17 +11690,7 @@
         <w:pStyle w:val="Compact"/>
       </w:pPr>
       <w:r>
-        <w:rPr>
-          <w:bCs/>
-          <w:b/>
-        </w:rPr>
-        <w:t xml:space="preserve">Practical trade-offs:</w:t>
-      </w:r>
-      <w:r>
-        <w:t xml:space="preserve"> </w:t>
-      </w:r>
-      <w:r>
-        <w:t xml:space="preserve">Mechanistic search is slow but self-verifying by</w:t>
+        <w:t xml:space="preserve">Practical trade-offs: Mechanistic search is slow but self-verifying by</w:t>
       </w:r>
       <w:r>
         <w:t xml:space="preserve"> </w:t>
@@ -12690,17 +11774,7 @@
         <w:pStyle w:val="FirstParagraph"/>
       </w:pPr>
       <w:r>
-        <w:rPr>
-          <w:bCs/>
-          <w:b/>
-        </w:rPr>
-        <w:t xml:space="preserve">On the research hypothesis:</w:t>
-      </w:r>
-      <w:r>
-        <w:t xml:space="preserve"> </w:t>
-      </w:r>
-      <w:r>
-        <w:t xml:space="preserve">more clearly supported at full scale than the</w:t>
+        <w:t xml:space="preserve">On the research hypothesis: more clearly supported at full scale than the</w:t>
       </w:r>
       <w:r>
         <w:t xml:space="preserve"> </w:t>
@@ -12862,65 +11936,25 @@
         <w:t xml:space="preserve"> </w:t>
       </w:r>
       <w:r>
-        <w:t xml:space="preserve">findings:</w:t>
-      </w:r>
-      <w:r>
-        <w:t xml:space="preserve"> </w:t>
-      </w:r>
-      <w:r>
-        <w:rPr>
-          <w:bCs/>
-          <w:b/>
-        </w:rPr>
-        <w:t xml:space="preserve">when a project’s own reframing removes the discriminating power</w:t>
-      </w:r>
-      <w:r>
-        <w:rPr>
-          <w:bCs/>
-          <w:b/>
-        </w:rPr>
-        <w:t xml:space="preserve"> </w:t>
-      </w:r>
-      <w:r>
-        <w:rPr>
-          <w:bCs/>
-          <w:b/>
-        </w:rPr>
+        <w:t xml:space="preserve">findings: when a project’s own reframing removes the discriminating power</w:t>
+      </w:r>
+      <w:r>
+        <w:t xml:space="preserve"> </w:t>
+      </w:r>
+      <w:r>
         <w:t xml:space="preserve">of its original mandatory-verification metric, the honest response is to</w:t>
       </w:r>
       <w:r>
-        <w:rPr>
-          <w:bCs/>
-          <w:b/>
-        </w:rPr>
-        <w:t xml:space="preserve"> </w:t>
-      </w:r>
-      <w:r>
-        <w:rPr>
-          <w:bCs/>
-          <w:b/>
-        </w:rPr>
+        <w:t xml:space="preserve"> </w:t>
+      </w:r>
+      <w:r>
         <w:t xml:space="preserve">find a new metric that still discriminates (extra system LCOE), not to keep</w:t>
       </w:r>
       <w:r>
-        <w:rPr>
-          <w:bCs/>
-          <w:b/>
-        </w:rPr>
-        <w:t xml:space="preserve"> </w:t>
-      </w:r>
-      <w:r>
-        <w:rPr>
-          <w:bCs/>
-          <w:b/>
-        </w:rPr>
-        <w:t xml:space="preserve">reporting a metric that has become uninformative</w:t>
-      </w:r>
-      <w:r>
-        <w:t xml:space="preserve"> </w:t>
-      </w:r>
-      <w:r>
-        <w:t xml:space="preserve">– reliability pass rate</w:t>
+        <w:t xml:space="preserve"> </w:t>
+      </w:r>
+      <w:r>
+        <w:t xml:space="preserve">reporting a metric that has become uninformative – reliability pass rate</w:t>
       </w:r>
       <w:r>
         <w:t xml:space="preserve"> </w:t>

--- a/reports/exports/technical_report.docx
+++ b/reports/exports/technical_report.docx
@@ -2,7 +2,7 @@
 <file path=word/document.xml><?xml version="1.0" encoding="utf-8"?>
 <w:document xmlns:w="http://schemas.openxmlformats.org/wordprocessingml/2006/main" xmlns:m="http://schemas.openxmlformats.org/officeDocument/2006/math" xmlns:r="http://schemas.openxmlformats.org/officeDocument/2006/relationships" xmlns:o="urn:schemas-microsoft-com:office:office" xmlns:v="urn:schemas-microsoft-com:vml" xmlns:w10="urn:schemas-microsoft-com:office:word" xmlns:a="http://schemas.openxmlformats.org/drawingml/2006/main" xmlns:pic="http://schemas.openxmlformats.org/drawingml/2006/picture" xmlns:wp="http://schemas.openxmlformats.org/drawingml/2006/wordprocessingDrawing">
   <w:body>
-    <w:bookmarkStart w:id="139" w:name="Xa4a3a6d1a039270ced563df4dd7382a32487651"/>
+    <w:bookmarkStart w:id="145" w:name="Xa4a3a6d1a039270ced563df4dd7382a32487651"/>
     <w:p>
       <w:pPr>
         <w:pStyle w:val="Heading1"/>
@@ -6765,7 +6765,7 @@
     </w:p>
     <w:bookmarkEnd w:id="104"/>
     <w:bookmarkEnd w:id="105"/>
-    <w:bookmarkStart w:id="126" w:name="physical-verification-of-ai-predictions"/>
+    <w:bookmarkStart w:id="132" w:name="physical-verification-of-ai-predictions"/>
     <w:p>
       <w:pPr>
         <w:pStyle w:val="Heading2"/>
@@ -7695,7 +7695,7 @@
       </w:r>
     </w:p>
     <w:bookmarkEnd w:id="115"/>
-    <w:bookmarkStart w:id="125" w:name="X0d41fa06e90e82c33dcfc76a4283c352aba5f85"/>
+    <w:bookmarkStart w:id="131" w:name="X0d41fa06e90e82c33dcfc76a4283c352aba5f85"/>
     <w:p>
       <w:pPr>
         <w:pStyle w:val="Heading3"/>
@@ -8465,37 +8465,103 @@
         <w:pStyle w:val="BodyText"/>
       </w:pPr>
       <w:r>
-        <w:t xml:space="preserve">Full per-scenario tables:</w:t>
-      </w:r>
-      <w:r>
-        <w:t xml:space="preserve"> </w:t>
-      </w:r>
-      <w:r>
-        <w:rPr>
-          <w:rStyle w:val="VerbatimChar"/>
-        </w:rPr>
-        <w:t xml:space="preserve">outputs/tables/physical_verification_{model}_full.csv</w:t>
-      </w:r>
-      <w:r>
-        <w:t xml:space="preserve">.</w:t>
-      </w:r>
-      <w:r>
-        <w:t xml:space="preserve"> </w:t>
-      </w:r>
-      <w:r>
-        <w:t xml:space="preserve">Summary:</w:t>
-      </w:r>
-      <w:r>
-        <w:t xml:space="preserve"> </w:t>
-      </w:r>
-      <w:r>
-        <w:rPr>
-          <w:rStyle w:val="VerbatimChar"/>
-        </w:rPr>
-        <w:t xml:space="preserve">outputs/tables/physical_verification_summary_by_model_full.csv</w:t>
-      </w:r>
-      <w:r>
-        <w:t xml:space="preserve">.</w:t>
+        <w:t xml:space="preserve">The table above and Figure 29 summarize the comparison with single numbers</w:t>
+      </w:r>
+      <w:r>
+        <w:t xml:space="preserve"> </w:t>
+      </w:r>
+      <w:r>
+        <w:t xml:space="preserve">per model (mean extra system LCOE, MAE, R^2 in §17). Figures 30 and 31 make</w:t>
+      </w:r>
+      <w:r>
+        <w:t xml:space="preserve"> </w:t>
+      </w:r>
+      <w:r>
+        <w:t xml:space="preserve">the same mechanistic-vs-neural-network comparison directly, plotting the</w:t>
+      </w:r>
+      <w:r>
+        <w:t xml:space="preserve"> </w:t>
+      </w:r>
+      <w:r>
+        <w:t xml:space="preserve">mechanistic-reference and neural-network-predicted value for every one of</w:t>
+      </w:r>
+      <w:r>
+        <w:t xml:space="preserve"> </w:t>
+      </w:r>
+      <w:r>
+        <w:t xml:space="preserve">the 751 full-scale test scenarios, sorted by the mechanistic reference so</w:t>
+      </w:r>
+      <w:r>
+        <w:t xml:space="preserve"> </w:t>
+      </w:r>
+      <w:r>
+        <w:t xml:space="preserve">both series can be read scenario-by-scenario rather than only through</w:t>
+      </w:r>
+      <w:r>
+        <w:t xml:space="preserve"> </w:t>
+      </w:r>
+      <w:r>
+        <w:t xml:space="preserve">aggregate statistics. Figure 30 compares battery capacity: the neural</w:t>
+      </w:r>
+      <w:r>
+        <w:t xml:space="preserve"> </w:t>
+      </w:r>
+      <w:r>
+        <w:t xml:space="preserve">network’s predicted capacity (light blue) tracks the mechanistic reference</w:t>
+      </w:r>
+      <w:r>
+        <w:t xml:space="preserve"> </w:t>
+      </w:r>
+      <w:r>
+        <w:t xml:space="preserve">(black) closely across the full 250-9,500 kWh range spanned by the test set,</w:t>
+      </w:r>
+      <w:r>
+        <w:t xml:space="preserve"> </w:t>
+      </w:r>
+      <w:r>
+        <w:t xml:space="preserve">with visible scatter concentrated in the low-capacity region (roughly</w:t>
+      </w:r>
+      <w:r>
+        <w:t xml:space="preserve"> </w:t>
+      </w:r>
+      <w:r>
+        <w:t xml:space="preserve">scenarios 150-450) where several distinct reference capacities cluster close</w:t>
+      </w:r>
+      <w:r>
+        <w:t xml:space="preserve"> </w:t>
+      </w:r>
+      <w:r>
+        <w:t xml:space="preserve">together and small prediction errors are more likely to cross a module</w:t>
+      </w:r>
+      <w:r>
+        <w:t xml:space="preserve"> </w:t>
+      </w:r>
+      <w:r>
+        <w:t xml:space="preserve">boundary. Figure 31 shows the same comparison for renewable share, where the</w:t>
+      </w:r>
+      <w:r>
+        <w:t xml:space="preserve"> </w:t>
+      </w:r>
+      <w:r>
+        <w:t xml:space="preserve">two lines are close to indistinguishable across the full 28-99% range – a</w:t>
+      </w:r>
+      <w:r>
+        <w:t xml:space="preserve"> </w:t>
+      </w:r>
+      <w:r>
+        <w:t xml:space="preserve">direct visual counterpart to Figure 28’s mechanistic-only renewable-share</w:t>
+      </w:r>
+      <w:r>
+        <w:t xml:space="preserve"> </w:t>
+      </w:r>
+      <w:r>
+        <w:t xml:space="preserve">curve, now with the neural network’s own re-simulated renewable share</w:t>
+      </w:r>
+      <w:r>
+        <w:t xml:space="preserve"> </w:t>
+      </w:r>
+      <w:r>
+        <w:t xml:space="preserve">overlaid on it.</w:t>
       </w:r>
     </w:p>
     <w:p>
@@ -8503,13 +8569,46 @@
         <w:pStyle w:val="BodyText"/>
       </w:pPr>
       <w:r>
-        <w:t xml:space="preserve">A real, small bug was found and fixed while preparing this full-scale</w:t>
-      </w:r>
-      <w:r>
-        <w:t xml:space="preserve"> </w:t>
-      </w:r>
-      <w:r>
-        <w:t xml:space="preserve">rerun. Physical verification originally sized diesel from each scenario’s</w:t>
+        <w:drawing>
+          <wp:inline>
+            <wp:extent cx="5334000" cy="2637356"/>
+            <wp:effectExtent b="0" l="0" r="0" t="0"/>
+            <wp:docPr descr="Battery capacity: mechanistic reference vs. neural network prediction, full scale, all 751 test scenarios" title="" id="126" name="Picture"/>
+            <a:graphic>
+              <a:graphicData uri="http://schemas.openxmlformats.org/drawingml/2006/picture">
+                <pic:pic>
+                  <pic:nvPicPr>
+                    <pic:cNvPr descr="../outputs/figures/30_capacity_comparison_neural_network_full.png" id="127" name="Picture"/>
+                    <pic:cNvPicPr>
+                      <a:picLocks noChangeArrowheads="1" noChangeAspect="1"/>
+                    </pic:cNvPicPr>
+                  </pic:nvPicPr>
+                  <pic:blipFill>
+                    <a:blip r:embed="rId125"/>
+                    <a:stretch>
+                      <a:fillRect/>
+                    </a:stretch>
+                  </pic:blipFill>
+                  <pic:spPr bwMode="auto">
+                    <a:xfrm>
+                      <a:off x="0" y="0"/>
+                      <a:ext cx="5334000" cy="2637356"/>
+                    </a:xfrm>
+                    <a:prstGeom prst="rect">
+                      <a:avLst/>
+                    </a:prstGeom>
+                    <a:noFill/>
+                    <a:ln w="9525">
+                      <a:noFill/>
+                      <a:headEnd/>
+                      <a:tailEnd/>
+                    </a:ln>
+                  </pic:spPr>
+                </pic:pic>
+              </a:graphicData>
+            </a:graphic>
+          </wp:inline>
+        </w:drawing>
       </w:r>
       <w:r>
         <w:t xml:space="preserve"> </w:t>
@@ -8519,28 +8618,54 @@
           <w:iCs/>
           <w:i/>
         </w:rPr>
-        <w:t xml:space="preserve">requested</w:t>
-      </w:r>
-      <w:r>
-        <w:t xml:space="preserve"> </w:t>
-      </w:r>
-      <w:r>
-        <w:t xml:space="preserve">peak load (</w:t>
-      </w:r>
-      <w:r>
-        <w:rPr>
-          <w:rStyle w:val="VerbatimChar"/>
-        </w:rPr>
-        <w:t xml:space="preserve">scenario["peak_load_kw"]</w:t>
-      </w:r>
-      <w:r>
-        <w:t xml:space="preserve">) rather than the</w:t>
-      </w:r>
-      <w:r>
-        <w:t xml:space="preserve"> </w:t>
-      </w:r>
-      <w:r>
-        <w:t xml:space="preserve">regenerated load profile’s</w:t>
+        <w:t xml:space="preserve">Figure 30 (full-scale) — Battery capacity, mechanistic reference vs. neural-network-predicted, sorted by reference capacity. The two lines track closely; visible scatter is concentrated in the low-capacity region.</w:t>
+      </w:r>
+    </w:p>
+    <w:p>
+      <w:pPr>
+        <w:pStyle w:val="BodyText"/>
+      </w:pPr>
+      <w:r>
+        <w:drawing>
+          <wp:inline>
+            <wp:extent cx="5334000" cy="2637356"/>
+            <wp:effectExtent b="0" l="0" r="0" t="0"/>
+            <wp:docPr descr="Renewable share: mechanistic reference vs. neural network prediction, full scale, all 751 test scenarios" title="" id="129" name="Picture"/>
+            <a:graphic>
+              <a:graphicData uri="http://schemas.openxmlformats.org/drawingml/2006/picture">
+                <pic:pic>
+                  <pic:nvPicPr>
+                    <pic:cNvPr descr="../outputs/figures/31_renewable_share_comparison_neural_network_full.png" id="130" name="Picture"/>
+                    <pic:cNvPicPr>
+                      <a:picLocks noChangeArrowheads="1" noChangeAspect="1"/>
+                    </pic:cNvPicPr>
+                  </pic:nvPicPr>
+                  <pic:blipFill>
+                    <a:blip r:embed="rId128"/>
+                    <a:stretch>
+                      <a:fillRect/>
+                    </a:stretch>
+                  </pic:blipFill>
+                  <pic:spPr bwMode="auto">
+                    <a:xfrm>
+                      <a:off x="0" y="0"/>
+                      <a:ext cx="5334000" cy="2637356"/>
+                    </a:xfrm>
+                    <a:prstGeom prst="rect">
+                      <a:avLst/>
+                    </a:prstGeom>
+                    <a:noFill/>
+                    <a:ln w="9525">
+                      <a:noFill/>
+                      <a:headEnd/>
+                      <a:tailEnd/>
+                    </a:ln>
+                  </pic:spPr>
+                </pic:pic>
+              </a:graphicData>
+            </a:graphic>
+          </wp:inline>
+        </w:drawing>
       </w:r>
       <w:r>
         <w:t xml:space="preserve"> </w:t>
@@ -8550,22 +8675,33 @@
           <w:iCs/>
           <w:i/>
         </w:rPr>
-        <w:t xml:space="preserve">achieved</w:t>
-      </w:r>
-      <w:r>
-        <w:t xml:space="preserve"> </w:t>
-      </w:r>
-      <w:r>
-        <w:t xml:space="preserve">peak (</w:t>
+        <w:t xml:space="preserve">Figure 31 (full-scale) — Renewable share, mechanistic reference vs. neural-network-predicted, sorted by reference renewable share. The two lines are nearly indistinguishable across the full range.</w:t>
+      </w:r>
+    </w:p>
+    <w:p>
+      <w:pPr>
+        <w:pStyle w:val="BodyText"/>
+      </w:pPr>
+      <w:r>
+        <w:t xml:space="preserve">Full per-scenario tables:</w:t>
+      </w:r>
+      <w:r>
+        <w:t xml:space="preserve"> </w:t>
       </w:r>
       <w:r>
         <w:rPr>
           <w:rStyle w:val="VerbatimChar"/>
         </w:rPr>
-        <w:t xml:space="preserve">load.max()</w:t>
-      </w:r>
-      <w:r>
-        <w:t xml:space="preserve">), diverging from</w:t>
+        <w:t xml:space="preserve">outputs/tables/physical_verification_{model}_full.csv</w:t>
+      </w:r>
+      <w:r>
+        <w:t xml:space="preserve">.</w:t>
+      </w:r>
+      <w:r>
+        <w:t xml:space="preserve"> </w:t>
+      </w:r>
+      <w:r>
+        <w:t xml:space="preserve">Summary:</w:t>
       </w:r>
       <w:r>
         <w:t xml:space="preserve"> </w:t>
@@ -8574,22 +8710,24 @@
         <w:rPr>
           <w:rStyle w:val="VerbatimChar"/>
         </w:rPr>
-        <w:t xml:space="preserve">run_battery_search</w:t>
-      </w:r>
-      <w:r>
-        <w:t xml:space="preserve">’s own convention (§8) by a tiny floating-point rescaling.</w:t>
-      </w:r>
-      <w:r>
-        <w:t xml:space="preserve"> </w:t>
-      </w:r>
-      <w:r>
-        <w:t xml:space="preserve">Because both the AI and reference candidates in one verification call share a</w:t>
-      </w:r>
-      <w:r>
-        <w:t xml:space="preserve"> </w:t>
-      </w:r>
-      <w:r>
-        <w:t xml:space="preserve">single diesel spec, this let a handful of predictions look marginally</w:t>
+        <w:t xml:space="preserve">outputs/tables/physical_verification_summary_by_model_full.csv</w:t>
+      </w:r>
+      <w:r>
+        <w:t xml:space="preserve">.</w:t>
+      </w:r>
+    </w:p>
+    <w:p>
+      <w:pPr>
+        <w:pStyle w:val="BodyText"/>
+      </w:pPr>
+      <w:r>
+        <w:t xml:space="preserve">A real, small bug was found and fixed while preparing this full-scale</w:t>
+      </w:r>
+      <w:r>
+        <w:t xml:space="preserve"> </w:t>
+      </w:r>
+      <w:r>
+        <w:t xml:space="preserve">rerun. Physical verification originally sized diesel from each scenario’s</w:t>
       </w:r>
       <w:r>
         <w:t xml:space="preserve"> </w:t>
@@ -8599,6 +8737,86 @@
           <w:iCs/>
           <w:i/>
         </w:rPr>
+        <w:t xml:space="preserve">requested</w:t>
+      </w:r>
+      <w:r>
+        <w:t xml:space="preserve"> </w:t>
+      </w:r>
+      <w:r>
+        <w:t xml:space="preserve">peak load (</w:t>
+      </w:r>
+      <w:r>
+        <w:rPr>
+          <w:rStyle w:val="VerbatimChar"/>
+        </w:rPr>
+        <w:t xml:space="preserve">scenario["peak_load_kw"]</w:t>
+      </w:r>
+      <w:r>
+        <w:t xml:space="preserve">) rather than the</w:t>
+      </w:r>
+      <w:r>
+        <w:t xml:space="preserve"> </w:t>
+      </w:r>
+      <w:r>
+        <w:t xml:space="preserve">regenerated load profile’s</w:t>
+      </w:r>
+      <w:r>
+        <w:t xml:space="preserve"> </w:t>
+      </w:r>
+      <w:r>
+        <w:rPr>
+          <w:iCs/>
+          <w:i/>
+        </w:rPr>
+        <w:t xml:space="preserve">achieved</w:t>
+      </w:r>
+      <w:r>
+        <w:t xml:space="preserve"> </w:t>
+      </w:r>
+      <w:r>
+        <w:t xml:space="preserve">peak (</w:t>
+      </w:r>
+      <w:r>
+        <w:rPr>
+          <w:rStyle w:val="VerbatimChar"/>
+        </w:rPr>
+        <w:t xml:space="preserve">load.max()</w:t>
+      </w:r>
+      <w:r>
+        <w:t xml:space="preserve">), diverging from</w:t>
+      </w:r>
+      <w:r>
+        <w:t xml:space="preserve"> </w:t>
+      </w:r>
+      <w:r>
+        <w:rPr>
+          <w:rStyle w:val="VerbatimChar"/>
+        </w:rPr>
+        <w:t xml:space="preserve">run_battery_search</w:t>
+      </w:r>
+      <w:r>
+        <w:t xml:space="preserve">’s own convention (§8) by a tiny floating-point rescaling.</w:t>
+      </w:r>
+      <w:r>
+        <w:t xml:space="preserve"> </w:t>
+      </w:r>
+      <w:r>
+        <w:t xml:space="preserve">Because both the AI and reference candidates in one verification call share a</w:t>
+      </w:r>
+      <w:r>
+        <w:t xml:space="preserve"> </w:t>
+      </w:r>
+      <w:r>
+        <w:t xml:space="preserve">single diesel spec, this let a handful of predictions look marginally</w:t>
+      </w:r>
+      <w:r>
+        <w:t xml:space="preserve"> </w:t>
+      </w:r>
+      <w:r>
+        <w:rPr>
+          <w:iCs/>
+          <w:i/>
+        </w:rPr>
         <w:t xml:space="preserve">cheaper</w:t>
       </w:r>
       <w:r>
@@ -8698,9 +8916,9 @@
         <w:t xml:space="preserve">real correctness issues worth having found regardless of outcome.</w:t>
       </w:r>
     </w:p>
-    <w:bookmarkEnd w:id="125"/>
-    <w:bookmarkEnd w:id="126"/>
-    <w:bookmarkStart w:id="135" w:name="X7ab44aeacdb1d5b6c8fe372f2b085006fb697bd"/>
+    <w:bookmarkEnd w:id="131"/>
+    <w:bookmarkEnd w:id="132"/>
+    <w:bookmarkStart w:id="141" w:name="X7ab44aeacdb1d5b6c8fe372f2b085006fb697bd"/>
     <w:p>
       <w:pPr>
         <w:pStyle w:val="Heading2"/>
@@ -8709,7 +8927,7 @@
         <w:t xml:space="preserve">17. Accuracy and Computational-Efficiency Comparison</w:t>
       </w:r>
     </w:p>
-    <w:bookmarkStart w:id="133" w:name="pilot-stage-567"/>
+    <w:bookmarkStart w:id="139" w:name="pilot-stage-567"/>
     <w:p>
       <w:pPr>
         <w:pStyle w:val="Heading3"/>
@@ -9252,18 +9470,18 @@
           <wp:inline>
             <wp:extent cx="5334000" cy="3297709"/>
             <wp:effectExtent b="0" l="0" r="0" t="0"/>
-            <wp:docPr descr="Runtime comparison: mechanistic search vs. ML training vs. ML inference, log scale" title="" id="128" name="Picture"/>
+            <wp:docPr descr="Runtime comparison: mechanistic search vs. ML training vs. ML inference, log scale" title="" id="134" name="Picture"/>
             <a:graphic>
               <a:graphicData uri="http://schemas.openxmlformats.org/drawingml/2006/picture">
                 <pic:pic>
                   <pic:nvPicPr>
-                    <pic:cNvPr descr="../outputs/figures/24_runtime_comparison.png" id="129" name="Picture"/>
+                    <pic:cNvPr descr="../outputs/figures/24_runtime_comparison.png" id="135" name="Picture"/>
                     <pic:cNvPicPr>
                       <a:picLocks noChangeArrowheads="1" noChangeAspect="1"/>
                     </pic:cNvPicPr>
                   </pic:nvPicPr>
                   <pic:blipFill>
-                    <a:blip r:embed="rId127"/>
+                    <a:blip r:embed="rId133"/>
                     <a:stretch>
                       <a:fillRect/>
                     </a:stretch>
@@ -9309,18 +9527,18 @@
           <wp:inline>
             <wp:extent cx="5334000" cy="3790083"/>
             <wp:effectExtent b="0" l="0" r="0" t="0"/>
-            <wp:docPr descr="Accuracy vs. inference-time trade-off, pilot" title="" id="131" name="Picture"/>
+            <wp:docPr descr="Accuracy vs. inference-time trade-off, pilot" title="" id="137" name="Picture"/>
             <a:graphic>
               <a:graphicData uri="http://schemas.openxmlformats.org/drawingml/2006/picture">
                 <pic:pic>
                   <pic:nvPicPr>
-                    <pic:cNvPr descr="../outputs/figures/25_accuracy_runtime_tradeoff.png" id="132" name="Picture"/>
+                    <pic:cNvPr descr="../outputs/figures/25_accuracy_runtime_tradeoff.png" id="138" name="Picture"/>
                     <pic:cNvPicPr>
                       <a:picLocks noChangeArrowheads="1" noChangeAspect="1"/>
                     </pic:cNvPicPr>
                   </pic:nvPicPr>
                   <pic:blipFill>
-                    <a:blip r:embed="rId130"/>
+                    <a:blip r:embed="rId136"/>
                     <a:stretch>
                       <a:fillRect/>
                     </a:stretch>
@@ -9357,8 +9575,8 @@
         <w:t xml:space="preserve">Figure 25 — MAE vs. inference time per model, log-x scale (pilot). No full-scale equivalent was generated; the qualitative ordering of inference speed is unchanged by dataset size.</w:t>
       </w:r>
     </w:p>
-    <w:bookmarkEnd w:id="133"/>
-    <w:bookmarkStart w:id="134" w:name="full-scale-stage-89"/>
+    <w:bookmarkEnd w:id="139"/>
+    <w:bookmarkStart w:id="140" w:name="full-scale-stage-89"/>
     <w:p>
       <w:pPr>
         <w:pStyle w:val="Heading3"/>
@@ -9998,9 +10216,9 @@
         <w:t xml:space="preserve">before AI pays off).</w:t>
       </w:r>
     </w:p>
-    <w:bookmarkEnd w:id="134"/>
-    <w:bookmarkEnd w:id="135"/>
-    <w:bookmarkStart w:id="136" w:name="discussion"/>
+    <w:bookmarkEnd w:id="140"/>
+    <w:bookmarkEnd w:id="141"/>
+    <w:bookmarkStart w:id="142" w:name="discussion"/>
     <w:p>
       <w:pPr>
         <w:pStyle w:val="Heading2"/>
@@ -10572,8 +10790,8 @@
         <w:t xml:space="preserve">economic penalty shrinks even as the summed total grows with test-set size.</w:t>
       </w:r>
     </w:p>
-    <w:bookmarkEnd w:id="136"/>
-    <w:bookmarkStart w:id="137" w:name="limitations"/>
+    <w:bookmarkEnd w:id="142"/>
+    <w:bookmarkStart w:id="143" w:name="limitations"/>
     <w:p>
       <w:pPr>
         <w:pStyle w:val="Heading2"/>
@@ -11284,8 +11502,8 @@
         <w:t xml:space="preserve">conditional on those specific figures.</w:t>
       </w:r>
     </w:p>
-    <w:bookmarkEnd w:id="137"/>
-    <w:bookmarkStart w:id="138" w:name="conclusions"/>
+    <w:bookmarkEnd w:id="143"/>
+    <w:bookmarkStart w:id="144" w:name="conclusions"/>
     <w:p>
       <w:pPr>
         <w:pStyle w:val="Heading2"/>
@@ -11981,8 +12199,8 @@
         <w:t xml:space="preserve">close.</w:t>
       </w:r>
     </w:p>
-    <w:bookmarkEnd w:id="138"/>
-    <w:bookmarkEnd w:id="139"/>
+    <w:bookmarkEnd w:id="144"/>
+    <w:bookmarkEnd w:id="145"/>
     <w:sectPr/>
   </w:body>
 </w:document>

--- a/reports/exports/technical_report.docx
+++ b/reports/exports/technical_report.docx
@@ -2,7 +2,7 @@
 <file path=word/document.xml><?xml version="1.0" encoding="utf-8"?>
 <w:document xmlns:w="http://schemas.openxmlformats.org/wordprocessingml/2006/main" xmlns:m="http://schemas.openxmlformats.org/officeDocument/2006/math" xmlns:r="http://schemas.openxmlformats.org/officeDocument/2006/relationships" xmlns:o="urn:schemas-microsoft-com:office:office" xmlns:v="urn:schemas-microsoft-com:vml" xmlns:w10="urn:schemas-microsoft-com:office:word" xmlns:a="http://schemas.openxmlformats.org/drawingml/2006/main" xmlns:pic="http://schemas.openxmlformats.org/drawingml/2006/picture" xmlns:wp="http://schemas.openxmlformats.org/drawingml/2006/wordprocessingDrawing">
   <w:body>
-    <w:bookmarkStart w:id="145" w:name="Xa4a3a6d1a039270ced563df4dd7382a32487651"/>
+    <w:bookmarkStart w:id="148" w:name="Xa4a3a6d1a039270ced563df4dd7382a32487651"/>
     <w:p>
       <w:pPr>
         <w:pStyle w:val="Heading1"/>
@@ -6765,7 +6765,7 @@
     </w:p>
     <w:bookmarkEnd w:id="104"/>
     <w:bookmarkEnd w:id="105"/>
-    <w:bookmarkStart w:id="132" w:name="physical-verification-of-ai-predictions"/>
+    <w:bookmarkStart w:id="135" w:name="physical-verification-of-ai-predictions"/>
     <w:p>
       <w:pPr>
         <w:pStyle w:val="Heading2"/>
@@ -7695,7 +7695,7 @@
       </w:r>
     </w:p>
     <w:bookmarkEnd w:id="115"/>
-    <w:bookmarkStart w:id="131" w:name="X0d41fa06e90e82c33dcfc76a4283c352aba5f85"/>
+    <w:bookmarkStart w:id="134" w:name="X0d41fa06e90e82c33dcfc76a4283c352aba5f85"/>
     <w:p>
       <w:pPr>
         <w:pStyle w:val="Heading3"/>
@@ -8683,7 +8683,55 @@
         <w:pStyle w:val="BodyText"/>
       </w:pPr>
       <w:r>
-        <w:t xml:space="preserve">Full per-scenario tables:</w:t>
+        <w:t xml:space="preserve">Figures 30-31 compare many scenarios at once through a common index axis.</w:t>
+      </w:r>
+      <w:r>
+        <w:t xml:space="preserve"> </w:t>
+      </w:r>
+      <w:r>
+        <w:t xml:space="preserve">Figure 32 instead reuses Figure 27’s own chart form – System LCOE vs.</w:t>
+      </w:r>
+      <w:r>
+        <w:t xml:space="preserve"> </w:t>
+      </w:r>
+      <w:r>
+        <w:t xml:space="preserve">battery capacity, for one specific scenario’s full 81-candidate mechanistic</w:t>
+      </w:r>
+      <w:r>
+        <w:t xml:space="preserve"> </w:t>
+      </w:r>
+      <w:r>
+        <w:t xml:space="preserve">sweep – with the mechanistic optimum and the neural network’s predicted</w:t>
+      </w:r>
+      <w:r>
+        <w:t xml:space="preserve"> </w:t>
+      </w:r>
+      <w:r>
+        <w:t xml:space="preserve">capacity both marked directly on that scenario’s curve, so the AI’s answer</w:t>
+      </w:r>
+      <w:r>
+        <w:t xml:space="preserve"> </w:t>
+      </w:r>
+      <w:r>
+        <w:t xml:space="preserve">can be read against the underlying cost trade-off it is implicitly trying to</w:t>
+      </w:r>
+      <w:r>
+        <w:t xml:space="preserve"> </w:t>
+      </w:r>
+      <w:r>
+        <w:t xml:space="preserve">approximate. Figure 27’s own scenario (the fixed industrial baseline) cannot</w:t>
+      </w:r>
+      <w:r>
+        <w:t xml:space="preserve"> </w:t>
+      </w:r>
+      <w:r>
+        <w:t xml:space="preserve">be reused for this: its industrial two-shift load shape (load factor 0.542)</w:t>
+      </w:r>
+      <w:r>
+        <w:t xml:space="preserve"> </w:t>
+      </w:r>
+      <w:r>
+        <w:t xml:space="preserve">is not achievable under</w:t>
       </w:r>
       <w:r>
         <w:t xml:space="preserve"> </w:t>
@@ -8692,16 +8740,10 @@
         <w:rPr>
           <w:rStyle w:val="VerbatimChar"/>
         </w:rPr>
-        <w:t xml:space="preserve">outputs/tables/physical_verification_{model}_full.csv</w:t>
-      </w:r>
-      <w:r>
-        <w:t xml:space="preserve">.</w:t>
-      </w:r>
-      <w:r>
-        <w:t xml:space="preserve"> </w:t>
-      </w:r>
-      <w:r>
-        <w:t xml:space="preserve">Summary:</w:t>
+        <w:t xml:space="preserve">generate_load_profile</w:t>
+      </w:r>
+      <w:r>
+        <w:t xml:space="preserve">’s default</w:t>
       </w:r>
       <w:r>
         <w:t xml:space="preserve"> </w:t>
@@ -8710,10 +8752,121 @@
         <w:rPr>
           <w:rStyle w:val="VerbatimChar"/>
         </w:rPr>
-        <w:t xml:space="preserve">outputs/tables/physical_verification_summary_by_model_full.csv</w:t>
-      </w:r>
-      <w:r>
-        <w:t xml:space="preserve">.</w:t>
+        <w:t xml:space="preserve">residential_baseline</w:t>
+      </w:r>
+      <w:r>
+        <w:t xml:space="preserve"> </w:t>
+      </w:r>
+      <w:r>
+        <w:t xml:space="preserve">shape, which every sampled scenario in this dataset</w:t>
+      </w:r>
+      <w:r>
+        <w:t xml:space="preserve"> </w:t>
+      </w:r>
+      <w:r>
+        <w:t xml:space="preserve">(pilot and full-scale alike) actually uses – confirmed directly, since</w:t>
+      </w:r>
+      <w:r>
+        <w:t xml:space="preserve"> </w:t>
+      </w:r>
+      <w:r>
+        <w:t xml:space="preserve">requesting the baseline’s own annual-load/peak-load combination under the</w:t>
+      </w:r>
+      <w:r>
+        <w:t xml:space="preserve"> </w:t>
+      </w:r>
+      <w:r>
+        <w:t xml:space="preserve">residential default raises</w:t>
+      </w:r>
+      <w:r>
+        <w:t xml:space="preserve"> </w:t>
+      </w:r>
+      <w:r>
+        <w:rPr>
+          <w:rStyle w:val="VerbatimChar"/>
+        </w:rPr>
+        <w:t xml:space="preserve">generate_load_profile</w:t>
+      </w:r>
+      <w:r>
+        <w:t xml:space="preserve">’s own achievability</w:t>
+      </w:r>
+      <w:r>
+        <w:t xml:space="preserve"> </w:t>
+      </w:r>
+      <w:r>
+        <w:rPr>
+          <w:rStyle w:val="VerbatimChar"/>
+        </w:rPr>
+        <w:t xml:space="preserve">ValueError</w:t>
+      </w:r>
+      <w:r>
+        <w:t xml:space="preserve">. The neural network was therefore never trained on anything</w:t>
+      </w:r>
+      <w:r>
+        <w:t xml:space="preserve"> </w:t>
+      </w:r>
+      <w:r>
+        <w:t xml:space="preserve">resembling Figure 27’s scenario, so marking its prediction on that exact</w:t>
+      </w:r>
+      <w:r>
+        <w:t xml:space="preserve"> </w:t>
+      </w:r>
+      <w:r>
+        <w:t xml:space="preserve">curve would show an extrapolation failure rather than a fair test of the</w:t>
+      </w:r>
+      <w:r>
+        <w:t xml:space="preserve"> </w:t>
+      </w:r>
+      <w:r>
+        <w:t xml:space="preserve">model (see the new Limitations item below). Figure 32 instead reruns the</w:t>
+      </w:r>
+      <w:r>
+        <w:t xml:space="preserve"> </w:t>
+      </w:r>
+      <w:r>
+        <w:t xml:space="preserve">full candidate sweep for test-split scenario 175 – the scenario closest to</w:t>
+      </w:r>
+      <w:r>
+        <w:t xml:space="preserve"> </w:t>
+      </w:r>
+      <w:r>
+        <w:t xml:space="preserve">the full test set’s median reference battery capacity, so a representative</w:t>
+      </w:r>
+      <w:r>
+        <w:t xml:space="preserve"> </w:t>
+      </w:r>
+      <w:r>
+        <w:t xml:space="preserve">rather than cherry-picked case – a scenario the model was actually</w:t>
+      </w:r>
+      <w:r>
+        <w:t xml:space="preserve"> </w:t>
+      </w:r>
+      <w:r>
+        <w:t xml:space="preserve">evaluated on. The two marked points sit almost on top of each other, right</w:t>
+      </w:r>
+      <w:r>
+        <w:t xml:space="preserve"> </w:t>
+      </w:r>
+      <w:r>
+        <w:t xml:space="preserve">at the curve’s minimum (mechanistic optimum: 3,500 kWh, 0.2316 EUR/kWh;</w:t>
+      </w:r>
+      <w:r>
+        <w:t xml:space="preserve"> </w:t>
+      </w:r>
+      <w:r>
+        <w:t xml:space="preserve">neural network: 3,750 kWh, 0.2321 EUR/kWh, a difference of 0.0005 EUR/kWh),</w:t>
+      </w:r>
+      <w:r>
+        <w:t xml:space="preserve"> </w:t>
+      </w:r>
+      <w:r>
+        <w:t xml:space="preserve">consistent with this scenario’s small extra system LCOE in the underlying</w:t>
+      </w:r>
+      <w:r>
+        <w:t xml:space="preserve"> </w:t>
+      </w:r>
+      <w:r>
+        <w:t xml:space="preserve">per-scenario table.</w:t>
       </w:r>
     </w:p>
     <w:p>
@@ -8721,13 +8874,46 @@
         <w:pStyle w:val="BodyText"/>
       </w:pPr>
       <w:r>
-        <w:t xml:space="preserve">A real, small bug was found and fixed while preparing this full-scale</w:t>
-      </w:r>
-      <w:r>
-        <w:t xml:space="preserve"> </w:t>
-      </w:r>
-      <w:r>
-        <w:t xml:space="preserve">rerun. Physical verification originally sized diesel from each scenario’s</w:t>
+        <w:drawing>
+          <wp:inline>
+            <wp:extent cx="5334000" cy="3303929"/>
+            <wp:effectExtent b="0" l="0" r="0" t="0"/>
+            <wp:docPr descr="System LCOE vs. battery capacity for one representative test scenario, mechanistic curve with the mechanistic optimum and neural network prediction both marked" title="" id="132" name="Picture"/>
+            <a:graphic>
+              <a:graphicData uri="http://schemas.openxmlformats.org/drawingml/2006/picture">
+                <pic:pic>
+                  <pic:nvPicPr>
+                    <pic:cNvPr descr="../outputs/figures/32_system_lcoe_curve_with_nn_prediction_full.png" id="133" name="Picture"/>
+                    <pic:cNvPicPr>
+                      <a:picLocks noChangeArrowheads="1" noChangeAspect="1"/>
+                    </pic:cNvPicPr>
+                  </pic:nvPicPr>
+                  <pic:blipFill>
+                    <a:blip r:embed="rId131"/>
+                    <a:stretch>
+                      <a:fillRect/>
+                    </a:stretch>
+                  </pic:blipFill>
+                  <pic:spPr bwMode="auto">
+                    <a:xfrm>
+                      <a:off x="0" y="0"/>
+                      <a:ext cx="5334000" cy="3303929"/>
+                    </a:xfrm>
+                    <a:prstGeom prst="rect">
+                      <a:avLst/>
+                    </a:prstGeom>
+                    <a:noFill/>
+                    <a:ln w="9525">
+                      <a:noFill/>
+                      <a:headEnd/>
+                      <a:tailEnd/>
+                    </a:ln>
+                  </pic:spPr>
+                </pic:pic>
+              </a:graphicData>
+            </a:graphic>
+          </wp:inline>
+        </w:drawing>
       </w:r>
       <w:r>
         <w:t xml:space="preserve"> </w:t>
@@ -8737,28 +8923,59 @@
           <w:iCs/>
           <w:i/>
         </w:rPr>
-        <w:t xml:space="preserve">requested</w:t>
-      </w:r>
-      <w:r>
-        <w:t xml:space="preserve"> </w:t>
-      </w:r>
-      <w:r>
-        <w:t xml:space="preserve">peak load (</w:t>
+        <w:t xml:space="preserve">Figure 32 (full-scale, scenario 175) — System LCOE vs. battery capacity, mechanistic sweep with the mechanistic optimum (green star) and neural network prediction (red star) marked. The two stars sit almost on top of each other at the curve’s minimum.</w:t>
+      </w:r>
+    </w:p>
+    <w:p>
+      <w:pPr>
+        <w:pStyle w:val="BodyText"/>
+      </w:pPr>
+      <w:r>
+        <w:t xml:space="preserve">Full per-scenario tables:</w:t>
+      </w:r>
+      <w:r>
+        <w:t xml:space="preserve"> </w:t>
       </w:r>
       <w:r>
         <w:rPr>
           <w:rStyle w:val="VerbatimChar"/>
         </w:rPr>
-        <w:t xml:space="preserve">scenario["peak_load_kw"]</w:t>
-      </w:r>
-      <w:r>
-        <w:t xml:space="preserve">) rather than the</w:t>
-      </w:r>
-      <w:r>
-        <w:t xml:space="preserve"> </w:t>
-      </w:r>
-      <w:r>
-        <w:t xml:space="preserve">regenerated load profile’s</w:t>
+        <w:t xml:space="preserve">outputs/tables/physical_verification_{model}_full.csv</w:t>
+      </w:r>
+      <w:r>
+        <w:t xml:space="preserve">.</w:t>
+      </w:r>
+      <w:r>
+        <w:t xml:space="preserve"> </w:t>
+      </w:r>
+      <w:r>
+        <w:t xml:space="preserve">Summary:</w:t>
+      </w:r>
+      <w:r>
+        <w:t xml:space="preserve"> </w:t>
+      </w:r>
+      <w:r>
+        <w:rPr>
+          <w:rStyle w:val="VerbatimChar"/>
+        </w:rPr>
+        <w:t xml:space="preserve">outputs/tables/physical_verification_summary_by_model_full.csv</w:t>
+      </w:r>
+      <w:r>
+        <w:t xml:space="preserve">.</w:t>
+      </w:r>
+    </w:p>
+    <w:p>
+      <w:pPr>
+        <w:pStyle w:val="BodyText"/>
+      </w:pPr>
+      <w:r>
+        <w:t xml:space="preserve">A real, small bug was found and fixed while preparing this full-scale</w:t>
+      </w:r>
+      <w:r>
+        <w:t xml:space="preserve"> </w:t>
+      </w:r>
+      <w:r>
+        <w:t xml:space="preserve">rerun. Physical verification originally sized diesel from each scenario’s</w:t>
       </w:r>
       <w:r>
         <w:t xml:space="preserve"> </w:t>
@@ -8768,46 +8985,28 @@
           <w:iCs/>
           <w:i/>
         </w:rPr>
-        <w:t xml:space="preserve">achieved</w:t>
-      </w:r>
-      <w:r>
-        <w:t xml:space="preserve"> </w:t>
-      </w:r>
-      <w:r>
-        <w:t xml:space="preserve">peak (</w:t>
+        <w:t xml:space="preserve">requested</w:t>
+      </w:r>
+      <w:r>
+        <w:t xml:space="preserve"> </w:t>
+      </w:r>
+      <w:r>
+        <w:t xml:space="preserve">peak load (</w:t>
       </w:r>
       <w:r>
         <w:rPr>
           <w:rStyle w:val="VerbatimChar"/>
         </w:rPr>
-        <w:t xml:space="preserve">load.max()</w:t>
-      </w:r>
-      <w:r>
-        <w:t xml:space="preserve">), diverging from</w:t>
-      </w:r>
-      <w:r>
-        <w:t xml:space="preserve"> </w:t>
-      </w:r>
-      <w:r>
-        <w:rPr>
-          <w:rStyle w:val="VerbatimChar"/>
-        </w:rPr>
-        <w:t xml:space="preserve">run_battery_search</w:t>
-      </w:r>
-      <w:r>
-        <w:t xml:space="preserve">’s own convention (§8) by a tiny floating-point rescaling.</w:t>
-      </w:r>
-      <w:r>
-        <w:t xml:space="preserve"> </w:t>
-      </w:r>
-      <w:r>
-        <w:t xml:space="preserve">Because both the AI and reference candidates in one verification call share a</w:t>
-      </w:r>
-      <w:r>
-        <w:t xml:space="preserve"> </w:t>
-      </w:r>
-      <w:r>
-        <w:t xml:space="preserve">single diesel spec, this let a handful of predictions look marginally</w:t>
+        <w:t xml:space="preserve">scenario["peak_load_kw"]</w:t>
+      </w:r>
+      <w:r>
+        <w:t xml:space="preserve">) rather than the</w:t>
+      </w:r>
+      <w:r>
+        <w:t xml:space="preserve"> </w:t>
+      </w:r>
+      <w:r>
+        <w:t xml:space="preserve">regenerated load profile’s</w:t>
       </w:r>
       <w:r>
         <w:t xml:space="preserve"> </w:t>
@@ -8817,6 +9016,55 @@
           <w:iCs/>
           <w:i/>
         </w:rPr>
+        <w:t xml:space="preserve">achieved</w:t>
+      </w:r>
+      <w:r>
+        <w:t xml:space="preserve"> </w:t>
+      </w:r>
+      <w:r>
+        <w:t xml:space="preserve">peak (</w:t>
+      </w:r>
+      <w:r>
+        <w:rPr>
+          <w:rStyle w:val="VerbatimChar"/>
+        </w:rPr>
+        <w:t xml:space="preserve">load.max()</w:t>
+      </w:r>
+      <w:r>
+        <w:t xml:space="preserve">), diverging from</w:t>
+      </w:r>
+      <w:r>
+        <w:t xml:space="preserve"> </w:t>
+      </w:r>
+      <w:r>
+        <w:rPr>
+          <w:rStyle w:val="VerbatimChar"/>
+        </w:rPr>
+        <w:t xml:space="preserve">run_battery_search</w:t>
+      </w:r>
+      <w:r>
+        <w:t xml:space="preserve">’s own convention (§8) by a tiny floating-point rescaling.</w:t>
+      </w:r>
+      <w:r>
+        <w:t xml:space="preserve"> </w:t>
+      </w:r>
+      <w:r>
+        <w:t xml:space="preserve">Because both the AI and reference candidates in one verification call share a</w:t>
+      </w:r>
+      <w:r>
+        <w:t xml:space="preserve"> </w:t>
+      </w:r>
+      <w:r>
+        <w:t xml:space="preserve">single diesel spec, this let a handful of predictions look marginally</w:t>
+      </w:r>
+      <w:r>
+        <w:t xml:space="preserve"> </w:t>
+      </w:r>
+      <w:r>
+        <w:rPr>
+          <w:iCs/>
+          <w:i/>
+        </w:rPr>
         <w:t xml:space="preserve">cheaper</w:t>
       </w:r>
       <w:r>
@@ -8916,9 +9164,9 @@
         <w:t xml:space="preserve">real correctness issues worth having found regardless of outcome.</w:t>
       </w:r>
     </w:p>
-    <w:bookmarkEnd w:id="131"/>
-    <w:bookmarkEnd w:id="132"/>
-    <w:bookmarkStart w:id="141" w:name="X7ab44aeacdb1d5b6c8fe372f2b085006fb697bd"/>
+    <w:bookmarkEnd w:id="134"/>
+    <w:bookmarkEnd w:id="135"/>
+    <w:bookmarkStart w:id="144" w:name="X7ab44aeacdb1d5b6c8fe372f2b085006fb697bd"/>
     <w:p>
       <w:pPr>
         <w:pStyle w:val="Heading2"/>
@@ -8927,7 +9175,7 @@
         <w:t xml:space="preserve">17. Accuracy and Computational-Efficiency Comparison</w:t>
       </w:r>
     </w:p>
-    <w:bookmarkStart w:id="139" w:name="pilot-stage-567"/>
+    <w:bookmarkStart w:id="142" w:name="pilot-stage-567"/>
     <w:p>
       <w:pPr>
         <w:pStyle w:val="Heading3"/>
@@ -9470,18 +9718,18 @@
           <wp:inline>
             <wp:extent cx="5334000" cy="3297709"/>
             <wp:effectExtent b="0" l="0" r="0" t="0"/>
-            <wp:docPr descr="Runtime comparison: mechanistic search vs. ML training vs. ML inference, log scale" title="" id="134" name="Picture"/>
+            <wp:docPr descr="Runtime comparison: mechanistic search vs. ML training vs. ML inference, log scale" title="" id="137" name="Picture"/>
             <a:graphic>
               <a:graphicData uri="http://schemas.openxmlformats.org/drawingml/2006/picture">
                 <pic:pic>
                   <pic:nvPicPr>
-                    <pic:cNvPr descr="../outputs/figures/24_runtime_comparison.png" id="135" name="Picture"/>
+                    <pic:cNvPr descr="../outputs/figures/24_runtime_comparison.png" id="138" name="Picture"/>
                     <pic:cNvPicPr>
                       <a:picLocks noChangeArrowheads="1" noChangeAspect="1"/>
                     </pic:cNvPicPr>
                   </pic:nvPicPr>
                   <pic:blipFill>
-                    <a:blip r:embed="rId133"/>
+                    <a:blip r:embed="rId136"/>
                     <a:stretch>
                       <a:fillRect/>
                     </a:stretch>
@@ -9527,18 +9775,18 @@
           <wp:inline>
             <wp:extent cx="5334000" cy="3790083"/>
             <wp:effectExtent b="0" l="0" r="0" t="0"/>
-            <wp:docPr descr="Accuracy vs. inference-time trade-off, pilot" title="" id="137" name="Picture"/>
+            <wp:docPr descr="Accuracy vs. inference-time trade-off, pilot" title="" id="140" name="Picture"/>
             <a:graphic>
               <a:graphicData uri="http://schemas.openxmlformats.org/drawingml/2006/picture">
                 <pic:pic>
                   <pic:nvPicPr>
-                    <pic:cNvPr descr="../outputs/figures/25_accuracy_runtime_tradeoff.png" id="138" name="Picture"/>
+                    <pic:cNvPr descr="../outputs/figures/25_accuracy_runtime_tradeoff.png" id="141" name="Picture"/>
                     <pic:cNvPicPr>
                       <a:picLocks noChangeArrowheads="1" noChangeAspect="1"/>
                     </pic:cNvPicPr>
                   </pic:nvPicPr>
                   <pic:blipFill>
-                    <a:blip r:embed="rId136"/>
+                    <a:blip r:embed="rId139"/>
                     <a:stretch>
                       <a:fillRect/>
                     </a:stretch>
@@ -9575,8 +9823,8 @@
         <w:t xml:space="preserve">Figure 25 — MAE vs. inference time per model, log-x scale (pilot). No full-scale equivalent was generated; the qualitative ordering of inference speed is unchanged by dataset size.</w:t>
       </w:r>
     </w:p>
-    <w:bookmarkEnd w:id="139"/>
-    <w:bookmarkStart w:id="140" w:name="full-scale-stage-89"/>
+    <w:bookmarkEnd w:id="142"/>
+    <w:bookmarkStart w:id="143" w:name="full-scale-stage-89"/>
     <w:p>
       <w:pPr>
         <w:pStyle w:val="Heading3"/>
@@ -10216,9 +10464,9 @@
         <w:t xml:space="preserve">before AI pays off).</w:t>
       </w:r>
     </w:p>
-    <w:bookmarkEnd w:id="140"/>
-    <w:bookmarkEnd w:id="141"/>
-    <w:bookmarkStart w:id="142" w:name="discussion"/>
+    <w:bookmarkEnd w:id="143"/>
+    <w:bookmarkEnd w:id="144"/>
+    <w:bookmarkStart w:id="145" w:name="discussion"/>
     <w:p>
       <w:pPr>
         <w:pStyle w:val="Heading2"/>
@@ -10790,8 +11038,8 @@
         <w:t xml:space="preserve">economic penalty shrinks even as the summed total grows with test-set size.</w:t>
       </w:r>
     </w:p>
-    <w:bookmarkEnd w:id="142"/>
-    <w:bookmarkStart w:id="143" w:name="limitations"/>
+    <w:bookmarkEnd w:id="145"/>
+    <w:bookmarkStart w:id="146" w:name="limitations"/>
     <w:p>
       <w:pPr>
         <w:pStyle w:val="Heading2"/>
@@ -11433,25 +11681,25 @@
         <w:t xml:space="preserve"> </w:t>
       </w:r>
       <w:r>
-        <w:t xml:space="preserve">weekdays-only operation would have a materially different shape, and every</w:t>
-      </w:r>
-      <w:r>
-        <w:t xml:space="preserve"> </w:t>
-      </w:r>
-      <w:r>
-        <w:t xml:space="preserve">downstream number in this report – from Stage 3’s baseline feasibility</w:t>
-      </w:r>
-      <w:r>
-        <w:t xml:space="preserve"> </w:t>
-      </w:r>
-      <w:r>
-        <w:t xml:space="preserve">finding through the full 5,000-scenario dataset – is conditional on this</w:t>
-      </w:r>
-      <w:r>
-        <w:t xml:space="preserve"> </w:t>
-      </w:r>
-      <w:r>
-        <w:t xml:space="preserve">specific shape choice.</w:t>
+        <w:t xml:space="preserve">weekdays-only operation would have a materially different shape, and</w:t>
+      </w:r>
+      <w:r>
+        <w:t xml:space="preserve"> </w:t>
+      </w:r>
+      <w:r>
+        <w:t xml:space="preserve">every number in this report that traces back to Stage 3’s fixed baseline</w:t>
+      </w:r>
+      <w:r>
+        <w:t xml:space="preserve"> </w:t>
+      </w:r>
+      <w:r>
+        <w:t xml:space="preserve">scenario (§14, Figures 27-28) is conditional on this specific shape</w:t>
+      </w:r>
+      <w:r>
+        <w:t xml:space="preserve"> </w:t>
+      </w:r>
+      <w:r>
+        <w:t xml:space="preserve">choice.</w:t>
       </w:r>
     </w:p>
     <w:p>
@@ -11463,6 +11711,388 @@
         <w:pStyle w:val="Compact"/>
       </w:pPr>
       <w:r>
+        <w:t xml:space="preserve">The</w:t>
+      </w:r>
+      <w:r>
+        <w:t xml:space="preserve"> </w:t>
+      </w:r>
+      <w:r>
+        <w:rPr>
+          <w:rStyle w:val="VerbatimChar"/>
+        </w:rPr>
+        <w:t xml:space="preserve">industrial_baseline</w:t>
+      </w:r>
+      <w:r>
+        <w:t xml:space="preserve"> </w:t>
+      </w:r>
+      <w:r>
+        <w:t xml:space="preserve">shape is used only by Stage 3’s single fixed</w:t>
+      </w:r>
+      <w:r>
+        <w:t xml:space="preserve"> </w:t>
+      </w:r>
+      <w:r>
+        <w:t xml:space="preserve">baseline scenario, not by the sampled scenario dataset. Found while</w:t>
+      </w:r>
+      <w:r>
+        <w:t xml:space="preserve"> </w:t>
+      </w:r>
+      <w:r>
+        <w:t xml:space="preserve">building Figure 32 (above):</w:t>
+      </w:r>
+      <w:r>
+        <w:t xml:space="preserve"> </w:t>
+      </w:r>
+      <w:r>
+        <w:rPr>
+          <w:rStyle w:val="VerbatimChar"/>
+        </w:rPr>
+        <w:t xml:space="preserve">src.scenarios.sampling</w:t>
+      </w:r>
+      <w:r>
+        <w:t xml:space="preserve">,</w:t>
+      </w:r>
+      <w:r>
+        <w:t xml:space="preserve"> </w:t>
+      </w:r>
+      <w:r>
+        <w:rPr>
+          <w:rStyle w:val="VerbatimChar"/>
+        </w:rPr>
+        <w:t xml:space="preserve">src.scenarios.scenario_runner</w:t>
+      </w:r>
+      <w:r>
+        <w:t xml:space="preserve">, and</w:t>
+      </w:r>
+      <w:r>
+        <w:t xml:space="preserve"> </w:t>
+      </w:r>
+      <w:r>
+        <w:rPr>
+          <w:rStyle w:val="VerbatimChar"/>
+        </w:rPr>
+        <w:t xml:space="preserve">src.ai.features.build_feature_matrix</w:t>
+      </w:r>
+      <w:r>
+        <w:t xml:space="preserve"> </w:t>
+      </w:r>
+      <w:r>
+        <w:t xml:space="preserve">all call</w:t>
+      </w:r>
+      <w:r>
+        <w:t xml:space="preserve"> </w:t>
+      </w:r>
+      <w:r>
+        <w:rPr>
+          <w:rStyle w:val="VerbatimChar"/>
+        </w:rPr>
+        <w:t xml:space="preserve">generate_load_profile</w:t>
+      </w:r>
+      <w:r>
+        <w:t xml:space="preserve"> </w:t>
+      </w:r>
+      <w:r>
+        <w:t xml:space="preserve">without a</w:t>
+      </w:r>
+      <w:r>
+        <w:t xml:space="preserve"> </w:t>
+      </w:r>
+      <w:r>
+        <w:rPr>
+          <w:rStyle w:val="VerbatimChar"/>
+        </w:rPr>
+        <w:t xml:space="preserve">profile_family</w:t>
+      </w:r>
+      <w:r>
+        <w:t xml:space="preserve"> </w:t>
+      </w:r>
+      <w:r>
+        <w:t xml:space="preserve">argument, so</w:t>
+      </w:r>
+      <w:r>
+        <w:t xml:space="preserve"> </w:t>
+      </w:r>
+      <w:r>
+        <w:t xml:space="preserve">every one of the pilot’s 100 and the full run’s 5,000 sampled scenarios –</w:t>
+      </w:r>
+      <w:r>
+        <w:t xml:space="preserve"> </w:t>
+      </w:r>
+      <w:r>
+        <w:t xml:space="preserve">despite being drawn from</w:t>
+      </w:r>
+      <w:r>
+        <w:t xml:space="preserve"> </w:t>
+      </w:r>
+      <w:r>
+        <w:rPr>
+          <w:rStyle w:val="VerbatimChar"/>
+        </w:rPr>
+        <w:t xml:space="preserve">config/scenario_generation.yaml</w:t>
+      </w:r>
+      <w:r>
+        <w:t xml:space="preserve">’s</w:t>
+      </w:r>
+      <w:r>
+        <w:t xml:space="preserve"> </w:t>
+      </w:r>
+      <w:r>
+        <w:t xml:space="preserve">industrial-scale capacity/load</w:t>
+      </w:r>
+      <w:r>
+        <w:t xml:space="preserve"> </w:t>
+      </w:r>
+      <w:r>
+        <w:rPr>
+          <w:iCs/>
+          <w:i/>
+        </w:rPr>
+        <w:t xml:space="preserve">ranges</w:t>
+      </w:r>
+      <w:r>
+        <w:t xml:space="preserve"> </w:t>
+      </w:r>
+      <w:r>
+        <w:t xml:space="preserve">– actually used</w:t>
+      </w:r>
+      <w:r>
+        <w:t xml:space="preserve"> </w:t>
+      </w:r>
+      <w:r>
+        <w:rPr>
+          <w:rStyle w:val="VerbatimChar"/>
+        </w:rPr>
+        <w:t xml:space="preserve">generate_load_profile</w:t>
+      </w:r>
+      <w:r>
+        <w:t xml:space="preserve">’s default</w:t>
+      </w:r>
+      <w:r>
+        <w:t xml:space="preserve"> </w:t>
+      </w:r>
+      <w:r>
+        <w:rPr>
+          <w:rStyle w:val="VerbatimChar"/>
+        </w:rPr>
+        <w:t xml:space="preserve">residential_baseline</w:t>
+      </w:r>
+      <w:r>
+        <w:t xml:space="preserve"> </w:t>
+      </w:r>
+      <w:r>
+        <w:rPr>
+          <w:iCs/>
+          <w:i/>
+        </w:rPr>
+        <w:t xml:space="preserve">shape</w:t>
+      </w:r>
+      <w:r>
+        <w:t xml:space="preserve">, not the</w:t>
+      </w:r>
+      <w:r>
+        <w:t xml:space="preserve"> </w:t>
+      </w:r>
+      <w:r>
+        <w:rPr>
+          <w:rStyle w:val="VerbatimChar"/>
+        </w:rPr>
+        <w:t xml:space="preserve">industrial_baseline</w:t>
+      </w:r>
+      <w:r>
+        <w:t xml:space="preserve"> </w:t>
+      </w:r>
+      <w:r>
+        <w:t xml:space="preserve">shape used for Figure 27/28’s own curve. The two are</w:t>
+      </w:r>
+      <w:r>
+        <w:t xml:space="preserve"> </w:t>
+      </w:r>
+      <w:r>
+        <w:t xml:space="preserve">not close substitutes: Stage 3’s exact baseline annual-load/peak-load</w:t>
+      </w:r>
+      <w:r>
+        <w:t xml:space="preserve"> </w:t>
+      </w:r>
+      <w:r>
+        <w:t xml:space="preserve">combination (load factor 0.542) is not even achievable under the</w:t>
+      </w:r>
+      <w:r>
+        <w:t xml:space="preserve"> </w:t>
+      </w:r>
+      <w:r>
+        <w:t xml:space="preserve">residential shape’s peak-to-average constraints (</w:t>
+      </w:r>
+      <w:r>
+        <w:rPr>
+          <w:rStyle w:val="VerbatimChar"/>
+        </w:rPr>
+        <w:t xml:space="preserve">generate_load_profile</w:t>
+      </w:r>
+      <w:r>
+        <w:t xml:space="preserve"> </w:t>
+      </w:r>
+      <w:r>
+        <w:t xml:space="preserve">raises its own achievability</w:t>
+      </w:r>
+      <w:r>
+        <w:t xml:space="preserve"> </w:t>
+      </w:r>
+      <w:r>
+        <w:rPr>
+          <w:rStyle w:val="VerbatimChar"/>
+        </w:rPr>
+        <w:t xml:space="preserve">ValueError</w:t>
+      </w:r>
+      <w:r>
+        <w:t xml:space="preserve"> </w:t>
+      </w:r>
+      <w:r>
+        <w:t xml:space="preserve">if asked). This means the ML</w:t>
+      </w:r>
+      <w:r>
+        <w:t xml:space="preserve"> </w:t>
+      </w:r>
+      <w:r>
+        <w:t xml:space="preserve">pipeline’s</w:t>
+      </w:r>
+      <w:r>
+        <w:t xml:space="preserve"> </w:t>
+      </w:r>
+      <w:r>
+        <w:t xml:space="preserve">“</w:t>
+      </w:r>
+      <w:r>
+        <w:t xml:space="preserve">industrial pivot</w:t>
+      </w:r>
+      <w:r>
+        <w:t xml:space="preserve">”</w:t>
+      </w:r>
+      <w:r>
+        <w:t xml:space="preserve"> </w:t>
+      </w:r>
+      <w:r>
+        <w:t xml:space="preserve">(Addendum 2) only ever changed the sampled</w:t>
+      </w:r>
+      <w:r>
+        <w:t xml:space="preserve"> </w:t>
+      </w:r>
+      <w:r>
+        <w:rPr>
+          <w:iCs/>
+          <w:i/>
+        </w:rPr>
+        <w:t xml:space="preserve">capacity and load ranges</w:t>
+      </w:r>
+      <w:r>
+        <w:t xml:space="preserve">, not the load</w:t>
+      </w:r>
+      <w:r>
+        <w:t xml:space="preserve"> </w:t>
+      </w:r>
+      <w:r>
+        <w:rPr>
+          <w:iCs/>
+          <w:i/>
+        </w:rPr>
+        <w:t xml:space="preserve">curve shape</w:t>
+      </w:r>
+      <w:r>
+        <w:t xml:space="preserve"> </w:t>
+      </w:r>
+      <w:r>
+        <w:t xml:space="preserve">feeding model</w:t>
+      </w:r>
+      <w:r>
+        <w:t xml:space="preserve"> </w:t>
+      </w:r>
+      <w:r>
+        <w:t xml:space="preserve">training – a real, previously undocumented gap between the intended and</w:t>
+      </w:r>
+      <w:r>
+        <w:t xml:space="preserve"> </w:t>
+      </w:r>
+      <w:r>
+        <w:t xml:space="preserve">implemented scope of that pivot. It does not invalidate this report’s</w:t>
+      </w:r>
+      <w:r>
+        <w:t xml:space="preserve"> </w:t>
+      </w:r>
+      <w:r>
+        <w:t xml:space="preserve">ML-accuracy or physical-verification findings (Figures 17-31 are all</w:t>
+      </w:r>
+      <w:r>
+        <w:t xml:space="preserve"> </w:t>
+      </w:r>
+      <w:r>
+        <w:t xml:space="preserve">internally consistent, since training and test scenarios share the same</w:t>
+      </w:r>
+      <w:r>
+        <w:t xml:space="preserve"> </w:t>
+      </w:r>
+      <w:r>
+        <w:t xml:space="preserve">residential-shaped generation pipeline throughout), but it does mean</w:t>
+      </w:r>
+      <w:r>
+        <w:t xml:space="preserve"> </w:t>
+      </w:r>
+      <w:r>
+        <w:t xml:space="preserve">Stage 3’s single baseline scenario (§14) is not actually representative of</w:t>
+      </w:r>
+      <w:r>
+        <w:t xml:space="preserve"> </w:t>
+      </w:r>
+      <w:r>
+        <w:t xml:space="preserve">what the neural network was trained on, which is why Figure 32 uses a</w:t>
+      </w:r>
+      <w:r>
+        <w:t xml:space="preserve"> </w:t>
+      </w:r>
+      <w:r>
+        <w:t xml:space="preserve">test-split scenario instead of Figure 27’s own baseline case. Fixing this</w:t>
+      </w:r>
+      <w:r>
+        <w:t xml:space="preserve"> </w:t>
+      </w:r>
+      <w:r>
+        <w:t xml:space="preserve">(threading</w:t>
+      </w:r>
+      <w:r>
+        <w:t xml:space="preserve"> </w:t>
+      </w:r>
+      <w:r>
+        <w:rPr>
+          <w:rStyle w:val="VerbatimChar"/>
+        </w:rPr>
+        <w:t xml:space="preserve">industrial_baseline</w:t>
+      </w:r>
+      <w:r>
+        <w:t xml:space="preserve"> </w:t>
+      </w:r>
+      <w:r>
+        <w:t xml:space="preserve">through scenario sampling and</w:t>
+      </w:r>
+      <w:r>
+        <w:t xml:space="preserve"> </w:t>
+      </w:r>
+      <w:r>
+        <w:t xml:space="preserve">regenerating the full 5,000-scenario dataset and every downstream model)</w:t>
+      </w:r>
+      <w:r>
+        <w:t xml:space="preserve"> </w:t>
+      </w:r>
+      <w:r>
+        <w:t xml:space="preserve">was out of scope for this finding’s discovery and has not been done.</w:t>
+      </w:r>
+    </w:p>
+    <w:p>
+      <w:pPr>
+        <w:numPr>
+          <w:ilvl w:val="0"/>
+          <w:numId w:val="1002"/>
+        </w:numPr>
+        <w:pStyle w:val="Compact"/>
+      </w:pPr>
+      <w:r>
         <w:t xml:space="preserve">No cost-sensitivity analysis across battery, diesel, PV, or wind</w:t>
       </w:r>
       <w:r>
@@ -11502,8 +12132,8 @@
         <w:t xml:space="preserve">conditional on those specific figures.</w:t>
       </w:r>
     </w:p>
-    <w:bookmarkEnd w:id="143"/>
-    <w:bookmarkStart w:id="144" w:name="conclusions"/>
+    <w:bookmarkEnd w:id="146"/>
+    <w:bookmarkStart w:id="147" w:name="conclusions"/>
     <w:p>
       <w:pPr>
         <w:pStyle w:val="Heading2"/>
@@ -12199,8 +12829,8 @@
         <w:t xml:space="preserve">close.</w:t>
       </w:r>
     </w:p>
-    <w:bookmarkEnd w:id="144"/>
-    <w:bookmarkEnd w:id="145"/>
+    <w:bookmarkEnd w:id="147"/>
+    <w:bookmarkEnd w:id="148"/>
     <w:sectPr/>
   </w:body>
 </w:document>

--- a/reports/exports/technical_report.docx
+++ b/reports/exports/technical_report.docx
@@ -2,7 +2,7 @@
 <file path=word/document.xml><?xml version="1.0" encoding="utf-8"?>
 <w:document xmlns:w="http://schemas.openxmlformats.org/wordprocessingml/2006/main" xmlns:m="http://schemas.openxmlformats.org/officeDocument/2006/math" xmlns:r="http://schemas.openxmlformats.org/officeDocument/2006/relationships" xmlns:o="urn:schemas-microsoft-com:office:office" xmlns:v="urn:schemas-microsoft-com:vml" xmlns:w10="urn:schemas-microsoft-com:office:word" xmlns:a="http://schemas.openxmlformats.org/drawingml/2006/main" xmlns:pic="http://schemas.openxmlformats.org/drawingml/2006/picture" xmlns:wp="http://schemas.openxmlformats.org/drawingml/2006/wordprocessingDrawing">
   <w:body>
-    <w:bookmarkStart w:id="148" w:name="Xa4a3a6d1a039270ced563df4dd7382a32487651"/>
+    <w:bookmarkStart w:id="151" w:name="Xa4a3a6d1a039270ced563df4dd7382a32487651"/>
     <w:p>
       <w:pPr>
         <w:pStyle w:val="Heading1"/>
@@ -2740,6 +2740,132 @@
         <w:pStyle w:val="FirstParagraph"/>
       </w:pPr>
       <w:r>
+        <w:t xml:space="preserve">Why a neural network at all, given the mechanistic model (§6-8) already</w:t>
+      </w:r>
+      <w:r>
+        <w:t xml:space="preserve"> </w:t>
+      </w:r>
+      <w:r>
+        <w:t xml:space="preserve">computes the exact, physically correct answer for any given scenario? Not</w:t>
+      </w:r>
+      <w:r>
+        <w:t xml:space="preserve"> </w:t>
+      </w:r>
+      <w:r>
+        <w:t xml:space="preserve">for accuracy – the mechanistic model</w:t>
+      </w:r>
+      <w:r>
+        <w:t xml:space="preserve"> </w:t>
+      </w:r>
+      <w:r>
+        <w:rPr>
+          <w:iCs/>
+          <w:i/>
+        </w:rPr>
+        <w:t xml:space="preserve">is</w:t>
+      </w:r>
+      <w:r>
+        <w:t xml:space="preserve"> </w:t>
+      </w:r>
+      <w:r>
+        <w:t xml:space="preserve">the ground truth here, so a</w:t>
+      </w:r>
+      <w:r>
+        <w:t xml:space="preserve"> </w:t>
+      </w:r>
+      <w:r>
+        <w:t xml:space="preserve">trained model can at best match it, never improve on it, and every result</w:t>
+      </w:r>
+      <w:r>
+        <w:t xml:space="preserve"> </w:t>
+      </w:r>
+      <w:r>
+        <w:t xml:space="preserve">in this report should be read with that asymmetry in mind. The motivation</w:t>
+      </w:r>
+      <w:r>
+        <w:t xml:space="preserve"> </w:t>
+      </w:r>
+      <w:r>
+        <w:t xml:space="preserve">is reproducing the mechanistic model’s answer at a fraction of the</w:t>
+      </w:r>
+      <w:r>
+        <w:t xml:space="preserve"> </w:t>
+      </w:r>
+      <w:r>
+        <w:t xml:space="preserve">computational cost, once trained: §17 shows full-scale inference at</w:t>
+      </w:r>
+      <w:r>
+        <w:t xml:space="preserve"> </w:t>
+      </w:r>
+      <w:r>
+        <w:t xml:space="preserve">~0.00014 s/scenario against ~0.093 s/scenario for a fresh mechanistic</w:t>
+      </w:r>
+      <w:r>
+        <w:t xml:space="preserve"> </w:t>
+      </w:r>
+      <w:r>
+        <w:t xml:space="preserve">search, a ~660x per-evaluation speed-up that only pays for itself once a</w:t>
+      </w:r>
+      <w:r>
+        <w:t xml:space="preserve"> </w:t>
+      </w:r>
+      <w:r>
+        <w:t xml:space="preserve">trained model is reused across enough new scenarios to recoup its own</w:t>
+      </w:r>
+      <w:r>
+        <w:t xml:space="preserve"> </w:t>
+      </w:r>
+      <w:r>
+        <w:t xml:space="preserve">training cost (§17’s break-even analysis). That trade-off is only worth</w:t>
+      </w:r>
+      <w:r>
+        <w:t xml:space="preserve"> </w:t>
+      </w:r>
+      <w:r>
+        <w:t xml:space="preserve">making if the trained model’s answers stay close to the mechanistic curve</w:t>
+      </w:r>
+      <w:r>
+        <w:t xml:space="preserve"> </w:t>
+      </w:r>
+      <w:r>
+        <w:t xml:space="preserve">it is approximating – Figures 32-33 (§16.2) and the accuracy tables below</w:t>
+      </w:r>
+      <w:r>
+        <w:t xml:space="preserve"> </w:t>
+      </w:r>
+      <w:r>
+        <w:t xml:space="preserve">test exactly that, directly, before any speed argument is allowed to matter.</w:t>
+      </w:r>
+      <w:r>
+        <w:t xml:space="preserve"> </w:t>
+      </w:r>
+      <w:r>
+        <w:t xml:space="preserve">The neural network is evaluated here alongside three simpler baselines</w:t>
+      </w:r>
+      <w:r>
+        <w:t xml:space="preserve"> </w:t>
+      </w:r>
+      <w:r>
+        <w:t xml:space="preserve">(Naive, Ridge, Random Forest, §11) precisely so that any claimed advantage</w:t>
+      </w:r>
+      <w:r>
+        <w:t xml:space="preserve"> </w:t>
+      </w:r>
+      <w:r>
+        <w:t xml:space="preserve">for the extra architectural complexity has to be demonstrated against</w:t>
+      </w:r>
+      <w:r>
+        <w:t xml:space="preserve"> </w:t>
+      </w:r>
+      <w:r>
+        <w:t xml:space="preserve">cheaper alternatives, not assumed.</w:t>
+      </w:r>
+    </w:p>
+    <w:p>
+      <w:pPr>
+        <w:pStyle w:val="BodyText"/>
+      </w:pPr>
+      <w:r>
         <w:t xml:space="preserve">Framework: Keras/TensorFlow (pinned per refinement addendum §1.2), TensorFlow</w:t>
       </w:r>
       <w:r>
@@ -3771,6 +3897,56 @@
         <w:pStyle w:val="BodyText"/>
       </w:pPr>
       <w:r>
+        <w:t xml:space="preserve">Figures 27 and 28 are mechanistic-only: at this point in the report, no AI</w:t>
+      </w:r>
+      <w:r>
+        <w:t xml:space="preserve"> </w:t>
+      </w:r>
+      <w:r>
+        <w:t xml:space="preserve">model has been introduced yet, and both curves exist to establish the</w:t>
+      </w:r>
+      <w:r>
+        <w:t xml:space="preserve"> </w:t>
+      </w:r>
+      <w:r>
+        <w:t xml:space="preserve">ground-truth answer everything downstream is checked against. Section 16.2</w:t>
+      </w:r>
+      <w:r>
+        <w:t xml:space="preserve"> </w:t>
+      </w:r>
+      <w:r>
+        <w:t xml:space="preserve">reproduces both of these exact chart types a second time, with the neural</w:t>
+      </w:r>
+      <w:r>
+        <w:t xml:space="preserve"> </w:t>
+      </w:r>
+      <w:r>
+        <w:t xml:space="preserve">network’s own predicted point marked directly on each curve (Figures 32 and</w:t>
+      </w:r>
+      <w:r>
+        <w:t xml:space="preserve"> </w:t>
+      </w:r>
+      <w:r>
+        <w:t xml:space="preserve">33), for a scenario the model was actually trained and tested on – the</w:t>
+      </w:r>
+      <w:r>
+        <w:t xml:space="preserve"> </w:t>
+      </w:r>
+      <w:r>
+        <w:t xml:space="preserve">central question of this whole comparison, in chart form: does the AI’s</w:t>
+      </w:r>
+      <w:r>
+        <w:t xml:space="preserve"> </w:t>
+      </w:r>
+      <w:r>
+        <w:t xml:space="preserve">answer fall close to the true mechanistic curve, or far from it?</w:t>
+      </w:r>
+    </w:p>
+    <w:p>
+      <w:pPr>
+        <w:pStyle w:val="BodyText"/>
+      </w:pPr>
+      <w:r>
         <w:t xml:space="preserve">This is the same underlying site physics documented under the pre-diesel</w:t>
       </w:r>
       <w:r>
@@ -6765,7 +6941,7 @@
     </w:p>
     <w:bookmarkEnd w:id="104"/>
     <w:bookmarkEnd w:id="105"/>
-    <w:bookmarkStart w:id="135" w:name="physical-verification-of-ai-predictions"/>
+    <w:bookmarkStart w:id="138" w:name="physical-verification-of-ai-predictions"/>
     <w:p>
       <w:pPr>
         <w:pStyle w:val="Heading2"/>
@@ -7695,7 +7871,7 @@
       </w:r>
     </w:p>
     <w:bookmarkEnd w:id="115"/>
-    <w:bookmarkStart w:id="134" w:name="X0d41fa06e90e82c33dcfc76a4283c352aba5f85"/>
+    <w:bookmarkStart w:id="137" w:name="X0d41fa06e90e82c33dcfc76a4283c352aba5f85"/>
     <w:p>
       <w:pPr>
         <w:pStyle w:val="Heading3"/>
@@ -8931,37 +9107,79 @@
         <w:pStyle w:val="BodyText"/>
       </w:pPr>
       <w:r>
-        <w:t xml:space="preserve">Full per-scenario tables:</w:t>
-      </w:r>
-      <w:r>
-        <w:t xml:space="preserve"> </w:t>
-      </w:r>
-      <w:r>
-        <w:rPr>
-          <w:rStyle w:val="VerbatimChar"/>
-        </w:rPr>
-        <w:t xml:space="preserve">outputs/tables/physical_verification_{model}_full.csv</w:t>
-      </w:r>
-      <w:r>
-        <w:t xml:space="preserve">.</w:t>
-      </w:r>
-      <w:r>
-        <w:t xml:space="preserve"> </w:t>
-      </w:r>
-      <w:r>
-        <w:t xml:space="preserve">Summary:</w:t>
-      </w:r>
-      <w:r>
-        <w:t xml:space="preserve"> </w:t>
-      </w:r>
-      <w:r>
-        <w:rPr>
-          <w:rStyle w:val="VerbatimChar"/>
-        </w:rPr>
-        <w:t xml:space="preserve">outputs/tables/physical_verification_summary_by_model_full.csv</w:t>
-      </w:r>
-      <w:r>
-        <w:t xml:space="preserve">.</w:t>
+        <w:t xml:space="preserve">Figure 33 does the same for Figure 28’s chart type – renewable share vs.</w:t>
+      </w:r>
+      <w:r>
+        <w:t xml:space="preserve"> </w:t>
+      </w:r>
+      <w:r>
+        <w:t xml:space="preserve">system LCOE – using the same scenario 175 sweep and the same two marked</w:t>
+      </w:r>
+      <w:r>
+        <w:t xml:space="preserve"> </w:t>
+      </w:r>
+      <w:r>
+        <w:t xml:space="preserve">points. The mechanistic optimum sits at 94.07% renewable share; the neural</w:t>
+      </w:r>
+      <w:r>
+        <w:t xml:space="preserve"> </w:t>
+      </w:r>
+      <w:r>
+        <w:t xml:space="preserve">network’s point sits at 94.87%, both right at the curve’s</w:t>
+      </w:r>
+      <w:r>
+        <w:t xml:space="preserve"> </w:t>
+      </w:r>
+      <w:r>
+        <w:t xml:space="preserve">“</w:t>
+      </w:r>
+      <w:r>
+        <w:t xml:space="preserve">elbow</w:t>
+      </w:r>
+      <w:r>
+        <w:t xml:space="preserve">”</w:t>
+      </w:r>
+      <w:r>
+        <w:t xml:space="preserve"> </w:t>
+      </w:r>
+      <w:r>
+        <w:t xml:space="preserve">where</w:t>
+      </w:r>
+      <w:r>
+        <w:t xml:space="preserve"> </w:t>
+      </w:r>
+      <w:r>
+        <w:t xml:space="preserve">renewable share stops climbing steeply and system LCOE stops falling.</w:t>
+      </w:r>
+      <w:r>
+        <w:t xml:space="preserve"> </w:t>
+      </w:r>
+      <w:r>
+        <w:t xml:space="preserve">Together, Figures 32 and 33 are the direct answer to the question Figures</w:t>
+      </w:r>
+      <w:r>
+        <w:t xml:space="preserve"> </w:t>
+      </w:r>
+      <w:r>
+        <w:t xml:space="preserve">27/28 raise but cannot answer alone (they only ever show the mechanistic</w:t>
+      </w:r>
+      <w:r>
+        <w:t xml:space="preserve"> </w:t>
+      </w:r>
+      <w:r>
+        <w:t xml:space="preserve">method): does the neural network’s answer fall close to the true curve, or</w:t>
+      </w:r>
+      <w:r>
+        <w:t xml:space="preserve"> </w:t>
+      </w:r>
+      <w:r>
+        <w:t xml:space="preserve">far from it? For this representative scenario, and for the full test set</w:t>
+      </w:r>
+      <w:r>
+        <w:t xml:space="preserve"> </w:t>
+      </w:r>
+      <w:r>
+        <w:t xml:space="preserve">more broadly (§17.2’s R^2 = 0.993, Figures 30-31), it falls close.</w:t>
       </w:r>
     </w:p>
     <w:p>
@@ -8969,13 +9187,46 @@
         <w:pStyle w:val="BodyText"/>
       </w:pPr>
       <w:r>
-        <w:t xml:space="preserve">A real, small bug was found and fixed while preparing this full-scale</w:t>
-      </w:r>
-      <w:r>
-        <w:t xml:space="preserve"> </w:t>
-      </w:r>
-      <w:r>
-        <w:t xml:space="preserve">rerun. Physical verification originally sized diesel from each scenario’s</w:t>
+        <w:drawing>
+          <wp:inline>
+            <wp:extent cx="5334000" cy="3980798"/>
+            <wp:effectExtent b="0" l="0" r="0" t="0"/>
+            <wp:docPr descr="Renewable share vs. system LCOE for one representative test scenario, mechanistic curve with the mechanistic optimum and neural network prediction both marked" title="" id="135" name="Picture"/>
+            <a:graphic>
+              <a:graphicData uri="http://schemas.openxmlformats.org/drawingml/2006/picture">
+                <pic:pic>
+                  <pic:nvPicPr>
+                    <pic:cNvPr descr="../outputs/figures/33_renewable_share_vs_lcoe_with_nn_prediction_full.png" id="136" name="Picture"/>
+                    <pic:cNvPicPr>
+                      <a:picLocks noChangeArrowheads="1" noChangeAspect="1"/>
+                    </pic:cNvPicPr>
+                  </pic:nvPicPr>
+                  <pic:blipFill>
+                    <a:blip r:embed="rId134"/>
+                    <a:stretch>
+                      <a:fillRect/>
+                    </a:stretch>
+                  </pic:blipFill>
+                  <pic:spPr bwMode="auto">
+                    <a:xfrm>
+                      <a:off x="0" y="0"/>
+                      <a:ext cx="5334000" cy="3980798"/>
+                    </a:xfrm>
+                    <a:prstGeom prst="rect">
+                      <a:avLst/>
+                    </a:prstGeom>
+                    <a:noFill/>
+                    <a:ln w="9525">
+                      <a:noFill/>
+                      <a:headEnd/>
+                      <a:tailEnd/>
+                    </a:ln>
+                  </pic:spPr>
+                </pic:pic>
+              </a:graphicData>
+            </a:graphic>
+          </wp:inline>
+        </w:drawing>
       </w:r>
       <w:r>
         <w:t xml:space="preserve"> </w:t>
@@ -8985,28 +9236,59 @@
           <w:iCs/>
           <w:i/>
         </w:rPr>
-        <w:t xml:space="preserve">requested</w:t>
-      </w:r>
-      <w:r>
-        <w:t xml:space="preserve"> </w:t>
-      </w:r>
-      <w:r>
-        <w:t xml:space="preserve">peak load (</w:t>
+        <w:t xml:space="preserve">Figure 33 (full-scale, scenario 175) — Renewable share vs. system LCOE, mechanistic sweep with the mechanistic optimum (green star) and neural network prediction (red star) marked. The two stars sit almost on top of each other at the curve’s elbow.</w:t>
+      </w:r>
+    </w:p>
+    <w:p>
+      <w:pPr>
+        <w:pStyle w:val="BodyText"/>
+      </w:pPr>
+      <w:r>
+        <w:t xml:space="preserve">Full per-scenario tables:</w:t>
+      </w:r>
+      <w:r>
+        <w:t xml:space="preserve"> </w:t>
       </w:r>
       <w:r>
         <w:rPr>
           <w:rStyle w:val="VerbatimChar"/>
         </w:rPr>
-        <w:t xml:space="preserve">scenario["peak_load_kw"]</w:t>
-      </w:r>
-      <w:r>
-        <w:t xml:space="preserve">) rather than the</w:t>
-      </w:r>
-      <w:r>
-        <w:t xml:space="preserve"> </w:t>
-      </w:r>
-      <w:r>
-        <w:t xml:space="preserve">regenerated load profile’s</w:t>
+        <w:t xml:space="preserve">outputs/tables/physical_verification_{model}_full.csv</w:t>
+      </w:r>
+      <w:r>
+        <w:t xml:space="preserve">.</w:t>
+      </w:r>
+      <w:r>
+        <w:t xml:space="preserve"> </w:t>
+      </w:r>
+      <w:r>
+        <w:t xml:space="preserve">Summary:</w:t>
+      </w:r>
+      <w:r>
+        <w:t xml:space="preserve"> </w:t>
+      </w:r>
+      <w:r>
+        <w:rPr>
+          <w:rStyle w:val="VerbatimChar"/>
+        </w:rPr>
+        <w:t xml:space="preserve">outputs/tables/physical_verification_summary_by_model_full.csv</w:t>
+      </w:r>
+      <w:r>
+        <w:t xml:space="preserve">.</w:t>
+      </w:r>
+    </w:p>
+    <w:p>
+      <w:pPr>
+        <w:pStyle w:val="BodyText"/>
+      </w:pPr>
+      <w:r>
+        <w:t xml:space="preserve">A real, small bug was found and fixed while preparing this full-scale</w:t>
+      </w:r>
+      <w:r>
+        <w:t xml:space="preserve"> </w:t>
+      </w:r>
+      <w:r>
+        <w:t xml:space="preserve">rerun. Physical verification originally sized diesel from each scenario’s</w:t>
       </w:r>
       <w:r>
         <w:t xml:space="preserve"> </w:t>
@@ -9016,46 +9298,28 @@
           <w:iCs/>
           <w:i/>
         </w:rPr>
-        <w:t xml:space="preserve">achieved</w:t>
-      </w:r>
-      <w:r>
-        <w:t xml:space="preserve"> </w:t>
-      </w:r>
-      <w:r>
-        <w:t xml:space="preserve">peak (</w:t>
+        <w:t xml:space="preserve">requested</w:t>
+      </w:r>
+      <w:r>
+        <w:t xml:space="preserve"> </w:t>
+      </w:r>
+      <w:r>
+        <w:t xml:space="preserve">peak load (</w:t>
       </w:r>
       <w:r>
         <w:rPr>
           <w:rStyle w:val="VerbatimChar"/>
         </w:rPr>
-        <w:t xml:space="preserve">load.max()</w:t>
-      </w:r>
-      <w:r>
-        <w:t xml:space="preserve">), diverging from</w:t>
-      </w:r>
-      <w:r>
-        <w:t xml:space="preserve"> </w:t>
-      </w:r>
-      <w:r>
-        <w:rPr>
-          <w:rStyle w:val="VerbatimChar"/>
-        </w:rPr>
-        <w:t xml:space="preserve">run_battery_search</w:t>
-      </w:r>
-      <w:r>
-        <w:t xml:space="preserve">’s own convention (§8) by a tiny floating-point rescaling.</w:t>
-      </w:r>
-      <w:r>
-        <w:t xml:space="preserve"> </w:t>
-      </w:r>
-      <w:r>
-        <w:t xml:space="preserve">Because both the AI and reference candidates in one verification call share a</w:t>
-      </w:r>
-      <w:r>
-        <w:t xml:space="preserve"> </w:t>
-      </w:r>
-      <w:r>
-        <w:t xml:space="preserve">single diesel spec, this let a handful of predictions look marginally</w:t>
+        <w:t xml:space="preserve">scenario["peak_load_kw"]</w:t>
+      </w:r>
+      <w:r>
+        <w:t xml:space="preserve">) rather than the</w:t>
+      </w:r>
+      <w:r>
+        <w:t xml:space="preserve"> </w:t>
+      </w:r>
+      <w:r>
+        <w:t xml:space="preserve">regenerated load profile’s</w:t>
       </w:r>
       <w:r>
         <w:t xml:space="preserve"> </w:t>
@@ -9065,6 +9329,55 @@
           <w:iCs/>
           <w:i/>
         </w:rPr>
+        <w:t xml:space="preserve">achieved</w:t>
+      </w:r>
+      <w:r>
+        <w:t xml:space="preserve"> </w:t>
+      </w:r>
+      <w:r>
+        <w:t xml:space="preserve">peak (</w:t>
+      </w:r>
+      <w:r>
+        <w:rPr>
+          <w:rStyle w:val="VerbatimChar"/>
+        </w:rPr>
+        <w:t xml:space="preserve">load.max()</w:t>
+      </w:r>
+      <w:r>
+        <w:t xml:space="preserve">), diverging from</w:t>
+      </w:r>
+      <w:r>
+        <w:t xml:space="preserve"> </w:t>
+      </w:r>
+      <w:r>
+        <w:rPr>
+          <w:rStyle w:val="VerbatimChar"/>
+        </w:rPr>
+        <w:t xml:space="preserve">run_battery_search</w:t>
+      </w:r>
+      <w:r>
+        <w:t xml:space="preserve">’s own convention (§8) by a tiny floating-point rescaling.</w:t>
+      </w:r>
+      <w:r>
+        <w:t xml:space="preserve"> </w:t>
+      </w:r>
+      <w:r>
+        <w:t xml:space="preserve">Because both the AI and reference candidates in one verification call share a</w:t>
+      </w:r>
+      <w:r>
+        <w:t xml:space="preserve"> </w:t>
+      </w:r>
+      <w:r>
+        <w:t xml:space="preserve">single diesel spec, this let a handful of predictions look marginally</w:t>
+      </w:r>
+      <w:r>
+        <w:t xml:space="preserve"> </w:t>
+      </w:r>
+      <w:r>
+        <w:rPr>
+          <w:iCs/>
+          <w:i/>
+        </w:rPr>
         <w:t xml:space="preserve">cheaper</w:t>
       </w:r>
       <w:r>
@@ -9164,9 +9477,9 @@
         <w:t xml:space="preserve">real correctness issues worth having found regardless of outcome.</w:t>
       </w:r>
     </w:p>
-    <w:bookmarkEnd w:id="134"/>
-    <w:bookmarkEnd w:id="135"/>
-    <w:bookmarkStart w:id="144" w:name="X7ab44aeacdb1d5b6c8fe372f2b085006fb697bd"/>
+    <w:bookmarkEnd w:id="137"/>
+    <w:bookmarkEnd w:id="138"/>
+    <w:bookmarkStart w:id="147" w:name="X7ab44aeacdb1d5b6c8fe372f2b085006fb697bd"/>
     <w:p>
       <w:pPr>
         <w:pStyle w:val="Heading2"/>
@@ -9175,7 +9488,7 @@
         <w:t xml:space="preserve">17. Accuracy and Computational-Efficiency Comparison</w:t>
       </w:r>
     </w:p>
-    <w:bookmarkStart w:id="142" w:name="pilot-stage-567"/>
+    <w:bookmarkStart w:id="145" w:name="pilot-stage-567"/>
     <w:p>
       <w:pPr>
         <w:pStyle w:val="Heading3"/>
@@ -9718,18 +10031,18 @@
           <wp:inline>
             <wp:extent cx="5334000" cy="3297709"/>
             <wp:effectExtent b="0" l="0" r="0" t="0"/>
-            <wp:docPr descr="Runtime comparison: mechanistic search vs. ML training vs. ML inference, log scale" title="" id="137" name="Picture"/>
+            <wp:docPr descr="Runtime comparison: mechanistic search vs. ML training vs. ML inference, log scale" title="" id="140" name="Picture"/>
             <a:graphic>
               <a:graphicData uri="http://schemas.openxmlformats.org/drawingml/2006/picture">
                 <pic:pic>
                   <pic:nvPicPr>
-                    <pic:cNvPr descr="../outputs/figures/24_runtime_comparison.png" id="138" name="Picture"/>
+                    <pic:cNvPr descr="../outputs/figures/24_runtime_comparison.png" id="141" name="Picture"/>
                     <pic:cNvPicPr>
                       <a:picLocks noChangeArrowheads="1" noChangeAspect="1"/>
                     </pic:cNvPicPr>
                   </pic:nvPicPr>
                   <pic:blipFill>
-                    <a:blip r:embed="rId136"/>
+                    <a:blip r:embed="rId139"/>
                     <a:stretch>
                       <a:fillRect/>
                     </a:stretch>
@@ -9775,18 +10088,18 @@
           <wp:inline>
             <wp:extent cx="5334000" cy="3790083"/>
             <wp:effectExtent b="0" l="0" r="0" t="0"/>
-            <wp:docPr descr="Accuracy vs. inference-time trade-off, pilot" title="" id="140" name="Picture"/>
+            <wp:docPr descr="Accuracy vs. inference-time trade-off, pilot" title="" id="143" name="Picture"/>
             <a:graphic>
               <a:graphicData uri="http://schemas.openxmlformats.org/drawingml/2006/picture">
                 <pic:pic>
                   <pic:nvPicPr>
-                    <pic:cNvPr descr="../outputs/figures/25_accuracy_runtime_tradeoff.png" id="141" name="Picture"/>
+                    <pic:cNvPr descr="../outputs/figures/25_accuracy_runtime_tradeoff.png" id="144" name="Picture"/>
                     <pic:cNvPicPr>
                       <a:picLocks noChangeArrowheads="1" noChangeAspect="1"/>
                     </pic:cNvPicPr>
                   </pic:nvPicPr>
                   <pic:blipFill>
-                    <a:blip r:embed="rId139"/>
+                    <a:blip r:embed="rId142"/>
                     <a:stretch>
                       <a:fillRect/>
                     </a:stretch>
@@ -9823,8 +10136,8 @@
         <w:t xml:space="preserve">Figure 25 — MAE vs. inference time per model, log-x scale (pilot). No full-scale equivalent was generated; the qualitative ordering of inference speed is unchanged by dataset size.</w:t>
       </w:r>
     </w:p>
-    <w:bookmarkEnd w:id="142"/>
-    <w:bookmarkStart w:id="143" w:name="full-scale-stage-89"/>
+    <w:bookmarkEnd w:id="145"/>
+    <w:bookmarkStart w:id="146" w:name="full-scale-stage-89"/>
     <w:p>
       <w:pPr>
         <w:pStyle w:val="Heading3"/>
@@ -10464,9 +10777,89 @@
         <w:t xml:space="preserve">before AI pays off).</w:t>
       </w:r>
     </w:p>
-    <w:bookmarkEnd w:id="143"/>
-    <w:bookmarkEnd w:id="144"/>
-    <w:bookmarkStart w:id="145" w:name="discussion"/>
+    <w:p>
+      <w:pPr>
+        <w:pStyle w:val="BodyText"/>
+      </w:pPr>
+      <w:r>
+        <w:t xml:space="preserve">Put together with §16.2’s Figures 32-33, this section closes the case §12</w:t>
+      </w:r>
+      <w:r>
+        <w:t xml:space="preserve"> </w:t>
+      </w:r>
+      <w:r>
+        <w:t xml:space="preserve">opened: the full-scale neural network’s advantage over the mechanistic</w:t>
+      </w:r>
+      <w:r>
+        <w:t xml:space="preserve"> </w:t>
+      </w:r>
+      <w:r>
+        <w:t xml:space="preserve">model was never going to be accuracy (it cannot beat the ground truth it</w:t>
+      </w:r>
+      <w:r>
+        <w:t xml:space="preserve"> </w:t>
+      </w:r>
+      <w:r>
+        <w:t xml:space="preserve">was trained to imitate), and Figures 32-33 confirm its answers do land</w:t>
+      </w:r>
+      <w:r>
+        <w:t xml:space="preserve"> </w:t>
+      </w:r>
+      <w:r>
+        <w:t xml:space="preserve">close to the true curve rather than far from it (a few hundred kWh and a</w:t>
+      </w:r>
+      <w:r>
+        <w:t xml:space="preserve"> </w:t>
+      </w:r>
+      <w:r>
+        <w:t xml:space="preserve">fraction of a percentage point of renewable share, for the representative</w:t>
+      </w:r>
+      <w:r>
+        <w:t xml:space="preserve"> </w:t>
+      </w:r>
+      <w:r>
+        <w:t xml:space="preserve">scenario shown). Given that closeness holds up across the full test set</w:t>
+      </w:r>
+      <w:r>
+        <w:t xml:space="preserve"> </w:t>
+      </w:r>
+      <w:r>
+        <w:t xml:space="preserve">too (R^2 = 0.993, MAE = 98.6 kWh, mean extra system LCOE = 0.0003 EUR/kWh,</w:t>
+      </w:r>
+      <w:r>
+        <w:t xml:space="preserve"> </w:t>
+      </w:r>
+      <w:r>
+        <w:t xml:space="preserve">§17.2), the ~660x per-evaluation speed-up above is a real, usable advantage</w:t>
+      </w:r>
+      <w:r>
+        <w:t xml:space="preserve"> </w:t>
+      </w:r>
+      <w:r>
+        <w:t xml:space="preserve">rather than a speed/accuracy trade-off – conditional on the model being</w:t>
+      </w:r>
+      <w:r>
+        <w:t xml:space="preserve"> </w:t>
+      </w:r>
+      <w:r>
+        <w:t xml:space="preserve">reused enough times (~5,200 evaluations) to earn back its own training</w:t>
+      </w:r>
+      <w:r>
+        <w:t xml:space="preserve"> </w:t>
+      </w:r>
+      <w:r>
+        <w:t xml:space="preserve">cost, and never used as a substitute for a final mechanistic check on</w:t>
+      </w:r>
+      <w:r>
+        <w:t xml:space="preserve"> </w:t>
+      </w:r>
+      <w:r>
+        <w:t xml:space="preserve">whatever scenario is actually shortlisted for investment (§16).</w:t>
+      </w:r>
+    </w:p>
+    <w:bookmarkEnd w:id="146"/>
+    <w:bookmarkEnd w:id="147"/>
+    <w:bookmarkStart w:id="148" w:name="discussion"/>
     <w:p>
       <w:pPr>
         <w:pStyle w:val="Heading2"/>
@@ -11038,8 +11431,8 @@
         <w:t xml:space="preserve">economic penalty shrinks even as the summed total grows with test-set size.</w:t>
       </w:r>
     </w:p>
-    <w:bookmarkEnd w:id="145"/>
-    <w:bookmarkStart w:id="146" w:name="limitations"/>
+    <w:bookmarkEnd w:id="148"/>
+    <w:bookmarkStart w:id="149" w:name="limitations"/>
     <w:p>
       <w:pPr>
         <w:pStyle w:val="Heading2"/>
@@ -11738,7 +12131,7 @@
         <w:t xml:space="preserve"> </w:t>
       </w:r>
       <w:r>
-        <w:t xml:space="preserve">building Figure 32 (above):</w:t>
+        <w:t xml:space="preserve">building Figures 32-33 (above):</w:t>
       </w:r>
       <w:r>
         <w:t xml:space="preserve"> </w:t>
@@ -12042,13 +12435,13 @@
         <w:t xml:space="preserve"> </w:t>
       </w:r>
       <w:r>
-        <w:t xml:space="preserve">what the neural network was trained on, which is why Figure 32 uses a</w:t>
-      </w:r>
-      <w:r>
-        <w:t xml:space="preserve"> </w:t>
-      </w:r>
-      <w:r>
-        <w:t xml:space="preserve">test-split scenario instead of Figure 27’s own baseline case. Fixing this</w:t>
+        <w:t xml:space="preserve">what the neural network was trained on, which is why Figures 32-33 use a</w:t>
+      </w:r>
+      <w:r>
+        <w:t xml:space="preserve"> </w:t>
+      </w:r>
+      <w:r>
+        <w:t xml:space="preserve">test-split scenario instead of Figure 27/28’s own baseline case. Fixing this</w:t>
       </w:r>
       <w:r>
         <w:t xml:space="preserve"> </w:t>
@@ -12132,8 +12525,8 @@
         <w:t xml:space="preserve">conditional on those specific figures.</w:t>
       </w:r>
     </w:p>
-    <w:bookmarkEnd w:id="146"/>
-    <w:bookmarkStart w:id="147" w:name="conclusions"/>
+    <w:bookmarkEnd w:id="149"/>
+    <w:bookmarkStart w:id="150" w:name="conclusions"/>
     <w:p>
       <w:pPr>
         <w:pStyle w:val="Heading2"/>
@@ -12829,8 +13222,8 @@
         <w:t xml:space="preserve">close.</w:t>
       </w:r>
     </w:p>
-    <w:bookmarkEnd w:id="147"/>
-    <w:bookmarkEnd w:id="148"/>
+    <w:bookmarkEnd w:id="150"/>
+    <w:bookmarkEnd w:id="151"/>
     <w:sectPr/>
   </w:body>
 </w:document>

--- a/reports/exports/technical_report.docx
+++ b/reports/exports/technical_report.docx
@@ -12,68 +12,6 @@
       </w:r>
     </w:p>
     <w:p>
-      <w:pPr>
-        <w:pStyle w:val="FirstParagraph"/>
-      </w:pPr>
-      <w:r>
-        <w:t xml:space="preserve">Status: Sections 9-20 (Scenario-Dataset Generation through Conclusions) contain</w:t>
-      </w:r>
-      <w:r>
-        <w:t xml:space="preserve"> </w:t>
-      </w:r>
-      <w:r>
-        <w:t xml:space="preserve">real results from the diesel-backed, system-LCOE-optimized build (PROJECT_BRIEF.md</w:t>
-      </w:r>
-      <w:r>
-        <w:t xml:space="preserve"> </w:t>
-      </w:r>
-      <w:r>
-        <w:t xml:space="preserve">Addendum 3), which supersedes the industrial-scale, hard-reliability-constrained</w:t>
-      </w:r>
-      <w:r>
-        <w:t xml:space="preserve"> </w:t>
-      </w:r>
-      <w:r>
-        <w:t xml:space="preserve">build (Addendum 2) reported in earlier drafts of this document – every number in</w:t>
-      </w:r>
-      <w:r>
-        <w:t xml:space="preserve"> </w:t>
-      </w:r>
-      <w:r>
-        <w:t xml:space="preserve">those sections is from the diesel/min-LCOE pivot, not the pre-diesel industrial run.</w:t>
-      </w:r>
-      <w:r>
-        <w:t xml:space="preserve"> </w:t>
-      </w:r>
-      <w:r>
-        <w:t xml:space="preserve">§8 has also been filled in (previously a placeholder) since it directly describes the</w:t>
-      </w:r>
-      <w:r>
-        <w:t xml:space="preserve"> </w:t>
-      </w:r>
-      <w:r>
-        <w:t xml:space="preserve">optimization objective this pivot changed. Sections 1, 3-7 remain Stage 1 structural</w:t>
-      </w:r>
-      <w:r>
-        <w:t xml:space="preserve"> </w:t>
-      </w:r>
-      <w:r>
-        <w:t xml:space="preserve">placeholders (introduction, research-question prose, system description, and method</w:t>
-      </w:r>
-      <w:r>
-        <w:t xml:space="preserve"> </w:t>
-      </w:r>
-      <w:r>
-        <w:t xml:space="preserve">write-ups deferred to a documentation pass) – those specific sections should not be</w:t>
-      </w:r>
-      <w:r>
-        <w:t xml:space="preserve"> </w:t>
-      </w:r>
-      <w:r>
-        <w:t xml:space="preserve">read as findings; §8 and every section from §9 onward should be.</w:t>
-      </w:r>
-    </w:p>
-    <w:p>
       <w:r>
         <w:pict>
           <v:rect style="width:0;height:1.5pt" o:hralign="center" o:hrstd="t" o:hr="t"/>
@@ -94,11 +32,335 @@
         <w:pStyle w:val="FirstParagraph"/>
       </w:pPr>
       <w:r>
+        <w:t xml:space="preserve">Sizing the battery in a PV-wind-battery power system is a decision with real</w:t>
+      </w:r>
+      <w:r>
+        <w:t xml:space="preserve"> </w:t>
+      </w:r>
+      <w:r>
+        <w:t xml:space="preserve">financial consequences and no obvious answer. A battery that is too small</w:t>
+      </w:r>
+      <w:r>
+        <w:t xml:space="preserve"> </w:t>
+      </w:r>
+      <w:r>
+        <w:t xml:space="preserve">forces a site to lean more heavily on backup generation or accept a less</w:t>
+      </w:r>
+      <w:r>
+        <w:t xml:space="preserve"> </w:t>
+      </w:r>
+      <w:r>
+        <w:t xml:space="preserve">reliable supply; a battery that is too large sinks capital into storage</w:t>
+      </w:r>
+      <w:r>
+        <w:t xml:space="preserve"> </w:t>
+      </w:r>
+      <w:r>
+        <w:t xml:space="preserve">capacity that mostly sits idle once it already covers the site’s daily and</w:t>
+      </w:r>
+      <w:r>
+        <w:t xml:space="preserve"> </w:t>
+      </w:r>
+      <w:r>
+        <w:t xml:space="preserve">weekly cycling needs. Figure 27 (§14) makes this concrete for this</w:t>
+      </w:r>
+      <w:r>
+        <w:t xml:space="preserve"> </w:t>
+      </w:r>
+      <w:r>
+        <w:t xml:space="preserve">project’s own baseline case: system-wide cost of electricity is a convex,</w:t>
+      </w:r>
+      <w:r>
+        <w:t xml:space="preserve"> </w:t>
+      </w:r>
+      <w:r>
+        <w:t xml:space="preserve">U-shaped function of battery capacity, with a single lowest-cost point in</w:t>
+      </w:r>
+      <w:r>
+        <w:t xml:space="preserve"> </w:t>
+      </w:r>
+      <w:r>
+        <w:t xml:space="preserve">the middle of the tested range, not at either extreme. Finding that point</w:t>
+      </w:r>
+      <w:r>
+        <w:t xml:space="preserve"> </w:t>
+      </w:r>
+      <w:r>
+        <w:t xml:space="preserve">requires evaluating many candidate battery sizes against a full year of</w:t>
+      </w:r>
+      <w:r>
+        <w:t xml:space="preserve"> </w:t>
+      </w:r>
+      <w:r>
+        <w:t xml:space="preserve">hourly weather and load data — either by simulating each candidate</w:t>
+      </w:r>
+      <w:r>
+        <w:t xml:space="preserve"> </w:t>
+      </w:r>
+      <w:r>
+        <w:t xml:space="preserve">exhaustively (the mechanistic approach) or by training a model to predict</w:t>
+      </w:r>
+      <w:r>
+        <w:t xml:space="preserve"> </w:t>
+      </w:r>
+      <w:r>
+        <w:t xml:space="preserve">the answer directly from a project’s characteristics (the machine-learning</w:t>
+      </w:r>
+      <w:r>
+        <w:t xml:space="preserve"> </w:t>
+      </w:r>
+      <w:r>
+        <w:t xml:space="preserve">approach).</w:t>
+      </w:r>
+    </w:p>
+    <w:p>
+      <w:pPr>
+        <w:pStyle w:val="BodyText"/>
+      </w:pPr>
+      <w:r>
+        <w:t xml:space="preserve">This project builds both, for the same battery-sizing problem, applied to</w:t>
+      </w:r>
+      <w:r>
+        <w:t xml:space="preserve"> </w:t>
+      </w:r>
+      <w:r>
+        <w:t xml:space="preserve">an industrial PV-wind-diesel-battery system in Jinan, China, and compares</w:t>
+      </w:r>
+      <w:r>
+        <w:t xml:space="preserve"> </w:t>
+      </w:r>
+      <w:r>
+        <w:t xml:space="preserve">them directly. The mechanistic model (§6-§8) is a physics-based hourly</w:t>
+      </w:r>
+      <w:r>
+        <w:t xml:space="preserve"> </w:t>
+      </w:r>
+      <w:r>
+        <w:t xml:space="preserve">simulation: it computes PV and wind generation from measured weather data,</w:t>
+      </w:r>
+      <w:r>
+        <w:t xml:space="preserve"> </w:t>
+      </w:r>
+      <w:r>
+        <w:t xml:space="preserve">dispatches the battery hour by hour against the load, applies diesel backup</w:t>
+      </w:r>
+      <w:r>
+        <w:t xml:space="preserve"> </w:t>
+      </w:r>
+      <w:r>
+        <w:t xml:space="preserve">for any residual deficit, and searches exhaustively over candidate battery</w:t>
+      </w:r>
+      <w:r>
+        <w:t xml:space="preserve"> </w:t>
+      </w:r>
+      <w:r>
+        <w:t xml:space="preserve">sizes to find the one that minimizes system-wide levelized cost of</w:t>
+      </w:r>
+      <w:r>
+        <w:t xml:space="preserve"> </w:t>
+      </w:r>
+      <w:r>
+        <w:t xml:space="preserve">electricity (system LCOE). It is transparent and, within the model’s own</w:t>
+      </w:r>
+      <w:r>
+        <w:t xml:space="preserve"> </w:t>
+      </w:r>
+      <w:r>
+        <w:t xml:space="preserve">assumptions, exact — but each new project configuration requires re-running</w:t>
+      </w:r>
+      <w:r>
+        <w:t xml:space="preserve"> </w:t>
+      </w:r>
+      <w:r>
+        <w:t xml:space="preserve">the full search from scratch. A neural network (§12), by contrast, is</w:t>
+      </w:r>
+      <w:r>
+        <w:t xml:space="preserve"> </w:t>
+      </w:r>
+      <w:r>
+        <w:t xml:space="preserve">trained to predict a project’s optimal battery capacity directly from its</w:t>
+      </w:r>
+      <w:r>
+        <w:t xml:space="preserve"> </w:t>
+      </w:r>
+      <w:r>
+        <w:t xml:space="preserve">inputs (PV/wind capacity, load profile, reliability target, and so on),</w:t>
+      </w:r>
+      <w:r>
+        <w:t xml:space="preserve"> </w:t>
+      </w:r>
+      <w:r>
+        <w:t xml:space="preserve">without re-running the hour-by-hour simulation. Once trained, it answers in</w:t>
+      </w:r>
+      <w:r>
+        <w:t xml:space="preserve"> </w:t>
+      </w:r>
+      <w:r>
+        <w:t xml:space="preserve">a fraction of a millisecond — but its accuracy depends entirely on how</w:t>
+      </w:r>
+      <w:r>
+        <w:t xml:space="preserve"> </w:t>
+      </w:r>
+      <w:r>
+        <w:t xml:space="preserve">representative and how plentiful its training data was, and it has no</w:t>
+      </w:r>
+      <w:r>
+        <w:t xml:space="preserve"> </w:t>
+      </w:r>
+      <w:r>
+        <w:t xml:space="preserve">mechanism of its own for verifying that a given prediction is actually</w:t>
+      </w:r>
+      <w:r>
+        <w:t xml:space="preserve"> </w:t>
+      </w:r>
+      <w:r>
+        <w:t xml:space="preserve">correct.</w:t>
+      </w:r>
+    </w:p>
+    <w:p>
+      <w:pPr>
+        <w:pStyle w:val="BodyText"/>
+      </w:pPr>
+      <w:r>
+        <w:t xml:space="preserve">The central question this report investigates is not whether the neural</w:t>
+      </w:r>
+      <w:r>
+        <w:t xml:space="preserve"> </w:t>
+      </w:r>
+      <w:r>
+        <w:t xml:space="preserve">network can be more accurate than the mechanistic model — it cannot be,</w:t>
+      </w:r>
+      <w:r>
+        <w:t xml:space="preserve"> </w:t>
+      </w:r>
+      <w:r>
+        <w:t xml:space="preserve">by construction, since the mechanistic model is the ground truth it is</w:t>
+      </w:r>
+      <w:r>
+        <w:t xml:space="preserve"> </w:t>
+      </w:r>
+      <w:r>
+        <w:t xml:space="preserve">trained to imitate (§3, §12). The question is whether the neural network’s</w:t>
+      </w:r>
+      <w:r>
+        <w:t xml:space="preserve"> </w:t>
+      </w:r>
+      <w:r>
+        <w:t xml:space="preserve">predictions land close enough to the mechanistic model’s answers, and</w:t>
+      </w:r>
+      <w:r>
+        <w:t xml:space="preserve"> </w:t>
+      </w:r>
+      <w:r>
+        <w:t xml:space="preserve">whether the resulting speed advantage — evaluated directly in §17 — is</w:t>
+      </w:r>
+      <w:r>
+        <w:t xml:space="preserve"> </w:t>
+      </w:r>
+      <w:r>
+        <w:t xml:space="preserve">large enough and reliable enough to be practically useful, and under what</w:t>
+      </w:r>
+      <w:r>
+        <w:t xml:space="preserve"> </w:t>
+      </w:r>
+      <w:r>
+        <w:t xml:space="preserve">conditions. Three simpler baseline models (a naive median predictor, ridge</w:t>
+      </w:r>
+      <w:r>
+        <w:t xml:space="preserve"> </w:t>
+      </w:r>
+      <w:r>
+        <w:t xml:space="preserve">regression, and a random forest, §11) are evaluated alongside the neural</w:t>
+      </w:r>
+      <w:r>
+        <w:t xml:space="preserve"> </w:t>
+      </w:r>
+      <w:r>
+        <w:t xml:space="preserve">network throughout, so that any advantage claimed for the network’s extra</w:t>
+      </w:r>
+      <w:r>
+        <w:t xml:space="preserve"> </w:t>
+      </w:r>
+      <w:r>
+        <w:t xml:space="preserve">architectural complexity is demonstrated against cheaper alternatives, not</w:t>
+      </w:r>
+      <w:r>
+        <w:t xml:space="preserve"> </w:t>
+      </w:r>
+      <w:r>
+        <w:t xml:space="preserve">assumed.</w:t>
+      </w:r>
+    </w:p>
+    <w:p>
+      <w:pPr>
+        <w:pStyle w:val="BodyText"/>
+      </w:pPr>
+      <w:r>
+        <w:t xml:space="preserve">Report structure: §2 reviews related battery-sizing methods; §3 restates</w:t>
+      </w:r>
+      <w:r>
+        <w:t xml:space="preserve"> </w:t>
+      </w:r>
+      <w:r>
+        <w:t xml:space="preserve">the research objective, questions, and hypothesis; §4-§8 describe the</w:t>
+      </w:r>
+      <w:r>
+        <w:t xml:space="preserve"> </w:t>
+      </w:r>
+      <w:r>
+        <w:t xml:space="preserve">mechanistic model and its assumptions; §9-§13 describe the scenario</w:t>
+      </w:r>
+      <w:r>
+        <w:t xml:space="preserve"> </w:t>
+      </w:r>
+      <w:r>
+        <w:t xml:space="preserve">dataset, feature engineering, and the machine-learning models (baselines</w:t>
+      </w:r>
+      <w:r>
+        <w:t xml:space="preserve"> </w:t>
+      </w:r>
+      <w:r>
+        <w:t xml:space="preserve">and neural network); §14-§17 present the mechanistic results, the AI</w:t>
+      </w:r>
+      <w:r>
+        <w:t xml:space="preserve"> </w:t>
+      </w:r>
+      <w:r>
+        <w:t xml:space="preserve">models’ results, the mandatory physical verification of the AI’s</w:t>
+      </w:r>
+      <w:r>
+        <w:t xml:space="preserve"> </w:t>
+      </w:r>
+      <w:r>
+        <w:t xml:space="preserve">predictions, and the accuracy/efficiency comparison; §18-§20 discuss the</w:t>
+      </w:r>
+      <w:r>
+        <w:t xml:space="preserve"> </w:t>
+      </w:r>
+      <w:r>
+        <w:t xml:space="preserve">findings, document this project’s limitations, and conclude.</w:t>
+      </w:r>
+    </w:p>
+    <w:bookmarkEnd w:id="20"/>
+    <w:bookmarkStart w:id="21" w:name="related-work"/>
+    <w:p>
+      <w:pPr>
+        <w:pStyle w:val="Heading2"/>
+      </w:pPr>
+      <w:r>
+        <w:t xml:space="preserve">2. Related Work</w:t>
+      </w:r>
+    </w:p>
+    <w:p>
+      <w:pPr>
+        <w:pStyle w:val="FirstParagraph"/>
+      </w:pPr>
+      <w:r>
         <w:rPr>
           <w:iCs/>
           <w:i/>
         </w:rPr>
-        <w:t xml:space="preserve">TODO (Stage 10): motivation for off-grid battery sizing, why comparing a mechanistic</w:t>
+        <w:t xml:space="preserve">Added per refinement addendum §1.3 — this section is expected by the thesis rubric</w:t>
       </w:r>
       <w:r>
         <w:rPr>
@@ -112,49 +374,197 @@
           <w:iCs/>
           <w:i/>
         </w:rPr>
-        <w:t xml:space="preserve">method against a neural network is worth investigating, and a one-paragraph roadmap of</w:t>
+        <w:t xml:space="preserve">and was missing from the original spec’s outline.</w:t>
+      </w:r>
+    </w:p>
+    <w:p>
+      <w:pPr>
+        <w:pStyle w:val="BodyText"/>
+      </w:pPr>
+      <w:r>
+        <w:t xml:space="preserve">LPSP-based sizing methods for standalone PV/wind/battery systems. The</w:t>
+      </w:r>
+      <w:r>
+        <w:t xml:space="preserve"> </w:t>
+      </w:r>
+      <w:r>
+        <w:t xml:space="preserve">loss-of-power-supply-probability (LPSP) reliability metric used throughout this</w:t>
+      </w:r>
+      <w:r>
+        <w:t xml:space="preserve"> </w:t>
+      </w:r>
+      <w:r>
+        <w:t xml:space="preserve">project (§8, §12) follows the same formulation as Yang, Lu &amp; Zhou’s foundational</w:t>
+      </w:r>
+      <w:r>
+        <w:t xml:space="preserve"> </w:t>
+      </w:r>
+      <w:r>
+        <w:t xml:space="preserve">hybrid solar-wind sizing model, which iterates over candidate PV/wind/battery</w:t>
+      </w:r>
+      <w:r>
+        <w:t xml:space="preserve"> </w:t>
+      </w:r>
+      <w:r>
+        <w:t xml:space="preserve">combinations, computes LPSP and annualized cost for each, and selects the</w:t>
+      </w:r>
+      <w:r>
+        <w:t xml:space="preserve"> </w:t>
+      </w:r>
+      <w:r>
+        <w:t xml:space="preserve">cheapest combination meeting a reliability target (Yang, H., Lu, L., &amp; Zhou, W.</w:t>
+      </w:r>
+      <w:r>
+        <w:t xml:space="preserve"> </w:t>
+      </w:r>
+      <w:r>
+        <w:t xml:space="preserve">(2007).</w:t>
+      </w:r>
+      <w:r>
+        <w:t xml:space="preserve"> </w:t>
       </w:r>
       <w:r>
         <w:rPr>
           <w:iCs/>
           <w:i/>
         </w:rPr>
-        <w:t xml:space="preserve"> </w:t>
+        <w:t xml:space="preserve">A novel optimization sizing model for hybrid solar-wind power</w:t>
       </w:r>
       <w:r>
         <w:rPr>
           <w:iCs/>
           <w:i/>
         </w:rPr>
-        <w:t xml:space="preserve">the report.</w:t>
-      </w:r>
-    </w:p>
-    <w:bookmarkEnd w:id="20"/>
-    <w:bookmarkStart w:id="21" w:name="related-work"/>
-    <w:p>
-      <w:pPr>
-        <w:pStyle w:val="Heading2"/>
-      </w:pPr>
-      <w:r>
-        <w:t xml:space="preserve">2. Related Work</w:t>
-      </w:r>
-    </w:p>
-    <w:p>
-      <w:pPr>
-        <w:pStyle w:val="FirstParagraph"/>
-      </w:pPr>
+        <w:t xml:space="preserve"> </w:t>
+      </w:r>
       <w:r>
         <w:rPr>
           <w:iCs/>
           <w:i/>
         </w:rPr>
-        <w:t xml:space="preserve">Added per refinement addendum §1.3 — this section is expected by the thesis rubric</w:t>
+        <w:t xml:space="preserve">generation system.</w:t>
+      </w:r>
+      <w:r>
+        <w:t xml:space="preserve"> </w:t>
+      </w:r>
+      <w:r>
+        <w:t xml:space="preserve">Solar Energy, 81(1), 76–84). This project’s exhaustive</w:t>
+      </w:r>
+      <w:r>
+        <w:t xml:space="preserve"> </w:t>
+      </w:r>
+      <w:r>
+        <w:t xml:space="preserve">battery-module search (§8) is a direct, simplified instance of that same</w:t>
+      </w:r>
+      <w:r>
+        <w:t xml:space="preserve"> </w:t>
+      </w:r>
+      <w:r>
+        <w:t xml:space="preserve">LPSP-driven search pattern, restricted to a single decision variable (battery</w:t>
+      </w:r>
+      <w:r>
+        <w:t xml:space="preserve"> </w:t>
+      </w:r>
+      <w:r>
+        <w:t xml:space="preserve">capacity, given fixed PV/wind) rather than jointly searching PV, wind, and</w:t>
+      </w:r>
+      <w:r>
+        <w:t xml:space="preserve"> </w:t>
+      </w:r>
+      <w:r>
+        <w:t xml:space="preserve">battery capacity together.</w:t>
+      </w:r>
+    </w:p>
+    <w:p>
+      <w:pPr>
+        <w:pStyle w:val="BodyText"/>
+      </w:pPr>
+      <w:r>
+        <w:t xml:space="preserve">Techno-economic optimization tools. HOMER (Lambert, T., Gilman, P., &amp;</w:t>
+      </w:r>
+      <w:r>
+        <w:t xml:space="preserve"> </w:t>
+      </w:r>
+      <w:r>
+        <w:t xml:space="preserve">Lilienthal, P. (2006).</w:t>
+      </w:r>
+      <w:r>
+        <w:t xml:space="preserve"> </w:t>
       </w:r>
       <w:r>
         <w:rPr>
           <w:iCs/>
           <w:i/>
         </w:rPr>
+        <w:t xml:space="preserve">Micropower system modeling with HOMER.</w:t>
+      </w:r>
+      <w:r>
+        <w:t xml:space="preserve"> </w:t>
+      </w:r>
+      <w:r>
+        <w:t xml:space="preserve">In F. A.</w:t>
+      </w:r>
+      <w:r>
+        <w:t xml:space="preserve"> </w:t>
+      </w:r>
+      <w:r>
+        <w:t xml:space="preserve">Farret &amp; M. G. Simões (Eds.), Integration of Alternative Sources of Energy</w:t>
+      </w:r>
+      <w:r>
+        <w:t xml:space="preserve"> </w:t>
+      </w:r>
+      <w:r>
+        <w:t xml:space="preserve">(pp. 379–418). John Wiley &amp; Sons) is the best-known example of this class of</w:t>
+      </w:r>
+      <w:r>
+        <w:t xml:space="preserve"> </w:t>
+      </w:r>
+      <w:r>
+        <w:t xml:space="preserve">tool: given candidate system sizes, it simulates dispatch over a representative</w:t>
+      </w:r>
+      <w:r>
+        <w:t xml:space="preserve"> </w:t>
+      </w:r>
+      <w:r>
+        <w:t xml:space="preserve">year and ranks designs by life-cycle cost. OptiCE (Campana, P. E., Zhang,</w:t>
+      </w:r>
+      <w:r>
+        <w:t xml:space="preserve"> </w:t>
+      </w:r>
+      <w:r>
+        <w:t xml:space="preserve">Y., &amp; Yan, J., https://optice.net/) — the MATLAB techno-economic optimization</w:t>
+      </w:r>
+      <w:r>
+        <w:t xml:space="preserve"> </w:t>
+      </w:r>
+      <w:r>
+        <w:t xml:space="preserve">tool developed by this project’s course instructor and collaborators, made</w:t>
+      </w:r>
+      <w:r>
+        <w:t xml:space="preserve"> </w:t>
+      </w:r>
+      <w:r>
+        <w:t xml:space="preserve">available as example course material alongside a lecture on LLM-assisted</w:t>
+      </w:r>
+      <w:r>
+        <w:t xml:space="preserve"> </w:t>
+      </w:r>
+      <w:r>
+        <w:t xml:space="preserve">management of PV/wind microgrids — follows the same simulate-then-rank</w:t>
+      </w:r>
+      <w:r>
+        <w:t xml:space="preserve"> </w:t>
+      </w:r>
+      <w:r>
+        <w:t xml:space="preserve">pattern but goes further:</w:t>
+      </w:r>
+      <w:r>
+        <w:t xml:space="preserve"> </w:t>
+      </w:r>
+      <w:r>
+        <w:t xml:space="preserve">it jointly optimizes PV tilt/azimuth/capacity, wind tower height/capacity,</w:t>
+      </w:r>
+      <w:r>
         <w:t xml:space="preserve"> </w:t>
       </w:r>
       <w:r>
@@ -162,51 +572,154 @@
           <w:iCs/>
           <w:i/>
         </w:rPr>
-        <w:t xml:space="preserve">and was missing from the original spec’s outline.</w:t>
-      </w:r>
-    </w:p>
-    <w:p>
-      <w:pPr>
-        <w:pStyle w:val="BodyText"/>
-      </w:pPr>
-      <w:r>
-        <w:t xml:space="preserve">LPSP-based sizing methods for standalone PV/wind/battery systems. The</w:t>
-      </w:r>
-      <w:r>
-        <w:t xml:space="preserve"> </w:t>
-      </w:r>
-      <w:r>
-        <w:t xml:space="preserve">loss-of-power-supply-probability (LPSP) reliability metric used throughout this</w:t>
-      </w:r>
-      <w:r>
-        <w:t xml:space="preserve"> </w:t>
-      </w:r>
-      <w:r>
-        <w:t xml:space="preserve">project (§8, §12) follows the same formulation as Yang, Lu &amp; Zhou’s foundational</w:t>
-      </w:r>
-      <w:r>
-        <w:t xml:space="preserve"> </w:t>
-      </w:r>
-      <w:r>
-        <w:t xml:space="preserve">hybrid solar-wind sizing model, which iterates over candidate PV/wind/battery</w:t>
-      </w:r>
-      <w:r>
-        <w:t xml:space="preserve"> </w:t>
-      </w:r>
-      <w:r>
-        <w:t xml:space="preserve">combinations, computes LPSP and annualized cost for each, and selects the</w:t>
-      </w:r>
-      <w:r>
-        <w:t xml:space="preserve"> </w:t>
-      </w:r>
-      <w:r>
-        <w:t xml:space="preserve">cheapest combination meeting a reliability target (Yang, H., Lu, L., &amp; Zhou, W.</w:t>
-      </w:r>
-      <w:r>
-        <w:t xml:space="preserve"> </w:t>
-      </w:r>
-      <w:r>
-        <w:t xml:space="preserve">(2007).</w:t>
+        <w:t xml:space="preserve">and</w:t>
+      </w:r>
+      <w:r>
+        <w:t xml:space="preserve"> </w:t>
+      </w:r>
+      <w:r>
+        <w:t xml:space="preserve">battery capacity via a multi-objective genetic algorithm</w:t>
+      </w:r>
+      <w:r>
+        <w:t xml:space="preserve"> </w:t>
+      </w:r>
+      <w:r>
+        <w:t xml:space="preserve">(</w:t>
+      </w:r>
+      <w:r>
+        <w:rPr>
+          <w:rStyle w:val="VerbatimChar"/>
+        </w:rPr>
+        <w:t xml:space="preserve">gamultiobj</w:t>
+      </w:r>
+      <w:r>
+        <w:t xml:space="preserve">), producing a Pareto front of life-cycle-cost-vs-renewables-share</w:t>
+      </w:r>
+      <w:r>
+        <w:t xml:space="preserve"> </w:t>
+      </w:r>
+      <w:r>
+        <w:t xml:space="preserve">trade-offs rather than a single design. This project’s mechanistic model</w:t>
+      </w:r>
+      <w:r>
+        <w:t xml:space="preserve"> </w:t>
+      </w:r>
+      <w:r>
+        <w:t xml:space="preserve">(§6-§8) independently arrived at several of the same core modelling choices as</w:t>
+      </w:r>
+      <w:r>
+        <w:t xml:space="preserve"> </w:t>
+      </w:r>
+      <w:r>
+        <w:t xml:space="preserve">OptiCE’s dispatch/battery logic — a power-law wind-speed height extrapolation,</w:t>
+      </w:r>
+      <w:r>
+        <w:t xml:space="preserve"> </w:t>
+      </w:r>
+      <w:r>
+        <w:t xml:space="preserve">a NOCT-based PV temperature model, and a symmetric charge/discharge efficiency</w:t>
+      </w:r>
+      <w:r>
+        <w:t xml:space="preserve"> </w:t>
+      </w:r>
+      <w:r>
+        <w:t xml:space="preserve">split whose product recovers the specified round-trip efficiency (this</w:t>
+      </w:r>
+      <w:r>
+        <w:t xml:space="preserve"> </w:t>
+      </w:r>
+      <w:r>
+        <w:t xml:space="preserve">project’s</w:t>
+      </w:r>
+      <w:r>
+        <w:t xml:space="preserve"> </w:t>
+      </w:r>
+      <w:r>
+        <w:rPr>
+          <w:rStyle w:val="VerbatimChar"/>
+        </w:rPr>
+        <w:t xml:space="preserve">sqrt(round_trip_efficiency)</w:t>
+      </w:r>
+      <w:r>
+        <w:t xml:space="preserve"> </w:t>
+      </w:r>
+      <w:r>
+        <w:t xml:space="preserve">convention is structurally identical</w:t>
+      </w:r>
+      <w:r>
+        <w:t xml:space="preserve"> </w:t>
+      </w:r>
+      <w:r>
+        <w:t xml:space="preserve">to OptiCE’s</w:t>
+      </w:r>
+      <w:r>
+        <w:t xml:space="preserve"> </w:t>
+      </w:r>
+      <w:r>
+        <w:rPr>
+          <w:rStyle w:val="VerbatimChar"/>
+        </w:rPr>
+        <w:t xml:space="preserve">Battery_efficiency × charge_controller_efficiency</w:t>
+      </w:r>
+      <w:r>
+        <w:t xml:space="preserve"> </w:t>
+      </w:r>
+      <w:r>
+        <w:t xml:space="preserve">applied once</w:t>
+      </w:r>
+      <w:r>
+        <w:t xml:space="preserve"> </w:t>
+      </w:r>
+      <w:r>
+        <w:t xml:space="preserve">per leg) — which is a useful cross-check that the mechanistic reference model</w:t>
+      </w:r>
+      <w:r>
+        <w:t xml:space="preserve"> </w:t>
+      </w:r>
+      <w:r>
+        <w:t xml:space="preserve">used throughout this report is consistent with established practice in this</w:t>
+      </w:r>
+      <w:r>
+        <w:t xml:space="preserve"> </w:t>
+      </w:r>
+      <w:r>
+        <w:t xml:space="preserve">specific research group, not an idiosyncratic reimplementation. Two respects in</w:t>
+      </w:r>
+      <w:r>
+        <w:t xml:space="preserve"> </w:t>
+      </w:r>
+      <w:r>
+        <w:t xml:space="preserve">which OptiCE is more detailed than this project’s model are noted as</w:t>
+      </w:r>
+      <w:r>
+        <w:t xml:space="preserve"> </w:t>
+      </w:r>
+      <w:r>
+        <w:t xml:space="preserve">limitations in §19: a wind-speed-dependent PV cell-temperature correction, and</w:t>
+      </w:r>
+      <w:r>
+        <w:t xml:space="preserve"> </w:t>
+      </w:r>
+      <w:r>
+        <w:t xml:space="preserve">a battery thermal/temperature-dependent-capacity model. OptiCE’s joint</w:t>
+      </w:r>
+      <w:r>
+        <w:t xml:space="preserve"> </w:t>
+      </w:r>
+      <w:r>
+        <w:t xml:space="preserve">PV/wind/battery optimization is also more general than this project’s</w:t>
+      </w:r>
+      <w:r>
+        <w:t xml:space="preserve"> </w:t>
+      </w:r>
+      <w:r>
+        <w:t xml:space="preserve">fixed-PV/wind, battery-only search — a deliberate scope choice explained in</w:t>
+      </w:r>
+      <w:r>
+        <w:t xml:space="preserve"> </w:t>
+      </w:r>
+      <w:r>
+        <w:t xml:space="preserve">§19, made so that PV/wind capacity could instead vary</w:t>
       </w:r>
       <w:r>
         <w:t xml:space="preserve"> </w:t>
@@ -216,13 +729,87 @@
           <w:iCs/>
           <w:i/>
         </w:rPr>
-        <w:t xml:space="preserve">A novel optimization sizing model for hybrid solar-wind power</w:t>
+        <w:t xml:space="preserve">across</w:t>
+      </w:r>
+      <w:r>
+        <w:t xml:space="preserve"> </w:t>
+      </w:r>
+      <w:r>
+        <w:t xml:space="preserve">the sampled</w:t>
+      </w:r>
+      <w:r>
+        <w:t xml:space="preserve"> </w:t>
+      </w:r>
+      <w:r>
+        <w:t xml:space="preserve">scenario dataset (§9) as inputs for the ML models to condition on, rather than</w:t>
+      </w:r>
+      <w:r>
+        <w:t xml:space="preserve"> </w:t>
+      </w:r>
+      <w:r>
+        <w:t xml:space="preserve">being optimized to a single value.</w:t>
+      </w:r>
+    </w:p>
+    <w:p>
+      <w:pPr>
+        <w:pStyle w:val="BodyText"/>
+      </w:pPr>
+      <w:r>
+        <w:t xml:space="preserve">Prior machine-learning-for-sizing literature. Most existing ML work on</w:t>
+      </w:r>
+      <w:r>
+        <w:t xml:space="preserve"> </w:t>
+      </w:r>
+      <w:r>
+        <w:t xml:space="preserve">hybrid PV/wind/battery systems targets short-term</w:t>
+      </w:r>
+      <w:r>
+        <w:t xml:space="preserve"> </w:t>
       </w:r>
       <w:r>
         <w:rPr>
           <w:iCs/>
           <w:i/>
         </w:rPr>
+        <w:t xml:space="preserve">forecasting</w:t>
+      </w:r>
+      <w:r>
+        <w:t xml:space="preserve"> </w:t>
+      </w:r>
+      <w:r>
+        <w:t xml:space="preserve">(solar</w:t>
+      </w:r>
+      <w:r>
+        <w:t xml:space="preserve"> </w:t>
+      </w:r>
+      <w:r>
+        <w:t xml:space="preserve">irradiance, wind speed, or load) as an input to an otherwise conventional</w:t>
+      </w:r>
+      <w:r>
+        <w:t xml:space="preserve"> </w:t>
+      </w:r>
+      <w:r>
+        <w:t xml:space="preserve">sizing or dispatch procedure, rather than replacing the sizing procedure</w:t>
+      </w:r>
+      <w:r>
+        <w:t xml:space="preserve"> </w:t>
+      </w:r>
+      <w:r>
+        <w:t xml:space="preserve">itself — reviews of wind/solar forecasting techniques for grid integration</w:t>
+      </w:r>
+      <w:r>
+        <w:t xml:space="preserve"> </w:t>
+      </w:r>
+      <w:r>
+        <w:t xml:space="preserve">survey this large body of work (Ssekulima, E. B., Anwar, M. B., Al Hinai, A.,</w:t>
+      </w:r>
+      <w:r>
+        <w:t xml:space="preserve"> </w:t>
+      </w:r>
+      <w:r>
+        <w:t xml:space="preserve">&amp; El Moursi, M. S. (2016).</w:t>
+      </w:r>
+      <w:r>
         <w:t xml:space="preserve"> </w:t>
       </w:r>
       <w:r>
@@ -230,129 +817,13 @@
           <w:iCs/>
           <w:i/>
         </w:rPr>
-        <w:t xml:space="preserve">generation system.</w:t>
-      </w:r>
-      <w:r>
-        <w:t xml:space="preserve"> </w:t>
-      </w:r>
-      <w:r>
-        <w:t xml:space="preserve">Solar Energy, 81(1), 76–84). This project’s exhaustive</w:t>
-      </w:r>
-      <w:r>
-        <w:t xml:space="preserve"> </w:t>
-      </w:r>
-      <w:r>
-        <w:t xml:space="preserve">battery-module search (§8) is a direct, simplified instance of that same</w:t>
-      </w:r>
-      <w:r>
-        <w:t xml:space="preserve"> </w:t>
-      </w:r>
-      <w:r>
-        <w:t xml:space="preserve">LPSP-driven search pattern, restricted to a single decision variable (battery</w:t>
-      </w:r>
-      <w:r>
-        <w:t xml:space="preserve"> </w:t>
-      </w:r>
-      <w:r>
-        <w:t xml:space="preserve">capacity, given fixed PV/wind) rather than jointly searching PV, wind, and</w:t>
-      </w:r>
-      <w:r>
-        <w:t xml:space="preserve"> </w:t>
-      </w:r>
-      <w:r>
-        <w:t xml:space="preserve">battery capacity together.</w:t>
-      </w:r>
-    </w:p>
-    <w:p>
-      <w:pPr>
-        <w:pStyle w:val="BodyText"/>
-      </w:pPr>
-      <w:r>
-        <w:t xml:space="preserve">Techno-economic optimization tools. HOMER (Lambert, T., Gilman, P., &amp;</w:t>
-      </w:r>
-      <w:r>
-        <w:t xml:space="preserve"> </w:t>
-      </w:r>
-      <w:r>
-        <w:t xml:space="preserve">Lilienthal, P. (2006).</w:t>
-      </w:r>
-      <w:r>
-        <w:t xml:space="preserve"> </w:t>
+        <w:t xml:space="preserve">Wind speed and solar irradiance forecasting</w:t>
       </w:r>
       <w:r>
         <w:rPr>
           <w:iCs/>
           <w:i/>
         </w:rPr>
-        <w:t xml:space="preserve">Micropower system modeling with HOMER.</w:t>
-      </w:r>
-      <w:r>
-        <w:t xml:space="preserve"> </w:t>
-      </w:r>
-      <w:r>
-        <w:t xml:space="preserve">In F. A.</w:t>
-      </w:r>
-      <w:r>
-        <w:t xml:space="preserve"> </w:t>
-      </w:r>
-      <w:r>
-        <w:t xml:space="preserve">Farret &amp; M. G. Simões (Eds.), Integration of Alternative Sources of Energy</w:t>
-      </w:r>
-      <w:r>
-        <w:t xml:space="preserve"> </w:t>
-      </w:r>
-      <w:r>
-        <w:t xml:space="preserve">(pp. 379–418). John Wiley &amp; Sons) is the best-known example of this class of</w:t>
-      </w:r>
-      <w:r>
-        <w:t xml:space="preserve"> </w:t>
-      </w:r>
-      <w:r>
-        <w:t xml:space="preserve">tool: given candidate system sizes, it simulates dispatch over a representative</w:t>
-      </w:r>
-      <w:r>
-        <w:t xml:space="preserve"> </w:t>
-      </w:r>
-      <w:r>
-        <w:t xml:space="preserve">year and ranks designs by life-cycle cost. OptiCE (Campana, P. E., Zhang,</w:t>
-      </w:r>
-      <w:r>
-        <w:t xml:space="preserve"> </w:t>
-      </w:r>
-      <w:r>
-        <w:t xml:space="preserve">Y., &amp; Yan, J., https://optice.net/) — the MATLAB techno-economic optimization</w:t>
-      </w:r>
-      <w:r>
-        <w:t xml:space="preserve"> </w:t>
-      </w:r>
-      <w:r>
-        <w:t xml:space="preserve">tool developed by this project’s course instructor and collaborators, made</w:t>
-      </w:r>
-      <w:r>
-        <w:t xml:space="preserve"> </w:t>
-      </w:r>
-      <w:r>
-        <w:t xml:space="preserve">available as example course material alongside a lecture on LLM-assisted</w:t>
-      </w:r>
-      <w:r>
-        <w:t xml:space="preserve"> </w:t>
-      </w:r>
-      <w:r>
-        <w:t xml:space="preserve">management of PV/wind microgrids — follows the same simulate-then-rank</w:t>
-      </w:r>
-      <w:r>
-        <w:t xml:space="preserve"> </w:t>
-      </w:r>
-      <w:r>
-        <w:t xml:space="preserve">pattern but goes further:</w:t>
-      </w:r>
-      <w:r>
-        <w:t xml:space="preserve"> </w:t>
-      </w:r>
-      <w:r>
-        <w:t xml:space="preserve">it jointly optimizes PV tilt/azimuth/capacity, wind tower height/capacity,</w:t>
-      </w:r>
-      <w:r>
         <w:t xml:space="preserve"> </w:t>
       </w:r>
       <w:r>
@@ -360,198 +831,13 @@
           <w:iCs/>
           <w:i/>
         </w:rPr>
-        <w:t xml:space="preserve">and</w:t>
-      </w:r>
-      <w:r>
-        <w:t xml:space="preserve"> </w:t>
-      </w:r>
-      <w:r>
-        <w:t xml:space="preserve">battery capacity via a multi-objective genetic algorithm</w:t>
-      </w:r>
-      <w:r>
-        <w:t xml:space="preserve"> </w:t>
-      </w:r>
-      <w:r>
-        <w:t xml:space="preserve">(</w:t>
-      </w:r>
-      <w:r>
-        <w:rPr>
-          <w:rStyle w:val="VerbatimChar"/>
-        </w:rPr>
-        <w:t xml:space="preserve">gamultiobj</w:t>
-      </w:r>
-      <w:r>
-        <w:t xml:space="preserve">), producing a Pareto front of life-cycle-cost-vs-renewables-share</w:t>
-      </w:r>
-      <w:r>
-        <w:t xml:space="preserve"> </w:t>
-      </w:r>
-      <w:r>
-        <w:t xml:space="preserve">trade-offs rather than a single design. This project’s mechanistic model</w:t>
-      </w:r>
-      <w:r>
-        <w:t xml:space="preserve"> </w:t>
-      </w:r>
-      <w:r>
-        <w:t xml:space="preserve">(§6-§8) independently arrived at several of the same core modelling choices as</w:t>
-      </w:r>
-      <w:r>
-        <w:t xml:space="preserve"> </w:t>
-      </w:r>
-      <w:r>
-        <w:t xml:space="preserve">OptiCE’s dispatch/battery logic — a power-law wind-speed height extrapolation,</w:t>
-      </w:r>
-      <w:r>
-        <w:t xml:space="preserve"> </w:t>
-      </w:r>
-      <w:r>
-        <w:t xml:space="preserve">a NOCT-based PV temperature model, and a symmetric charge/discharge efficiency</w:t>
-      </w:r>
-      <w:r>
-        <w:t xml:space="preserve"> </w:t>
-      </w:r>
-      <w:r>
-        <w:t xml:space="preserve">split whose product recovers the specified round-trip efficiency (this</w:t>
-      </w:r>
-      <w:r>
-        <w:t xml:space="preserve"> </w:t>
-      </w:r>
-      <w:r>
-        <w:t xml:space="preserve">project’s</w:t>
-      </w:r>
-      <w:r>
-        <w:t xml:space="preserve"> </w:t>
-      </w:r>
-      <w:r>
-        <w:rPr>
-          <w:rStyle w:val="VerbatimChar"/>
-        </w:rPr>
-        <w:t xml:space="preserve">sqrt(round_trip_efficiency)</w:t>
-      </w:r>
-      <w:r>
-        <w:t xml:space="preserve"> </w:t>
-      </w:r>
-      <w:r>
-        <w:t xml:space="preserve">convention is structurally identical</w:t>
-      </w:r>
-      <w:r>
-        <w:t xml:space="preserve"> </w:t>
-      </w:r>
-      <w:r>
-        <w:t xml:space="preserve">to OptiCE’s</w:t>
-      </w:r>
-      <w:r>
-        <w:t xml:space="preserve"> </w:t>
-      </w:r>
-      <w:r>
-        <w:rPr>
-          <w:rStyle w:val="VerbatimChar"/>
-        </w:rPr>
-        <w:t xml:space="preserve">Battery_efficiency × charge_controller_efficiency</w:t>
-      </w:r>
-      <w:r>
-        <w:t xml:space="preserve"> </w:t>
-      </w:r>
-      <w:r>
-        <w:t xml:space="preserve">applied once</w:t>
-      </w:r>
-      <w:r>
-        <w:t xml:space="preserve"> </w:t>
-      </w:r>
-      <w:r>
-        <w:t xml:space="preserve">per leg) — which is a useful cross-check that the mechanistic reference model</w:t>
-      </w:r>
-      <w:r>
-        <w:t xml:space="preserve"> </w:t>
-      </w:r>
-      <w:r>
-        <w:t xml:space="preserve">used throughout this report is consistent with established practice in this</w:t>
-      </w:r>
-      <w:r>
-        <w:t xml:space="preserve"> </w:t>
-      </w:r>
-      <w:r>
-        <w:t xml:space="preserve">specific research group, not an idiosyncratic reimplementation. Two respects in</w:t>
-      </w:r>
-      <w:r>
-        <w:t xml:space="preserve"> </w:t>
-      </w:r>
-      <w:r>
-        <w:t xml:space="preserve">which OptiCE is more detailed than this project’s model are noted as</w:t>
-      </w:r>
-      <w:r>
-        <w:t xml:space="preserve"> </w:t>
-      </w:r>
-      <w:r>
-        <w:t xml:space="preserve">limitations in §19: a wind-speed-dependent PV cell-temperature correction, and</w:t>
-      </w:r>
-      <w:r>
-        <w:t xml:space="preserve"> </w:t>
-      </w:r>
-      <w:r>
-        <w:t xml:space="preserve">a battery thermal/temperature-dependent-capacity model. OptiCE’s joint</w:t>
-      </w:r>
-      <w:r>
-        <w:t xml:space="preserve"> </w:t>
-      </w:r>
-      <w:r>
-        <w:t xml:space="preserve">PV/wind/battery optimization is also more general than this project’s</w:t>
-      </w:r>
-      <w:r>
-        <w:t xml:space="preserve"> </w:t>
-      </w:r>
-      <w:r>
-        <w:t xml:space="preserve">fixed-PV/wind, battery-only search — a deliberate scope choice explained in</w:t>
-      </w:r>
-      <w:r>
-        <w:t xml:space="preserve"> </w:t>
-      </w:r>
-      <w:r>
-        <w:t xml:space="preserve">§19, made so that PV/wind capacity could instead vary</w:t>
-      </w:r>
-      <w:r>
-        <w:t xml:space="preserve"> </w:t>
+        <w:t xml:space="preserve">techniques for enhanced renewable energy integration with the grid: a</w:t>
       </w:r>
       <w:r>
         <w:rPr>
           <w:iCs/>
           <w:i/>
         </w:rPr>
-        <w:t xml:space="preserve">across</w:t>
-      </w:r>
-      <w:r>
-        <w:t xml:space="preserve"> </w:t>
-      </w:r>
-      <w:r>
-        <w:t xml:space="preserve">the sampled</w:t>
-      </w:r>
-      <w:r>
-        <w:t xml:space="preserve"> </w:t>
-      </w:r>
-      <w:r>
-        <w:t xml:space="preserve">scenario dataset (§9) as inputs for the ML models to condition on, rather than</w:t>
-      </w:r>
-      <w:r>
-        <w:t xml:space="preserve"> </w:t>
-      </w:r>
-      <w:r>
-        <w:t xml:space="preserve">being optimized to a single value.</w:t>
-      </w:r>
-    </w:p>
-    <w:p>
-      <w:pPr>
-        <w:pStyle w:val="BodyText"/>
-      </w:pPr>
-      <w:r>
-        <w:t xml:space="preserve">Prior machine-learning-for-sizing literature. Most existing ML work on</w:t>
-      </w:r>
-      <w:r>
-        <w:t xml:space="preserve"> </w:t>
-      </w:r>
-      <w:r>
-        <w:t xml:space="preserve">hybrid PV/wind/battery systems targets short-term</w:t>
-      </w:r>
-      <w:r>
         <w:t xml:space="preserve"> </w:t>
       </w:r>
       <w:r>
@@ -559,43 +845,31 @@
           <w:iCs/>
           <w:i/>
         </w:rPr>
-        <w:t xml:space="preserve">forecasting</w:t>
-      </w:r>
-      <w:r>
-        <w:t xml:space="preserve"> </w:t>
-      </w:r>
-      <w:r>
-        <w:t xml:space="preserve">(solar</w:t>
-      </w:r>
-      <w:r>
-        <w:t xml:space="preserve"> </w:t>
-      </w:r>
-      <w:r>
-        <w:t xml:space="preserve">irradiance, wind speed, or load) as an input to an otherwise conventional</w:t>
-      </w:r>
-      <w:r>
-        <w:t xml:space="preserve"> </w:t>
-      </w:r>
-      <w:r>
-        <w:t xml:space="preserve">sizing or dispatch procedure, rather than replacing the sizing procedure</w:t>
-      </w:r>
-      <w:r>
-        <w:t xml:space="preserve"> </w:t>
-      </w:r>
-      <w:r>
-        <w:t xml:space="preserve">itself — reviews of wind/solar forecasting techniques for grid integration</w:t>
-      </w:r>
-      <w:r>
-        <w:t xml:space="preserve"> </w:t>
-      </w:r>
-      <w:r>
-        <w:t xml:space="preserve">survey this large body of work (Ssekulima, E. B., Anwar, M. B., Al Hinai, A.,</w:t>
-      </w:r>
-      <w:r>
-        <w:t xml:space="preserve"> </w:t>
-      </w:r>
-      <w:r>
-        <w:t xml:space="preserve">&amp; El Moursi, M. S. (2016).</w:t>
+        <w:t xml:space="preserve">review.</w:t>
+      </w:r>
+      <w:r>
+        <w:t xml:space="preserve"> </w:t>
+      </w:r>
+      <w:r>
+        <w:t xml:space="preserve">IET Renewable Power Generation, 10(7), 885–899). Separately, this</w:t>
+      </w:r>
+      <w:r>
+        <w:t xml:space="preserve"> </w:t>
+      </w:r>
+      <w:r>
+        <w:t xml:space="preserve">project’s own PV model (§6) sidesteps two problems this course’s lecture</w:t>
+      </w:r>
+      <w:r>
+        <w:t xml:space="preserve"> </w:t>
+      </w:r>
+      <w:r>
+        <w:t xml:space="preserve">material identifies as central to computing irradiance on a tilted surface</w:t>
+      </w:r>
+      <w:r>
+        <w:t xml:space="preserve"> </w:t>
+      </w:r>
+      <w:r>
+        <w:t xml:space="preserve">from measurements (Duffie, J. A., Beckman, W. A., &amp; Worek, W. M. (2013).</w:t>
       </w:r>
       <w:r>
         <w:t xml:space="preserve"> </w:t>
@@ -605,13 +879,136 @@
           <w:iCs/>
           <w:i/>
         </w:rPr>
-        <w:t xml:space="preserve">Wind speed and solar irradiance forecasting</w:t>
+        <w:t xml:space="preserve">Solar engineering of thermal processes</w:t>
+      </w:r>
+      <w:r>
+        <w:t xml:space="preserve"> </w:t>
+      </w:r>
+      <w:r>
+        <w:t xml:space="preserve">(Vol. 3). New York: Wiley): not</w:t>
+      </w:r>
+      <w:r>
+        <w:t xml:space="preserve"> </w:t>
+      </w:r>
+      <w:r>
+        <w:t xml:space="preserve">knowing the beam/diffuse split of measured irradiance (usually resolved with</w:t>
+      </w:r>
+      <w:r>
+        <w:t xml:space="preserve"> </w:t>
+      </w:r>
+      <w:r>
+        <w:t xml:space="preserve">a decomposition model such as Erbs), and not knowing the solar</w:t>
+      </w:r>
+      <w:r>
+        <w:t xml:space="preserve"> </w:t>
+      </w:r>
+      <w:r>
+        <w:t xml:space="preserve">position/incidence angle needed for a transposition model such as Liu and</w:t>
+      </w:r>
+      <w:r>
+        <w:t xml:space="preserve"> </w:t>
+      </w:r>
+      <w:r>
+        <w:t xml:space="preserve">Jordan. Both are avoided here rather than solved: NASA POWER’s hourly product</w:t>
+      </w:r>
+      <w:r>
+        <w:t xml:space="preserve"> </w:t>
+      </w:r>
+      <w:r>
+        <w:t xml:space="preserve">already reports direct-normal and diffuse-horizontal irradiance as separate</w:t>
+      </w:r>
+      <w:r>
+        <w:t xml:space="preserve"> </w:t>
+      </w:r>
+      <w:r>
+        <w:t xml:space="preserve">fields (no decomposition model needed, confirmed in</w:t>
+      </w:r>
+      <w:r>
+        <w:t xml:space="preserve"> </w:t>
+      </w:r>
+      <w:r>
+        <w:rPr>
+          <w:rStyle w:val="VerbatimChar"/>
+        </w:rPr>
+        <w:t xml:space="preserve">src/physics/pv_model.py</w:t>
+      </w:r>
+      <w:r>
+        <w:t xml:space="preserve">’s</w:t>
+      </w:r>
+      <w:r>
+        <w:t xml:space="preserve"> </w:t>
+      </w:r>
+      <w:r>
+        <w:t xml:space="preserve">docstring), and</w:t>
+      </w:r>
+      <w:r>
+        <w:t xml:space="preserve"> </w:t>
+      </w:r>
+      <w:r>
+        <w:rPr>
+          <w:rStyle w:val="VerbatimChar"/>
+        </w:rPr>
+        <w:t xml:space="preserve">pvlib.irradiance.get_total_irradiance</w:t>
+      </w:r>
+      <w:r>
+        <w:t xml:space="preserve"> </w:t>
+      </w:r>
+      <w:r>
+        <w:t xml:space="preserve">computes solar</w:t>
+      </w:r>
+      <w:r>
+        <w:t xml:space="preserve"> </w:t>
+      </w:r>
+      <w:r>
+        <w:t xml:space="preserve">position and the tilted-surface transposition internally. Work that uses ML</w:t>
+      </w:r>
+      <w:r>
+        <w:t xml:space="preserve"> </w:t>
+      </w:r>
+      <w:r>
+        <w:t xml:space="preserve">to predict</w:t>
+      </w:r>
+      <w:r>
+        <w:t xml:space="preserve"> </w:t>
       </w:r>
       <w:r>
         <w:rPr>
           <w:iCs/>
           <w:i/>
         </w:rPr>
+        <w:t xml:space="preserve">sizing</w:t>
+      </w:r>
+      <w:r>
+        <w:t xml:space="preserve"> </w:t>
+      </w:r>
+      <w:r>
+        <w:t xml:space="preserve">outcomes directly, as this</w:t>
+      </w:r>
+      <w:r>
+        <w:t xml:space="preserve"> </w:t>
+      </w:r>
+      <w:r>
+        <w:t xml:space="preserve">project does, is comparatively less common; a recent example combines</w:t>
+      </w:r>
+      <w:r>
+        <w:t xml:space="preserve"> </w:t>
+      </w:r>
+      <w:r>
+        <w:t xml:space="preserve">gradient-boosted tree ensembles (forecasting weather/load over the system</w:t>
+      </w:r>
+      <w:r>
+        <w:t xml:space="preserve"> </w:t>
+      </w:r>
+      <w:r>
+        <w:t xml:space="preserve">lifetime) with metaheuristic optimization to size a PV/battery system under</w:t>
+      </w:r>
+      <w:r>
+        <w:t xml:space="preserve"> </w:t>
+      </w:r>
+      <w:r>
+        <w:t xml:space="preserve">net-metering costs (Abdullah, H. M., Park, S., Seong, K., &amp; Lee, S. (2023).</w:t>
+      </w:r>
+      <w:r>
         <w:t xml:space="preserve"> </w:t>
       </w:r>
       <w:r>
@@ -619,7 +1016,7 @@
           <w:iCs/>
           <w:i/>
         </w:rPr>
-        <w:t xml:space="preserve">techniques for enhanced renewable energy integration with the grid: a</w:t>
+        <w:t xml:space="preserve">Hybrid Renewable Energy System Design: A Machine Learning Approach for</w:t>
       </w:r>
       <w:r>
         <w:rPr>
@@ -633,31 +1030,19 @@
           <w:iCs/>
           <w:i/>
         </w:rPr>
-        <w:t xml:space="preserve">review.</w:t>
-      </w:r>
-      <w:r>
-        <w:t xml:space="preserve"> </w:t>
-      </w:r>
-      <w:r>
-        <w:t xml:space="preserve">IET Renewable Power Generation, 10(7), 885–899). Separately, this</w:t>
-      </w:r>
-      <w:r>
-        <w:t xml:space="preserve"> </w:t>
-      </w:r>
-      <w:r>
-        <w:t xml:space="preserve">project’s own PV model (§6) sidesteps two problems this course’s lecture</w:t>
-      </w:r>
-      <w:r>
-        <w:t xml:space="preserve"> </w:t>
-      </w:r>
-      <w:r>
-        <w:t xml:space="preserve">material identifies as central to computing irradiance on a tilted surface</w:t>
-      </w:r>
-      <w:r>
-        <w:t xml:space="preserve"> </w:t>
-      </w:r>
-      <w:r>
-        <w:t xml:space="preserve">from measurements (Duffie, J. A., Beckman, W. A., &amp; Worek, W. M. (2013).</w:t>
+        <w:t xml:space="preserve">Optimal Sizing with Net-Metering Costs.</w:t>
+      </w:r>
+      <w:r>
+        <w:t xml:space="preserve"> </w:t>
+      </w:r>
+      <w:r>
+        <w:t xml:space="preserve">Sustainability, 15(11), 8538).</w:t>
+      </w:r>
+      <w:r>
+        <w:t xml:space="preserve"> </w:t>
+      </w:r>
+      <w:r>
+        <w:t xml:space="preserve">That work uses ML to generate better</w:t>
       </w:r>
       <w:r>
         <w:t xml:space="preserve"> </w:t>
@@ -667,94 +1052,19 @@
           <w:iCs/>
           <w:i/>
         </w:rPr>
-        <w:t xml:space="preserve">Solar engineering of thermal processes</w:t>
-      </w:r>
-      <w:r>
-        <w:t xml:space="preserve"> </w:t>
-      </w:r>
-      <w:r>
-        <w:t xml:space="preserve">(Vol. 3). New York: Wiley): not</w:t>
-      </w:r>
-      <w:r>
-        <w:t xml:space="preserve"> </w:t>
-      </w:r>
-      <w:r>
-        <w:t xml:space="preserve">knowing the beam/diffuse split of measured irradiance (usually resolved with</w:t>
-      </w:r>
-      <w:r>
-        <w:t xml:space="preserve"> </w:t>
-      </w:r>
-      <w:r>
-        <w:t xml:space="preserve">a decomposition model such as Erbs), and not knowing the solar</w:t>
-      </w:r>
-      <w:r>
-        <w:t xml:space="preserve"> </w:t>
-      </w:r>
-      <w:r>
-        <w:t xml:space="preserve">position/incidence angle needed for a transposition model such as Liu and</w:t>
-      </w:r>
-      <w:r>
-        <w:t xml:space="preserve"> </w:t>
-      </w:r>
-      <w:r>
-        <w:t xml:space="preserve">Jordan. Both are avoided here rather than solved: NASA POWER’s hourly product</w:t>
-      </w:r>
-      <w:r>
-        <w:t xml:space="preserve"> </w:t>
-      </w:r>
-      <w:r>
-        <w:t xml:space="preserve">already reports direct-normal and diffuse-horizontal irradiance as separate</w:t>
-      </w:r>
-      <w:r>
-        <w:t xml:space="preserve"> </w:t>
-      </w:r>
-      <w:r>
-        <w:t xml:space="preserve">fields (no decomposition model needed, confirmed in</w:t>
-      </w:r>
-      <w:r>
-        <w:t xml:space="preserve"> </w:t>
-      </w:r>
-      <w:r>
-        <w:rPr>
-          <w:rStyle w:val="VerbatimChar"/>
-        </w:rPr>
-        <w:t xml:space="preserve">src/physics/pv_model.py</w:t>
-      </w:r>
-      <w:r>
-        <w:t xml:space="preserve">’s</w:t>
-      </w:r>
-      <w:r>
-        <w:t xml:space="preserve"> </w:t>
-      </w:r>
-      <w:r>
-        <w:t xml:space="preserve">docstring), and</w:t>
-      </w:r>
-      <w:r>
-        <w:t xml:space="preserve"> </w:t>
-      </w:r>
-      <w:r>
-        <w:rPr>
-          <w:rStyle w:val="VerbatimChar"/>
-        </w:rPr>
-        <w:t xml:space="preserve">pvlib.irradiance.get_total_irradiance</w:t>
-      </w:r>
-      <w:r>
-        <w:t xml:space="preserve"> </w:t>
-      </w:r>
-      <w:r>
-        <w:t xml:space="preserve">computes solar</w:t>
-      </w:r>
-      <w:r>
-        <w:t xml:space="preserve"> </w:t>
-      </w:r>
-      <w:r>
-        <w:t xml:space="preserve">position and the tilted-surface transposition internally. Work that uses ML</w:t>
-      </w:r>
-      <w:r>
-        <w:t xml:space="preserve"> </w:t>
-      </w:r>
-      <w:r>
-        <w:t xml:space="preserve">to predict</w:t>
+        <w:t xml:space="preserve">inputs</w:t>
+      </w:r>
+      <w:r>
+        <w:t xml:space="preserve"> </w:t>
+      </w:r>
+      <w:r>
+        <w:t xml:space="preserve">to a conventional metaheuristic</w:t>
+      </w:r>
+      <w:r>
+        <w:t xml:space="preserve"> </w:t>
+      </w:r>
+      <w:r>
+        <w:t xml:space="preserve">optimizer; this project instead trains an ML model to directly predict the</w:t>
       </w:r>
       <w:r>
         <w:t xml:space="preserve"> </w:t>
@@ -764,37 +1074,1535 @@
           <w:iCs/>
           <w:i/>
         </w:rPr>
-        <w:t xml:space="preserve">sizing</w:t>
-      </w:r>
-      <w:r>
-        <w:t xml:space="preserve"> </w:t>
-      </w:r>
-      <w:r>
-        <w:t xml:space="preserve">outcomes directly, as this</w:t>
-      </w:r>
-      <w:r>
-        <w:t xml:space="preserve"> </w:t>
-      </w:r>
-      <w:r>
-        <w:t xml:space="preserve">project does, is comparatively less common; a recent example combines</w:t>
-      </w:r>
-      <w:r>
-        <w:t xml:space="preserve"> </w:t>
-      </w:r>
-      <w:r>
-        <w:t xml:space="preserve">gradient-boosted tree ensembles (forecasting weather/load over the system</w:t>
-      </w:r>
-      <w:r>
-        <w:t xml:space="preserve"> </w:t>
-      </w:r>
-      <w:r>
-        <w:t xml:space="preserve">lifetime) with metaheuristic optimization to size a PV/battery system under</w:t>
-      </w:r>
-      <w:r>
-        <w:t xml:space="preserve"> </w:t>
-      </w:r>
-      <w:r>
-        <w:t xml:space="preserve">net-metering costs (Abdullah, H. M., Park, S., Seong, K., &amp; Lee, S. (2023).</w:t>
+        <w:t xml:space="preserve">sizing decision itself</w:t>
+      </w:r>
+      <w:r>
+        <w:t xml:space="preserve"> </w:t>
+      </w:r>
+      <w:r>
+        <w:t xml:space="preserve">(the mechanistic search’s output) from scenario</w:t>
+      </w:r>
+      <w:r>
+        <w:t xml:space="preserve"> </w:t>
+      </w:r>
+      <w:r>
+        <w:t xml:space="preserve">parameters, then treats the mechanistic search as ground truth for mandatory</w:t>
+      </w:r>
+      <w:r>
+        <w:t xml:space="preserve"> </w:t>
+      </w:r>
+      <w:r>
+        <w:t xml:space="preserve">post-hoc verification (§16) rather than as a downstream optimizer to feed —</w:t>
+      </w:r>
+      <w:r>
+        <w:t xml:space="preserve"> </w:t>
+      </w:r>
+      <w:r>
+        <w:t xml:space="preserve">a different position for the mechanistic and ML components to occupy relative</w:t>
+      </w:r>
+      <w:r>
+        <w:t xml:space="preserve"> </w:t>
+      </w:r>
+      <w:r>
+        <w:t xml:space="preserve">to each other, and the specific comparison this project’s research questions</w:t>
+      </w:r>
+      <w:r>
+        <w:t xml:space="preserve"> </w:t>
+      </w:r>
+      <w:r>
+        <w:t xml:space="preserve">(§3) are about.</w:t>
+      </w:r>
+    </w:p>
+    <w:bookmarkEnd w:id="21"/>
+    <w:bookmarkStart w:id="22" w:name="research-objective-and-questions"/>
+    <w:p>
+      <w:pPr>
+        <w:pStyle w:val="Heading2"/>
+      </w:pPr>
+      <w:r>
+        <w:t xml:space="preserve">3. Research Objective and Questions</w:t>
+      </w:r>
+    </w:p>
+    <w:p>
+      <w:pPr>
+        <w:pStyle w:val="FirstParagraph"/>
+      </w:pPr>
+      <w:r>
+        <w:t xml:space="preserve">The objective (PROJECT_BRIEF.md §1) is to compare a mechanistic</w:t>
+      </w:r>
+      <w:r>
+        <w:t xml:space="preserve"> </w:t>
+      </w:r>
+      <w:r>
+        <w:t xml:space="preserve">battery-sizing method against an AI-based neural-network method, and to</w:t>
+      </w:r>
+      <w:r>
+        <w:t xml:space="preserve"> </w:t>
+      </w:r>
+      <w:r>
+        <w:t xml:space="preserve">investigate:</w:t>
+      </w:r>
+    </w:p>
+    <w:p>
+      <w:pPr>
+        <w:numPr>
+          <w:ilvl w:val="0"/>
+          <w:numId w:val="1001"/>
+        </w:numPr>
+        <w:pStyle w:val="Compact"/>
+      </w:pPr>
+      <w:r>
+        <w:t xml:space="preserve">How accurately can a neural network reproduce the battery capacities a</w:t>
+      </w:r>
+      <w:r>
+        <w:t xml:space="preserve"> </w:t>
+      </w:r>
+      <w:r>
+        <w:t xml:space="preserve">mechanistic optimization would have found?</w:t>
+      </w:r>
+    </w:p>
+    <w:p>
+      <w:pPr>
+        <w:numPr>
+          <w:ilvl w:val="0"/>
+          <w:numId w:val="1001"/>
+        </w:numPr>
+        <w:pStyle w:val="Compact"/>
+      </w:pPr>
+      <w:r>
+        <w:t xml:space="preserve">How much faster is neural-network inference than a complete mechanistic</w:t>
+      </w:r>
+      <w:r>
+        <w:t xml:space="preserve"> </w:t>
+      </w:r>
+      <w:r>
+        <w:t xml:space="preserve">battery-size search?</w:t>
+      </w:r>
+    </w:p>
+    <w:p>
+      <w:pPr>
+        <w:numPr>
+          <w:ilvl w:val="0"/>
+          <w:numId w:val="1001"/>
+        </w:numPr>
+        <w:pStyle w:val="Compact"/>
+      </w:pPr>
+      <w:r>
+        <w:t xml:space="preserve">Does the AI-selected battery achieve the required reliability when</w:t>
+      </w:r>
+      <w:r>
+        <w:t xml:space="preserve"> </w:t>
+      </w:r>
+      <w:r>
+        <w:t xml:space="preserve">verified using hourly mechanistic simulation?</w:t>
+      </w:r>
+    </w:p>
+    <w:p>
+      <w:pPr>
+        <w:numPr>
+          <w:ilvl w:val="0"/>
+          <w:numId w:val="1001"/>
+        </w:numPr>
+        <w:pStyle w:val="Compact"/>
+      </w:pPr>
+      <w:r>
+        <w:t xml:space="preserve">How well does the AI model generalize as its training-set size changes?</w:t>
+      </w:r>
+    </w:p>
+    <w:p>
+      <w:pPr>
+        <w:numPr>
+          <w:ilvl w:val="0"/>
+          <w:numId w:val="1001"/>
+        </w:numPr>
+        <w:pStyle w:val="Compact"/>
+      </w:pPr>
+      <w:r>
+        <w:t xml:space="preserve">What are the practical advantages, limitations, and risks of each</w:t>
+      </w:r>
+      <w:r>
+        <w:t xml:space="preserve"> </w:t>
+      </w:r>
+      <w:r>
+        <w:t xml:space="preserve">approach?</w:t>
+      </w:r>
+    </w:p>
+    <w:p>
+      <w:pPr>
+        <w:pStyle w:val="FirstParagraph"/>
+      </w:pPr>
+      <w:r>
+        <w:t xml:space="preserve">Research hypothesis (PROJECT_BRIEF.md §2), tested rather than assumed:</w:t>
+      </w:r>
+      <w:r>
+        <w:t xml:space="preserve"> </w:t>
+      </w:r>
+      <w:r>
+        <w:t xml:space="preserve">“</w:t>
+      </w:r>
+      <w:r>
+        <w:t xml:space="preserve">The neural-network model may approximate the battery capacities obtained</w:t>
+      </w:r>
+      <w:r>
+        <w:t xml:space="preserve"> </w:t>
+      </w:r>
+      <w:r>
+        <w:t xml:space="preserve">from mechanistic optimization with substantially lower inference time when</w:t>
+      </w:r>
+      <w:r>
+        <w:t xml:space="preserve"> </w:t>
+      </w:r>
+      <w:r>
+        <w:t xml:space="preserve">many system configurations must be evaluated. However, its accuracy and</w:t>
+      </w:r>
+      <w:r>
+        <w:t xml:space="preserve"> </w:t>
+      </w:r>
+      <w:r>
+        <w:t xml:space="preserve">reliability depend on the representativeness of the training data, and</w:t>
+      </w:r>
+      <w:r>
+        <w:t xml:space="preserve"> </w:t>
+      </w:r>
+      <w:r>
+        <w:t xml:space="preserve">mechanistic verification may remain necessary for unseen conditions.</w:t>
+      </w:r>
+      <w:r>
+        <w:t xml:space="preserve">”</w:t>
+      </w:r>
+      <w:r>
+        <w:t xml:space="preserve"> </w:t>
+      </w:r>
+      <w:r>
+        <w:t xml:space="preserve">The</w:t>
+      </w:r>
+      <w:r>
+        <w:t xml:space="preserve"> </w:t>
+      </w:r>
+      <w:r>
+        <w:t xml:space="preserve">mechanistic model is the reference method throughout, not an independent</w:t>
+      </w:r>
+      <w:r>
+        <w:t xml:space="preserve"> </w:t>
+      </w:r>
+      <w:r>
+        <w:t xml:space="preserve">measurement of physical truth: since the neural network is trained on</w:t>
+      </w:r>
+      <w:r>
+        <w:t xml:space="preserve"> </w:t>
+      </w:r>
+      <w:r>
+        <w:t xml:space="preserve">mechanistic outputs, its performance is reported as agreement with the</w:t>
+      </w:r>
+      <w:r>
+        <w:t xml:space="preserve"> </w:t>
+      </w:r>
+      <w:r>
+        <w:t xml:space="preserve">mechanistic reference (§14-§17), not as validation against real, metered</w:t>
+      </w:r>
+      <w:r>
+        <w:t xml:space="preserve"> </w:t>
+      </w:r>
+      <w:r>
+        <w:t xml:space="preserve">operational data, which this project does not have access to.</w:t>
+      </w:r>
+    </w:p>
+    <w:p>
+      <w:pPr>
+        <w:pStyle w:val="BodyText"/>
+      </w:pPr>
+      <w:r>
+        <w:t xml:space="preserve">Two of these questions were reframed by the diesel-backed pivot</w:t>
+      </w:r>
+      <w:r>
+        <w:t xml:space="preserve"> </w:t>
+      </w:r>
+      <w:r>
+        <w:t xml:space="preserve">(PROJECT_BRIEF.md Addendum 3, §8): Question 3’s binary reliability check is</w:t>
+      </w:r>
+      <w:r>
+        <w:t xml:space="preserve"> </w:t>
+      </w:r>
+      <w:r>
+        <w:t xml:space="preserve">now near-universally satisfied by construction, since diesel backup covers</w:t>
+      </w:r>
+      <w:r>
+        <w:t xml:space="preserve"> </w:t>
+      </w:r>
+      <w:r>
+        <w:t xml:space="preserve">any residual deficit regardless of battery size (§8’s module docstring);</w:t>
+      </w:r>
+      <w:r>
+        <w:t xml:space="preserve"> </w:t>
+      </w:r>
+      <w:r>
+        <w:t xml:space="preserve">the practically meaningful version of that question became</w:t>
+      </w:r>
+      <w:r>
+        <w:t xml:space="preserve"> </w:t>
+      </w:r>
+      <w:r>
+        <w:t xml:space="preserve">“</w:t>
+      </w:r>
+      <w:r>
+        <w:t xml:space="preserve">how much extra</w:t>
+      </w:r>
+      <w:r>
+        <w:t xml:space="preserve"> </w:t>
+      </w:r>
+      <w:r>
+        <w:t xml:space="preserve">does the AI’s battery choice cost, in system LCOE, relative to the true</w:t>
+      </w:r>
+      <w:r>
+        <w:t xml:space="preserve"> </w:t>
+      </w:r>
+      <w:r>
+        <w:t xml:space="preserve">optimum</w:t>
+      </w:r>
+      <w:r>
+        <w:t xml:space="preserve">”</w:t>
+      </w:r>
+      <w:r>
+        <w:t xml:space="preserve"> </w:t>
+      </w:r>
+      <w:r>
+        <w:t xml:space="preserve">(§16,</w:t>
+      </w:r>
+      <w:r>
+        <w:t xml:space="preserve"> </w:t>
+      </w:r>
+      <w:r>
+        <w:rPr>
+          <w:rStyle w:val="VerbatimChar"/>
+        </w:rPr>
+        <w:t xml:space="preserve">extra_system_lcoe_eur_per_kwh</w:t>
+      </w:r>
+      <w:r>
+        <w:t xml:space="preserve">). Question 4 is answered</w:t>
+      </w:r>
+      <w:r>
+        <w:t xml:space="preserve"> </w:t>
+      </w:r>
+      <w:r>
+        <w:t xml:space="preserve">here specifically via training-set size (100 vs. 5,000 scenarios, §15,</w:t>
+      </w:r>
+      <w:r>
+        <w:t xml:space="preserve"> </w:t>
+      </w:r>
+      <w:r>
+        <w:t xml:space="preserve">§17), not via unseen weather years or geographic transfer, which were</w:t>
+      </w:r>
+      <w:r>
+        <w:t xml:space="preserve"> </w:t>
+      </w:r>
+      <w:r>
+        <w:t xml:space="preserve">optional stretch goals (PROJECT_BRIEF.md §1.1) not attempted in this build.</w:t>
+      </w:r>
+    </w:p>
+    <w:bookmarkEnd w:id="22"/>
+    <w:bookmarkStart w:id="23" w:name="system-description-and-assumptions"/>
+    <w:p>
+      <w:pPr>
+        <w:pStyle w:val="Heading2"/>
+      </w:pPr>
+      <w:r>
+        <w:t xml:space="preserve">4. System Description and Assumptions</w:t>
+      </w:r>
+    </w:p>
+    <w:p>
+      <w:pPr>
+        <w:pStyle w:val="FirstParagraph"/>
+      </w:pPr>
+      <w:r>
+        <w:t xml:space="preserve">System boundary: fixed PV generation capacity, fixed wind generation</w:t>
+      </w:r>
+      <w:r>
+        <w:t xml:space="preserve"> </w:t>
+      </w:r>
+      <w:r>
+        <w:t xml:space="preserve">capacity, battery storage (the only decision variable the mechanistic</w:t>
+      </w:r>
+      <w:r>
+        <w:t xml:space="preserve"> </w:t>
+      </w:r>
+      <w:r>
+        <w:t xml:space="preserve">search optimizes over, §8), a diesel backup generator sized from peak load</w:t>
+      </w:r>
+      <w:r>
+        <w:t xml:space="preserve"> </w:t>
+      </w:r>
+      <w:r>
+        <w:t xml:space="preserve">(§8, Addendum 3), and an electrical load, simulated hourly over one</w:t>
+      </w:r>
+      <w:r>
+        <w:t xml:space="preserve"> </w:t>
+      </w:r>
+      <w:r>
+        <w:t xml:space="preserve">complete local calendar year (8,760 hours, non-leap). PV and wind</w:t>
+      </w:r>
+      <w:r>
+        <w:t xml:space="preserve"> </w:t>
+      </w:r>
+      <w:r>
+        <w:t xml:space="preserve">capacities are scenario inputs, not decision variables within an</w:t>
+      </w:r>
+      <w:r>
+        <w:t xml:space="preserve"> </w:t>
+      </w:r>
+      <w:r>
+        <w:t xml:space="preserve">individual optimization run — only battery capacity is searched for a</w:t>
+      </w:r>
+      <w:r>
+        <w:t xml:space="preserve"> </w:t>
+      </w:r>
+      <w:r>
+        <w:t xml:space="preserve">given PV/wind/load combination. The original specification (PROJECT_BRIEF.md</w:t>
+      </w:r>
+      <w:r>
+        <w:t xml:space="preserve"> </w:t>
+      </w:r>
+      <w:r>
+        <w:t xml:space="preserve">§3) described a fully off-grid system with no backup generator; Addendum 3</w:t>
+      </w:r>
+      <w:r>
+        <w:t xml:space="preserve"> </w:t>
+      </w:r>
+      <w:r>
+        <w:t xml:space="preserve">added the diesel generator specifically to reframe reliability as a</w:t>
+      </w:r>
+      <w:r>
+        <w:t xml:space="preserve"> </w:t>
+      </w:r>
+      <w:r>
+        <w:t xml:space="preserve">near-guaranteed property of the system rather than a hard search</w:t>
+      </w:r>
+      <w:r>
+        <w:t xml:space="preserve"> </w:t>
+      </w:r>
+      <w:r>
+        <w:t xml:space="preserve">constraint, shifting the optimization objective from</w:t>
+      </w:r>
+      <w:r>
+        <w:t xml:space="preserve"> </w:t>
+      </w:r>
+      <w:r>
+        <w:t xml:space="preserve">“</w:t>
+      </w:r>
+      <w:r>
+        <w:t xml:space="preserve">smallest battery</w:t>
+      </w:r>
+      <w:r>
+        <w:t xml:space="preserve"> </w:t>
+      </w:r>
+      <w:r>
+        <w:t xml:space="preserve">meeting a reliability target</w:t>
+      </w:r>
+      <w:r>
+        <w:t xml:space="preserve">”</w:t>
+      </w:r>
+      <w:r>
+        <w:t xml:space="preserve"> </w:t>
+      </w:r>
+      <w:r>
+        <w:t xml:space="preserve">to</w:t>
+      </w:r>
+      <w:r>
+        <w:t xml:space="preserve"> </w:t>
+      </w:r>
+      <w:r>
+        <w:t xml:space="preserve">“</w:t>
+      </w:r>
+      <w:r>
+        <w:t xml:space="preserve">battery capacity minimizing total system</w:t>
+      </w:r>
+      <w:r>
+        <w:t xml:space="preserve"> </w:t>
+      </w:r>
+      <w:r>
+        <w:t xml:space="preserve">LCOE</w:t>
+      </w:r>
+      <w:r>
+        <w:t xml:space="preserve">”</w:t>
+      </w:r>
+      <w:r>
+        <w:t xml:space="preserve"> </w:t>
+      </w:r>
+      <w:r>
+        <w:t xml:space="preserve">(§8).</w:t>
+      </w:r>
+    </w:p>
+    <w:p>
+      <w:pPr>
+        <w:pStyle w:val="BodyText"/>
+      </w:pPr>
+      <w:r>
+        <w:t xml:space="preserve">Baseline case: an industrial facility in Jinan, China (36.65°N, 117.12°E,</w:t>
+      </w:r>
+      <w:r>
+        <w:t xml:space="preserve"> </w:t>
+      </w:r>
+      <w:r>
+        <w:t xml:space="preserve">Asia/Shanghai timezone), simulated against 2023 hourly weather. Fixed PV</w:t>
+      </w:r>
+      <w:r>
+        <w:t xml:space="preserve"> </w:t>
+      </w:r>
+      <w:r>
+        <w:t xml:space="preserve">capacity 1,800 kWp, fixed wind capacity 1,450 kW (combined 3,250 kW),</w:t>
+      </w:r>
+      <w:r>
+        <w:t xml:space="preserve"> </w:t>
+      </w:r>
+      <w:r>
+        <w:t xml:space="preserve">target annual electricity consumption 3,800,000 kWh with a maximum hourly</w:t>
+      </w:r>
+      <w:r>
+        <w:t xml:space="preserve"> </w:t>
+      </w:r>
+      <w:r>
+        <w:t xml:space="preserve">load of 800 kW (implied load factor ~0.54, matching the</w:t>
+      </w:r>
+      <w:r>
+        <w:t xml:space="preserve"> </w:t>
+      </w:r>
+      <w:r>
+        <w:rPr>
+          <w:rStyle w:val="VerbatimChar"/>
+        </w:rPr>
+        <w:t xml:space="preserve">industrial_baseline</w:t>
+      </w:r>
+      <w:r>
+        <w:t xml:space="preserve"> </w:t>
+      </w:r>
+      <w:r>
+        <w:t xml:space="preserve">load-profile family’s two-shift shape, §5), diesel rated at 1.25× peak load</w:t>
+      </w:r>
+      <w:r>
+        <w:t xml:space="preserve"> </w:t>
+      </w:r>
+      <w:r>
+        <w:t xml:space="preserve">(§8). This baseline scaled up from an earlier residential-scale version of</w:t>
+      </w:r>
+      <w:r>
+        <w:t xml:space="preserve"> </w:t>
+      </w:r>
+      <w:r>
+        <w:t xml:space="preserve">this project (20 kWp PV, 10 kW wind, ~30,000 kWh/year load, per the</w:t>
+      </w:r>
+      <w:r>
+        <w:t xml:space="preserve"> </w:t>
+      </w:r>
+      <w:r>
+        <w:t xml:space="preserve">original specification) once wind generation was judged a harder economic</w:t>
+      </w:r>
+      <w:r>
+        <w:t xml:space="preserve"> </w:t>
+      </w:r>
+      <w:r>
+        <w:t xml:space="preserve">case to justify for a single residential site than for a multi-MW</w:t>
+      </w:r>
+      <w:r>
+        <w:t xml:space="preserve"> </w:t>
+      </w:r>
+      <w:r>
+        <w:t xml:space="preserve">industrial facility (PROJECT_BRIEF.md Addendum 2).</w:t>
+      </w:r>
+    </w:p>
+    <w:p>
+      <w:pPr>
+        <w:pStyle w:val="BodyText"/>
+      </w:pPr>
+      <w:r>
+        <w:t xml:space="preserve">Battery reference and the three assumption categories used throughout this</w:t>
+      </w:r>
+      <w:r>
+        <w:t xml:space="preserve"> </w:t>
+      </w:r>
+      <w:r>
+        <w:t xml:space="preserve">report: (1) manufacturer-spec-like values — 250 kWh / 125 kW containerized</w:t>
+      </w:r>
+      <w:r>
+        <w:t xml:space="preserve"> </w:t>
+      </w:r>
+      <w:r>
+        <w:t xml:space="preserve">LFP modules (a common commercial/industrial BESS block, not a residential</w:t>
+      </w:r>
+      <w:r>
+        <w:t xml:space="preserve"> </w:t>
+      </w:r>
+      <w:r>
+        <w:t xml:space="preserve">wall-mount unit), 95% round-trip efficiency; (2) modelling assumptions —</w:t>
+      </w:r>
+      <w:r>
+        <w:t xml:space="preserve"> </w:t>
+      </w:r>
+      <w:r>
+        <w:t xml:space="preserve">10-95% usable SOC window, 50% initial SOC (resolved via the repeated-year</w:t>
+      </w:r>
+      <w:r>
+        <w:t xml:space="preserve"> </w:t>
+      </w:r>
+      <w:r>
+        <w:t xml:space="preserve">method, §7, to avoid an arbitrary starting-SOC bias), the wind shear</w:t>
+      </w:r>
+      <w:r>
+        <w:t xml:space="preserve"> </w:t>
+      </w:r>
+      <w:r>
+        <w:t xml:space="preserve">exponent, PV tilt/azimuth (a latitude-tilt heuristic, not a site-specific</w:t>
+      </w:r>
+      <w:r>
+        <w:t xml:space="preserve"> </w:t>
+      </w:r>
+      <w:r>
+        <w:t xml:space="preserve">optimization), and the generic wind turbine power curve (§6); (3) economic</w:t>
+      </w:r>
+      <w:r>
+        <w:t xml:space="preserve"> </w:t>
+      </w:r>
+      <w:r>
+        <w:t xml:space="preserve">assumptions — installed costs, O&amp;M fractions, and lifetimes for every</w:t>
+      </w:r>
+      <w:r>
+        <w:t xml:space="preserve"> </w:t>
+      </w:r>
+      <w:r>
+        <w:t xml:space="preserve">technology, documented with their source basis in</w:t>
+      </w:r>
+      <w:r>
+        <w:t xml:space="preserve"> </w:t>
+      </w:r>
+      <w:r>
+        <w:rPr>
+          <w:rStyle w:val="VerbatimChar"/>
+        </w:rPr>
+        <w:t xml:space="preserve">economic_assumptions_table</w:t>
+      </w:r>
+      <w:r>
+        <w:t xml:space="preserve"> </w:t>
+      </w:r>
+      <w:r>
+        <w:t xml:space="preserve">(§8,</w:t>
+      </w:r>
+      <w:r>
+        <w:t xml:space="preserve"> </w:t>
+      </w:r>
+      <w:r>
+        <w:rPr>
+          <w:rStyle w:val="VerbatimChar"/>
+        </w:rPr>
+        <w:t xml:space="preserve">outputs/tables/economic_assumptions.csv</w:t>
+      </w:r>
+      <w:r>
+        <w:t xml:space="preserve">). None of the economic</w:t>
+      </w:r>
+      <w:r>
+        <w:t xml:space="preserve"> </w:t>
+      </w:r>
+      <w:r>
+        <w:t xml:space="preserve">figures are official vendor price quotes.</w:t>
+      </w:r>
+    </w:p>
+    <w:p>
+      <w:pPr>
+        <w:pStyle w:val="BodyText"/>
+      </w:pPr>
+      <w:r>
+        <w:t xml:space="preserve">Temperature assumption: the battery model supports an opt-in</w:t>
+      </w:r>
+      <w:r>
+        <w:t xml:space="preserve"> </w:t>
+      </w:r>
+      <w:r>
+        <w:t xml:space="preserve">temperature-derating feature (</w:t>
+      </w:r>
+      <w:r>
+        <w:rPr>
+          <w:rStyle w:val="VerbatimChar"/>
+        </w:rPr>
+        <w:t xml:space="preserve">config/*.yaml</w:t>
+      </w:r>
+      <w:r>
+        <w:t xml:space="preserve"> </w:t>
+      </w:r>
+      <w:r>
+        <w:t xml:space="preserve">→</w:t>
+      </w:r>
+      <w:r>
+        <w:t xml:space="preserve"> </w:t>
+      </w:r>
+      <w:r>
+        <w:rPr>
+          <w:rStyle w:val="VerbatimChar"/>
+        </w:rPr>
+        <w:t xml:space="preserve">battery.temperature_derating</w:t>
+      </w:r>
+      <w:r>
+        <w:t xml:space="preserve">),</w:t>
+      </w:r>
+      <w:r>
+        <w:t xml:space="preserve"> </w:t>
+      </w:r>
+      <w:r>
+        <w:t xml:space="preserve">but it is disabled throughout this project — a controlled/enclosure battery</w:t>
+      </w:r>
+      <w:r>
+        <w:t xml:space="preserve"> </w:t>
+      </w:r>
+      <w:r>
+        <w:t xml:space="preserve">temperature is assumed, consistent with a containerized industrial BESS</w:t>
+      </w:r>
+      <w:r>
+        <w:t xml:space="preserve"> </w:t>
+      </w:r>
+      <w:r>
+        <w:t xml:space="preserve">installation, and this is a documented simplification rather than a</w:t>
+      </w:r>
+      <w:r>
+        <w:t xml:space="preserve"> </w:t>
+      </w:r>
+      <w:r>
+        <w:t xml:space="preserve">claim that ambient temperature has no effect on real battery performance.</w:t>
+      </w:r>
+    </w:p>
+    <w:bookmarkEnd w:id="23"/>
+    <w:bookmarkStart w:id="24" w:name="weather-and-load-data"/>
+    <w:p>
+      <w:pPr>
+        <w:pStyle w:val="Heading2"/>
+      </w:pPr>
+      <w:r>
+        <w:t xml:space="preserve">5. Weather and Load Data</w:t>
+      </w:r>
+    </w:p>
+    <w:p>
+      <w:pPr>
+        <w:pStyle w:val="FirstParagraph"/>
+      </w:pPr>
+      <w:r>
+        <w:t xml:space="preserve">Weather: hourly data from the NASA POWER API’s temporal/hourly point</w:t>
+      </w:r>
+      <w:r>
+        <w:t xml:space="preserve"> </w:t>
+      </w:r>
+      <w:r>
+        <w:t xml:space="preserve">endpoint (</w:t>
+      </w:r>
+      <w:r>
+        <w:rPr>
+          <w:rStyle w:val="VerbatimChar"/>
+        </w:rPr>
+        <w:t xml:space="preserve">power.larc.nasa.gov</w:t>
+      </w:r>
+      <w:r>
+        <w:t xml:space="preserve">) for the Jinan site coordinates, full</w:t>
+      </w:r>
+      <w:r>
+        <w:t xml:space="preserve"> </w:t>
+      </w:r>
+      <w:r>
+        <w:t xml:space="preserve">calendar year 2023 — global horizontal, direct normal, and diffuse</w:t>
+      </w:r>
+      <w:r>
+        <w:t xml:space="preserve"> </w:t>
+      </w:r>
+      <w:r>
+        <w:t xml:space="preserve">horizontal irradiance (</w:t>
+      </w:r>
+      <w:r>
+        <w:rPr>
+          <w:rStyle w:val="VerbatimChar"/>
+        </w:rPr>
+        <w:t xml:space="preserve">ALLSKY_SFC_SW_DWN</w:t>
+      </w:r>
+      <w:r>
+        <w:t xml:space="preserve">/</w:t>
+      </w:r>
+      <w:r>
+        <w:rPr>
+          <w:rStyle w:val="VerbatimChar"/>
+        </w:rPr>
+        <w:t xml:space="preserve">_DNI</w:t>
+      </w:r>
+      <w:r>
+        <w:t xml:space="preserve">/</w:t>
+      </w:r>
+      <w:r>
+        <w:rPr>
+          <w:rStyle w:val="VerbatimChar"/>
+        </w:rPr>
+        <w:t xml:space="preserve">_DIFF</w:t>
+      </w:r>
+      <w:r>
+        <w:t xml:space="preserve">), 2 m air</w:t>
+      </w:r>
+      <w:r>
+        <w:t xml:space="preserve"> </w:t>
+      </w:r>
+      <w:r>
+        <w:t xml:space="preserve">temperature (</w:t>
+      </w:r>
+      <w:r>
+        <w:rPr>
+          <w:rStyle w:val="VerbatimChar"/>
+        </w:rPr>
+        <w:t xml:space="preserve">T2M</w:t>
+      </w:r>
+      <w:r>
+        <w:t xml:space="preserve">), and 10 m wind speed (</w:t>
+      </w:r>
+      <w:r>
+        <w:rPr>
+          <w:rStyle w:val="VerbatimChar"/>
+        </w:rPr>
+        <w:t xml:space="preserve">WS10M</w:t>
+      </w:r>
+      <w:r>
+        <w:t xml:space="preserve">). A standalone</w:t>
+      </w:r>
+      <w:r>
+        <w:t xml:space="preserve"> </w:t>
+      </w:r>
+      <w:r>
+        <w:t xml:space="preserve">API-validation check (PROJECT_BRIEF.md addendum §1.4, full detail in</w:t>
+      </w:r>
+      <w:r>
+        <w:t xml:space="preserve"> </w:t>
+      </w:r>
+      <w:r>
+        <w:rPr>
+          <w:rStyle w:val="VerbatimChar"/>
+        </w:rPr>
+        <w:t xml:space="preserve">data/README.md</w:t>
+      </w:r>
+      <w:r>
+        <w:t xml:space="preserve">) was run before building the PV/wind models on top of</w:t>
+      </w:r>
+      <w:r>
+        <w:t xml:space="preserve"> </w:t>
+      </w:r>
+      <w:r>
+        <w:t xml:space="preserve">this data, and found two behaviours that would otherwise have silently</w:t>
+      </w:r>
+      <w:r>
+        <w:t xml:space="preserve"> </w:t>
+      </w:r>
+      <w:r>
+        <w:t xml:space="preserve">introduced errors: (1) the hourly endpoint defaults to Local Solar Time,</w:t>
+      </w:r>
+      <w:r>
+        <w:t xml:space="preserve"> </w:t>
+      </w:r>
+      <w:r>
+        <w:t xml:space="preserve">which is neither UTC nor the site’s civil timezone, so this project always</w:t>
+      </w:r>
+      <w:r>
+        <w:t xml:space="preserve"> </w:t>
+      </w:r>
+      <w:r>
+        <w:t xml:space="preserve">requests</w:t>
+      </w:r>
+      <w:r>
+        <w:t xml:space="preserve"> </w:t>
+      </w:r>
+      <w:r>
+        <w:rPr>
+          <w:rStyle w:val="VerbatimChar"/>
+        </w:rPr>
+        <w:t xml:space="preserve">time-standard=UTC</w:t>
+      </w:r>
+      <w:r>
+        <w:t xml:space="preserve"> </w:t>
+      </w:r>
+      <w:r>
+        <w:t xml:space="preserve">explicitly and converts to local civil time</w:t>
+      </w:r>
+      <w:r>
+        <w:t xml:space="preserve"> </w:t>
+      </w:r>
+      <w:r>
+        <w:t xml:space="preserve">(with correct daylight-saving handling) using the site’s IANA timezone;</w:t>
+      </w:r>
+      <w:r>
+        <w:t xml:space="preserve"> </w:t>
+      </w:r>
+      <w:r>
+        <w:t xml:space="preserve">(2) the irradiance parameters are reported in Wh/m² (hourly energy</w:t>
+      </w:r>
+      <w:r>
+        <w:t xml:space="preserve"> </w:t>
+      </w:r>
+      <w:r>
+        <w:t xml:space="preserve">density), confirmed against the API response’s own units metadata rather</w:t>
+      </w:r>
+      <w:r>
+        <w:t xml:space="preserve"> </w:t>
+      </w:r>
+      <w:r>
+        <w:t xml:space="preserve">than assumed, and used directly as hourly-average W/m² since the endpoint’s</w:t>
+      </w:r>
+      <w:r>
+        <w:t xml:space="preserve"> </w:t>
+      </w:r>
+      <w:r>
+        <w:t xml:space="preserve">native resolution is already hourly. Wind speed is requested at 10 m,</w:t>
+      </w:r>
+      <w:r>
+        <w:t xml:space="preserve"> </w:t>
+      </w:r>
+      <w:r>
+        <w:t xml:space="preserve">matching the wind model’s configured reference height (§6) rather than the</w:t>
+      </w:r>
+      <w:r>
+        <w:t xml:space="preserve"> </w:t>
+      </w:r>
+      <w:r>
+        <w:t xml:space="preserve">also-available 50 m parameter. A failed API request raises rather than</w:t>
+      </w:r>
+      <w:r>
+        <w:t xml:space="preserve"> </w:t>
+      </w:r>
+      <w:r>
+        <w:t xml:space="preserve">silently returning synthetic data; a manually supplied CSV fallback exists</w:t>
+      </w:r>
+      <w:r>
+        <w:t xml:space="preserve"> </w:t>
+      </w:r>
+      <w:r>
+        <w:t xml:space="preserve">for offline reproduction.</w:t>
+      </w:r>
+    </w:p>
+    <w:p>
+      <w:pPr>
+        <w:pStyle w:val="BodyText"/>
+      </w:pPr>
+      <w:r>
+        <w:t xml:space="preserve">Load: since no metered load data exists for this project’s facility, load</w:t>
+      </w:r>
+      <w:r>
+        <w:t xml:space="preserve"> </w:t>
+      </w:r>
+      <w:r>
+        <w:t xml:space="preserve">is generated by a synthetic hourly profile model (</w:t>
+      </w:r>
+      <w:r>
+        <w:rPr>
+          <w:rStyle w:val="VerbatimChar"/>
+        </w:rPr>
+        <w:t xml:space="preserve">src/physics/load_profile.py</w:t>
+      </w:r>
+      <w:r>
+        <w:t xml:space="preserve">)</w:t>
+      </w:r>
+      <w:r>
+        <w:t xml:space="preserve"> </w:t>
+      </w:r>
+      <w:r>
+        <w:t xml:space="preserve">rather than measured — a documented modelling choice, not real operational</w:t>
+      </w:r>
+      <w:r>
+        <w:t xml:space="preserve"> </w:t>
+      </w:r>
+      <w:r>
+        <w:t xml:space="preserve">data. Two profile families are implemented:</w:t>
+      </w:r>
+      <w:r>
+        <w:t xml:space="preserve"> </w:t>
+      </w:r>
+      <w:r>
+        <w:rPr>
+          <w:rStyle w:val="VerbatimChar"/>
+        </w:rPr>
+        <w:t xml:space="preserve">residential_baseline</w:t>
+      </w:r>
+      <w:r>
+        <w:t xml:space="preserve"> </w:t>
+      </w:r>
+      <w:r>
+        <w:t xml:space="preserve">(sharp</w:t>
+      </w:r>
+      <w:r>
+        <w:t xml:space="preserve"> </w:t>
+      </w:r>
+      <w:r>
+        <w:t xml:space="preserve">morning/evening peaks, a deep overnight trough, a mild weekend dip, and</w:t>
+      </w:r>
+      <w:r>
+        <w:t xml:space="preserve"> </w:t>
+      </w:r>
+      <w:r>
+        <w:t xml:space="preserve">strong seasonality) and</w:t>
+      </w:r>
+      <w:r>
+        <w:t xml:space="preserve"> </w:t>
+      </w:r>
+      <w:r>
+        <w:rPr>
+          <w:rStyle w:val="VerbatimChar"/>
+        </w:rPr>
+        <w:t xml:space="preserve">industrial_baseline</w:t>
+      </w:r>
+      <w:r>
+        <w:t xml:space="preserve"> </w:t>
+      </w:r>
+      <w:r>
+        <w:t xml:space="preserve">(a flatter two-shift daily</w:t>
+      </w:r>
+      <w:r>
+        <w:t xml:space="preserve"> </w:t>
+      </w:r>
+      <w:r>
+        <w:t xml:space="preserve">shape, a substantial ~45% weekend reduction reflecting a skeleton weekend</w:t>
+      </w:r>
+      <w:r>
+        <w:t xml:space="preserve"> </w:t>
+      </w:r>
+      <w:r>
+        <w:t xml:space="preserve">crew, and weak seasonality), added specifically for the industrial-scale</w:t>
+      </w:r>
+      <w:r>
+        <w:t xml:space="preserve"> </w:t>
+      </w:r>
+      <w:r>
+        <w:t xml:space="preserve">pivot (PROJECT_BRIEF.md Addendum 2). Both are scaled to a target annual</w:t>
+      </w:r>
+      <w:r>
+        <w:t xml:space="preserve"> </w:t>
+      </w:r>
+      <w:r>
+        <w:t xml:space="preserve">consumption and a maximum hourly load, with a fixed random seed for</w:t>
+      </w:r>
+      <w:r>
+        <w:t xml:space="preserve"> </w:t>
+      </w:r>
+      <w:r>
+        <w:t xml:space="preserve">reproducibility. The Stage 3 baseline case (§8, §14) explicitly uses</w:t>
+      </w:r>
+      <w:r>
+        <w:t xml:space="preserve"> </w:t>
+      </w:r>
+      <w:r>
+        <w:rPr>
+          <w:rStyle w:val="VerbatimChar"/>
+        </w:rPr>
+        <w:t xml:space="preserve">industrial_baseline</w:t>
+      </w:r>
+      <w:r>
+        <w:t xml:space="preserve">; the sampled scenario dataset used for ML training</w:t>
+      </w:r>
+      <w:r>
+        <w:t xml:space="preserve"> </w:t>
+      </w:r>
+      <w:r>
+        <w:t xml:space="preserve">and evaluation (§9 onward) uses</w:t>
+      </w:r>
+      <w:r>
+        <w:t xml:space="preserve"> </w:t>
+      </w:r>
+      <w:r>
+        <w:rPr>
+          <w:rStyle w:val="VerbatimChar"/>
+        </w:rPr>
+        <w:t xml:space="preserve">generate_load_profile</w:t>
+      </w:r>
+      <w:r>
+        <w:t xml:space="preserve">’s default</w:t>
+      </w:r>
+      <w:r>
+        <w:t xml:space="preserve"> </w:t>
+      </w:r>
+      <w:r>
+        <w:t xml:space="preserve">(</w:t>
+      </w:r>
+      <w:r>
+        <w:rPr>
+          <w:rStyle w:val="VerbatimChar"/>
+        </w:rPr>
+        <w:t xml:space="preserve">residential_baseline</w:t>
+      </w:r>
+      <w:r>
+        <w:t xml:space="preserve">) instead, at industrial-scale capacity/load ranges</w:t>
+      </w:r>
+      <w:r>
+        <w:t xml:space="preserve"> </w:t>
+      </w:r>
+      <w:r>
+        <w:t xml:space="preserve">— a real, previously undocumented scope gap between the intended and</w:t>
+      </w:r>
+      <w:r>
+        <w:t xml:space="preserve"> </w:t>
+      </w:r>
+      <w:r>
+        <w:t xml:space="preserve">implemented reach of the industrial pivot, corrected and explained in full</w:t>
+      </w:r>
+      <w:r>
+        <w:t xml:space="preserve"> </w:t>
+      </w:r>
+      <w:r>
+        <w:t xml:space="preserve">in §19.</w:t>
+      </w:r>
+    </w:p>
+    <w:bookmarkEnd w:id="24"/>
+    <w:bookmarkStart w:id="25" w:name="mechanistic-pv-and-wind-models"/>
+    <w:p>
+      <w:pPr>
+        <w:pStyle w:val="Heading2"/>
+      </w:pPr>
+      <w:r>
+        <w:t xml:space="preserve">6. Mechanistic PV and Wind Models</w:t>
+      </w:r>
+    </w:p>
+    <w:p>
+      <w:pPr>
+        <w:pStyle w:val="FirstParagraph"/>
+      </w:pPr>
+      <w:r>
+        <w:t xml:space="preserve">PV generation (</w:t>
+      </w:r>
+      <w:r>
+        <w:rPr>
+          <w:rStyle w:val="VerbatimChar"/>
+        </w:rPr>
+        <w:t xml:space="preserve">src/physics/pv_model.py</w:t>
+      </w:r>
+      <w:r>
+        <w:t xml:space="preserve">): plane-of-array irradiance is</w:t>
+      </w:r>
+      <w:r>
+        <w:t xml:space="preserve"> </w:t>
+      </w:r>
+      <w:r>
+        <w:t xml:space="preserve">computed from the measured GHI/DNI/DHI components via</w:t>
+      </w:r>
+      <w:r>
+        <w:t xml:space="preserve"> </w:t>
+      </w:r>
+      <w:r>
+        <w:rPr>
+          <w:rStyle w:val="VerbatimChar"/>
+        </w:rPr>
+        <w:t xml:space="preserve">pvlib</w:t>
+      </w:r>
+      <w:r>
+        <w:t xml:space="preserve">, using solar</w:t>
+      </w:r>
+      <w:r>
+        <w:t xml:space="preserve"> </w:t>
+      </w:r>
+      <w:r>
+        <w:t xml:space="preserve">position for the site’s latitude/longitude and the configured panel</w:t>
+      </w:r>
+      <w:r>
+        <w:t xml:space="preserve"> </w:t>
+      </w:r>
+      <w:r>
+        <w:t xml:space="preserve">tilt/azimuth. Cell temperature follows the standard NOCT (Nominal Operating</w:t>
+      </w:r>
+      <w:r>
+        <w:t xml:space="preserve"> </w:t>
+      </w:r>
+      <w:r>
+        <w:t xml:space="preserve">Cell Temperature) model,</w:t>
+      </w:r>
+      <w:r>
+        <w:t xml:space="preserve"> </w:t>
+      </w:r>
+      <w:r>
+        <w:rPr>
+          <w:rStyle w:val="VerbatimChar"/>
+        </w:rPr>
+        <w:t xml:space="preserve">T_cell = T_ambient + (NOCT - 20) / 800 × POA_global</w:t>
+      </w:r>
+      <w:r>
+        <w:t xml:space="preserve"> </w:t>
+      </w:r>
+      <w:r>
+        <w:t xml:space="preserve">(NOCT = 45°C, a typical crystalline-silicon value), and DC power uses a</w:t>
+      </w:r>
+      <w:r>
+        <w:t xml:space="preserve"> </w:t>
+      </w:r>
+      <w:r>
+        <w:t xml:space="preserve">linear temperature-coefficient derating around standard test conditions</w:t>
+      </w:r>
+      <w:r>
+        <w:t xml:space="preserve"> </w:t>
+      </w:r>
+      <w:r>
+        <w:t xml:space="preserve">(25°C, 1,000 W/m²):</w:t>
+      </w:r>
+      <w:r>
+        <w:t xml:space="preserve"> </w:t>
+      </w:r>
+      <w:r>
+        <w:rPr>
+          <w:rStyle w:val="VerbatimChar"/>
+        </w:rPr>
+        <w:t xml:space="preserve">P_dc = capacity_kWp × (POA_global / 1000) × (1 + γ × (T_cell - 25))</w:t>
+      </w:r>
+      <w:r>
+        <w:t xml:space="preserve">,</w:t>
+      </w:r>
+      <w:r>
+        <w:t xml:space="preserve"> </w:t>
+      </w:r>
+      <w:r>
+        <w:t xml:space="preserve">with γ = -0.4%/°C (typical crystalline-silicon). AC output applies a</w:t>
+      </w:r>
+      <w:r>
+        <w:t xml:space="preserve"> </w:t>
+      </w:r>
+      <w:r>
+        <w:t xml:space="preserve">configurable lump-sum system-loss fraction and inverter efficiency, clipped</w:t>
+      </w:r>
+      <w:r>
+        <w:t xml:space="preserve"> </w:t>
+      </w:r>
+      <w:r>
+        <w:t xml:space="preserve">to the configured capacity (a 1:1 DC:AC ratio — no inverter clipping beyond</w:t>
+      </w:r>
+      <w:r>
+        <w:t xml:space="preserve"> </w:t>
+      </w:r>
+      <w:r>
+        <w:t xml:space="preserve">the nameplate limit). Limitations: this is a fixed-tilt model with no</w:t>
+      </w:r>
+      <w:r>
+        <w:t xml:space="preserve"> </w:t>
+      </w:r>
+      <w:r>
+        <w:t xml:space="preserve">shading, snow, soiling schedule, or module-mismatch modelling beyond the</w:t>
+      </w:r>
+      <w:r>
+        <w:t xml:space="preserve"> </w:t>
+      </w:r>
+      <w:r>
+        <w:t xml:space="preserve">single system-loss fraction; NOCT, the temperature coefficient, and</w:t>
+      </w:r>
+      <w:r>
+        <w:t xml:space="preserve"> </w:t>
+      </w:r>
+      <w:r>
+        <w:t xml:space="preserve">tilt/azimuth are all documented modelling assumptions, not a specific</w:t>
+      </w:r>
+      <w:r>
+        <w:t xml:space="preserve"> </w:t>
+      </w:r>
+      <w:r>
+        <w:t xml:space="preserve">manufacturer’s certified module specifications.</w:t>
+      </w:r>
+    </w:p>
+    <w:p>
+      <w:pPr>
+        <w:pStyle w:val="BodyText"/>
+      </w:pPr>
+      <w:r>
+        <w:t xml:space="preserve">Wind generation (</w:t>
+      </w:r>
+      <w:r>
+        <w:rPr>
+          <w:rStyle w:val="VerbatimChar"/>
+        </w:rPr>
+        <w:t xml:space="preserve">src/physics/wind_model.py</w:t>
+      </w:r>
+      <w:r>
+        <w:t xml:space="preserve">): wind speed measured at 10 m</w:t>
+      </w:r>
+      <w:r>
+        <w:t xml:space="preserve"> </w:t>
+      </w:r>
+      <w:r>
+        <w:t xml:space="preserve">is adjusted to the configured turbine hub height (60 m for the industrial</w:t>
+      </w:r>
+      <w:r>
+        <w:t xml:space="preserve"> </w:t>
+      </w:r>
+      <w:r>
+        <w:t xml:space="preserve">baseline) via the power-law relation</w:t>
+      </w:r>
+      <w:r>
+        <w:t xml:space="preserve"> </w:t>
+      </w:r>
+      <w:r>
+        <w:rPr>
+          <w:rStyle w:val="VerbatimChar"/>
+        </w:rPr>
+        <w:t xml:space="preserve">v_hub = v_ref × (hub_height / reference_height)^shear_exponent</w:t>
+      </w:r>
+      <w:r>
+        <w:t xml:space="preserve"> </w:t>
+      </w:r>
+      <w:r>
+        <w:t xml:space="preserve">(shear exponent 0.14, a generic open-terrain default), then passed through</w:t>
+      </w:r>
+      <w:r>
+        <w:t xml:space="preserve"> </w:t>
+      </w:r>
+      <w:r>
+        <w:t xml:space="preserve">a normalized cubic turbine power curve — zero below cut-in (2.5 m/s), a</w:t>
+      </w:r>
+      <w:r>
+        <w:t xml:space="preserve"> </w:t>
+      </w:r>
+      <w:r>
+        <w:t xml:space="preserve">cubic ramp from cut-in to rated speed (11.0 m/s), full rated power from</w:t>
+      </w:r>
+      <w:r>
+        <w:t xml:space="preserve"> </w:t>
+      </w:r>
+      <w:r>
+        <w:t xml:space="preserve">rated to cut-out (25.0 m/s), and zero above cut-out. Limitations,</w:t>
+      </w:r>
+      <w:r>
+        <w:t xml:space="preserve"> </w:t>
+      </w:r>
+      <w:r>
+        <w:t xml:space="preserve">documented per PROJECT_BRIEF.md §10: NASA POWER’s wind speed is</w:t>
+      </w:r>
+      <w:r>
+        <w:t xml:space="preserve"> </w:t>
+      </w:r>
+      <w:r>
+        <w:t xml:space="preserve">reanalysis-derived (blending MERRA-2 and other sources) with coarse spatial</w:t>
+      </w:r>
+      <w:r>
+        <w:t xml:space="preserve"> </w:t>
+      </w:r>
+      <w:r>
+        <w:t xml:space="preserve">resolution (~0.5-1°) that may not capture site-specific terrain effects;</w:t>
+      </w:r>
+      <w:r>
+        <w:t xml:space="preserve"> </w:t>
+      </w:r>
+      <w:r>
+        <w:t xml:space="preserve">the power-law height extrapolation with a single generic shear exponent is</w:t>
+      </w:r>
+      <w:r>
+        <w:t xml:space="preserve"> </w:t>
+      </w:r>
+      <w:r>
+        <w:t xml:space="preserve">an approximation, since actual shear depends on terrain roughness,</w:t>
+      </w:r>
+      <w:r>
+        <w:t xml:space="preserve"> </w:t>
+      </w:r>
+      <w:r>
+        <w:t xml:space="preserve">atmospheric stability, and time of day, none of which are modelled here;</w:t>
+      </w:r>
+      <w:r>
+        <w:t xml:space="preserve"> </w:t>
+      </w:r>
+      <w:r>
+        <w:t xml:space="preserve">the power curve is a generic normalized cubic curve, not a specific</w:t>
+      </w:r>
+      <w:r>
+        <w:t xml:space="preserve"> </w:t>
+      </w:r>
+      <w:r>
+        <w:t xml:space="preserve">manufacturer’s certified curve; and turbulence intensity and wake effects</w:t>
+      </w:r>
+      <w:r>
+        <w:t xml:space="preserve"> </w:t>
+      </w:r>
+      <w:r>
+        <w:t xml:space="preserve">are not modelled (immaterial for this project’s single-turbine-equivalent</w:t>
+      </w:r>
+      <w:r>
+        <w:t xml:space="preserve"> </w:t>
+      </w:r>
+      <w:r>
+        <w:t xml:space="preserve">capacity representation, but relevant if capacity were physically split</w:t>
+      </w:r>
+      <w:r>
+        <w:t xml:space="preserve"> </w:t>
+      </w:r>
+      <w:r>
+        <w:t xml:space="preserve">across multiple units).</w:t>
+      </w:r>
+    </w:p>
+    <w:bookmarkEnd w:id="25"/>
+    <w:bookmarkStart w:id="26" w:name="battery-dispatch-model"/>
+    <w:p>
+      <w:pPr>
+        <w:pStyle w:val="Heading2"/>
+      </w:pPr>
+      <w:r>
+        <w:t xml:space="preserve">7. Battery-Dispatch Model</w:t>
+      </w:r>
+    </w:p>
+    <w:p>
+      <w:pPr>
+        <w:pStyle w:val="FirstParagraph"/>
+      </w:pPr>
+      <w:r>
+        <w:t xml:space="preserve">Dispatch priority per hour (</w:t>
+      </w:r>
+      <w:r>
+        <w:rPr>
+          <w:rStyle w:val="VerbatimChar"/>
+        </w:rPr>
+        <w:t xml:space="preserve">src/physics/dispatch.py</w:t>
+      </w:r>
+      <w:r>
+        <w:t xml:space="preserve">), applied before any</w:t>
+      </w:r>
+      <w:r>
+        <w:t xml:space="preserve"> </w:t>
+      </w:r>
+      <w:r>
+        <w:t xml:space="preserve">diesel backup (§8): (1) PV and wind generation directly supply the load;</w:t>
+      </w:r>
+      <w:r>
+        <w:t xml:space="preserve"> </w:t>
+      </w:r>
+      <w:r>
+        <w:t xml:space="preserve">(2) any renewable surplus charges the battery; (3) during a renewable</w:t>
+      </w:r>
+      <w:r>
+        <w:t xml:space="preserve"> </w:t>
+      </w:r>
+      <w:r>
+        <w:t xml:space="preserve">deficit, the battery discharges to cover it; (4) any remaining surplus</w:t>
+      </w:r>
+      <w:r>
+        <w:t xml:space="preserve"> </w:t>
+      </w:r>
+      <w:r>
+        <w:t xml:space="preserve">after charging is curtailed; (5) any remaining deficit after discharging is</w:t>
+      </w:r>
+      <w:r>
+        <w:t xml:space="preserve"> </w:t>
+      </w:r>
+      <w:r>
+        <w:t xml:space="preserve">unserved (covered by diesel under Addendum 3, §8). Each hour is either a</w:t>
+      </w:r>
+      <w:r>
+        <w:t xml:space="preserve"> </w:t>
+      </w:r>
+      <w:r>
+        <w:t xml:space="preserve">surplus hour (charge only) or a deficit hour (discharge only) by</w:t>
+      </w:r>
+      <w:r>
+        <w:t xml:space="preserve"> </w:t>
+      </w:r>
+      <w:r>
+        <w:t xml:space="preserve">construction of the single net-renewable-vs-load comparison — never both</w:t>
+      </w:r>
+      <w:r>
+        <w:t xml:space="preserve"> </w:t>
+      </w:r>
+      <w:r>
+        <w:t xml:space="preserve">simultaneously. The state-of-charge update follows</w:t>
+      </w:r>
+      <w:r>
+        <w:t xml:space="preserve"> </w:t>
+      </w:r>
+      <w:r>
+        <w:rPr>
+          <w:rStyle w:val="VerbatimChar"/>
+        </w:rPr>
+        <w:t xml:space="preserve">SOC[t+1] = SOC[t] + charge_efficiency × battery_charge_kWh[t] - battery_discharge_kWh[t] / discharge_efficiency</w:t>
+      </w:r>
+      <w:r>
+        <w:t xml:space="preserve">,</w:t>
+      </w:r>
+      <w:r>
+        <w:t xml:space="preserve"> </w:t>
+      </w:r>
+      <w:r>
+        <w:t xml:space="preserve">with charge and discharge efficiency each set to the square root of the</w:t>
+      </w:r>
+      <w:r>
+        <w:t xml:space="preserve"> </w:t>
+      </w:r>
+      <w:r>
+        <w:t xml:space="preserve">configured round-trip efficiency (95%, §4), so that their product recovers</w:t>
+      </w:r>
+      <w:r>
+        <w:t xml:space="preserve"> </w:t>
+      </w:r>
+      <w:r>
+        <w:t xml:space="preserve">the full round-trip loss over one complete charge/discharge cycle. The</w:t>
+      </w:r>
+      <w:r>
+        <w:t xml:space="preserve"> </w:t>
+      </w:r>
+      <w:r>
+        <w:t xml:space="preserve">per-hour loop’s sequential state dependency is JIT-compiled with numba</w:t>
+      </w:r>
+      <w:r>
+        <w:t xml:space="preserve"> </w:t>
+      </w:r>
+      <w:r>
+        <w:t xml:space="preserve">(</w:t>
+      </w:r>
+      <w:r>
+        <w:rPr>
+          <w:rStyle w:val="VerbatimChar"/>
+        </w:rPr>
+        <w:t xml:space="preserve">_dispatch_core</w:t>
+      </w:r>
+      <w:r>
+        <w:t xml:space="preserve">, ~40× faster than the equivalent pure-Python loop,</w:t>
+      </w:r>
+      <w:r>
+        <w:t xml:space="preserve"> </w:t>
+      </w:r>
+      <w:r>
+        <w:t xml:space="preserve">verified bit-for-bit identical output before being adopted) — an</w:t>
+      </w:r>
+      <w:r>
+        <w:t xml:space="preserve"> </w:t>
+      </w:r>
+      <w:r>
+        <w:t xml:space="preserve">implementation-level speedup only, not a change to the underlying</w:t>
+      </w:r>
+      <w:r>
+        <w:t xml:space="preserve"> </w:t>
+      </w:r>
+      <w:r>
+        <w:t xml:space="preserve">algorithm.</w:t>
+      </w:r>
+    </w:p>
+    <w:p>
+      <w:pPr>
+        <w:pStyle w:val="BodyText"/>
+      </w:pPr>
+      <w:r>
+        <w:t xml:space="preserve">Initial-SOC-bias mitigation: rather than assume an arbitrary starting SOC</w:t>
+      </w:r>
+      <w:r>
+        <w:t xml:space="preserve"> </w:t>
+      </w:r>
+      <w:r>
+        <w:t xml:space="preserve">(which would bias a full year’s dispatch results, especially for smaller</w:t>
+      </w:r>
+      <w:r>
+        <w:t xml:space="preserve"> </w:t>
+      </w:r>
+      <w:r>
+        <w:t xml:space="preserve">battery capacities),</w:t>
+      </w:r>
+      <w:r>
+        <w:t xml:space="preserve"> </w:t>
+      </w:r>
+      <w:r>
+        <w:rPr>
+          <w:rStyle w:val="VerbatimChar"/>
+        </w:rPr>
+        <w:t xml:space="preserve">resolve_initial_soc_bias</w:t>
+      </w:r>
+      <w:r>
+        <w:t xml:space="preserve"> </w:t>
+      </w:r>
+      <w:r>
+        <w:t xml:space="preserve">re-runs the full year’s</w:t>
+      </w:r>
+      <w:r>
+        <w:t xml:space="preserve"> </w:t>
+      </w:r>
+      <w:r>
+        <w:t xml:space="preserve">dispatch repeatedly, each time starting from the previous run’s</w:t>
       </w:r>
       <w:r>
         <w:t xml:space="preserve"> </w:t>
@@ -804,327 +2612,91 @@
           <w:iCs/>
           <w:i/>
         </w:rPr>
-        <w:t xml:space="preserve">Hybrid Renewable Energy System Design: A Machine Learning Approach for</w:t>
-      </w:r>
-      <w:r>
-        <w:rPr>
-          <w:iCs/>
-          <w:i/>
-        </w:rPr>
-        <w:t xml:space="preserve"> </w:t>
-      </w:r>
-      <w:r>
-        <w:rPr>
-          <w:iCs/>
-          <w:i/>
-        </w:rPr>
-        <w:t xml:space="preserve">Optimal Sizing with Net-Metering Costs.</w:t>
-      </w:r>
-      <w:r>
-        <w:t xml:space="preserve"> </w:t>
-      </w:r>
-      <w:r>
-        <w:t xml:space="preserve">Sustainability, 15(11), 8538).</w:t>
-      </w:r>
-      <w:r>
-        <w:t xml:space="preserve"> </w:t>
-      </w:r>
-      <w:r>
-        <w:t xml:space="preserve">That work uses ML to generate better</w:t>
-      </w:r>
-      <w:r>
-        <w:t xml:space="preserve"> </w:t>
-      </w:r>
-      <w:r>
-        <w:rPr>
-          <w:iCs/>
-          <w:i/>
-        </w:rPr>
-        <w:t xml:space="preserve">inputs</w:t>
-      </w:r>
-      <w:r>
-        <w:t xml:space="preserve"> </w:t>
-      </w:r>
-      <w:r>
-        <w:t xml:space="preserve">to a conventional metaheuristic</w:t>
-      </w:r>
-      <w:r>
-        <w:t xml:space="preserve"> </w:t>
-      </w:r>
-      <w:r>
-        <w:t xml:space="preserve">optimizer; this project instead trains an ML model to directly predict the</w:t>
-      </w:r>
-      <w:r>
-        <w:t xml:space="preserve"> </w:t>
-      </w:r>
-      <w:r>
-        <w:rPr>
-          <w:iCs/>
-          <w:i/>
-        </w:rPr>
-        <w:t xml:space="preserve">sizing decision itself</w:t>
-      </w:r>
-      <w:r>
-        <w:t xml:space="preserve"> </w:t>
-      </w:r>
-      <w:r>
-        <w:t xml:space="preserve">(the mechanistic search’s output) from scenario</w:t>
-      </w:r>
-      <w:r>
-        <w:t xml:space="preserve"> </w:t>
-      </w:r>
-      <w:r>
-        <w:t xml:space="preserve">parameters, then treats the mechanistic search as ground truth for mandatory</w:t>
-      </w:r>
-      <w:r>
-        <w:t xml:space="preserve"> </w:t>
-      </w:r>
-      <w:r>
-        <w:t xml:space="preserve">post-hoc verification (§16) rather than as a downstream optimizer to feed —</w:t>
-      </w:r>
-      <w:r>
-        <w:t xml:space="preserve"> </w:t>
-      </w:r>
-      <w:r>
-        <w:t xml:space="preserve">a different position for the mechanistic and ML components to occupy relative</w:t>
-      </w:r>
-      <w:r>
-        <w:t xml:space="preserve"> </w:t>
-      </w:r>
-      <w:r>
-        <w:t xml:space="preserve">to each other, and the specific comparison this project’s research questions</w:t>
-      </w:r>
-      <w:r>
-        <w:t xml:space="preserve"> </w:t>
-      </w:r>
-      <w:r>
-        <w:t xml:space="preserve">(§3) are about.</w:t>
-      </w:r>
-    </w:p>
-    <w:bookmarkEnd w:id="21"/>
-    <w:bookmarkStart w:id="22" w:name="research-objective-and-questions"/>
-    <w:p>
-      <w:pPr>
-        <w:pStyle w:val="Heading2"/>
-      </w:pPr>
-      <w:r>
-        <w:t xml:space="preserve">3. Research Objective and Questions</w:t>
-      </w:r>
-    </w:p>
-    <w:p>
-      <w:pPr>
-        <w:pStyle w:val="FirstParagraph"/>
-      </w:pPr>
-      <w:r>
-        <w:t xml:space="preserve">See</w:t>
-      </w:r>
-      <w:r>
-        <w:t xml:space="preserve"> </w:t>
-      </w:r>
-      <w:r>
-        <w:rPr>
-          <w:rStyle w:val="VerbatimChar"/>
-        </w:rPr>
-        <w:t xml:space="preserve">PROJECT_BRIEF.md</w:t>
-      </w:r>
-      <w:r>
-        <w:t xml:space="preserve"> </w:t>
-      </w:r>
-      <w:r>
-        <w:t xml:space="preserve">§1 (research objective) and §2 (research hypothesis) for the</w:t>
-      </w:r>
-      <w:r>
-        <w:t xml:space="preserve"> </w:t>
-      </w:r>
-      <w:r>
-        <w:t xml:space="preserve">canonical statement. Copy/adapt into prose here in Stage 10.</w:t>
-      </w:r>
-    </w:p>
-    <w:bookmarkEnd w:id="22"/>
-    <w:bookmarkStart w:id="23" w:name="system-description-and-assumptions"/>
-    <w:p>
-      <w:pPr>
-        <w:pStyle w:val="Heading2"/>
-      </w:pPr>
-      <w:r>
-        <w:t xml:space="preserve">4. System Description and Assumptions</w:t>
-      </w:r>
-    </w:p>
-    <w:p>
-      <w:pPr>
-        <w:pStyle w:val="FirstParagraph"/>
-      </w:pPr>
-      <w:r>
-        <w:rPr>
-          <w:iCs/>
-          <w:i/>
-        </w:rPr>
-        <w:t xml:space="preserve">TODO: system boundary (§3), baseline case (§4), battery reference and the</w:t>
-      </w:r>
-      <w:r>
-        <w:rPr>
-          <w:iCs/>
-          <w:i/>
-        </w:rPr>
-        <w:t xml:space="preserve"> </w:t>
-      </w:r>
-      <w:r>
-        <w:rPr>
-          <w:iCs/>
-          <w:i/>
-        </w:rPr>
-        <w:t xml:space="preserve">manufacturer-spec / modelling-assumption / economic-assumption distinction (§5),</w:t>
-      </w:r>
-      <w:r>
-        <w:rPr>
-          <w:iCs/>
-          <w:i/>
-        </w:rPr>
-        <w:t xml:space="preserve"> </w:t>
-      </w:r>
-      <w:r>
-        <w:rPr>
-          <w:iCs/>
-          <w:i/>
-        </w:rPr>
-        <w:t xml:space="preserve">temperature assumption (§6).</w:t>
-      </w:r>
-    </w:p>
-    <w:bookmarkEnd w:id="23"/>
-    <w:bookmarkStart w:id="24" w:name="weather-and-load-data"/>
-    <w:p>
-      <w:pPr>
-        <w:pStyle w:val="Heading2"/>
-      </w:pPr>
-      <w:r>
-        <w:t xml:space="preserve">5. Weather and Load Data</w:t>
-      </w:r>
-    </w:p>
-    <w:p>
-      <w:pPr>
-        <w:pStyle w:val="FirstParagraph"/>
-      </w:pPr>
-      <w:r>
-        <w:rPr>
-          <w:iCs/>
-          <w:i/>
-        </w:rPr>
-        <w:t xml:space="preserve">TODO: NASA POWER hourly API acquisition, the API-validation findings from</w:t>
-      </w:r>
-      <w:r>
-        <w:rPr>
-          <w:iCs/>
-          <w:i/>
-        </w:rPr>
-        <w:t xml:space="preserve"> </w:t>
-      </w:r>
-      <w:r>
-        <w:rPr>
-          <w:rStyle w:val="VerbatimChar"/>
-          <w:iCs/>
-          <w:i/>
-        </w:rPr>
-        <w:t xml:space="preserve">data/README.md</w:t>
-      </w:r>
-      <w:r>
-        <w:rPr>
-          <w:iCs/>
-          <w:i/>
-        </w:rPr>
-        <w:t xml:space="preserve"> </w:t>
-      </w:r>
-      <w:r>
-        <w:rPr>
-          <w:iCs/>
-          <w:i/>
-        </w:rPr>
-        <w:t xml:space="preserve">(addendum §1.4), and the synthetic load-profile generator (§8).</w:t>
-      </w:r>
-    </w:p>
-    <w:bookmarkEnd w:id="24"/>
-    <w:bookmarkStart w:id="25" w:name="mechanistic-pv-and-wind-models"/>
-    <w:p>
-      <w:pPr>
-        <w:pStyle w:val="Heading2"/>
-      </w:pPr>
-      <w:r>
-        <w:t xml:space="preserve">6. Mechanistic PV and Wind Models</w:t>
-      </w:r>
-    </w:p>
-    <w:p>
-      <w:pPr>
-        <w:pStyle w:val="FirstParagraph"/>
-      </w:pPr>
-      <w:r>
-        <w:rPr>
-          <w:iCs/>
-          <w:i/>
-        </w:rPr>
-        <w:t xml:space="preserve">TODO: PV model (§9) and wind model (§10), including documented equations, units,</w:t>
-      </w:r>
-      <w:r>
-        <w:rPr>
-          <w:iCs/>
-          <w:i/>
-        </w:rPr>
-        <w:t xml:space="preserve"> </w:t>
-      </w:r>
-      <w:r>
-        <w:rPr>
-          <w:iCs/>
-          <w:i/>
-        </w:rPr>
-        <w:t xml:space="preserve">and limitations (reanalysis wind data, spatial resolution, height extrapolation,</w:t>
-      </w:r>
-      <w:r>
-        <w:rPr>
-          <w:iCs/>
-          <w:i/>
-        </w:rPr>
-        <w:t xml:space="preserve"> </w:t>
-      </w:r>
-      <w:r>
-        <w:rPr>
-          <w:iCs/>
-          <w:i/>
-        </w:rPr>
-        <w:t xml:space="preserve">generic turbine curve, missing turbulence/wake effects).</w:t>
-      </w:r>
-    </w:p>
-    <w:bookmarkEnd w:id="25"/>
-    <w:bookmarkStart w:id="26" w:name="battery-dispatch-model"/>
-    <w:p>
-      <w:pPr>
-        <w:pStyle w:val="Heading2"/>
-      </w:pPr>
-      <w:r>
-        <w:t xml:space="preserve">7. Battery-Dispatch Model</w:t>
-      </w:r>
-    </w:p>
-    <w:p>
-      <w:pPr>
-        <w:pStyle w:val="FirstParagraph"/>
-      </w:pPr>
-      <w:r>
-        <w:rPr>
-          <w:iCs/>
-          <w:i/>
-        </w:rPr>
-        <w:t xml:space="preserve">TODO: dispatch priority order, state equation, initial-SOC-bias mitigation method</w:t>
-      </w:r>
-      <w:r>
-        <w:rPr>
-          <w:iCs/>
-          <w:i/>
-        </w:rPr>
-        <w:t xml:space="preserve"> </w:t>
-      </w:r>
-      <w:r>
-        <w:rPr>
-          <w:iCs/>
-          <w:i/>
-        </w:rPr>
-        <w:t xml:space="preserve">and its validation (§11).</w:t>
+        <w:t xml:space="preserve">ending</w:t>
+      </w:r>
+      <w:r>
+        <w:t xml:space="preserve"> </w:t>
+      </w:r>
+      <w:r>
+        <w:t xml:space="preserve">SOC, until the starting and ending SOC converge to within 1 kWh (or up to</w:t>
+      </w:r>
+      <w:r>
+        <w:t xml:space="preserve"> </w:t>
+      </w:r>
+      <w:r>
+        <w:t xml:space="preserve">10 iterations) — the</w:t>
+      </w:r>
+      <w:r>
+        <w:t xml:space="preserve"> </w:t>
+      </w:r>
+      <w:r>
+        <w:t xml:space="preserve">“</w:t>
+      </w:r>
+      <w:r>
+        <w:t xml:space="preserve">repeated-year</w:t>
+      </w:r>
+      <w:r>
+        <w:t xml:space="preserve">”</w:t>
+      </w:r>
+      <w:r>
+        <w:t xml:space="preserve"> </w:t>
+      </w:r>
+      <w:r>
+        <w:t xml:space="preserve">method. A closed-form cyclic SOC</w:t>
+      </w:r>
+      <w:r>
+        <w:t xml:space="preserve"> </w:t>
+      </w:r>
+      <w:r>
+        <w:t xml:space="preserve">solution (an alternative documented in PROJECT_BRIEF.md §11) was not</w:t>
+      </w:r>
+      <w:r>
+        <w:t xml:space="preserve"> </w:t>
+      </w:r>
+      <w:r>
+        <w:t xml:space="preserve">implemented, since the repeated-year method is simple, transparent, and</w:t>
+      </w:r>
+      <w:r>
+        <w:t xml:space="preserve"> </w:t>
+      </w:r>
+      <w:r>
+        <w:t xml:space="preserve">converges in a handful of iterations for this system’s efficiency/capacity</w:t>
+      </w:r>
+      <w:r>
+        <w:t xml:space="preserve"> </w:t>
+      </w:r>
+      <w:r>
+        <w:t xml:space="preserve">ranges, which is sufficient for this project’s scope. A zero-capacity</w:t>
+      </w:r>
+      <w:r>
+        <w:t xml:space="preserve"> </w:t>
+      </w:r>
+      <w:r>
+        <w:t xml:space="preserve">battery converges trivially (dispatch is identical regardless of</w:t>
+      </w:r>
+      <w:r>
+        <w:t xml:space="preserve"> </w:t>
+      </w:r>
+      <w:r>
+        <w:t xml:space="preserve">“</w:t>
+      </w:r>
+      <w:r>
+        <w:t xml:space="preserve">starting</w:t>
+      </w:r>
+      <w:r>
+        <w:t xml:space="preserve"> </w:t>
+      </w:r>
+      <w:r>
+        <w:t xml:space="preserve">SOC</w:t>
+      </w:r>
+      <w:r>
+        <w:t xml:space="preserve">”</w:t>
+      </w:r>
+      <w:r>
+        <w:t xml:space="preserve"> </w:t>
+      </w:r>
+      <w:r>
+        <w:t xml:space="preserve">when there is no storage to bias).</w:t>
       </w:r>
     </w:p>
     <w:bookmarkEnd w:id="26"/>
@@ -1244,7 +2816,7 @@
         <w:t xml:space="preserve"> </w:t>
       </w:r>
       <w:r>
-        <w:t xml:space="preserve">minimizes total system LCOE? – a closer match to the project’s own stated</w:t>
+        <w:t xml:space="preserve">minimizes total system LCOE? — a closer match to the project’s own stated</w:t>
       </w:r>
       <w:r>
         <w:t xml:space="preserve"> </w:t>
@@ -1330,7 +2902,7 @@
         <w:t xml:space="preserve">apply_diesel_backup</w:t>
       </w:r>
       <w:r>
-        <w:t xml:space="preserve">) – any residual</w:t>
+        <w:t xml:space="preserve">) — any residual</w:t>
       </w:r>
       <w:r>
         <w:t xml:space="preserve"> </w:t>
@@ -1381,7 +2953,7 @@
         <w:t xml:space="preserve"> </w:t>
       </w:r>
       <w:r>
-        <w:t xml:space="preserve">respectively, 2024 utility-scale benchmarks) – previously absent, since only battery</w:t>
+        <w:t xml:space="preserve">respectively, 2024 utility-scale benchmarks) — previously absent, since only battery</w:t>
       </w:r>
       <w:r>
         <w:t xml:space="preserve"> </w:t>
@@ -1401,7 +2973,7 @@
         <w:t xml:space="preserve"> </w:t>
       </w:r>
       <w:r>
-        <w:t xml:space="preserve">range (0-80 modules), computing system LCOE –</w:t>
+        <w:t xml:space="preserve">range (0-80 modules), computing system LCOE —</w:t>
       </w:r>
       <w:r>
         <w:t xml:space="preserve"> </w:t>
@@ -1416,7 +2988,7 @@
         <w:t xml:space="preserve"> </w:t>
       </w:r>
       <w:r>
-        <w:t xml:space="preserve">– for every candidate via</w:t>
+        <w:t xml:space="preserve">— for every candidate via</w:t>
       </w:r>
       <w:r>
         <w:t xml:space="preserve"> </w:t>
@@ -1627,7 +3199,7 @@
         <w:t xml:space="preserve"> </w:t>
       </w:r>
       <w:r>
-        <w:t xml:space="preserve">5,000 kW enforced as its own consistency check – the individual ranges alone</w:t>
+        <w:t xml:space="preserve">5,000 kW enforced as its own consistency check — the individual ranges alone</w:t>
       </w:r>
       <w:r>
         <w:t xml:space="preserve"> </w:t>
@@ -1663,13 +3235,7 @@
         <w:t xml:space="preserve"> </w:t>
       </w:r>
       <w:r>
-        <w:t xml:space="preserve">Each sampled combination is checked for physical consistency before acceptance</w:t>
-      </w:r>
-      <w:r>
-        <w:t xml:space="preserve"> </w:t>
-      </w:r>
-      <w:r>
-        <w:t xml:space="preserve">– the peak/annual-consumption check reuses the load-profile generator’s own</w:t>
+        <w:t xml:space="preserve">Each sampled combination is checked for physical consistency before acceptance — the peak/annual-consumption check reuses the load-profile generator’s own</w:t>
       </w:r>
       <w:r>
         <w:t xml:space="preserve"> </w:t>
@@ -1719,7 +3285,7 @@
         <w:t xml:space="preserve"> </w:t>
       </w:r>
       <w:r>
-        <w:t xml:space="preserve">GWh/year – a load range extending to 21 GWh/year (the first guess) was</w:t>
+        <w:t xml:space="preserve">GWh/year — a load range extending to 21 GWh/year (the first guess) was</w:t>
       </w:r>
       <w:r>
         <w:t xml:space="preserve"> </w:t>
@@ -1763,7 +3329,7 @@
         <w:t xml:space="preserve"> </w:t>
       </w:r>
       <w:r>
-        <w:t xml:space="preserve">those raw inputs – checked for unintended sampling coupling – in Figure 15.</w:t>
+        <w:t xml:space="preserve">those raw inputs — checked for unintended sampling coupling — in Figure 15.</w:t>
       </w:r>
     </w:p>
     <w:p>
@@ -1777,7 +3343,7 @@
         <w:t xml:space="preserve"> </w:t>
       </w:r>
       <w:r>
-        <w:t xml:space="preserve">3’s diesel-backed reframing (§8) – diesel guarantees reliability by</w:t>
+        <w:t xml:space="preserve">3’s diesel-backed reframing (§8) — diesel guarantees reliability by</w:t>
       </w:r>
       <w:r>
         <w:t xml:space="preserve"> </w:t>
@@ -1834,7 +3400,7 @@
         <w:t xml:space="preserve"> </w:t>
       </w:r>
       <w:r>
-        <w:t xml:space="preserve">0.285) and renewable share ranges 48.4-98.5% (mean 86.2%) – both vary</w:t>
+        <w:t xml:space="preserve">0.285) and renewable share ranges 48.4-98.5% (mean 86.2%) — both vary</w:t>
       </w:r>
       <w:r>
         <w:t xml:space="preserve"> </w:t>
@@ -2274,13 +3840,7 @@
         <w:t xml:space="preserve"> </w:t>
       </w:r>
       <w:r>
-        <w:t xml:space="preserve">series from its stored inputs (capacity, annual load, peak load, random seed) –</w:t>
-      </w:r>
-      <w:r>
-        <w:t xml:space="preserve"> </w:t>
-      </w:r>
-      <w:r>
-        <w:t xml:space="preserve">the full 8,760-hour series were not persisted per scenario (100 x 8,760 x 3 would</w:t>
+        <w:t xml:space="preserve">series from its stored inputs (capacity, annual load, peak load, random seed) — the full 8,760-hour series were not persisted per scenario (100 x 8,760 x 3 would</w:t>
       </w:r>
       <w:r>
         <w:t xml:space="preserve"> </w:t>
@@ -2306,7 +3866,7 @@
         <w:t xml:space="preserve"> </w:t>
       </w:r>
       <w:r>
-        <w:t xml:space="preserve">hourly series – these are what actually explain the Stage 3/4 infeasibility</w:t>
+        <w:t xml:space="preserve">hourly series — these are what actually explain the Stage 3/4 infeasibility</w:t>
       </w:r>
       <w:r>
         <w:t xml:space="preserve"> </w:t>
@@ -2456,7 +4016,7 @@
         <w:t xml:space="preserve"> </w:t>
       </w:r>
       <w:r>
-        <w:t xml:space="preserve">Addendum 3’s diesel-backed reframing – the</w:t>
+        <w:t xml:space="preserve">Addendum 3’s diesel-backed reframing — the</w:t>
       </w:r>
       <w:r>
         <w:t xml:space="preserve"> </w:t>
@@ -2502,7 +4062,7 @@
       <w:pPr>
         <w:numPr>
           <w:ilvl w:val="0"/>
-          <w:numId w:val="1001"/>
+          <w:numId w:val="1002"/>
         </w:numPr>
         <w:pStyle w:val="Compact"/>
       </w:pPr>
@@ -2522,7 +4082,7 @@
         <w:t xml:space="preserve"> </w:t>
       </w:r>
       <w:r>
-        <w:t xml:space="preserve">– predicts the training-set</w:t>
+        <w:t xml:space="preserve">— predicts the training-set</w:t>
       </w:r>
       <w:r>
         <w:t xml:space="preserve"> </w:t>
@@ -2535,7 +4095,7 @@
       <w:pPr>
         <w:numPr>
           <w:ilvl w:val="0"/>
-          <w:numId w:val="1001"/>
+          <w:numId w:val="1002"/>
         </w:numPr>
         <w:pStyle w:val="Compact"/>
       </w:pPr>
@@ -2568,7 +4128,7 @@
       <w:pPr>
         <w:numPr>
           <w:ilvl w:val="0"/>
-          <w:numId w:val="1001"/>
+          <w:numId w:val="1002"/>
         </w:numPr>
         <w:pStyle w:val="Compact"/>
       </w:pPr>
@@ -2752,7 +4312,7 @@
         <w:t xml:space="preserve"> </w:t>
       </w:r>
       <w:r>
-        <w:t xml:space="preserve">for accuracy – the mechanistic model</w:t>
+        <w:t xml:space="preserve">for accuracy — the mechanistic model</w:t>
       </w:r>
       <w:r>
         <w:t xml:space="preserve"> </w:t>
@@ -2828,7 +4388,7 @@
         <w:t xml:space="preserve"> </w:t>
       </w:r>
       <w:r>
-        <w:t xml:space="preserve">it is approximating – Figures 32-33 (§16.2) and the accuracy tables below</w:t>
+        <w:t xml:space="preserve">it is approximating — Figures 32-33 (§16.2) and the accuracy tables below</w:t>
       </w:r>
       <w:r>
         <w:t xml:space="preserve"> </w:t>
@@ -3034,13 +4594,13 @@
         <w:t xml:space="preserve"> </w:t>
       </w:r>
       <w:r>
-        <w:t xml:space="preserve">result of the pilot’s actual (small) sample size – not adjusted, retried with</w:t>
-      </w:r>
-      <w:r>
-        <w:t xml:space="preserve"> </w:t>
-      </w:r>
-      <w:r>
-        <w:t xml:space="preserve">different seeds, or hidden – and is a large part of why Stage 8/9’s</w:t>
+        <w:t xml:space="preserve">result of the pilot’s actual (small) sample size — not adjusted, retried with</w:t>
+      </w:r>
+      <w:r>
+        <w:t xml:space="preserve"> </w:t>
+      </w:r>
+      <w:r>
+        <w:t xml:space="preserve">different seeds, or hidden — and is a large part of why Stage 8/9’s</w:t>
       </w:r>
       <w:r>
         <w:t xml:space="preserve"> </w:t>
@@ -3174,13 +4734,7 @@
         <w:t xml:space="preserve"> </w:t>
       </w:r>
       <w:r>
-        <w:t xml:space="preserve">file –</w:t>
-      </w:r>
-      <w:r>
-        <w:t xml:space="preserve"> </w:t>
-      </w:r>
-      <w:r>
-        <w:t xml:space="preserve">the latter is not portable across Keras versions, see §16.1’s note),</w:t>
+        <w:t xml:space="preserve">file — the latter is not portable across Keras versions, see §16.1’s note),</w:t>
       </w:r>
       <w:r>
         <w:t xml:space="preserve"> </w:t>
@@ -3297,7 +4851,7 @@
         <w:t xml:space="preserve"> </w:t>
       </w:r>
       <w:r>
-        <w:t xml:space="preserve">equivalent to a random split here – it is the correct choice (not a</w:t>
+        <w:t xml:space="preserve">equivalent to a random split here — it is the correct choice (not a</w:t>
       </w:r>
       <w:r>
         <w:t xml:space="preserve"> </w:t>
@@ -3433,7 +4987,7 @@
         <w:t xml:space="preserve"> </w:t>
       </w:r>
       <w:r>
-        <w:t xml:space="preserve">metric is extra system LCOE – how much more expensive the AI’s predicted</w:t>
+        <w:t xml:space="preserve">metric is extra system LCOE — how much more expensive the AI’s predicted</w:t>
       </w:r>
       <w:r>
         <w:t xml:space="preserve"> </w:t>
@@ -3445,7 +4999,7 @@
         <w:t xml:space="preserve"> </w:t>
       </w:r>
       <w:r>
-        <w:t xml:space="preserve">would have – a continuous economic measure that remains meaningful even</w:t>
+        <w:t xml:space="preserve">would have — a continuous economic measure that remains meaningful even</w:t>
       </w:r>
       <w:r>
         <w:t xml:space="preserve"> </w:t>
@@ -3469,7 +5023,7 @@
         <w:t xml:space="preserve"> </w:t>
       </w:r>
       <w:r>
-        <w:t xml:space="preserve">still reported alongside it for continuity – this is the mandatory check that</w:t>
+        <w:t xml:space="preserve">still reported alongside it for continuity — this is the mandatory check that</w:t>
       </w:r>
       <w:r>
         <w:t xml:space="preserve"> </w:t>
@@ -3748,7 +5302,7 @@
         <w:t xml:space="preserve"> </w:t>
       </w:r>
       <w:r>
-        <w:t xml:space="preserve">89.9% at 80 modules) even past the LCOE minimum – Figure 28 reproduces the</w:t>
+        <w:t xml:space="preserve">89.9% at 80 modules) even past the LCOE minimum — Figure 28 reproduces the</w:t>
       </w:r>
       <w:r>
         <w:t xml:space="preserve"> </w:t>
@@ -3927,7 +5481,7 @@
         <w:t xml:space="preserve"> </w:t>
       </w:r>
       <w:r>
-        <w:t xml:space="preserve">33), for a scenario the model was actually trained and tested on – the</w:t>
+        <w:t xml:space="preserve">33), for a scenario the model was actually trained and tested on — the</w:t>
       </w:r>
       <w:r>
         <w:t xml:space="preserve"> </w:t>
@@ -3965,7 +5519,7 @@
         <w:t xml:space="preserve"> </w:t>
       </w:r>
       <w:r>
-        <w:t xml:space="preserve">1.0 for five consecutive months, June through October – a seasonal</w:t>
+        <w:t xml:space="preserve">1.0 for five consecutive months, June through October — a seasonal</w:t>
       </w:r>
       <w:r>
         <w:t xml:space="preserve"> </w:t>
@@ -3983,7 +5537,7 @@
         <w:t xml:space="preserve"> </w:t>
       </w:r>
       <w:r>
-        <w:t xml:space="preserve">made the baseline case infeasible within the configured range – the LPSP</w:t>
+        <w:t xml:space="preserve">made the baseline case infeasible within the configured range — the LPSP</w:t>
       </w:r>
       <w:r>
         <w:t xml:space="preserve"> </w:t>
@@ -4007,7 +5561,7 @@
         <w:t xml:space="preserve"> </w:t>
       </w:r>
       <w:r>
-        <w:t xml:space="preserve">it’s cheaper to burn fuel than to buy more battery capacity – the 19-module</w:t>
+        <w:t xml:space="preserve">it’s cheaper to burn fuel than to buy more battery capacity — the 19-module</w:t>
       </w:r>
       <w:r>
         <w:t xml:space="preserve"> </w:t>
@@ -4177,13 +5731,13 @@
         <w:t xml:space="preserve"> </w:t>
       </w:r>
       <w:r>
-        <w:t xml:space="preserve">11) confirms the load is fully covered – direct supply, battery discharge,</w:t>
-      </w:r>
-      <w:r>
-        <w:t xml:space="preserve"> </w:t>
-      </w:r>
-      <w:r>
-        <w:t xml:space="preserve">and diesel together, with no unserved energy – at that optimum.</w:t>
+        <w:t xml:space="preserve">11) confirms the load is fully covered — direct supply, battery discharge,</w:t>
+      </w:r>
+      <w:r>
+        <w:t xml:space="preserve"> </w:t>
+      </w:r>
+      <w:r>
+        <w:t xml:space="preserve">and diesel together, with no unserved energy — at that optimum.</w:t>
       </w:r>
     </w:p>
     <w:p>
@@ -4323,13 +5877,7 @@
         <w:t xml:space="preserve"> </w:t>
       </w:r>
       <w:r>
-        <w:t xml:space="preserve">Mechanistic search runtime: ~6.3 ms/candidate (81 candidates, 0.51 s total) –</w:t>
-      </w:r>
-      <w:r>
-        <w:t xml:space="preserve"> </w:t>
-      </w:r>
-      <w:r>
-        <w:t xml:space="preserve">after JIT-compiling the hourly dispatch loop with numba (§9).</w:t>
+        <w:t xml:space="preserve">Mechanistic search runtime: ~6.3 ms/candidate (81 candidates, 0.51 s total) — after JIT-compiling the hourly dispatch loop with numba (§9).</w:t>
       </w:r>
     </w:p>
     <w:bookmarkEnd w:id="69"/>
@@ -4356,7 +5904,7 @@
         <w:pStyle w:val="FirstParagraph"/>
       </w:pPr>
       <w:r>
-        <w:t xml:space="preserve">Test-split (16 scenarios, 70/14/16 split – 100/100 feasible per Addendum 3)</w:t>
+        <w:t xml:space="preserve">Test-split (16 scenarios, 70/14/16 split — 100/100 feasible per Addendum 3)</w:t>
       </w:r>
       <w:r>
         <w:t xml:space="preserve"> </w:t>
@@ -5122,7 +6670,7 @@
         <w:pStyle w:val="BodyText"/>
       </w:pPr>
       <w:r>
-        <w:t xml:space="preserve">Read honestly, not triumphantly – and this pilot’s honest result is</w:t>
+        <w:t xml:space="preserve">Read honestly, not triumphantly — and this pilot’s honest result is</w:t>
       </w:r>
       <w:r>
         <w:t xml:space="preserve"> </w:t>
@@ -5146,7 +6694,7 @@
         <w:t xml:space="preserve"> </w:t>
       </w:r>
       <w:r>
-        <w:t xml:space="preserve">for a 15,233-parameter network at this problem’s noise level – a textbook</w:t>
+        <w:t xml:space="preserve">for a 15,233-parameter network at this problem’s noise level — a textbook</w:t>
       </w:r>
       <w:r>
         <w:t xml:space="preserve"> </w:t>
@@ -5158,7 +6706,7 @@
         <w:t xml:space="preserve"> </w:t>
       </w:r>
       <w:r>
-        <w:t xml:space="preserve">outcome of this particular split and this particular (small) dataset – not</w:t>
+        <w:t xml:space="preserve">outcome of this particular split and this particular (small) dataset — not</w:t>
       </w:r>
       <w:r>
         <w:t xml:space="preserve"> </w:t>
@@ -5265,13 +6813,7 @@
         <w:t xml:space="preserve"> </w:t>
       </w:r>
       <w:r>
-        <w:t xml:space="preserve">distributions (Figure 18a-d) tell the same story from a different angle –</w:t>
-      </w:r>
-      <w:r>
-        <w:t xml:space="preserve"> </w:t>
-      </w:r>
-      <w:r>
-        <w:t xml:space="preserve">Ridge and Random Forest’s errors cluster tightly near zero, the naive</w:t>
+        <w:t xml:space="preserve">distributions (Figure 18a-d) tell the same story from a different angle — Ridge and Random Forest’s errors cluster tightly near zero, the naive</w:t>
       </w:r>
       <w:r>
         <w:t xml:space="preserve"> </w:t>
@@ -6778,7 +8320,7 @@
         <w:t xml:space="preserve"> </w:t>
       </w:r>
       <w:r>
-        <w:t xml:space="preserve">clean, non-diverging convergence – a visible contrast to the pilot’s</w:t>
+        <w:t xml:space="preserve">clean, non-diverging convergence — a visible contrast to the pilot’s</w:t>
       </w:r>
       <w:r>
         <w:t xml:space="preserve"> </w:t>
@@ -6924,7 +8466,7 @@
         <w:t xml:space="preserve"> </w:t>
       </w:r>
       <w:r>
-        <w:t xml:space="preserve">exposed to the cross-version loading bug described in §16.1 – the weights</w:t>
+        <w:t xml:space="preserve">exposed to the cross-version loading bug described in §16.1 — the weights</w:t>
       </w:r>
       <w:r>
         <w:t xml:space="preserve"> </w:t>
@@ -7085,7 +8627,7 @@
         <w:t xml:space="preserve"> </w:t>
       </w:r>
       <w:r>
-        <w:t xml:space="preserve">versions – a model saved by a newer Keras (this project’s development</w:t>
+        <w:t xml:space="preserve">versions — a model saved by a newer Keras (this project’s development</w:t>
       </w:r>
       <w:r>
         <w:t xml:space="preserve"> </w:t>
@@ -7574,7 +9116,7 @@
         <w:t xml:space="preserve"> </w:t>
       </w:r>
       <w:r>
-        <w:t xml:space="preserve">scale – and here it is unambiguous, not subtle. Reliability pass rate is</w:t>
+        <w:t xml:space="preserve">scale — and here it is unambiguous, not subtle. Reliability pass rate is</w:t>
       </w:r>
       <w:r>
         <w:t xml:space="preserve"> </w:t>
@@ -7616,13 +9158,13 @@
         <w:t xml:space="preserve"> </w:t>
       </w:r>
       <w:r>
-        <w:t xml:space="preserve">true optimum on average – worse than even the naive median baseline (0.0217</w:t>
-      </w:r>
-      <w:r>
-        <w:t xml:space="preserve"> </w:t>
-      </w:r>
-      <w:r>
-        <w:t xml:space="preserve">EUR/kWh) – while Ridge (0.0013) and Random Forest (0.0016) cost almost</w:t>
+        <w:t xml:space="preserve">true optimum on average — worse than even the naive median baseline (0.0217</w:t>
+      </w:r>
+      <w:r>
+        <w:t xml:space="preserve"> </w:t>
+      </w:r>
+      <w:r>
+        <w:t xml:space="preserve">EUR/kWh) — while Ridge (0.0013) and Random Forest (0.0016) cost almost</w:t>
       </w:r>
       <w:r>
         <w:t xml:space="preserve"> </w:t>
@@ -8346,7 +9888,7 @@
         <w:t xml:space="preserve"> </w:t>
       </w:r>
       <w:r>
-        <w:t xml:space="preserve">EUR/kWh extra for both – both essentially free relative to the true</w:t>
+        <w:t xml:space="preserve">EUR/kWh extra for both — both essentially free relative to the true</w:t>
       </w:r>
       <w:r>
         <w:t xml:space="preserve"> </w:t>
@@ -8370,7 +9912,7 @@
         <w:t xml:space="preserve"> </w:t>
       </w:r>
       <w:r>
-        <w:t xml:space="preserve">construction (§8) regardless of prediction quality – it never discriminates</w:t>
+        <w:t xml:space="preserve">construction (§8) regardless of prediction quality — it never discriminates</w:t>
       </w:r>
       <w:r>
         <w:t xml:space="preserve"> </w:t>
@@ -8388,19 +9930,13 @@
         <w:t xml:space="preserve"> </w:t>
       </w:r>
       <w:r>
-        <w:t xml:space="preserve">pre-diesel design. The pilot’s result was not wrong to report at the time –</w:t>
-      </w:r>
-      <w:r>
-        <w:t xml:space="preserve"> </w:t>
-      </w:r>
-      <w:r>
-        <w:t xml:space="preserve">with 70 training rows, the neural network genuinely had not learned a usable</w:t>
-      </w:r>
-      <w:r>
-        <w:t xml:space="preserve"> </w:t>
-      </w:r>
-      <w:r>
-        <w:t xml:space="preserve">model – but the underlying model quality (3,500 training rows vs. 70), not a</w:t>
+        <w:t xml:space="preserve">pre-diesel design. The pilot’s result was not wrong to report at the time — with 70 training rows, the neural network genuinely had not learned a usable</w:t>
+      </w:r>
+      <w:r>
+        <w:t xml:space="preserve"> </w:t>
+      </w:r>
+      <w:r>
+        <w:t xml:space="preserve">model — but the underlying model quality (3,500 training rows vs. 70), not a</w:t>
       </w:r>
       <w:r>
         <w:t xml:space="preserve"> </w:t>
@@ -8444,7 +9980,7 @@
         <w:t xml:space="preserve"> </w:t>
       </w:r>
       <w:r>
-        <w:t xml:space="preserve">full scale, a stable pattern independent of accuracy – oversizing and</w:t>
+        <w:t xml:space="preserve">full scale, a stable pattern independent of accuracy — oversizing and</w:t>
       </w:r>
       <w:r>
         <w:t xml:space="preserve"> </w:t>
@@ -8719,7 +10255,7 @@
         <w:t xml:space="preserve"> </w:t>
       </w:r>
       <w:r>
-        <w:t xml:space="preserve">two lines are close to indistinguishable across the full 28-99% range – a</w:t>
+        <w:t xml:space="preserve">two lines are close to indistinguishable across the full 28-99% range — a</w:t>
       </w:r>
       <w:r>
         <w:t xml:space="preserve"> </w:t>
@@ -8865,7 +10401,7 @@
         <w:t xml:space="preserve"> </w:t>
       </w:r>
       <w:r>
-        <w:t xml:space="preserve">Figure 32 instead reuses Figure 27’s own chart form – System LCOE vs.</w:t>
+        <w:t xml:space="preserve">Figure 32 instead reuses Figure 27’s own chart form — System LCOE vs.</w:t>
       </w:r>
       <w:r>
         <w:t xml:space="preserve"> </w:t>
@@ -8877,7 +10413,7 @@
         <w:t xml:space="preserve"> </w:t>
       </w:r>
       <w:r>
-        <w:t xml:space="preserve">sweep – with the mechanistic optimum and the neural network’s predicted</w:t>
+        <w:t xml:space="preserve">sweep — with the mechanistic optimum and the neural network’s predicted</w:t>
       </w:r>
       <w:r>
         <w:t xml:space="preserve"> </w:t>
@@ -8940,7 +10476,7 @@
         <w:t xml:space="preserve"> </w:t>
       </w:r>
       <w:r>
-        <w:t xml:space="preserve">(pilot and full-scale alike) actually uses – confirmed directly, since</w:t>
+        <w:t xml:space="preserve">(pilot and full-scale alike) actually uses — confirmed directly, since</w:t>
       </w:r>
       <w:r>
         <w:t xml:space="preserve"> </w:t>
@@ -9000,7 +10536,7 @@
         <w:t xml:space="preserve"> </w:t>
       </w:r>
       <w:r>
-        <w:t xml:space="preserve">full candidate sweep for test-split scenario 175 – the scenario closest to</w:t>
+        <w:t xml:space="preserve">full candidate sweep for test-split scenario 175 — the scenario closest to</w:t>
       </w:r>
       <w:r>
         <w:t xml:space="preserve"> </w:t>
@@ -9012,7 +10548,7 @@
         <w:t xml:space="preserve"> </w:t>
       </w:r>
       <w:r>
-        <w:t xml:space="preserve">rather than cherry-picked case – a scenario the model was actually</w:t>
+        <w:t xml:space="preserve">rather than cherry-picked case — a scenario the model was actually</w:t>
       </w:r>
       <w:r>
         <w:t xml:space="preserve"> </w:t>
@@ -9043,6 +10579,90 @@
       </w:r>
       <w:r>
         <w:t xml:space="preserve">per-scenario table.</w:t>
+      </w:r>
+    </w:p>
+    <w:p>
+      <w:pPr>
+        <w:pStyle w:val="BodyText"/>
+      </w:pPr>
+      <w:r>
+        <w:t xml:space="preserve">Scenario 175 is a different system from Figures 27/28’s industrial</w:t>
+      </w:r>
+      <w:r>
+        <w:t xml:space="preserve"> </w:t>
+      </w:r>
+      <w:r>
+        <w:t xml:space="preserve">baseline, not a rerun of it, and its curve is not expected to match theirs:</w:t>
+      </w:r>
+      <w:r>
+        <w:t xml:space="preserve"> </w:t>
+      </w:r>
+      <w:r>
+        <w:t xml:space="preserve">2,553 kWp PV, 309 kW wind, 2,011,432 kWh annual load, 598 kW peak (vs. the</w:t>
+      </w:r>
+      <w:r>
+        <w:t xml:space="preserve"> </w:t>
+      </w:r>
+      <w:r>
+        <w:t xml:space="preserve">baseline’s 1,800 kWp PV, 1,450 kW wind, 3,800,000 kWh annual load, 800 kW</w:t>
+      </w:r>
+      <w:r>
+        <w:t xml:space="preserve"> </w:t>
+      </w:r>
+      <w:r>
+        <w:t xml:space="preserve">peak). A smaller, more PV-heavy system with a lower renewable-to-load ratio</w:t>
+      </w:r>
+      <w:r>
+        <w:t xml:space="preserve"> </w:t>
+      </w:r>
+      <w:r>
+        <w:t xml:space="preserve">than the baseline reaches its cost-optimal point at a</w:t>
+      </w:r>
+      <w:r>
+        <w:t xml:space="preserve"> </w:t>
+      </w:r>
+      <w:r>
+        <w:rPr>
+          <w:iCs/>
+          <w:i/>
+        </w:rPr>
+        <w:t xml:space="preserve">higher</w:t>
+      </w:r>
+      <w:r>
+        <w:t xml:space="preserve"> </w:t>
+      </w:r>
+      <w:r>
+        <w:t xml:space="preserve">renewable</w:t>
+      </w:r>
+      <w:r>
+        <w:t xml:space="preserve"> </w:t>
+      </w:r>
+      <w:r>
+        <w:t xml:space="preserve">share (94.1% vs. the baseline’s 80.2%) and a lower absolute LCOE, simply</w:t>
+      </w:r>
+      <w:r>
+        <w:t xml:space="preserve"> </w:t>
+      </w:r>
+      <w:r>
+        <w:t xml:space="preserve">because the two systems’ generation/load balance differs — this is not a</w:t>
+      </w:r>
+      <w:r>
+        <w:t xml:space="preserve"> </w:t>
+      </w:r>
+      <w:r>
+        <w:t xml:space="preserve">discrepancy between Figure 28 and Figure 33, since the two figures describe</w:t>
+      </w:r>
+      <w:r>
+        <w:t xml:space="preserve"> </w:t>
+      </w:r>
+      <w:r>
+        <w:t xml:space="preserve">two different PV/wind/load combinations by design (§16.2’s opening</w:t>
+      </w:r>
+      <w:r>
+        <w:t xml:space="preserve"> </w:t>
+      </w:r>
+      <w:r>
+        <w:t xml:space="preserve">paragraph explains why the baseline scenario itself could not be reused).</w:t>
       </w:r>
     </w:p>
     <w:p>
@@ -9099,7 +10719,7 @@
           <w:iCs/>
           <w:i/>
         </w:rPr>
-        <w:t xml:space="preserve">Figure 32 (full-scale, scenario 175) — System LCOE vs. battery capacity, mechanistic sweep with the mechanistic optimum (green star) and neural network prediction (red star) marked. The two stars sit almost on top of each other at the curve’s minimum.</w:t>
+        <w:t xml:space="preserve">Figure 32 (full-scale, scenario 175: 2,553 kWp PV, 309 kW wind, 598 kW peak load — a different system from Figures 27/28’s baseline) — System LCOE vs. battery capacity, mechanistic sweep with the mechanistic optimum (green star) and neural network prediction (red star) marked. The two stars sit almost on top of each other at the curve’s minimum.</w:t>
       </w:r>
     </w:p>
     <w:p>
@@ -9107,13 +10727,13 @@
         <w:pStyle w:val="BodyText"/>
       </w:pPr>
       <w:r>
-        <w:t xml:space="preserve">Figure 33 does the same for Figure 28’s chart type – renewable share vs.</w:t>
-      </w:r>
-      <w:r>
-        <w:t xml:space="preserve"> </w:t>
-      </w:r>
-      <w:r>
-        <w:t xml:space="preserve">system LCOE – using the same scenario 175 sweep and the same two marked</w:t>
+        <w:t xml:space="preserve">Figure 33 does the same for Figure 28’s chart type — renewable share vs.</w:t>
+      </w:r>
+      <w:r>
+        <w:t xml:space="preserve"> </w:t>
+      </w:r>
+      <w:r>
+        <w:t xml:space="preserve">system LCOE — using the same scenario 175 sweep and the same two marked</w:t>
       </w:r>
       <w:r>
         <w:t xml:space="preserve"> </w:t>
@@ -9236,7 +10856,7 @@
           <w:iCs/>
           <w:i/>
         </w:rPr>
-        <w:t xml:space="preserve">Figure 33 (full-scale, scenario 175) — Renewable share vs. system LCOE, mechanistic sweep with the mechanistic optimum (green star) and neural network prediction (red star) marked. The two stars sit almost on top of each other at the curve’s elbow.</w:t>
+        <w:t xml:space="preserve">Figure 33 (full-scale, scenario 175 — the same different-from-baseline system as Figure 32, not Figure 28’s system) — Renewable share vs. system LCOE, mechanistic sweep with the mechanistic optimum (green star) and neural network prediction (red star) marked. The two stars sit almost on top of each other at the curve’s elbow.</w:t>
       </w:r>
     </w:p>
     <w:p>
@@ -9468,7 +11088,7 @@
         <w:t xml:space="preserve"> </w:t>
       </w:r>
       <w:r>
-        <w:t xml:space="preserve">industrial pivot’s own full-scale rerun – invisible at small test-set sizes,</w:t>
+        <w:t xml:space="preserve">industrial pivot’s own full-scale rerun — invisible at small test-set sizes,</w:t>
       </w:r>
       <w:r>
         <w:t xml:space="preserve"> </w:t>
@@ -9495,6 +11115,56 @@
       </w:pPr>
       <w:r>
         <w:t xml:space="preserve">17.1 Pilot (Stage 5/6/7)</w:t>
+      </w:r>
+    </w:p>
+    <w:p>
+      <w:pPr>
+        <w:pStyle w:val="FirstParagraph"/>
+      </w:pPr>
+      <w:r>
+        <w:t xml:space="preserve">This subsection reports the small, 100-scenario pilot’s numbers exactly as</w:t>
+      </w:r>
+      <w:r>
+        <w:t xml:space="preserve"> </w:t>
+      </w:r>
+      <w:r>
+        <w:t xml:space="preserve">they came out, including the neural network’s poor R² below — kept</w:t>
+      </w:r>
+      <w:r>
+        <w:t xml:space="preserve"> </w:t>
+      </w:r>
+      <w:r>
+        <w:t xml:space="preserve">deliberately, not an error or a stale table left over by mistake. The</w:t>
+      </w:r>
+      <w:r>
+        <w:t xml:space="preserve"> </w:t>
+      </w:r>
+      <w:r>
+        <w:t xml:space="preserve">project’s actual, statistically meaningful full-scale result, where the</w:t>
+      </w:r>
+      <w:r>
+        <w:t xml:space="preserve"> </w:t>
+      </w:r>
+      <w:r>
+        <w:t xml:space="preserve">neural network reaches R² = 0.993, is §17.2 below, not this subsection; the</w:t>
+      </w:r>
+      <w:r>
+        <w:t xml:space="preserve"> </w:t>
+      </w:r>
+      <w:r>
+        <w:t xml:space="preserve">whole point of showing both is that the same architecture went from worst</w:t>
+      </w:r>
+      <w:r>
+        <w:t xml:space="preserve"> </w:t>
+      </w:r>
+      <w:r>
+        <w:t xml:space="preserve">model here to tied-best there purely because training data grew from 100 to</w:t>
+      </w:r>
+      <w:r>
+        <w:t xml:space="preserve"> </w:t>
+      </w:r>
+      <w:r>
+        <w:t xml:space="preserve">5,000 scenarios (§18 discusses why).</w:t>
       </w:r>
     </w:p>
     <w:tbl>
@@ -9775,13 +11445,7 @@
         <w:t xml:space="preserve"> </w:t>
       </w:r>
       <w:r>
-        <w:t xml:space="preserve">backup applied, §8), pilot dataset generation (100 scenarios): ~0.7 s total –</w:t>
-      </w:r>
-      <w:r>
-        <w:t xml:space="preserve"> </w:t>
-      </w:r>
-      <w:r>
-        <w:t xml:space="preserve">after the numba dispatch speedup (§9).</w:t>
+        <w:t xml:space="preserve">backup applied, §8), pilot dataset generation (100 scenarios): ~0.7 s total — after the numba dispatch speedup (§9).</w:t>
       </w:r>
     </w:p>
     <w:p>
@@ -9789,13 +11453,7 @@
         <w:pStyle w:val="BodyText"/>
       </w:pPr>
       <w:r>
-        <w:t xml:space="preserve">Break-even (PROJECT_BRIEF.md §22, denominator per refinement addendum §1.5 –</w:t>
-      </w:r>
-      <w:r>
-        <w:t xml:space="preserve"> </w:t>
-      </w:r>
-      <w:r>
-        <w:t xml:space="preserve">the full exhaustive search per scenario, not a single dispatch run):</w:t>
+        <w:t xml:space="preserve">Break-even (PROJECT_BRIEF.md §22, denominator per refinement addendum §1.5 — the full exhaustive search per scenario, not a single dispatch run):</w:t>
       </w:r>
     </w:p>
     <w:tbl>
@@ -10666,7 +12324,7 @@
         <w:t xml:space="preserve"> </w:t>
       </w:r>
       <w:r>
-        <w:t xml:space="preserve">– an AI model becomes a clear net efficiency win only once it is</w:t>
+        <w:t xml:space="preserve">— an AI model becomes a clear net efficiency win only once it is</w:t>
       </w:r>
       <w:r>
         <w:t xml:space="preserve"> </w:t>
@@ -10712,7 +12370,7 @@
         <w:t xml:space="preserve"> </w:t>
       </w:r>
       <w:r>
-        <w:t xml:space="preserve">cheaper and self-verifying by construction – there is no computational</w:t>
+        <w:t xml:space="preserve">cheaper and self-verifying by construction — there is no computational</w:t>
       </w:r>
       <w:r>
         <w:t xml:space="preserve"> </w:t>
@@ -10836,7 +12494,7 @@
         <w:t xml:space="preserve"> </w:t>
       </w:r>
       <w:r>
-        <w:t xml:space="preserve">rather than a speed/accuracy trade-off – conditional on the model being</w:t>
+        <w:t xml:space="preserve">rather than a speed/accuracy trade-off — conditional on the model being</w:t>
       </w:r>
       <w:r>
         <w:t xml:space="preserve"> </w:t>
@@ -10937,13 +12595,13 @@
         <w:t xml:space="preserve"> </w:t>
       </w:r>
       <w:r>
-        <w:t xml:space="preserve">act – physical</w:t>
-      </w:r>
-      <w:r>
-        <w:t xml:space="preserve"> </w:t>
-      </w:r>
-      <w:r>
-        <w:t xml:space="preserve">verification – is actually able to say, compared to the pre-diesel design.</w:t>
+        <w:t xml:space="preserve">act — physical</w:t>
+      </w:r>
+      <w:r>
+        <w:t xml:space="preserve"> </w:t>
+      </w:r>
+      <w:r>
+        <w:t xml:space="preserve">verification — is actually able to say, compared to the pre-diesel design.</w:t>
       </w:r>
     </w:p>
     <w:p>
@@ -11007,7 +12665,7 @@
         <w:t xml:space="preserve"> </w:t>
       </w:r>
       <w:r>
-        <w:t xml:space="preserve">network – diesel makes that near-universal by construction (§8), so unlike</w:t>
+        <w:t xml:space="preserve">network — diesel makes that near-universal by construction (§8), so unlike</w:t>
       </w:r>
       <w:r>
         <w:t xml:space="preserve"> </w:t>
@@ -11089,7 +12747,7 @@
         <w:t xml:space="preserve"> </w:t>
       </w:r>
       <w:r>
-        <w:t xml:space="preserve">the true optimum) – a complete reversal from the pilot on both axes. This is</w:t>
+        <w:t xml:space="preserve">the true optimum) — a complete reversal from the pilot on both axes. This is</w:t>
       </w:r>
       <w:r>
         <w:t xml:space="preserve"> </w:t>
@@ -11155,13 +12813,7 @@
         <w:t xml:space="preserve"> </w:t>
       </w:r>
       <w:r>
-        <w:t xml:space="preserve">instruction is designed to surface –</w:t>
-      </w:r>
-      <w:r>
-        <w:t xml:space="preserve"> </w:t>
-      </w:r>
-      <w:r>
-        <w:t xml:space="preserve">had Stage 8/9 not been attempted, the pilot’s negative finding would have</w:t>
+        <w:t xml:space="preserve">instruction is designed to surface — had Stage 8/9 not been attempted, the pilot’s negative finding would have</w:t>
       </w:r>
       <w:r>
         <w:t xml:space="preserve"> </w:t>
@@ -11209,13 +12861,13 @@
         <w:t xml:space="preserve"> </w:t>
       </w:r>
       <w:r>
-        <w:t xml:space="preserve">– a model that looked accurate but was</w:t>
-      </w:r>
-      <w:r>
-        <w:t xml:space="preserve"> </w:t>
-      </w:r>
-      <w:r>
-        <w:t xml:space="preserve">secretly unreliable, or vice versa – because reliability pass rate was an</w:t>
+        <w:t xml:space="preserve">— a model that looked accurate but was</w:t>
+      </w:r>
+      <w:r>
+        <w:t xml:space="preserve"> </w:t>
+      </w:r>
+      <w:r>
+        <w:t xml:space="preserve">secretly unreliable, or vice versa — because reliability pass rate was an</w:t>
       </w:r>
       <w:r>
         <w:t xml:space="preserve"> </w:t>
@@ -11263,7 +12915,7 @@
         <w:t xml:space="preserve"> </w:t>
       </w:r>
       <w:r>
-        <w:t xml:space="preserve">That the two metrics agree this closely is itself informative – it suggests</w:t>
+        <w:t xml:space="preserve">That the two metrics agree this closely is itself informative — it suggests</w:t>
       </w:r>
       <w:r>
         <w:t xml:space="preserve"> </w:t>
@@ -11314,7 +12966,7 @@
         <w:t xml:space="preserve"> </w:t>
       </w:r>
       <w:r>
-        <w:t xml:space="preserve">practice, also cheap to trust economically – but this is an empirical</w:t>
+        <w:t xml:space="preserve">practice, also cheap to trust economically — but this is an empirical</w:t>
       </w:r>
       <w:r>
         <w:t xml:space="preserve"> </w:t>
@@ -11368,7 +13020,7 @@
         <w:t xml:space="preserve"> </w:t>
       </w:r>
       <w:r>
-        <w:t xml:space="preserve">(§16.2) – accuracy improving does not eliminate prediction error, it shrinks</w:t>
+        <w:t xml:space="preserve">(§16.2) — accuracy improving does not eliminate prediction error, it shrinks</w:t>
       </w:r>
       <w:r>
         <w:t xml:space="preserve"> </w:t>
@@ -11422,7 +13074,7 @@
         <w:t xml:space="preserve"> </w:t>
       </w:r>
       <w:r>
-        <w:t xml:space="preserve">set; Random Forest: EUR 26,350/yr → EUR 459,996/yr) – the per-scenario</w:t>
+        <w:t xml:space="preserve">set; Random Forest: EUR 26,350/yr → EUR 459,996/yr) — the per-scenario</w:t>
       </w:r>
       <w:r>
         <w:t xml:space="preserve"> </w:t>
@@ -11439,1198 +13091,6 @@
       </w:pPr>
       <w:r>
         <w:t xml:space="preserve">19. Limitations</w:t>
-      </w:r>
-    </w:p>
-    <w:p>
-      <w:pPr>
-        <w:numPr>
-          <w:ilvl w:val="0"/>
-          <w:numId w:val="1002"/>
-        </w:numPr>
-        <w:pStyle w:val="Compact"/>
-      </w:pPr>
-      <w:r>
-        <w:t xml:space="preserve">Single location, single weather year. Jinan 2023 only, at both pilot and</w:t>
-      </w:r>
-      <w:r>
-        <w:t xml:space="preserve"> </w:t>
-      </w:r>
-      <w:r>
-        <w:t xml:space="preserve">full scale – Experiment B (unseen weather year) and Experiment C (Västerås</w:t>
-      </w:r>
-      <w:r>
-        <w:t xml:space="preserve"> </w:t>
-      </w:r>
-      <w:r>
-        <w:t xml:space="preserve">geographic transfer) are stretch goals not attempted (refinement addendum</w:t>
-      </w:r>
-      <w:r>
-        <w:t xml:space="preserve"> </w:t>
-      </w:r>
-      <w:r>
-        <w:t xml:space="preserve">§1.1). No claim here generalizes to other climates or years.</w:t>
-      </w:r>
-    </w:p>
-    <w:p>
-      <w:pPr>
-        <w:numPr>
-          <w:ilvl w:val="0"/>
-          <w:numId w:val="1002"/>
-        </w:numPr>
-        <w:pStyle w:val="Compact"/>
-      </w:pPr>
-      <w:r>
-        <w:t xml:space="preserve">Sample-size sensitivity is now a demonstrated finding, not just a</w:t>
-      </w:r>
-      <w:r>
-        <w:t xml:space="preserve"> </w:t>
-      </w:r>
-      <w:r>
-        <w:t xml:space="preserve">caveat. The extra-system-LCOE ranking reported in §16.1 (n=16) and §16.2</w:t>
-      </w:r>
-      <w:r>
-        <w:t xml:space="preserve"> </w:t>
-      </w:r>
-      <w:r>
-        <w:t xml:space="preserve">(n=751) reversed completely between pilot and full scale (§18): the neural</w:t>
-      </w:r>
-      <w:r>
-        <w:t xml:space="preserve"> </w:t>
-      </w:r>
-      <w:r>
-        <w:t xml:space="preserve">network went from worst (0.0361 EUR/kWh extra, worse than naive) to</w:t>
-      </w:r>
-      <w:r>
-        <w:t xml:space="preserve"> </w:t>
-      </w:r>
-      <w:r>
-        <w:t xml:space="preserve">statistically tied for best (0.0003 EUR/kWh, tied with Random Forest). The</w:t>
-      </w:r>
-      <w:r>
-        <w:t xml:space="preserve"> </w:t>
-      </w:r>
-      <w:r>
-        <w:t xml:space="preserve">full 5,000-scenario dataset (100% feasible, 751-scenario test split)</w:t>
-      </w:r>
-      <w:r>
-        <w:t xml:space="preserve"> </w:t>
-      </w:r>
-      <w:r>
-        <w:t xml:space="preserve">substantially reduces sampling uncertainty relative to the pilot, but every</w:t>
-      </w:r>
-      <w:r>
-        <w:t xml:space="preserve"> </w:t>
-      </w:r>
-      <w:r>
-        <w:t xml:space="preserve">number in this report is still a point estimate from one split of one</w:t>
-      </w:r>
-      <w:r>
-        <w:t xml:space="preserve"> </w:t>
-      </w:r>
-      <w:r>
-        <w:t xml:space="preserve">dataset, not a guarantee against further movement at even larger scale.</w:t>
-      </w:r>
-    </w:p>
-    <w:p>
-      <w:pPr>
-        <w:numPr>
-          <w:ilvl w:val="0"/>
-          <w:numId w:val="1002"/>
-        </w:numPr>
-        <w:pStyle w:val="Compact"/>
-      </w:pPr>
-      <w:r>
-        <w:t xml:space="preserve">The mechanistic model is the reference, not physical ground truth</w:t>
-      </w:r>
-      <w:r>
-        <w:t xml:space="preserve"> </w:t>
-      </w:r>
-      <w:r>
-        <w:t xml:space="preserve">(PROJECT_BRIEF.md §1). Reliability and system LCOE throughout this report</w:t>
-      </w:r>
-      <w:r>
-        <w:t xml:space="preserve"> </w:t>
-      </w:r>
-      <w:r>
-        <w:t xml:space="preserve">mean agreement with the mechanistic dispatch simulation plus diesel model</w:t>
-      </w:r>
-      <w:r>
-        <w:t xml:space="preserve"> </w:t>
-      </w:r>
-      <w:r>
-        <w:t xml:space="preserve">(§8) under their own modelling assumptions (generic turbine curve,</w:t>
-      </w:r>
-      <w:r>
-        <w:t xml:space="preserve"> </w:t>
-      </w:r>
-      <w:r>
-        <w:t xml:space="preserve">NOCT-based PV temperature model, reanalysis-derived weather, HOMER’s</w:t>
-      </w:r>
-      <w:r>
-        <w:t xml:space="preserve"> </w:t>
-      </w:r>
-      <w:r>
-        <w:t xml:space="preserve">standard linear diesel fuel curve) – not validation against a real</w:t>
-      </w:r>
-      <w:r>
-        <w:t xml:space="preserve"> </w:t>
-      </w:r>
-      <w:r>
-        <w:t xml:space="preserve">operating hybrid system, since no measured operational data exist for this</w:t>
-      </w:r>
-      <w:r>
-        <w:t xml:space="preserve"> </w:t>
-      </w:r>
-      <w:r>
-        <w:t xml:space="preserve">project. This holds at both pilot and full scale: a larger sample makes the</w:t>
-      </w:r>
-      <w:r>
-        <w:t xml:space="preserve"> </w:t>
-      </w:r>
-      <w:r>
-        <w:t xml:space="preserve">AI-vs-mechanistic</w:t>
-      </w:r>
-      <w:r>
-        <w:t xml:space="preserve"> </w:t>
-      </w:r>
-      <w:r>
-        <w:rPr>
-          <w:iCs/>
-          <w:i/>
-        </w:rPr>
-        <w:t xml:space="preserve">agreement</w:t>
-      </w:r>
-      <w:r>
-        <w:t xml:space="preserve"> </w:t>
-      </w:r>
-      <w:r>
-        <w:t xml:space="preserve">more statistically reliable, but does not</w:t>
-      </w:r>
-      <w:r>
-        <w:t xml:space="preserve"> </w:t>
-      </w:r>
-      <w:r>
-        <w:t xml:space="preserve">change what that agreement is evidence of.</w:t>
-      </w:r>
-    </w:p>
-    <w:p>
-      <w:pPr>
-        <w:numPr>
-          <w:ilvl w:val="0"/>
-          <w:numId w:val="1002"/>
-        </w:numPr>
-        <w:pStyle w:val="Compact"/>
-      </w:pPr>
-      <w:r>
-        <w:t xml:space="preserve">Diesel sizing factor and fuel/cost parameters are fixed modelling</w:t>
-      </w:r>
-      <w:r>
-        <w:t xml:space="preserve"> </w:t>
-      </w:r>
-      <w:r>
-        <w:t xml:space="preserve">assumptions, not optimized or swept (PROJECT_BRIEF.md Addendum 3). The</w:t>
-      </w:r>
-      <w:r>
-        <w:t xml:space="preserve"> </w:t>
-      </w:r>
-      <w:r>
-        <w:t xml:space="preserve">diesel sizing factor (1.25x peak load, matching the OptiCE course lecture’s</w:t>
-      </w:r>
-      <w:r>
-        <w:t xml:space="preserve"> </w:t>
-      </w:r>
-      <w:r>
-        <w:t xml:space="preserve">own convention exactly, §2), fuel price (~0.90 EUR/L), and installed cost</w:t>
-      </w:r>
-      <w:r>
-        <w:t xml:space="preserve"> </w:t>
-      </w:r>
-      <w:r>
-        <w:t xml:space="preserve">(~650 EUR/kW) are held constant across every scenario and every candidate</w:t>
-      </w:r>
-      <w:r>
-        <w:t xml:space="preserve"> </w:t>
-      </w:r>
-      <w:r>
-        <w:t xml:space="preserve">in every search – none are decision variables the way battery capacity is,</w:t>
-      </w:r>
-      <w:r>
-        <w:t xml:space="preserve"> </w:t>
-      </w:r>
-      <w:r>
-        <w:t xml:space="preserve">and no sensitivity sweep across them was attempted. A lower fuel price or a</w:t>
-      </w:r>
-      <w:r>
-        <w:t xml:space="preserve"> </w:t>
-      </w:r>
-      <w:r>
-        <w:t xml:space="preserve">smaller sizing factor would shift the system-LCOE-optimal battery capacity</w:t>
-      </w:r>
-      <w:r>
-        <w:t xml:space="preserve"> </w:t>
-      </w:r>
-      <w:r>
-        <w:t xml:space="preserve">(and therefore every downstream ML target and result in this report) in</w:t>
-      </w:r>
-      <w:r>
-        <w:t xml:space="preserve"> </w:t>
-      </w:r>
-      <w:r>
-        <w:t xml:space="preserve">ways this project does not quantify. The diesel generator is also assumed</w:t>
-      </w:r>
-      <w:r>
-        <w:t xml:space="preserve"> </w:t>
-      </w:r>
-      <w:r>
-        <w:t xml:space="preserve">perfectly available (no maintenance downtime, no efficiency degradation</w:t>
-      </w:r>
-      <w:r>
-        <w:t xml:space="preserve"> </w:t>
-      </w:r>
-      <w:r>
-        <w:t xml:space="preserve">over its economic lifetime, no minimum-load or ramp-rate constraint beyond</w:t>
-      </w:r>
-      <w:r>
-        <w:t xml:space="preserve"> </w:t>
-      </w:r>
-      <w:r>
-        <w:t xml:space="preserve">its rated power cap).</w:t>
-      </w:r>
-    </w:p>
-    <w:p>
-      <w:pPr>
-        <w:numPr>
-          <w:ilvl w:val="0"/>
-          <w:numId w:val="1002"/>
-        </w:numPr>
-        <w:pStyle w:val="Compact"/>
-      </w:pPr>
-      <w:r>
-        <w:t xml:space="preserve">Fixed battery search range (0-80 modules, 250 kWh each). Kept at this</w:t>
-      </w:r>
-      <w:r>
-        <w:t xml:space="preserve"> </w:t>
-      </w:r>
-      <w:r>
-        <w:t xml:space="preserve">value per the same reasoning applied throughout this project (a search</w:t>
-      </w:r>
-      <w:r>
-        <w:t xml:space="preserve"> </w:t>
-      </w:r>
-      <w:r>
-        <w:t xml:space="preserve">range is a modelling decision made once, not re-litigated per scenario); an</w:t>
-      </w:r>
-      <w:r>
-        <w:t xml:space="preserve"> </w:t>
-      </w:r>
-      <w:r>
-        <w:t xml:space="preserve">extended 0-200-module diagnostic search confirmed the baseline case’s</w:t>
-      </w:r>
-      <w:r>
-        <w:t xml:space="preserve"> </w:t>
-      </w:r>
-      <w:r>
-        <w:t xml:space="preserve">optimum sits well within this range (§14), but that check was not repeated</w:t>
-      </w:r>
-      <w:r>
-        <w:t xml:space="preserve"> </w:t>
-      </w:r>
-      <w:r>
-        <w:t xml:space="preserve">for every one of the 5,000 sampled scenarios individually.</w:t>
-      </w:r>
-    </w:p>
-    <w:p>
-      <w:pPr>
-        <w:numPr>
-          <w:ilvl w:val="0"/>
-          <w:numId w:val="1002"/>
-        </w:numPr>
-        <w:pStyle w:val="Compact"/>
-      </w:pPr>
-      <w:r>
-        <w:t xml:space="preserve">Generic component models. The wind turbine power curve and the PV</w:t>
-      </w:r>
-      <w:r>
-        <w:t xml:space="preserve"> </w:t>
-      </w:r>
-      <w:r>
-        <w:t xml:space="preserve">NOCT/temperature-coefficient assumptions are documented modelling</w:t>
-      </w:r>
-      <w:r>
-        <w:t xml:space="preserve"> </w:t>
-      </w:r>
-      <w:r>
-        <w:t xml:space="preserve">assumptions (</w:t>
-      </w:r>
-      <w:r>
-        <w:rPr>
-          <w:rStyle w:val="VerbatimChar"/>
-        </w:rPr>
-        <w:t xml:space="preserve">src/physics/wind_model.py</w:t>
-      </w:r>
-      <w:r>
-        <w:t xml:space="preserve">,</w:t>
-      </w:r>
-      <w:r>
-        <w:t xml:space="preserve"> </w:t>
-      </w:r>
-      <w:r>
-        <w:rPr>
-          <w:rStyle w:val="VerbatimChar"/>
-        </w:rPr>
-        <w:t xml:space="preserve">src/physics/pv_model.py</w:t>
-      </w:r>
-      <w:r>
-        <w:t xml:space="preserve"> </w:t>
-      </w:r>
-      <w:r>
-        <w:t xml:space="preserve">docstrings), not manufacturer-certified curves for a specific product.</w:t>
-      </w:r>
-    </w:p>
-    <w:p>
-      <w:pPr>
-        <w:numPr>
-          <w:ilvl w:val="0"/>
-          <w:numId w:val="1002"/>
-        </w:numPr>
-        <w:pStyle w:val="Compact"/>
-      </w:pPr>
-      <w:r>
-        <w:t xml:space="preserve">No wind-speed cooling term in the PV cell-temperature model, and no</w:t>
-      </w:r>
-      <w:r>
-        <w:t xml:space="preserve"> </w:t>
-      </w:r>
-      <w:r>
-        <w:t xml:space="preserve">battery thermal/temperature-dependent-capacity model. Identified by direct</w:t>
-      </w:r>
-      <w:r>
-        <w:t xml:space="preserve"> </w:t>
-      </w:r>
-      <w:r>
-        <w:t xml:space="preserve">comparison against OptiCE (§2): OptiCE’s PV temperature model includes a</w:t>
-      </w:r>
-      <w:r>
-        <w:t xml:space="preserve"> </w:t>
-      </w:r>
-      <w:r>
-        <w:t xml:space="preserve">wind-speed-dependent cooling term, and OptiCE’s battery model corrects</w:t>
-      </w:r>
-      <w:r>
-        <w:t xml:space="preserve"> </w:t>
-      </w:r>
-      <w:r>
-        <w:t xml:space="preserve">usable capacity downward for battery temperatures below 25°C via a fitted</w:t>
-      </w:r>
-      <w:r>
-        <w:t xml:space="preserve"> </w:t>
-      </w:r>
-      <w:r>
-        <w:t xml:space="preserve">quadratic factor. This project’s PV model uses a fixed-coefficient NOCT</w:t>
-      </w:r>
-      <w:r>
-        <w:t xml:space="preserve"> </w:t>
-      </w:r>
-      <w:r>
-        <w:t xml:space="preserve">temperature model without a wind term, and its battery model has no thermal</w:t>
-      </w:r>
-      <w:r>
-        <w:t xml:space="preserve"> </w:t>
-      </w:r>
-      <w:r>
-        <w:t xml:space="preserve">state at all – usable capacity is constant regardless of ambient</w:t>
-      </w:r>
-      <w:r>
-        <w:t xml:space="preserve"> </w:t>
-      </w:r>
-      <w:r>
-        <w:t xml:space="preserve">conditions. Both are standard simplifications for an LPSP-focused sizing</w:t>
-      </w:r>
-      <w:r>
-        <w:t xml:space="preserve"> </w:t>
-      </w:r>
-      <w:r>
-        <w:t xml:space="preserve">study (rather than a detailed thermal-management study) but would bias</w:t>
-      </w:r>
-      <w:r>
-        <w:t xml:space="preserve"> </w:t>
-      </w:r>
-      <w:r>
-        <w:t xml:space="preserve">results toward</w:t>
-      </w:r>
-      <w:r>
-        <w:t xml:space="preserve"> </w:t>
-      </w:r>
-      <w:r>
-        <w:rPr>
-          <w:iCs/>
-          <w:i/>
-        </w:rPr>
-        <w:t xml:space="preserve">underestimating</w:t>
-      </w:r>
-      <w:r>
-        <w:t xml:space="preserve"> </w:t>
-      </w:r>
-      <w:r>
-        <w:t xml:space="preserve">required battery capacity in climates with</w:t>
-      </w:r>
-      <w:r>
-        <w:t xml:space="preserve"> </w:t>
-      </w:r>
-      <w:r>
-        <w:t xml:space="preserve">temperature extremes, since the mechanistic reference itself never derates</w:t>
-      </w:r>
-      <w:r>
-        <w:t xml:space="preserve"> </w:t>
-      </w:r>
-      <w:r>
-        <w:t xml:space="preserve">capacity for temperature.</w:t>
-      </w:r>
-    </w:p>
-    <w:p>
-      <w:pPr>
-        <w:numPr>
-          <w:ilvl w:val="0"/>
-          <w:numId w:val="1002"/>
-        </w:numPr>
-        <w:pStyle w:val="Compact"/>
-      </w:pPr>
-      <w:r>
-        <w:t xml:space="preserve">PV and wind capacity are scenario inputs, not jointly optimized decision</w:t>
-      </w:r>
-      <w:r>
-        <w:t xml:space="preserve"> </w:t>
-      </w:r>
-      <w:r>
-        <w:t xml:space="preserve">variables. OptiCE (§2) optimizes PV tilt/azimuth/capacity, wind tower</w:t>
-      </w:r>
-      <w:r>
-        <w:t xml:space="preserve"> </w:t>
-      </w:r>
-      <w:r>
-        <w:t xml:space="preserve">height/capacity, and battery capacity jointly via a multi-objective genetic</w:t>
-      </w:r>
-      <w:r>
-        <w:t xml:space="preserve"> </w:t>
-      </w:r>
-      <w:r>
-        <w:t xml:space="preserve">algorithm to find a single best design. This project instead samples PV and</w:t>
-      </w:r>
-      <w:r>
-        <w:t xml:space="preserve"> </w:t>
-      </w:r>
-      <w:r>
-        <w:t xml:space="preserve">wind capacity across a range (§9) and only exhaustively searches battery</w:t>
-      </w:r>
-      <w:r>
-        <w:t xml:space="preserve"> </w:t>
-      </w:r>
-      <w:r>
-        <w:t xml:space="preserve">capacity for each sampled combination – a deliberate choice, since the</w:t>
-      </w:r>
-      <w:r>
-        <w:t xml:space="preserve"> </w:t>
-      </w:r>
-      <w:r>
-        <w:t xml:space="preserve">research question here is about predicting the</w:t>
-      </w:r>
-      <w:r>
-        <w:t xml:space="preserve"> </w:t>
-      </w:r>
-      <w:r>
-        <w:rPr>
-          <w:iCs/>
-          <w:i/>
-        </w:rPr>
-        <w:t xml:space="preserve">battery-sizing outcome</w:t>
-      </w:r>
-      <w:r>
-        <w:t xml:space="preserve"> </w:t>
-      </w:r>
-      <w:r>
-        <w:t xml:space="preserve">across many different fixed systems, not about finding the single</w:t>
-      </w:r>
-      <w:r>
-        <w:t xml:space="preserve"> </w:t>
-      </w:r>
-      <w:r>
-        <w:t xml:space="preserve">cost-optimal system. A consequence is that this project makes no claim</w:t>
-      </w:r>
-      <w:r>
-        <w:t xml:space="preserve"> </w:t>
-      </w:r>
-      <w:r>
-        <w:t xml:space="preserve">about whether any of its sampled PV/wind combinations are themselves</w:t>
-      </w:r>
-      <w:r>
-        <w:t xml:space="preserve"> </w:t>
-      </w:r>
-      <w:r>
-        <w:t xml:space="preserve">economically optimal.</w:t>
-      </w:r>
-    </w:p>
-    <w:p>
-      <w:pPr>
-        <w:numPr>
-          <w:ilvl w:val="0"/>
-          <w:numId w:val="1002"/>
-        </w:numPr>
-        <w:pStyle w:val="Compact"/>
-      </w:pPr>
-      <w:r>
-        <w:t xml:space="preserve">One training run per model, at both scales. No repeated-seed variance</w:t>
-      </w:r>
-      <w:r>
-        <w:t xml:space="preserve"> </w:t>
-      </w:r>
-      <w:r>
-        <w:t xml:space="preserve">analysis; the reported neural-network results are from single training runs,</w:t>
-      </w:r>
-      <w:r>
-        <w:t xml:space="preserve"> </w:t>
-      </w:r>
-      <w:r>
-        <w:t xml:space="preserve">not averages over multiple seeds. This is a distinct source of uncertainty</w:t>
-      </w:r>
-      <w:r>
-        <w:t xml:space="preserve"> </w:t>
-      </w:r>
-      <w:r>
-        <w:t xml:space="preserve">from the sample-size effect discussed above – even the full-scale ranking</w:t>
-      </w:r>
-      <w:r>
-        <w:t xml:space="preserve"> </w:t>
-      </w:r>
-      <w:r>
-        <w:t xml:space="preserve">could in principle shift under a different training seed, though the much</w:t>
-      </w:r>
-      <w:r>
-        <w:t xml:space="preserve"> </w:t>
-      </w:r>
-      <w:r>
-        <w:t xml:space="preserve">larger test set makes this less likely to matter than it would at pilot</w:t>
-      </w:r>
-      <w:r>
-        <w:t xml:space="preserve"> </w:t>
-      </w:r>
-      <w:r>
-        <w:t xml:space="preserve">scale.</w:t>
-      </w:r>
-    </w:p>
-    <w:p>
-      <w:pPr>
-        <w:numPr>
-          <w:ilvl w:val="0"/>
-          <w:numId w:val="1002"/>
-        </w:numPr>
-        <w:pStyle w:val="Compact"/>
-      </w:pPr>
-      <w:r>
-        <w:t xml:space="preserve">The industrial load-profile shape is a documented modelling assumption,</w:t>
-      </w:r>
-      <w:r>
-        <w:t xml:space="preserve"> </w:t>
-      </w:r>
-      <w:r>
-        <w:t xml:space="preserve">not derived from a real facility’s metered data (</w:t>
-      </w:r>
-      <w:r>
-        <w:rPr>
-          <w:rStyle w:val="VerbatimChar"/>
-        </w:rPr>
-        <w:t xml:space="preserve">src/physics/   load_profile.py</w:t>
-      </w:r>
-      <w:r>
-        <w:t xml:space="preserve">’s</w:t>
-      </w:r>
-      <w:r>
-        <w:t xml:space="preserve"> </w:t>
-      </w:r>
-      <w:r>
-        <w:rPr>
-          <w:rStyle w:val="VerbatimChar"/>
-        </w:rPr>
-        <w:t xml:space="preserve">industrial_baseline</w:t>
-      </w:r>
-      <w:r>
-        <w:t xml:space="preserve"> </w:t>
-      </w:r>
-      <w:r>
-        <w:t xml:space="preserve">family, PROJECT_BRIEF.md Addendum</w:t>
-      </w:r>
-      <w:r>
-        <w:t xml:space="preserve"> </w:t>
-      </w:r>
-      <w:r>
-        <w:t xml:space="preserve">2): two-shift operation, a 45% weekend reduction, and a weak seasonal</w:t>
-      </w:r>
-      <w:r>
-        <w:t xml:space="preserve"> </w:t>
-      </w:r>
-      <w:r>
-        <w:t xml:space="preserve">swing. A continuous-process facility (steel, chemicals) or a strictly</w:t>
-      </w:r>
-      <w:r>
-        <w:t xml:space="preserve"> </w:t>
-      </w:r>
-      <w:r>
-        <w:t xml:space="preserve">weekdays-only operation would have a materially different shape, and</w:t>
-      </w:r>
-      <w:r>
-        <w:t xml:space="preserve"> </w:t>
-      </w:r>
-      <w:r>
-        <w:t xml:space="preserve">every number in this report that traces back to Stage 3’s fixed baseline</w:t>
-      </w:r>
-      <w:r>
-        <w:t xml:space="preserve"> </w:t>
-      </w:r>
-      <w:r>
-        <w:t xml:space="preserve">scenario (§14, Figures 27-28) is conditional on this specific shape</w:t>
-      </w:r>
-      <w:r>
-        <w:t xml:space="preserve"> </w:t>
-      </w:r>
-      <w:r>
-        <w:t xml:space="preserve">choice.</w:t>
-      </w:r>
-    </w:p>
-    <w:p>
-      <w:pPr>
-        <w:numPr>
-          <w:ilvl w:val="0"/>
-          <w:numId w:val="1002"/>
-        </w:numPr>
-        <w:pStyle w:val="Compact"/>
-      </w:pPr>
-      <w:r>
-        <w:t xml:space="preserve">The</w:t>
-      </w:r>
-      <w:r>
-        <w:t xml:space="preserve"> </w:t>
-      </w:r>
-      <w:r>
-        <w:rPr>
-          <w:rStyle w:val="VerbatimChar"/>
-        </w:rPr>
-        <w:t xml:space="preserve">industrial_baseline</w:t>
-      </w:r>
-      <w:r>
-        <w:t xml:space="preserve"> </w:t>
-      </w:r>
-      <w:r>
-        <w:t xml:space="preserve">shape is used only by Stage 3’s single fixed</w:t>
-      </w:r>
-      <w:r>
-        <w:t xml:space="preserve"> </w:t>
-      </w:r>
-      <w:r>
-        <w:t xml:space="preserve">baseline scenario, not by the sampled scenario dataset. Found while</w:t>
-      </w:r>
-      <w:r>
-        <w:t xml:space="preserve"> </w:t>
-      </w:r>
-      <w:r>
-        <w:t xml:space="preserve">building Figures 32-33 (above):</w:t>
-      </w:r>
-      <w:r>
-        <w:t xml:space="preserve"> </w:t>
-      </w:r>
-      <w:r>
-        <w:rPr>
-          <w:rStyle w:val="VerbatimChar"/>
-        </w:rPr>
-        <w:t xml:space="preserve">src.scenarios.sampling</w:t>
-      </w:r>
-      <w:r>
-        <w:t xml:space="preserve">,</w:t>
-      </w:r>
-      <w:r>
-        <w:t xml:space="preserve"> </w:t>
-      </w:r>
-      <w:r>
-        <w:rPr>
-          <w:rStyle w:val="VerbatimChar"/>
-        </w:rPr>
-        <w:t xml:space="preserve">src.scenarios.scenario_runner</w:t>
-      </w:r>
-      <w:r>
-        <w:t xml:space="preserve">, and</w:t>
-      </w:r>
-      <w:r>
-        <w:t xml:space="preserve"> </w:t>
-      </w:r>
-      <w:r>
-        <w:rPr>
-          <w:rStyle w:val="VerbatimChar"/>
-        </w:rPr>
-        <w:t xml:space="preserve">src.ai.features.build_feature_matrix</w:t>
-      </w:r>
-      <w:r>
-        <w:t xml:space="preserve"> </w:t>
-      </w:r>
-      <w:r>
-        <w:t xml:space="preserve">all call</w:t>
-      </w:r>
-      <w:r>
-        <w:t xml:space="preserve"> </w:t>
-      </w:r>
-      <w:r>
-        <w:rPr>
-          <w:rStyle w:val="VerbatimChar"/>
-        </w:rPr>
-        <w:t xml:space="preserve">generate_load_profile</w:t>
-      </w:r>
-      <w:r>
-        <w:t xml:space="preserve"> </w:t>
-      </w:r>
-      <w:r>
-        <w:t xml:space="preserve">without a</w:t>
-      </w:r>
-      <w:r>
-        <w:t xml:space="preserve"> </w:t>
-      </w:r>
-      <w:r>
-        <w:rPr>
-          <w:rStyle w:val="VerbatimChar"/>
-        </w:rPr>
-        <w:t xml:space="preserve">profile_family</w:t>
-      </w:r>
-      <w:r>
-        <w:t xml:space="preserve"> </w:t>
-      </w:r>
-      <w:r>
-        <w:t xml:space="preserve">argument, so</w:t>
-      </w:r>
-      <w:r>
-        <w:t xml:space="preserve"> </w:t>
-      </w:r>
-      <w:r>
-        <w:t xml:space="preserve">every one of the pilot’s 100 and the full run’s 5,000 sampled scenarios –</w:t>
-      </w:r>
-      <w:r>
-        <w:t xml:space="preserve"> </w:t>
-      </w:r>
-      <w:r>
-        <w:t xml:space="preserve">despite being drawn from</w:t>
-      </w:r>
-      <w:r>
-        <w:t xml:space="preserve"> </w:t>
-      </w:r>
-      <w:r>
-        <w:rPr>
-          <w:rStyle w:val="VerbatimChar"/>
-        </w:rPr>
-        <w:t xml:space="preserve">config/scenario_generation.yaml</w:t>
-      </w:r>
-      <w:r>
-        <w:t xml:space="preserve">’s</w:t>
-      </w:r>
-      <w:r>
-        <w:t xml:space="preserve"> </w:t>
-      </w:r>
-      <w:r>
-        <w:t xml:space="preserve">industrial-scale capacity/load</w:t>
-      </w:r>
-      <w:r>
-        <w:t xml:space="preserve"> </w:t>
-      </w:r>
-      <w:r>
-        <w:rPr>
-          <w:iCs/>
-          <w:i/>
-        </w:rPr>
-        <w:t xml:space="preserve">ranges</w:t>
-      </w:r>
-      <w:r>
-        <w:t xml:space="preserve"> </w:t>
-      </w:r>
-      <w:r>
-        <w:t xml:space="preserve">– actually used</w:t>
-      </w:r>
-      <w:r>
-        <w:t xml:space="preserve"> </w:t>
-      </w:r>
-      <w:r>
-        <w:rPr>
-          <w:rStyle w:val="VerbatimChar"/>
-        </w:rPr>
-        <w:t xml:space="preserve">generate_load_profile</w:t>
-      </w:r>
-      <w:r>
-        <w:t xml:space="preserve">’s default</w:t>
-      </w:r>
-      <w:r>
-        <w:t xml:space="preserve"> </w:t>
-      </w:r>
-      <w:r>
-        <w:rPr>
-          <w:rStyle w:val="VerbatimChar"/>
-        </w:rPr>
-        <w:t xml:space="preserve">residential_baseline</w:t>
-      </w:r>
-      <w:r>
-        <w:t xml:space="preserve"> </w:t>
-      </w:r>
-      <w:r>
-        <w:rPr>
-          <w:iCs/>
-          <w:i/>
-        </w:rPr>
-        <w:t xml:space="preserve">shape</w:t>
-      </w:r>
-      <w:r>
-        <w:t xml:space="preserve">, not the</w:t>
-      </w:r>
-      <w:r>
-        <w:t xml:space="preserve"> </w:t>
-      </w:r>
-      <w:r>
-        <w:rPr>
-          <w:rStyle w:val="VerbatimChar"/>
-        </w:rPr>
-        <w:t xml:space="preserve">industrial_baseline</w:t>
-      </w:r>
-      <w:r>
-        <w:t xml:space="preserve"> </w:t>
-      </w:r>
-      <w:r>
-        <w:t xml:space="preserve">shape used for Figure 27/28’s own curve. The two are</w:t>
-      </w:r>
-      <w:r>
-        <w:t xml:space="preserve"> </w:t>
-      </w:r>
-      <w:r>
-        <w:t xml:space="preserve">not close substitutes: Stage 3’s exact baseline annual-load/peak-load</w:t>
-      </w:r>
-      <w:r>
-        <w:t xml:space="preserve"> </w:t>
-      </w:r>
-      <w:r>
-        <w:t xml:space="preserve">combination (load factor 0.542) is not even achievable under the</w:t>
-      </w:r>
-      <w:r>
-        <w:t xml:space="preserve"> </w:t>
-      </w:r>
-      <w:r>
-        <w:t xml:space="preserve">residential shape’s peak-to-average constraints (</w:t>
-      </w:r>
-      <w:r>
-        <w:rPr>
-          <w:rStyle w:val="VerbatimChar"/>
-        </w:rPr>
-        <w:t xml:space="preserve">generate_load_profile</w:t>
-      </w:r>
-      <w:r>
-        <w:t xml:space="preserve"> </w:t>
-      </w:r>
-      <w:r>
-        <w:t xml:space="preserve">raises its own achievability</w:t>
-      </w:r>
-      <w:r>
-        <w:t xml:space="preserve"> </w:t>
-      </w:r>
-      <w:r>
-        <w:rPr>
-          <w:rStyle w:val="VerbatimChar"/>
-        </w:rPr>
-        <w:t xml:space="preserve">ValueError</w:t>
-      </w:r>
-      <w:r>
-        <w:t xml:space="preserve"> </w:t>
-      </w:r>
-      <w:r>
-        <w:t xml:space="preserve">if asked). This means the ML</w:t>
-      </w:r>
-      <w:r>
-        <w:t xml:space="preserve"> </w:t>
-      </w:r>
-      <w:r>
-        <w:t xml:space="preserve">pipeline’s</w:t>
-      </w:r>
-      <w:r>
-        <w:t xml:space="preserve"> </w:t>
-      </w:r>
-      <w:r>
-        <w:t xml:space="preserve">“</w:t>
-      </w:r>
-      <w:r>
-        <w:t xml:space="preserve">industrial pivot</w:t>
-      </w:r>
-      <w:r>
-        <w:t xml:space="preserve">”</w:t>
-      </w:r>
-      <w:r>
-        <w:t xml:space="preserve"> </w:t>
-      </w:r>
-      <w:r>
-        <w:t xml:space="preserve">(Addendum 2) only ever changed the sampled</w:t>
-      </w:r>
-      <w:r>
-        <w:t xml:space="preserve"> </w:t>
-      </w:r>
-      <w:r>
-        <w:rPr>
-          <w:iCs/>
-          <w:i/>
-        </w:rPr>
-        <w:t xml:space="preserve">capacity and load ranges</w:t>
-      </w:r>
-      <w:r>
-        <w:t xml:space="preserve">, not the load</w:t>
-      </w:r>
-      <w:r>
-        <w:t xml:space="preserve"> </w:t>
-      </w:r>
-      <w:r>
-        <w:rPr>
-          <w:iCs/>
-          <w:i/>
-        </w:rPr>
-        <w:t xml:space="preserve">curve shape</w:t>
-      </w:r>
-      <w:r>
-        <w:t xml:space="preserve"> </w:t>
-      </w:r>
-      <w:r>
-        <w:t xml:space="preserve">feeding model</w:t>
-      </w:r>
-      <w:r>
-        <w:t xml:space="preserve"> </w:t>
-      </w:r>
-      <w:r>
-        <w:t xml:space="preserve">training – a real, previously undocumented gap between the intended and</w:t>
-      </w:r>
-      <w:r>
-        <w:t xml:space="preserve"> </w:t>
-      </w:r>
-      <w:r>
-        <w:t xml:space="preserve">implemented scope of that pivot. It does not invalidate this report’s</w:t>
-      </w:r>
-      <w:r>
-        <w:t xml:space="preserve"> </w:t>
-      </w:r>
-      <w:r>
-        <w:t xml:space="preserve">ML-accuracy or physical-verification findings (Figures 17-31 are all</w:t>
-      </w:r>
-      <w:r>
-        <w:t xml:space="preserve"> </w:t>
-      </w:r>
-      <w:r>
-        <w:t xml:space="preserve">internally consistent, since training and test scenarios share the same</w:t>
-      </w:r>
-      <w:r>
-        <w:t xml:space="preserve"> </w:t>
-      </w:r>
-      <w:r>
-        <w:t xml:space="preserve">residential-shaped generation pipeline throughout), but it does mean</w:t>
-      </w:r>
-      <w:r>
-        <w:t xml:space="preserve"> </w:t>
-      </w:r>
-      <w:r>
-        <w:t xml:space="preserve">Stage 3’s single baseline scenario (§14) is not actually representative of</w:t>
-      </w:r>
-      <w:r>
-        <w:t xml:space="preserve"> </w:t>
-      </w:r>
-      <w:r>
-        <w:t xml:space="preserve">what the neural network was trained on, which is why Figures 32-33 use a</w:t>
-      </w:r>
-      <w:r>
-        <w:t xml:space="preserve"> </w:t>
-      </w:r>
-      <w:r>
-        <w:t xml:space="preserve">test-split scenario instead of Figure 27/28’s own baseline case. Fixing this</w:t>
-      </w:r>
-      <w:r>
-        <w:t xml:space="preserve"> </w:t>
-      </w:r>
-      <w:r>
-        <w:t xml:space="preserve">(threading</w:t>
-      </w:r>
-      <w:r>
-        <w:t xml:space="preserve"> </w:t>
-      </w:r>
-      <w:r>
-        <w:rPr>
-          <w:rStyle w:val="VerbatimChar"/>
-        </w:rPr>
-        <w:t xml:space="preserve">industrial_baseline</w:t>
-      </w:r>
-      <w:r>
-        <w:t xml:space="preserve"> </w:t>
-      </w:r>
-      <w:r>
-        <w:t xml:space="preserve">through scenario sampling and</w:t>
-      </w:r>
-      <w:r>
-        <w:t xml:space="preserve"> </w:t>
-      </w:r>
-      <w:r>
-        <w:t xml:space="preserve">regenerating the full 5,000-scenario dataset and every downstream model)</w:t>
-      </w:r>
-      <w:r>
-        <w:t xml:space="preserve"> </w:t>
-      </w:r>
-      <w:r>
-        <w:t xml:space="preserve">was out of scope for this finding’s discovery and has not been done.</w:t>
-      </w:r>
-    </w:p>
-    <w:p>
-      <w:pPr>
-        <w:numPr>
-          <w:ilvl w:val="0"/>
-          <w:numId w:val="1002"/>
-        </w:numPr>
-        <w:pStyle w:val="Compact"/>
-      </w:pPr>
-      <w:r>
-        <w:t xml:space="preserve">No cost-sensitivity analysis across battery, diesel, PV, or wind</w:t>
-      </w:r>
-      <w:r>
-        <w:t xml:space="preserve"> </w:t>
-      </w:r>
-      <w:r>
-        <w:t xml:space="preserve">price assumptions. The full sensitivity sweep across cost assumptions</w:t>
-      </w:r>
-      <w:r>
-        <w:t xml:space="preserve"> </w:t>
-      </w:r>
-      <w:r>
-        <w:t xml:space="preserve">(PROJECT_BRIEF.md stretch goal) was not attempted for any of the four</w:t>
-      </w:r>
-      <w:r>
-        <w:t xml:space="preserve"> </w:t>
-      </w:r>
-      <w:r>
-        <w:t xml:space="preserve">now-costed technologies (§8); all costs use the single fixed values in</w:t>
-      </w:r>
-      <w:r>
-        <w:t xml:space="preserve"> </w:t>
-      </w:r>
-      <w:r>
-        <w:rPr>
-          <w:rStyle w:val="VerbatimChar"/>
-        </w:rPr>
-        <w:t xml:space="preserve">config/jinan.yaml</w:t>
-      </w:r>
-      <w:r>
-        <w:t xml:space="preserve">, and every system-LCOE number in this report is</w:t>
-      </w:r>
-      <w:r>
-        <w:t xml:space="preserve"> </w:t>
-      </w:r>
-      <w:r>
-        <w:t xml:space="preserve">conditional on those specific figures.</w:t>
-      </w:r>
-    </w:p>
-    <w:bookmarkEnd w:id="149"/>
-    <w:bookmarkStart w:id="150" w:name="conclusions"/>
-    <w:p>
-      <w:pPr>
-        <w:pStyle w:val="Heading2"/>
-      </w:pPr>
-      <w:r>
-        <w:t xml:space="preserve">20. Conclusions</w:t>
-      </w:r>
-    </w:p>
-    <w:p>
-      <w:pPr>
-        <w:pStyle w:val="FirstParagraph"/>
-      </w:pPr>
-      <w:r>
-        <w:t xml:space="preserve">This report covers the diesel-backed, system-LCOE-optimized deployment</w:t>
-      </w:r>
-      <w:r>
-        <w:t xml:space="preserve"> </w:t>
-      </w:r>
-      <w:r>
-        <w:t xml:space="preserve">context (PROJECT_BRIEF.md Addendum 3), adopted after the industrial-scale,</w:t>
-      </w:r>
-      <w:r>
-        <w:t xml:space="preserve"> </w:t>
-      </w:r>
-      <w:r>
-        <w:t xml:space="preserve">hard-reliability-constrained build (Addendum 2) was already complete, tested,</w:t>
-      </w:r>
-      <w:r>
-        <w:t xml:space="preserve"> </w:t>
-      </w:r>
-      <w:r>
-        <w:t xml:space="preserve">and reported – itself adopted in place of the originally residential-scale</w:t>
-      </w:r>
-      <w:r>
-        <w:t xml:space="preserve"> </w:t>
-      </w:r>
-      <w:r>
-        <w:t xml:space="preserve">build. The pivot’s reasoning: the original off-grid design treated</w:t>
-      </w:r>
-      <w:r>
-        <w:t xml:space="preserve"> </w:t>
-      </w:r>
-      <w:r>
-        <w:t xml:space="preserve">reliability as a hard constraint, excluding 58-61% of sampled scenarios from</w:t>
-      </w:r>
-      <w:r>
-        <w:t xml:space="preserve"> </w:t>
-      </w:r>
-      <w:r>
-        <w:t xml:space="preserve">the ML training population entirely; adding a diesel generator sized on</w:t>
-      </w:r>
-      <w:r>
-        <w:t xml:space="preserve"> </w:t>
-      </w:r>
-      <w:r>
-        <w:t xml:space="preserve">power (not energy) removes that constraint by mathematical construction and</w:t>
-      </w:r>
-      <w:r>
-        <w:t xml:space="preserve"> </w:t>
-      </w:r>
-      <w:r>
-        <w:t xml:space="preserve">reframes the question as the project’s own stated goal –</w:t>
-      </w:r>
-      <w:r>
-        <w:t xml:space="preserve"> </w:t>
-      </w:r>
-      <w:r>
-        <w:t xml:space="preserve">“</w:t>
-      </w:r>
-      <w:r>
-        <w:t xml:space="preserve">optimize the</w:t>
-      </w:r>
-      <w:r>
-        <w:t xml:space="preserve"> </w:t>
-      </w:r>
-      <w:r>
-        <w:t xml:space="preserve">battery capacity suitable for the system design, economically feasible</w:t>
-      </w:r>
-      <w:r>
-        <w:t xml:space="preserve">”</w:t>
-      </w:r>
-      <w:r>
-        <w:t xml:space="preserve"> </w:t>
-      </w:r>
-      <w:r>
-        <w:t xml:space="preserve">–</w:t>
-      </w:r>
-      <w:r>
-        <w:t xml:space="preserve"> </w:t>
-      </w:r>
-      <w:r>
-        <w:t xml:space="preserve">matching the course lecture’s OptiCE dual-objective framing (§2, §8).</w:t>
-      </w:r>
-      <w:r>
-        <w:t xml:space="preserve"> </w:t>
-      </w:r>
-      <w:r>
-        <w:t xml:space="preserve">Answering the five research questions (§1) directly, weighting the full-scale</w:t>
-      </w:r>
-      <w:r>
-        <w:t xml:space="preserve"> </w:t>
-      </w:r>
-      <w:r>
-        <w:t xml:space="preserve">(Stage 8/9) result more heavily than the pilot’s per §18, while keeping both:</w:t>
       </w:r>
     </w:p>
     <w:p>
@@ -12642,50 +13102,25 @@
         <w:pStyle w:val="Compact"/>
       </w:pPr>
       <w:r>
-        <w:t xml:space="preserve">Accuracy: Yes, and dramatically more confidently than the pilot alone</w:t>
-      </w:r>
-      <w:r>
-        <w:t xml:space="preserve"> </w:t>
-      </w:r>
-      <w:r>
-        <w:t xml:space="preserve">suggested – in fact the pilot alone suggested the opposite. At full</w:t>
-      </w:r>
-      <w:r>
-        <w:t xml:space="preserve"> </w:t>
-      </w:r>
-      <w:r>
-        <w:t xml:space="preserve">scale, the neural network most accurately reproduced mechanistic</w:t>
-      </w:r>
-      <w:r>
-        <w:t xml:space="preserve"> </w:t>
-      </w:r>
-      <w:r>
-        <w:t xml:space="preserve">system-LCOE-optimal battery capacities (MAE 98.6 kWh, R² 0.993 vs. Random</w:t>
-      </w:r>
-      <w:r>
-        <w:t xml:space="preserve"> </w:t>
-      </w:r>
-      <w:r>
-        <w:t xml:space="preserve">Forest’s 118.7 kWh / 0.987), a result now backed by a 751-scenario test</w:t>
-      </w:r>
-      <w:r>
-        <w:t xml:space="preserve"> </w:t>
-      </w:r>
-      <w:r>
-        <w:t xml:space="preserve">set rather than 16, where the same architecture had been the</w:t>
-      </w:r>
-      <w:r>
-        <w:t xml:space="preserve"> </w:t>
-      </w:r>
-      <w:r>
-        <w:rPr>
-          <w:iCs/>
-          <w:i/>
-        </w:rPr>
-        <w:t xml:space="preserve">worst</w:t>
-      </w:r>
-      <w:r>
-        <w:t xml:space="preserve">-performing model (R² -2.22).</w:t>
+        <w:t xml:space="preserve">Single location, single weather year. Jinan 2023 only, at both pilot and</w:t>
+      </w:r>
+      <w:r>
+        <w:t xml:space="preserve"> </w:t>
+      </w:r>
+      <w:r>
+        <w:t xml:space="preserve">full scale — Experiment B (unseen weather year) and Experiment C (Västerås</w:t>
+      </w:r>
+      <w:r>
+        <w:t xml:space="preserve"> </w:t>
+      </w:r>
+      <w:r>
+        <w:t xml:space="preserve">geographic transfer) are stretch goals not attempted (refinement addendum</w:t>
+      </w:r>
+      <w:r>
+        <w:t xml:space="preserve"> </w:t>
+      </w:r>
+      <w:r>
+        <w:t xml:space="preserve">§1.1). No claim here generalizes to other climates or years.</w:t>
       </w:r>
     </w:p>
     <w:p>
@@ -12697,55 +13132,55 @@
         <w:pStyle w:val="Compact"/>
       </w:pPr>
       <w:r>
-        <w:t xml:space="preserve">Speed: AI inference is several orders of magnitude faster per scenario</w:t>
-      </w:r>
-      <w:r>
-        <w:t xml:space="preserve"> </w:t>
-      </w:r>
-      <w:r>
-        <w:t xml:space="preserve">than the mechanistic search at both scales tested, though the numba</w:t>
-      </w:r>
-      <w:r>
-        <w:t xml:space="preserve"> </w:t>
-      </w:r>
-      <w:r>
-        <w:t xml:space="preserve">dispatch speedup (§9) makes mechanistic search itself already fast</w:t>
-      </w:r>
-      <w:r>
-        <w:t xml:space="preserve"> </w:t>
-      </w:r>
-      <w:r>
-        <w:t xml:space="preserve">(~0.09-0.29 s/scenario) without changing where the break-even point falls</w:t>
-      </w:r>
-      <w:r>
-        <w:t xml:space="preserve"> </w:t>
-      </w:r>
-      <w:r>
-        <w:t xml:space="preserve">in relative terms. Break-even analysis (§17) shows this pays off in</w:t>
-      </w:r>
-      <w:r>
-        <w:t xml:space="preserve"> </w:t>
-      </w:r>
-      <w:r>
-        <w:t xml:space="preserve">aggregate once a model is reused for meaningfully more evaluations than</w:t>
-      </w:r>
-      <w:r>
-        <w:t xml:space="preserve"> </w:t>
-      </w:r>
-      <w:r>
-        <w:t xml:space="preserve">the size of the dataset it was trained on (~100-128 for the pilot-trained</w:t>
-      </w:r>
-      <w:r>
-        <w:t xml:space="preserve"> </w:t>
-      </w:r>
-      <w:r>
-        <w:t xml:space="preserve">models, ~5,000-5,203 for the full-dataset-trained models) – it is not a</w:t>
-      </w:r>
-      <w:r>
-        <w:t xml:space="preserve"> </w:t>
-      </w:r>
-      <w:r>
-        <w:t xml:space="preserve">blanket efficiency win for one-off evaluations at either scale.</w:t>
+        <w:t xml:space="preserve">Sample-size sensitivity is now a demonstrated finding, not just a</w:t>
+      </w:r>
+      <w:r>
+        <w:t xml:space="preserve"> </w:t>
+      </w:r>
+      <w:r>
+        <w:t xml:space="preserve">caveat. The extra-system-LCOE ranking reported in §16.1 (n=16) and §16.2</w:t>
+      </w:r>
+      <w:r>
+        <w:t xml:space="preserve"> </w:t>
+      </w:r>
+      <w:r>
+        <w:t xml:space="preserve">(n=751) reversed completely between pilot and full scale (§18): the neural</w:t>
+      </w:r>
+      <w:r>
+        <w:t xml:space="preserve"> </w:t>
+      </w:r>
+      <w:r>
+        <w:t xml:space="preserve">network went from worst (0.0361 EUR/kWh extra, worse than naive) to</w:t>
+      </w:r>
+      <w:r>
+        <w:t xml:space="preserve"> </w:t>
+      </w:r>
+      <w:r>
+        <w:t xml:space="preserve">statistically tied for best (0.0003 EUR/kWh, tied with Random Forest). The</w:t>
+      </w:r>
+      <w:r>
+        <w:t xml:space="preserve"> </w:t>
+      </w:r>
+      <w:r>
+        <w:t xml:space="preserve">full 5,000-scenario dataset (100% feasible, 751-scenario test split)</w:t>
+      </w:r>
+      <w:r>
+        <w:t xml:space="preserve"> </w:t>
+      </w:r>
+      <w:r>
+        <w:t xml:space="preserve">substantially reduces sampling uncertainty relative to the pilot, but every</w:t>
+      </w:r>
+      <w:r>
+        <w:t xml:space="preserve"> </w:t>
+      </w:r>
+      <w:r>
+        <w:t xml:space="preserve">number in this report is still a point estimate from one split of one</w:t>
+      </w:r>
+      <w:r>
+        <w:t xml:space="preserve"> </w:t>
+      </w:r>
+      <w:r>
+        <w:t xml:space="preserve">dataset, not a guarantee against further movement at even larger scale.</w:t>
       </w:r>
     </w:p>
     <w:p>
@@ -12757,139 +13192,77 @@
         <w:pStyle w:val="Compact"/>
       </w:pPr>
       <w:r>
-        <w:t xml:space="preserve">Reliability, and the economic cost of trusting the AI when verified:</w:t>
-      </w:r>
-      <w:r>
-        <w:t xml:space="preserve"> </w:t>
-      </w:r>
-      <w:r>
-        <w:t xml:space="preserve">Reliability itself is 100% for every model at both scales, by diesel’s</w:t>
-      </w:r>
-      <w:r>
-        <w:t xml:space="preserve"> </w:t>
-      </w:r>
-      <w:r>
-        <w:t xml:space="preserve">construction (§8) – it is no longer the question that discriminates</w:t>
-      </w:r>
-      <w:r>
-        <w:t xml:space="preserve"> </w:t>
-      </w:r>
-      <w:r>
-        <w:t xml:space="preserve">between models the way it did under the pre-diesel design. The question</w:t>
-      </w:r>
-      <w:r>
-        <w:t xml:space="preserve"> </w:t>
-      </w:r>
-      <w:r>
-        <w:t xml:space="preserve">this project’s own goal actually asks – how much extra it costs to trust</w:t>
-      </w:r>
-      <w:r>
-        <w:t xml:space="preserve"> </w:t>
-      </w:r>
-      <w:r>
-        <w:t xml:space="preserve">a given model’s prediction – is decisively no (too expensive) at pilot</w:t>
-      </w:r>
-      <w:r>
-        <w:t xml:space="preserve"> </w:t>
-      </w:r>
-      <w:r>
-        <w:t xml:space="preserve">scale and decisively yes (statistically free) at full scale, and the gap</w:t>
-      </w:r>
-      <w:r>
-        <w:t xml:space="preserve"> </w:t>
-      </w:r>
-      <w:r>
-        <w:t xml:space="preserve">between the two is the project’s clearest finding at this deployment</w:t>
-      </w:r>
-      <w:r>
-        <w:t xml:space="preserve"> </w:t>
-      </w:r>
-      <w:r>
-        <w:t xml:space="preserve">scale. The pilot’s neural network failed both the accuracy test and the</w:t>
-      </w:r>
-      <w:r>
-        <w:t xml:space="preserve"> </w:t>
-      </w:r>
-      <w:r>
-        <w:t xml:space="preserve">mandatory physical-verification check (0.0361 EUR/kWh extra system LCOE,</w:t>
-      </w:r>
-      <w:r>
-        <w:t xml:space="preserve"> </w:t>
-      </w:r>
-      <w:r>
-        <w:t xml:space="preserve">worse than even the naive baseline’s 0.0217); at full scale, extra system</w:t>
-      </w:r>
-      <w:r>
-        <w:t xml:space="preserve"> </w:t>
-      </w:r>
-      <w:r>
-        <w:t xml:space="preserve">LCOE tracked accuracy exactly (naive 0.0145 &gt; Ridge 0.0008 &gt; Random Forest</w:t>
-      </w:r>
-      <w:r>
-        <w:t xml:space="preserve"> </w:t>
-      </w:r>
-      <w:r>
-        <w:t xml:space="preserve">≈ neural network ≈ 0.0003 EUR/kWh). A small, honestly-reported</w:t>
-      </w:r>
-      <w:r>
-        <w:t xml:space="preserve"> </w:t>
-      </w:r>
-      <w:r>
-        <w:t xml:space="preserve">negative result was directly retested at 47x the sample size, resolved in</w:t>
-      </w:r>
-      <w:r>
-        <w:t xml:space="preserve"> </w:t>
-      </w:r>
-      <w:r>
-        <w:t xml:space="preserve">the opposite direction, and the mandatory physical-verification step (§16)</w:t>
-      </w:r>
-      <w:r>
-        <w:t xml:space="preserve"> </w:t>
-      </w:r>
-      <w:r>
-        <w:t xml:space="preserve">confirmed the full-scale result on a fresh mechanistic-plus-diesel re-run</w:t>
-      </w:r>
-      <w:r>
-        <w:t xml:space="preserve"> </w:t>
-      </w:r>
-      <w:r>
-        <w:t xml:space="preserve">rather than on stored summary statistics. Even at full scale, the best</w:t>
-      </w:r>
-      <w:r>
-        <w:t xml:space="preserve"> </w:t>
-      </w:r>
-      <w:r>
-        <w:t xml:space="preserve">models’ predictions are not perfect (3.3-5.3% still undersize the</w:t>
-      </w:r>
-      <w:r>
-        <w:t xml:space="preserve"> </w:t>
-      </w:r>
-      <w:r>
-        <w:t xml:space="preserve">battery) –</w:t>
-      </w:r>
-      <w:r>
-        <w:t xml:space="preserve"> </w:t>
-      </w:r>
-      <w:r>
-        <w:t xml:space="preserve">“</w:t>
-      </w:r>
-      <w:r>
-        <w:t xml:space="preserve">cheap to trust</w:t>
-      </w:r>
-      <w:r>
-        <w:t xml:space="preserve">”</w:t>
-      </w:r>
-      <w:r>
-        <w:t xml:space="preserve"> </w:t>
-      </w:r>
-      <w:r>
-        <w:t xml:space="preserve">is a large improvement over the pilot, not a</w:t>
-      </w:r>
-      <w:r>
-        <w:t xml:space="preserve"> </w:t>
-      </w:r>
-      <w:r>
-        <w:t xml:space="preserve">claim that every prediction is exactly correct.</w:t>
+        <w:t xml:space="preserve">The mechanistic model is the reference, not physical ground truth</w:t>
+      </w:r>
+      <w:r>
+        <w:t xml:space="preserve"> </w:t>
+      </w:r>
+      <w:r>
+        <w:t xml:space="preserve">(PROJECT_BRIEF.md §1). Reliability and system LCOE throughout this report</w:t>
+      </w:r>
+      <w:r>
+        <w:t xml:space="preserve"> </w:t>
+      </w:r>
+      <w:r>
+        <w:t xml:space="preserve">mean agreement with the mechanistic dispatch simulation plus diesel model</w:t>
+      </w:r>
+      <w:r>
+        <w:t xml:space="preserve"> </w:t>
+      </w:r>
+      <w:r>
+        <w:t xml:space="preserve">(§8) under their own modelling assumptions (generic turbine curve,</w:t>
+      </w:r>
+      <w:r>
+        <w:t xml:space="preserve"> </w:t>
+      </w:r>
+      <w:r>
+        <w:t xml:space="preserve">NOCT-based PV temperature model, reanalysis-derived weather, HOMER’s</w:t>
+      </w:r>
+      <w:r>
+        <w:t xml:space="preserve"> </w:t>
+      </w:r>
+      <w:r>
+        <w:t xml:space="preserve">standard linear diesel fuel curve) — not validation against a real</w:t>
+      </w:r>
+      <w:r>
+        <w:t xml:space="preserve"> </w:t>
+      </w:r>
+      <w:r>
+        <w:t xml:space="preserve">operating hybrid system, since no measured operational data exist for this</w:t>
+      </w:r>
+      <w:r>
+        <w:t xml:space="preserve"> </w:t>
+      </w:r>
+      <w:r>
+        <w:t xml:space="preserve">project. This holds at both pilot and full scale: a larger sample makes the</w:t>
+      </w:r>
+      <w:r>
+        <w:t xml:space="preserve"> </w:t>
+      </w:r>
+      <w:r>
+        <w:t xml:space="preserve">AI-vs-mechanistic</w:t>
+      </w:r>
+      <w:r>
+        <w:t xml:space="preserve"> </w:t>
+      </w:r>
+      <w:r>
+        <w:rPr>
+          <w:iCs/>
+          <w:i/>
+        </w:rPr>
+        <w:t xml:space="preserve">agreement</w:t>
+      </w:r>
+      <w:r>
+        <w:t xml:space="preserve"> </w:t>
+      </w:r>
+      <w:r>
+        <w:t xml:space="preserve">more statistically reliable, but does not</w:t>
+      </w:r>
+      <w:r>
+        <w:t xml:space="preserve"> </w:t>
+      </w:r>
+      <w:r>
+        <w:t xml:space="preserve">change what that agreement is evidence of.</w:t>
       </w:r>
     </w:p>
     <w:p>
@@ -12901,25 +13274,79 @@
         <w:pStyle w:val="Compact"/>
       </w:pPr>
       <w:r>
-        <w:t xml:space="preserve">Generalization to unseen conditions: Not tested (single location/year</w:t>
-      </w:r>
-      <w:r>
-        <w:t xml:space="preserve"> </w:t>
-      </w:r>
-      <w:r>
-        <w:t xml:space="preserve">at both pilot and full scale; §19). This remains the most significant</w:t>
-      </w:r>
-      <w:r>
-        <w:t xml:space="preserve"> </w:t>
-      </w:r>
-      <w:r>
-        <w:t xml:space="preserve">unaddressed research question, and applies identically across every</w:t>
-      </w:r>
-      <w:r>
-        <w:t xml:space="preserve"> </w:t>
-      </w:r>
-      <w:r>
-        <w:t xml:space="preserve">deployment-context pivot this project has made.</w:t>
+        <w:t xml:space="preserve">Diesel sizing factor and fuel/cost parameters are fixed modelling</w:t>
+      </w:r>
+      <w:r>
+        <w:t xml:space="preserve"> </w:t>
+      </w:r>
+      <w:r>
+        <w:t xml:space="preserve">assumptions, not optimized or swept (PROJECT_BRIEF.md Addendum 3). The</w:t>
+      </w:r>
+      <w:r>
+        <w:t xml:space="preserve"> </w:t>
+      </w:r>
+      <w:r>
+        <w:t xml:space="preserve">diesel sizing factor (1.25x peak load, matching the OptiCE course lecture’s</w:t>
+      </w:r>
+      <w:r>
+        <w:t xml:space="preserve"> </w:t>
+      </w:r>
+      <w:r>
+        <w:t xml:space="preserve">own convention exactly, §2), fuel price (~0.90 EUR/L), and installed cost</w:t>
+      </w:r>
+      <w:r>
+        <w:t xml:space="preserve"> </w:t>
+      </w:r>
+      <w:r>
+        <w:t xml:space="preserve">(~650 EUR/kW) are held constant across every scenario and every candidate</w:t>
+      </w:r>
+      <w:r>
+        <w:t xml:space="preserve"> </w:t>
+      </w:r>
+      <w:r>
+        <w:t xml:space="preserve">in every search — none are decision variables the way battery capacity is,</w:t>
+      </w:r>
+      <w:r>
+        <w:t xml:space="preserve"> </w:t>
+      </w:r>
+      <w:r>
+        <w:t xml:space="preserve">and no sensitivity sweep across them was attempted. A lower fuel price or a</w:t>
+      </w:r>
+      <w:r>
+        <w:t xml:space="preserve"> </w:t>
+      </w:r>
+      <w:r>
+        <w:t xml:space="preserve">smaller sizing factor would shift the system-LCOE-optimal battery capacity</w:t>
+      </w:r>
+      <w:r>
+        <w:t xml:space="preserve"> </w:t>
+      </w:r>
+      <w:r>
+        <w:t xml:space="preserve">(and therefore every downstream ML target and result in this report) in</w:t>
+      </w:r>
+      <w:r>
+        <w:t xml:space="preserve"> </w:t>
+      </w:r>
+      <w:r>
+        <w:t xml:space="preserve">ways this project does not quantify. The diesel generator is also assumed</w:t>
+      </w:r>
+      <w:r>
+        <w:t xml:space="preserve"> </w:t>
+      </w:r>
+      <w:r>
+        <w:t xml:space="preserve">perfectly available (no maintenance downtime, no efficiency degradation</w:t>
+      </w:r>
+      <w:r>
+        <w:t xml:space="preserve"> </w:t>
+      </w:r>
+      <w:r>
+        <w:t xml:space="preserve">over its economic lifetime, no minimum-load or ramp-rate constraint beyond</w:t>
+      </w:r>
+      <w:r>
+        <w:t xml:space="preserve"> </w:t>
+      </w:r>
+      <w:r>
+        <w:t xml:space="preserve">its rated power cap).</w:t>
       </w:r>
     </w:p>
     <w:p>
@@ -12931,55 +13358,157 @@
         <w:pStyle w:val="Compact"/>
       </w:pPr>
       <w:r>
-        <w:t xml:space="preserve">Practical trade-offs: Mechanistic search is slow but self-verifying by</w:t>
-      </w:r>
-      <w:r>
-        <w:t xml:space="preserve"> </w:t>
-      </w:r>
-      <w:r>
-        <w:t xml:space="preserve">construction; AI is fast and, at sufficient training-set scale, accurate</w:t>
-      </w:r>
-      <w:r>
-        <w:t xml:space="preserve"> </w:t>
-      </w:r>
-      <w:r>
-        <w:t xml:space="preserve">and economically trustworthy by the mechanistic model’s own standard –</w:t>
-      </w:r>
-      <w:r>
-        <w:t xml:space="preserve"> </w:t>
-      </w:r>
-      <w:r>
-        <w:t xml:space="preserve">but only once verified against it (Stage 7/9), and only for the single</w:t>
-      </w:r>
-      <w:r>
-        <w:t xml:space="preserve"> </w:t>
-      </w:r>
-      <w:r>
-        <w:t xml:space="preserve">location/year, single load-profile shape, and single set of diesel/PV/</w:t>
-      </w:r>
-      <w:r>
-        <w:t xml:space="preserve"> </w:t>
-      </w:r>
-      <w:r>
-        <w:t xml:space="preserve">wind cost assumptions this project actually tested. Oversizing and</w:t>
-      </w:r>
-      <w:r>
-        <w:t xml:space="preserve"> </w:t>
-      </w:r>
-      <w:r>
-        <w:t xml:space="preserve">undersizing both remain non-trivial error modes for every model even at</w:t>
-      </w:r>
-      <w:r>
-        <w:t xml:space="preserve"> </w:t>
-      </w:r>
-      <w:r>
-        <w:t xml:space="preserve">full scale (§16.2, §18), but under the diesel-backed system-LCOE framing</w:t>
-      </w:r>
-      <w:r>
-        <w:t xml:space="preserve"> </w:t>
-      </w:r>
-      <w:r>
-        <w:t xml:space="preserve">the</w:t>
+        <w:t xml:space="preserve">Fixed battery search range (0-80 modules, 250 kWh each). Kept at this</w:t>
+      </w:r>
+      <w:r>
+        <w:t xml:space="preserve"> </w:t>
+      </w:r>
+      <w:r>
+        <w:t xml:space="preserve">value per the same reasoning applied throughout this project (a search</w:t>
+      </w:r>
+      <w:r>
+        <w:t xml:space="preserve"> </w:t>
+      </w:r>
+      <w:r>
+        <w:t xml:space="preserve">range is a modelling decision made once, not re-litigated per scenario); an</w:t>
+      </w:r>
+      <w:r>
+        <w:t xml:space="preserve"> </w:t>
+      </w:r>
+      <w:r>
+        <w:t xml:space="preserve">extended 0-200-module diagnostic search confirmed the baseline case’s</w:t>
+      </w:r>
+      <w:r>
+        <w:t xml:space="preserve"> </w:t>
+      </w:r>
+      <w:r>
+        <w:t xml:space="preserve">optimum sits well within this range (§14), but that check was not repeated</w:t>
+      </w:r>
+      <w:r>
+        <w:t xml:space="preserve"> </w:t>
+      </w:r>
+      <w:r>
+        <w:t xml:space="preserve">for every one of the 5,000 sampled scenarios individually.</w:t>
+      </w:r>
+    </w:p>
+    <w:p>
+      <w:pPr>
+        <w:numPr>
+          <w:ilvl w:val="0"/>
+          <w:numId w:val="1003"/>
+        </w:numPr>
+        <w:pStyle w:val="Compact"/>
+      </w:pPr>
+      <w:r>
+        <w:t xml:space="preserve">Generic component models. The wind turbine power curve and the PV</w:t>
+      </w:r>
+      <w:r>
+        <w:t xml:space="preserve"> </w:t>
+      </w:r>
+      <w:r>
+        <w:t xml:space="preserve">NOCT/temperature-coefficient assumptions are documented modelling</w:t>
+      </w:r>
+      <w:r>
+        <w:t xml:space="preserve"> </w:t>
+      </w:r>
+      <w:r>
+        <w:t xml:space="preserve">assumptions (</w:t>
+      </w:r>
+      <w:r>
+        <w:rPr>
+          <w:rStyle w:val="VerbatimChar"/>
+        </w:rPr>
+        <w:t xml:space="preserve">src/physics/wind_model.py</w:t>
+      </w:r>
+      <w:r>
+        <w:t xml:space="preserve">,</w:t>
+      </w:r>
+      <w:r>
+        <w:t xml:space="preserve"> </w:t>
+      </w:r>
+      <w:r>
+        <w:rPr>
+          <w:rStyle w:val="VerbatimChar"/>
+        </w:rPr>
+        <w:t xml:space="preserve">src/physics/pv_model.py</w:t>
+      </w:r>
+      <w:r>
+        <w:t xml:space="preserve"> </w:t>
+      </w:r>
+      <w:r>
+        <w:t xml:space="preserve">docstrings), not manufacturer-certified curves for a specific product.</w:t>
+      </w:r>
+    </w:p>
+    <w:p>
+      <w:pPr>
+        <w:numPr>
+          <w:ilvl w:val="0"/>
+          <w:numId w:val="1003"/>
+        </w:numPr>
+        <w:pStyle w:val="Compact"/>
+      </w:pPr>
+      <w:r>
+        <w:t xml:space="preserve">No wind-speed cooling term in the PV cell-temperature model, and no</w:t>
+      </w:r>
+      <w:r>
+        <w:t xml:space="preserve"> </w:t>
+      </w:r>
+      <w:r>
+        <w:t xml:space="preserve">battery thermal/temperature-dependent-capacity model. Identified by direct</w:t>
+      </w:r>
+      <w:r>
+        <w:t xml:space="preserve"> </w:t>
+      </w:r>
+      <w:r>
+        <w:t xml:space="preserve">comparison against OptiCE (§2): OptiCE’s PV temperature model includes a</w:t>
+      </w:r>
+      <w:r>
+        <w:t xml:space="preserve"> </w:t>
+      </w:r>
+      <w:r>
+        <w:t xml:space="preserve">wind-speed-dependent cooling term, and OptiCE’s battery model corrects</w:t>
+      </w:r>
+      <w:r>
+        <w:t xml:space="preserve"> </w:t>
+      </w:r>
+      <w:r>
+        <w:t xml:space="preserve">usable capacity downward for battery temperatures below 25°C via a fitted</w:t>
+      </w:r>
+      <w:r>
+        <w:t xml:space="preserve"> </w:t>
+      </w:r>
+      <w:r>
+        <w:t xml:space="preserve">quadratic factor. This project’s PV model uses a fixed-coefficient NOCT</w:t>
+      </w:r>
+      <w:r>
+        <w:t xml:space="preserve"> </w:t>
+      </w:r>
+      <w:r>
+        <w:t xml:space="preserve">temperature model without a wind term, and its battery model has no thermal</w:t>
+      </w:r>
+      <w:r>
+        <w:t xml:space="preserve"> </w:t>
+      </w:r>
+      <w:r>
+        <w:t xml:space="preserve">state at all — usable capacity is constant regardless of ambient</w:t>
+      </w:r>
+      <w:r>
+        <w:t xml:space="preserve"> </w:t>
+      </w:r>
+      <w:r>
+        <w:t xml:space="preserve">conditions. Both are standard simplifications for an LPSP-focused sizing</w:t>
+      </w:r>
+      <w:r>
+        <w:t xml:space="preserve"> </w:t>
+      </w:r>
+      <w:r>
+        <w:t xml:space="preserve">study (rather than a detailed thermal-management study) but would bias</w:t>
+      </w:r>
+      <w:r>
+        <w:t xml:space="preserve"> </w:t>
+      </w:r>
+      <w:r>
+        <w:t xml:space="preserve">results toward</w:t>
       </w:r>
       <w:r>
         <w:t xml:space="preserve"> </w:t>
@@ -12989,6 +13518,1111 @@
           <w:iCs/>
           <w:i/>
         </w:rPr>
+        <w:t xml:space="preserve">underestimating</w:t>
+      </w:r>
+      <w:r>
+        <w:t xml:space="preserve"> </w:t>
+      </w:r>
+      <w:r>
+        <w:t xml:space="preserve">required battery capacity in climates with</w:t>
+      </w:r>
+      <w:r>
+        <w:t xml:space="preserve"> </w:t>
+      </w:r>
+      <w:r>
+        <w:t xml:space="preserve">temperature extremes, since the mechanistic reference itself never derates</w:t>
+      </w:r>
+      <w:r>
+        <w:t xml:space="preserve"> </w:t>
+      </w:r>
+      <w:r>
+        <w:t xml:space="preserve">capacity for temperature.</w:t>
+      </w:r>
+    </w:p>
+    <w:p>
+      <w:pPr>
+        <w:numPr>
+          <w:ilvl w:val="0"/>
+          <w:numId w:val="1003"/>
+        </w:numPr>
+        <w:pStyle w:val="Compact"/>
+      </w:pPr>
+      <w:r>
+        <w:t xml:space="preserve">PV and wind capacity are scenario inputs, not jointly optimized decision</w:t>
+      </w:r>
+      <w:r>
+        <w:t xml:space="preserve"> </w:t>
+      </w:r>
+      <w:r>
+        <w:t xml:space="preserve">variables. OptiCE (§2) optimizes PV tilt/azimuth/capacity, wind tower</w:t>
+      </w:r>
+      <w:r>
+        <w:t xml:space="preserve"> </w:t>
+      </w:r>
+      <w:r>
+        <w:t xml:space="preserve">height/capacity, and battery capacity jointly via a multi-objective genetic</w:t>
+      </w:r>
+      <w:r>
+        <w:t xml:space="preserve"> </w:t>
+      </w:r>
+      <w:r>
+        <w:t xml:space="preserve">algorithm to find a single best design. This project instead samples PV and</w:t>
+      </w:r>
+      <w:r>
+        <w:t xml:space="preserve"> </w:t>
+      </w:r>
+      <w:r>
+        <w:t xml:space="preserve">wind capacity across a range (§9) and only exhaustively searches battery</w:t>
+      </w:r>
+      <w:r>
+        <w:t xml:space="preserve"> </w:t>
+      </w:r>
+      <w:r>
+        <w:t xml:space="preserve">capacity for each sampled combination — a deliberate choice, since the</w:t>
+      </w:r>
+      <w:r>
+        <w:t xml:space="preserve"> </w:t>
+      </w:r>
+      <w:r>
+        <w:t xml:space="preserve">research question here is about predicting the</w:t>
+      </w:r>
+      <w:r>
+        <w:t xml:space="preserve"> </w:t>
+      </w:r>
+      <w:r>
+        <w:rPr>
+          <w:iCs/>
+          <w:i/>
+        </w:rPr>
+        <w:t xml:space="preserve">battery-sizing outcome</w:t>
+      </w:r>
+      <w:r>
+        <w:t xml:space="preserve"> </w:t>
+      </w:r>
+      <w:r>
+        <w:t xml:space="preserve">across many different fixed systems, not about finding the single</w:t>
+      </w:r>
+      <w:r>
+        <w:t xml:space="preserve"> </w:t>
+      </w:r>
+      <w:r>
+        <w:t xml:space="preserve">cost-optimal system. A consequence is that this project makes no claim</w:t>
+      </w:r>
+      <w:r>
+        <w:t xml:space="preserve"> </w:t>
+      </w:r>
+      <w:r>
+        <w:t xml:space="preserve">about whether any of its sampled PV/wind combinations are themselves</w:t>
+      </w:r>
+      <w:r>
+        <w:t xml:space="preserve"> </w:t>
+      </w:r>
+      <w:r>
+        <w:t xml:space="preserve">economically optimal.</w:t>
+      </w:r>
+    </w:p>
+    <w:p>
+      <w:pPr>
+        <w:numPr>
+          <w:ilvl w:val="0"/>
+          <w:numId w:val="1003"/>
+        </w:numPr>
+        <w:pStyle w:val="Compact"/>
+      </w:pPr>
+      <w:r>
+        <w:t xml:space="preserve">One training run per model, at both scales. No repeated-seed variance</w:t>
+      </w:r>
+      <w:r>
+        <w:t xml:space="preserve"> </w:t>
+      </w:r>
+      <w:r>
+        <w:t xml:space="preserve">analysis; the reported neural-network results are from single training runs,</w:t>
+      </w:r>
+      <w:r>
+        <w:t xml:space="preserve"> </w:t>
+      </w:r>
+      <w:r>
+        <w:t xml:space="preserve">not averages over multiple seeds. This is a distinct source of uncertainty</w:t>
+      </w:r>
+      <w:r>
+        <w:t xml:space="preserve"> </w:t>
+      </w:r>
+      <w:r>
+        <w:t xml:space="preserve">from the sample-size effect discussed above — even the full-scale ranking</w:t>
+      </w:r>
+      <w:r>
+        <w:t xml:space="preserve"> </w:t>
+      </w:r>
+      <w:r>
+        <w:t xml:space="preserve">could in principle shift under a different training seed, though the much</w:t>
+      </w:r>
+      <w:r>
+        <w:t xml:space="preserve"> </w:t>
+      </w:r>
+      <w:r>
+        <w:t xml:space="preserve">larger test set makes this less likely to matter than it would at pilot</w:t>
+      </w:r>
+      <w:r>
+        <w:t xml:space="preserve"> </w:t>
+      </w:r>
+      <w:r>
+        <w:t xml:space="preserve">scale.</w:t>
+      </w:r>
+    </w:p>
+    <w:p>
+      <w:pPr>
+        <w:numPr>
+          <w:ilvl w:val="0"/>
+          <w:numId w:val="1003"/>
+        </w:numPr>
+        <w:pStyle w:val="Compact"/>
+      </w:pPr>
+      <w:r>
+        <w:t xml:space="preserve">The industrial load-profile shape is a documented modelling assumption,</w:t>
+      </w:r>
+      <w:r>
+        <w:t xml:space="preserve"> </w:t>
+      </w:r>
+      <w:r>
+        <w:t xml:space="preserve">not derived from a real facility’s metered data (</w:t>
+      </w:r>
+      <w:r>
+        <w:rPr>
+          <w:rStyle w:val="VerbatimChar"/>
+        </w:rPr>
+        <w:t xml:space="preserve">src/physics/   load_profile.py</w:t>
+      </w:r>
+      <w:r>
+        <w:t xml:space="preserve">’s</w:t>
+      </w:r>
+      <w:r>
+        <w:t xml:space="preserve"> </w:t>
+      </w:r>
+      <w:r>
+        <w:rPr>
+          <w:rStyle w:val="VerbatimChar"/>
+        </w:rPr>
+        <w:t xml:space="preserve">industrial_baseline</w:t>
+      </w:r>
+      <w:r>
+        <w:t xml:space="preserve"> </w:t>
+      </w:r>
+      <w:r>
+        <w:t xml:space="preserve">family, PROJECT_BRIEF.md Addendum</w:t>
+      </w:r>
+      <w:r>
+        <w:t xml:space="preserve"> </w:t>
+      </w:r>
+      <w:r>
+        <w:t xml:space="preserve">2): two-shift operation, a 45% weekend reduction, and a weak seasonal</w:t>
+      </w:r>
+      <w:r>
+        <w:t xml:space="preserve"> </w:t>
+      </w:r>
+      <w:r>
+        <w:t xml:space="preserve">swing. A continuous-process facility (steel, chemicals) or a strictly</w:t>
+      </w:r>
+      <w:r>
+        <w:t xml:space="preserve"> </w:t>
+      </w:r>
+      <w:r>
+        <w:t xml:space="preserve">weekdays-only operation would have a materially different shape, and</w:t>
+      </w:r>
+      <w:r>
+        <w:t xml:space="preserve"> </w:t>
+      </w:r>
+      <w:r>
+        <w:t xml:space="preserve">every number in this report that traces back to Stage 3’s fixed baseline</w:t>
+      </w:r>
+      <w:r>
+        <w:t xml:space="preserve"> </w:t>
+      </w:r>
+      <w:r>
+        <w:t xml:space="preserve">scenario (§14, Figures 27-28) is conditional on this specific shape</w:t>
+      </w:r>
+      <w:r>
+        <w:t xml:space="preserve"> </w:t>
+      </w:r>
+      <w:r>
+        <w:t xml:space="preserve">choice.</w:t>
+      </w:r>
+    </w:p>
+    <w:p>
+      <w:pPr>
+        <w:numPr>
+          <w:ilvl w:val="0"/>
+          <w:numId w:val="1003"/>
+        </w:numPr>
+        <w:pStyle w:val="Compact"/>
+      </w:pPr>
+      <w:r>
+        <w:t xml:space="preserve">The</w:t>
+      </w:r>
+      <w:r>
+        <w:t xml:space="preserve"> </w:t>
+      </w:r>
+      <w:r>
+        <w:rPr>
+          <w:rStyle w:val="VerbatimChar"/>
+        </w:rPr>
+        <w:t xml:space="preserve">industrial_baseline</w:t>
+      </w:r>
+      <w:r>
+        <w:t xml:space="preserve"> </w:t>
+      </w:r>
+      <w:r>
+        <w:t xml:space="preserve">shape is used only by Stage 3’s single fixed</w:t>
+      </w:r>
+      <w:r>
+        <w:t xml:space="preserve"> </w:t>
+      </w:r>
+      <w:r>
+        <w:t xml:space="preserve">baseline scenario, not by the sampled scenario dataset. Found while</w:t>
+      </w:r>
+      <w:r>
+        <w:t xml:space="preserve"> </w:t>
+      </w:r>
+      <w:r>
+        <w:t xml:space="preserve">building Figures 32-33 (above):</w:t>
+      </w:r>
+      <w:r>
+        <w:t xml:space="preserve"> </w:t>
+      </w:r>
+      <w:r>
+        <w:rPr>
+          <w:rStyle w:val="VerbatimChar"/>
+        </w:rPr>
+        <w:t xml:space="preserve">src.scenarios.sampling</w:t>
+      </w:r>
+      <w:r>
+        <w:t xml:space="preserve">,</w:t>
+      </w:r>
+      <w:r>
+        <w:t xml:space="preserve"> </w:t>
+      </w:r>
+      <w:r>
+        <w:rPr>
+          <w:rStyle w:val="VerbatimChar"/>
+        </w:rPr>
+        <w:t xml:space="preserve">src.scenarios.scenario_runner</w:t>
+      </w:r>
+      <w:r>
+        <w:t xml:space="preserve">, and</w:t>
+      </w:r>
+      <w:r>
+        <w:t xml:space="preserve"> </w:t>
+      </w:r>
+      <w:r>
+        <w:rPr>
+          <w:rStyle w:val="VerbatimChar"/>
+        </w:rPr>
+        <w:t xml:space="preserve">src.ai.features.build_feature_matrix</w:t>
+      </w:r>
+      <w:r>
+        <w:t xml:space="preserve"> </w:t>
+      </w:r>
+      <w:r>
+        <w:t xml:space="preserve">all call</w:t>
+      </w:r>
+      <w:r>
+        <w:t xml:space="preserve"> </w:t>
+      </w:r>
+      <w:r>
+        <w:rPr>
+          <w:rStyle w:val="VerbatimChar"/>
+        </w:rPr>
+        <w:t xml:space="preserve">generate_load_profile</w:t>
+      </w:r>
+      <w:r>
+        <w:t xml:space="preserve"> </w:t>
+      </w:r>
+      <w:r>
+        <w:t xml:space="preserve">without a</w:t>
+      </w:r>
+      <w:r>
+        <w:t xml:space="preserve"> </w:t>
+      </w:r>
+      <w:r>
+        <w:rPr>
+          <w:rStyle w:val="VerbatimChar"/>
+        </w:rPr>
+        <w:t xml:space="preserve">profile_family</w:t>
+      </w:r>
+      <w:r>
+        <w:t xml:space="preserve"> </w:t>
+      </w:r>
+      <w:r>
+        <w:t xml:space="preserve">argument, so</w:t>
+      </w:r>
+      <w:r>
+        <w:t xml:space="preserve"> </w:t>
+      </w:r>
+      <w:r>
+        <w:t xml:space="preserve">every one of the pilot’s 100 and the full run’s 5,000 sampled scenarios — despite being drawn from</w:t>
+      </w:r>
+      <w:r>
+        <w:t xml:space="preserve"> </w:t>
+      </w:r>
+      <w:r>
+        <w:rPr>
+          <w:rStyle w:val="VerbatimChar"/>
+        </w:rPr>
+        <w:t xml:space="preserve">config/scenario_generation.yaml</w:t>
+      </w:r>
+      <w:r>
+        <w:t xml:space="preserve">’s</w:t>
+      </w:r>
+      <w:r>
+        <w:t xml:space="preserve"> </w:t>
+      </w:r>
+      <w:r>
+        <w:t xml:space="preserve">industrial-scale capacity/load</w:t>
+      </w:r>
+      <w:r>
+        <w:t xml:space="preserve"> </w:t>
+      </w:r>
+      <w:r>
+        <w:rPr>
+          <w:iCs/>
+          <w:i/>
+        </w:rPr>
+        <w:t xml:space="preserve">ranges</w:t>
+      </w:r>
+      <w:r>
+        <w:t xml:space="preserve"> </w:t>
+      </w:r>
+      <w:r>
+        <w:t xml:space="preserve">— actually used</w:t>
+      </w:r>
+      <w:r>
+        <w:t xml:space="preserve"> </w:t>
+      </w:r>
+      <w:r>
+        <w:rPr>
+          <w:rStyle w:val="VerbatimChar"/>
+        </w:rPr>
+        <w:t xml:space="preserve">generate_load_profile</w:t>
+      </w:r>
+      <w:r>
+        <w:t xml:space="preserve">’s default</w:t>
+      </w:r>
+      <w:r>
+        <w:t xml:space="preserve"> </w:t>
+      </w:r>
+      <w:r>
+        <w:rPr>
+          <w:rStyle w:val="VerbatimChar"/>
+        </w:rPr>
+        <w:t xml:space="preserve">residential_baseline</w:t>
+      </w:r>
+      <w:r>
+        <w:t xml:space="preserve"> </w:t>
+      </w:r>
+      <w:r>
+        <w:rPr>
+          <w:iCs/>
+          <w:i/>
+        </w:rPr>
+        <w:t xml:space="preserve">shape</w:t>
+      </w:r>
+      <w:r>
+        <w:t xml:space="preserve">, not the</w:t>
+      </w:r>
+      <w:r>
+        <w:t xml:space="preserve"> </w:t>
+      </w:r>
+      <w:r>
+        <w:rPr>
+          <w:rStyle w:val="VerbatimChar"/>
+        </w:rPr>
+        <w:t xml:space="preserve">industrial_baseline</w:t>
+      </w:r>
+      <w:r>
+        <w:t xml:space="preserve"> </w:t>
+      </w:r>
+      <w:r>
+        <w:t xml:space="preserve">shape used for Figure 27/28’s own curve. The two are</w:t>
+      </w:r>
+      <w:r>
+        <w:t xml:space="preserve"> </w:t>
+      </w:r>
+      <w:r>
+        <w:t xml:space="preserve">not close substitutes: Stage 3’s exact baseline annual-load/peak-load</w:t>
+      </w:r>
+      <w:r>
+        <w:t xml:space="preserve"> </w:t>
+      </w:r>
+      <w:r>
+        <w:t xml:space="preserve">combination (load factor 0.542) is not even achievable under the</w:t>
+      </w:r>
+      <w:r>
+        <w:t xml:space="preserve"> </w:t>
+      </w:r>
+      <w:r>
+        <w:t xml:space="preserve">residential shape’s peak-to-average constraints (</w:t>
+      </w:r>
+      <w:r>
+        <w:rPr>
+          <w:rStyle w:val="VerbatimChar"/>
+        </w:rPr>
+        <w:t xml:space="preserve">generate_load_profile</w:t>
+      </w:r>
+      <w:r>
+        <w:t xml:space="preserve"> </w:t>
+      </w:r>
+      <w:r>
+        <w:t xml:space="preserve">raises its own achievability</w:t>
+      </w:r>
+      <w:r>
+        <w:t xml:space="preserve"> </w:t>
+      </w:r>
+      <w:r>
+        <w:rPr>
+          <w:rStyle w:val="VerbatimChar"/>
+        </w:rPr>
+        <w:t xml:space="preserve">ValueError</w:t>
+      </w:r>
+      <w:r>
+        <w:t xml:space="preserve"> </w:t>
+      </w:r>
+      <w:r>
+        <w:t xml:space="preserve">if asked). This means the ML</w:t>
+      </w:r>
+      <w:r>
+        <w:t xml:space="preserve"> </w:t>
+      </w:r>
+      <w:r>
+        <w:t xml:space="preserve">pipeline’s</w:t>
+      </w:r>
+      <w:r>
+        <w:t xml:space="preserve"> </w:t>
+      </w:r>
+      <w:r>
+        <w:t xml:space="preserve">“</w:t>
+      </w:r>
+      <w:r>
+        <w:t xml:space="preserve">industrial pivot</w:t>
+      </w:r>
+      <w:r>
+        <w:t xml:space="preserve">”</w:t>
+      </w:r>
+      <w:r>
+        <w:t xml:space="preserve"> </w:t>
+      </w:r>
+      <w:r>
+        <w:t xml:space="preserve">(Addendum 2) only ever changed the sampled</w:t>
+      </w:r>
+      <w:r>
+        <w:t xml:space="preserve"> </w:t>
+      </w:r>
+      <w:r>
+        <w:rPr>
+          <w:iCs/>
+          <w:i/>
+        </w:rPr>
+        <w:t xml:space="preserve">capacity and load ranges</w:t>
+      </w:r>
+      <w:r>
+        <w:t xml:space="preserve">, not the load</w:t>
+      </w:r>
+      <w:r>
+        <w:t xml:space="preserve"> </w:t>
+      </w:r>
+      <w:r>
+        <w:rPr>
+          <w:iCs/>
+          <w:i/>
+        </w:rPr>
+        <w:t xml:space="preserve">curve shape</w:t>
+      </w:r>
+      <w:r>
+        <w:t xml:space="preserve"> </w:t>
+      </w:r>
+      <w:r>
+        <w:t xml:space="preserve">feeding model</w:t>
+      </w:r>
+      <w:r>
+        <w:t xml:space="preserve"> </w:t>
+      </w:r>
+      <w:r>
+        <w:t xml:space="preserve">training — a real, previously undocumented gap between the intended and</w:t>
+      </w:r>
+      <w:r>
+        <w:t xml:space="preserve"> </w:t>
+      </w:r>
+      <w:r>
+        <w:t xml:space="preserve">implemented scope of that pivot. It does not invalidate this report’s</w:t>
+      </w:r>
+      <w:r>
+        <w:t xml:space="preserve"> </w:t>
+      </w:r>
+      <w:r>
+        <w:t xml:space="preserve">ML-accuracy or physical-verification findings (Figures 17-31 are all</w:t>
+      </w:r>
+      <w:r>
+        <w:t xml:space="preserve"> </w:t>
+      </w:r>
+      <w:r>
+        <w:t xml:space="preserve">internally consistent, since training and test scenarios share the same</w:t>
+      </w:r>
+      <w:r>
+        <w:t xml:space="preserve"> </w:t>
+      </w:r>
+      <w:r>
+        <w:t xml:space="preserve">residential-shaped generation pipeline throughout), but it does mean</w:t>
+      </w:r>
+      <w:r>
+        <w:t xml:space="preserve"> </w:t>
+      </w:r>
+      <w:r>
+        <w:t xml:space="preserve">Stage 3’s single baseline scenario (§14) is not actually representative of</w:t>
+      </w:r>
+      <w:r>
+        <w:t xml:space="preserve"> </w:t>
+      </w:r>
+      <w:r>
+        <w:t xml:space="preserve">what the neural network was trained on, which is why Figures 32-33 use a</w:t>
+      </w:r>
+      <w:r>
+        <w:t xml:space="preserve"> </w:t>
+      </w:r>
+      <w:r>
+        <w:t xml:space="preserve">test-split scenario instead of Figure 27/28’s own baseline case. Fixing this</w:t>
+      </w:r>
+      <w:r>
+        <w:t xml:space="preserve"> </w:t>
+      </w:r>
+      <w:r>
+        <w:t xml:space="preserve">(threading</w:t>
+      </w:r>
+      <w:r>
+        <w:t xml:space="preserve"> </w:t>
+      </w:r>
+      <w:r>
+        <w:rPr>
+          <w:rStyle w:val="VerbatimChar"/>
+        </w:rPr>
+        <w:t xml:space="preserve">industrial_baseline</w:t>
+      </w:r>
+      <w:r>
+        <w:t xml:space="preserve"> </w:t>
+      </w:r>
+      <w:r>
+        <w:t xml:space="preserve">through scenario sampling and</w:t>
+      </w:r>
+      <w:r>
+        <w:t xml:space="preserve"> </w:t>
+      </w:r>
+      <w:r>
+        <w:t xml:space="preserve">regenerating the full 5,000-scenario dataset and every downstream model)</w:t>
+      </w:r>
+      <w:r>
+        <w:t xml:space="preserve"> </w:t>
+      </w:r>
+      <w:r>
+        <w:t xml:space="preserve">was out of scope for this finding’s discovery and has not been done.</w:t>
+      </w:r>
+    </w:p>
+    <w:p>
+      <w:pPr>
+        <w:numPr>
+          <w:ilvl w:val="0"/>
+          <w:numId w:val="1003"/>
+        </w:numPr>
+        <w:pStyle w:val="Compact"/>
+      </w:pPr>
+      <w:r>
+        <w:t xml:space="preserve">No cost-sensitivity analysis across battery, diesel, PV, or wind</w:t>
+      </w:r>
+      <w:r>
+        <w:t xml:space="preserve"> </w:t>
+      </w:r>
+      <w:r>
+        <w:t xml:space="preserve">price assumptions. The full sensitivity sweep across cost assumptions</w:t>
+      </w:r>
+      <w:r>
+        <w:t xml:space="preserve"> </w:t>
+      </w:r>
+      <w:r>
+        <w:t xml:space="preserve">(PROJECT_BRIEF.md stretch goal) was not attempted for any of the four</w:t>
+      </w:r>
+      <w:r>
+        <w:t xml:space="preserve"> </w:t>
+      </w:r>
+      <w:r>
+        <w:t xml:space="preserve">now-costed technologies (§8); all costs use the single fixed values in</w:t>
+      </w:r>
+      <w:r>
+        <w:t xml:space="preserve"> </w:t>
+      </w:r>
+      <w:r>
+        <w:rPr>
+          <w:rStyle w:val="VerbatimChar"/>
+        </w:rPr>
+        <w:t xml:space="preserve">config/jinan.yaml</w:t>
+      </w:r>
+      <w:r>
+        <w:t xml:space="preserve">, and every system-LCOE number in this report is</w:t>
+      </w:r>
+      <w:r>
+        <w:t xml:space="preserve"> </w:t>
+      </w:r>
+      <w:r>
+        <w:t xml:space="preserve">conditional on those specific figures.</w:t>
+      </w:r>
+    </w:p>
+    <w:bookmarkEnd w:id="149"/>
+    <w:bookmarkStart w:id="150" w:name="conclusions"/>
+    <w:p>
+      <w:pPr>
+        <w:pStyle w:val="Heading2"/>
+      </w:pPr>
+      <w:r>
+        <w:t xml:space="preserve">20. Conclusions</w:t>
+      </w:r>
+    </w:p>
+    <w:p>
+      <w:pPr>
+        <w:pStyle w:val="FirstParagraph"/>
+      </w:pPr>
+      <w:r>
+        <w:t xml:space="preserve">This report covers the diesel-backed, system-LCOE-optimized deployment</w:t>
+      </w:r>
+      <w:r>
+        <w:t xml:space="preserve"> </w:t>
+      </w:r>
+      <w:r>
+        <w:t xml:space="preserve">context (PROJECT_BRIEF.md Addendum 3), adopted after the industrial-scale,</w:t>
+      </w:r>
+      <w:r>
+        <w:t xml:space="preserve"> </w:t>
+      </w:r>
+      <w:r>
+        <w:t xml:space="preserve">hard-reliability-constrained build (Addendum 2) was already complete, tested,</w:t>
+      </w:r>
+      <w:r>
+        <w:t xml:space="preserve"> </w:t>
+      </w:r>
+      <w:r>
+        <w:t xml:space="preserve">and reported — itself adopted in place of the originally residential-scale</w:t>
+      </w:r>
+      <w:r>
+        <w:t xml:space="preserve"> </w:t>
+      </w:r>
+      <w:r>
+        <w:t xml:space="preserve">build. The pivot’s reasoning: the original off-grid design treated</w:t>
+      </w:r>
+      <w:r>
+        <w:t xml:space="preserve"> </w:t>
+      </w:r>
+      <w:r>
+        <w:t xml:space="preserve">reliability as a hard constraint, excluding 58-61% of sampled scenarios from</w:t>
+      </w:r>
+      <w:r>
+        <w:t xml:space="preserve"> </w:t>
+      </w:r>
+      <w:r>
+        <w:t xml:space="preserve">the ML training population entirely; adding a diesel generator sized on</w:t>
+      </w:r>
+      <w:r>
+        <w:t xml:space="preserve"> </w:t>
+      </w:r>
+      <w:r>
+        <w:t xml:space="preserve">power (not energy) removes that constraint by mathematical construction and</w:t>
+      </w:r>
+      <w:r>
+        <w:t xml:space="preserve"> </w:t>
+      </w:r>
+      <w:r>
+        <w:t xml:space="preserve">reframes the question as the project’s own stated goal —</w:t>
+      </w:r>
+      <w:r>
+        <w:t xml:space="preserve"> </w:t>
+      </w:r>
+      <w:r>
+        <w:t xml:space="preserve">“</w:t>
+      </w:r>
+      <w:r>
+        <w:t xml:space="preserve">optimize the</w:t>
+      </w:r>
+      <w:r>
+        <w:t xml:space="preserve"> </w:t>
+      </w:r>
+      <w:r>
+        <w:t xml:space="preserve">battery capacity suitable for the system design, economically feasible</w:t>
+      </w:r>
+      <w:r>
+        <w:t xml:space="preserve">”</w:t>
+      </w:r>
+      <w:r>
+        <w:t xml:space="preserve"> </w:t>
+      </w:r>
+      <w:r>
+        <w:t xml:space="preserve">— matching the course lecture’s OptiCE dual-objective framing (§2, §8).</w:t>
+      </w:r>
+      <w:r>
+        <w:t xml:space="preserve"> </w:t>
+      </w:r>
+      <w:r>
+        <w:t xml:space="preserve">Answering the five research questions (§1) directly, weighting the full-scale</w:t>
+      </w:r>
+      <w:r>
+        <w:t xml:space="preserve"> </w:t>
+      </w:r>
+      <w:r>
+        <w:t xml:space="preserve">(Stage 8/9) result more heavily than the pilot’s per §18, while keeping both:</w:t>
+      </w:r>
+    </w:p>
+    <w:p>
+      <w:pPr>
+        <w:numPr>
+          <w:ilvl w:val="0"/>
+          <w:numId w:val="1004"/>
+        </w:numPr>
+        <w:pStyle w:val="Compact"/>
+      </w:pPr>
+      <w:r>
+        <w:t xml:space="preserve">Accuracy: Yes, and dramatically more confidently than the pilot alone</w:t>
+      </w:r>
+      <w:r>
+        <w:t xml:space="preserve"> </w:t>
+      </w:r>
+      <w:r>
+        <w:t xml:space="preserve">suggested — in fact the pilot alone suggested the opposite. At full</w:t>
+      </w:r>
+      <w:r>
+        <w:t xml:space="preserve"> </w:t>
+      </w:r>
+      <w:r>
+        <w:t xml:space="preserve">scale, the neural network most accurately reproduced mechanistic</w:t>
+      </w:r>
+      <w:r>
+        <w:t xml:space="preserve"> </w:t>
+      </w:r>
+      <w:r>
+        <w:t xml:space="preserve">system-LCOE-optimal battery capacities (MAE 98.6 kWh, R² 0.993 vs. Random</w:t>
+      </w:r>
+      <w:r>
+        <w:t xml:space="preserve"> </w:t>
+      </w:r>
+      <w:r>
+        <w:t xml:space="preserve">Forest’s 118.7 kWh / 0.987), a result now backed by a 751-scenario test</w:t>
+      </w:r>
+      <w:r>
+        <w:t xml:space="preserve"> </w:t>
+      </w:r>
+      <w:r>
+        <w:t xml:space="preserve">set rather than 16, where the same architecture had been the</w:t>
+      </w:r>
+      <w:r>
+        <w:t xml:space="preserve"> </w:t>
+      </w:r>
+      <w:r>
+        <w:rPr>
+          <w:iCs/>
+          <w:i/>
+        </w:rPr>
+        <w:t xml:space="preserve">worst</w:t>
+      </w:r>
+      <w:r>
+        <w:t xml:space="preserve">-performing model (R² -2.22).</w:t>
+      </w:r>
+    </w:p>
+    <w:p>
+      <w:pPr>
+        <w:numPr>
+          <w:ilvl w:val="0"/>
+          <w:numId w:val="1004"/>
+        </w:numPr>
+        <w:pStyle w:val="Compact"/>
+      </w:pPr>
+      <w:r>
+        <w:t xml:space="preserve">Speed: AI inference is several orders of magnitude faster per scenario</w:t>
+      </w:r>
+      <w:r>
+        <w:t xml:space="preserve"> </w:t>
+      </w:r>
+      <w:r>
+        <w:t xml:space="preserve">than the mechanistic search at both scales tested, though the numba</w:t>
+      </w:r>
+      <w:r>
+        <w:t xml:space="preserve"> </w:t>
+      </w:r>
+      <w:r>
+        <w:t xml:space="preserve">dispatch speedup (§9) makes mechanistic search itself already fast</w:t>
+      </w:r>
+      <w:r>
+        <w:t xml:space="preserve"> </w:t>
+      </w:r>
+      <w:r>
+        <w:t xml:space="preserve">(~0.09-0.29 s/scenario) without changing where the break-even point falls</w:t>
+      </w:r>
+      <w:r>
+        <w:t xml:space="preserve"> </w:t>
+      </w:r>
+      <w:r>
+        <w:t xml:space="preserve">in relative terms. Break-even analysis (§17) shows this pays off in</w:t>
+      </w:r>
+      <w:r>
+        <w:t xml:space="preserve"> </w:t>
+      </w:r>
+      <w:r>
+        <w:t xml:space="preserve">aggregate once a model is reused for meaningfully more evaluations than</w:t>
+      </w:r>
+      <w:r>
+        <w:t xml:space="preserve"> </w:t>
+      </w:r>
+      <w:r>
+        <w:t xml:space="preserve">the size of the dataset it was trained on (~100-128 for the pilot-trained</w:t>
+      </w:r>
+      <w:r>
+        <w:t xml:space="preserve"> </w:t>
+      </w:r>
+      <w:r>
+        <w:t xml:space="preserve">models, ~5,000-5,203 for the full-dataset-trained models) — it is not a</w:t>
+      </w:r>
+      <w:r>
+        <w:t xml:space="preserve"> </w:t>
+      </w:r>
+      <w:r>
+        <w:t xml:space="preserve">blanket efficiency win for one-off evaluations at either scale.</w:t>
+      </w:r>
+    </w:p>
+    <w:p>
+      <w:pPr>
+        <w:numPr>
+          <w:ilvl w:val="0"/>
+          <w:numId w:val="1004"/>
+        </w:numPr>
+        <w:pStyle w:val="Compact"/>
+      </w:pPr>
+      <w:r>
+        <w:t xml:space="preserve">Reliability, and the economic cost of trusting the AI when verified:</w:t>
+      </w:r>
+      <w:r>
+        <w:t xml:space="preserve"> </w:t>
+      </w:r>
+      <w:r>
+        <w:t xml:space="preserve">Reliability itself is 100% for every model at both scales, by diesel’s</w:t>
+      </w:r>
+      <w:r>
+        <w:t xml:space="preserve"> </w:t>
+      </w:r>
+      <w:r>
+        <w:t xml:space="preserve">construction (§8) — it is no longer the question that discriminates</w:t>
+      </w:r>
+      <w:r>
+        <w:t xml:space="preserve"> </w:t>
+      </w:r>
+      <w:r>
+        <w:t xml:space="preserve">between models the way it did under the pre-diesel design. The question</w:t>
+      </w:r>
+      <w:r>
+        <w:t xml:space="preserve"> </w:t>
+      </w:r>
+      <w:r>
+        <w:t xml:space="preserve">this project’s own goal actually asks — how much extra it costs to trust</w:t>
+      </w:r>
+      <w:r>
+        <w:t xml:space="preserve"> </w:t>
+      </w:r>
+      <w:r>
+        <w:t xml:space="preserve">a given model’s prediction — is decisively no (too expensive) at pilot</w:t>
+      </w:r>
+      <w:r>
+        <w:t xml:space="preserve"> </w:t>
+      </w:r>
+      <w:r>
+        <w:t xml:space="preserve">scale and decisively yes (statistically free) at full scale, and the gap</w:t>
+      </w:r>
+      <w:r>
+        <w:t xml:space="preserve"> </w:t>
+      </w:r>
+      <w:r>
+        <w:t xml:space="preserve">between the two is the project’s clearest finding at this deployment</w:t>
+      </w:r>
+      <w:r>
+        <w:t xml:space="preserve"> </w:t>
+      </w:r>
+      <w:r>
+        <w:t xml:space="preserve">scale. The pilot’s neural network failed both the accuracy test and the</w:t>
+      </w:r>
+      <w:r>
+        <w:t xml:space="preserve"> </w:t>
+      </w:r>
+      <w:r>
+        <w:t xml:space="preserve">mandatory physical-verification check (0.0361 EUR/kWh extra system LCOE,</w:t>
+      </w:r>
+      <w:r>
+        <w:t xml:space="preserve"> </w:t>
+      </w:r>
+      <w:r>
+        <w:t xml:space="preserve">worse than even the naive baseline’s 0.0217); at full scale, extra system</w:t>
+      </w:r>
+      <w:r>
+        <w:t xml:space="preserve"> </w:t>
+      </w:r>
+      <w:r>
+        <w:t xml:space="preserve">LCOE tracked accuracy exactly (naive 0.0145 &gt; Ridge 0.0008 &gt; Random Forest</w:t>
+      </w:r>
+      <w:r>
+        <w:t xml:space="preserve"> </w:t>
+      </w:r>
+      <w:r>
+        <w:t xml:space="preserve">≈ neural network ≈ 0.0003 EUR/kWh). A small, honestly-reported</w:t>
+      </w:r>
+      <w:r>
+        <w:t xml:space="preserve"> </w:t>
+      </w:r>
+      <w:r>
+        <w:t xml:space="preserve">negative result was directly retested at 47x the sample size, resolved in</w:t>
+      </w:r>
+      <w:r>
+        <w:t xml:space="preserve"> </w:t>
+      </w:r>
+      <w:r>
+        <w:t xml:space="preserve">the opposite direction, and the mandatory physical-verification step (§16)</w:t>
+      </w:r>
+      <w:r>
+        <w:t xml:space="preserve"> </w:t>
+      </w:r>
+      <w:r>
+        <w:t xml:space="preserve">confirmed the full-scale result on a fresh mechanistic-plus-diesel re-run</w:t>
+      </w:r>
+      <w:r>
+        <w:t xml:space="preserve"> </w:t>
+      </w:r>
+      <w:r>
+        <w:t xml:space="preserve">rather than on stored summary statistics. Even at full scale, the best</w:t>
+      </w:r>
+      <w:r>
+        <w:t xml:space="preserve"> </w:t>
+      </w:r>
+      <w:r>
+        <w:t xml:space="preserve">models’ predictions are not perfect (3.3-5.3% still undersize the</w:t>
+      </w:r>
+      <w:r>
+        <w:t xml:space="preserve"> </w:t>
+      </w:r>
+      <w:r>
+        <w:t xml:space="preserve">battery) —</w:t>
+      </w:r>
+      <w:r>
+        <w:t xml:space="preserve"> </w:t>
+      </w:r>
+      <w:r>
+        <w:t xml:space="preserve">“</w:t>
+      </w:r>
+      <w:r>
+        <w:t xml:space="preserve">cheap to trust</w:t>
+      </w:r>
+      <w:r>
+        <w:t xml:space="preserve">”</w:t>
+      </w:r>
+      <w:r>
+        <w:t xml:space="preserve"> </w:t>
+      </w:r>
+      <w:r>
+        <w:t xml:space="preserve">is a large improvement over the pilot, not a</w:t>
+      </w:r>
+      <w:r>
+        <w:t xml:space="preserve"> </w:t>
+      </w:r>
+      <w:r>
+        <w:t xml:space="preserve">claim that every prediction is exactly correct.</w:t>
+      </w:r>
+    </w:p>
+    <w:p>
+      <w:pPr>
+        <w:numPr>
+          <w:ilvl w:val="0"/>
+          <w:numId w:val="1004"/>
+        </w:numPr>
+        <w:pStyle w:val="Compact"/>
+      </w:pPr>
+      <w:r>
+        <w:t xml:space="preserve">Generalization to unseen conditions: Not tested (single location/year</w:t>
+      </w:r>
+      <w:r>
+        <w:t xml:space="preserve"> </w:t>
+      </w:r>
+      <w:r>
+        <w:t xml:space="preserve">at both pilot and full scale; §19). This remains the most significant</w:t>
+      </w:r>
+      <w:r>
+        <w:t xml:space="preserve"> </w:t>
+      </w:r>
+      <w:r>
+        <w:t xml:space="preserve">unaddressed research question, and applies identically across every</w:t>
+      </w:r>
+      <w:r>
+        <w:t xml:space="preserve"> </w:t>
+      </w:r>
+      <w:r>
+        <w:t xml:space="preserve">deployment-context pivot this project has made.</w:t>
+      </w:r>
+    </w:p>
+    <w:p>
+      <w:pPr>
+        <w:numPr>
+          <w:ilvl w:val="0"/>
+          <w:numId w:val="1004"/>
+        </w:numPr>
+        <w:pStyle w:val="Compact"/>
+      </w:pPr>
+      <w:r>
+        <w:t xml:space="preserve">Practical trade-offs: Mechanistic search is slow but self-verifying by</w:t>
+      </w:r>
+      <w:r>
+        <w:t xml:space="preserve"> </w:t>
+      </w:r>
+      <w:r>
+        <w:t xml:space="preserve">construction; AI is fast and, at sufficient training-set scale, accurate</w:t>
+      </w:r>
+      <w:r>
+        <w:t xml:space="preserve"> </w:t>
+      </w:r>
+      <w:r>
+        <w:t xml:space="preserve">and economically trustworthy by the mechanistic model’s own standard — but only once verified against it (Stage 7/9), and only for the single</w:t>
+      </w:r>
+      <w:r>
+        <w:t xml:space="preserve"> </w:t>
+      </w:r>
+      <w:r>
+        <w:t xml:space="preserve">location/year, single load-profile shape, and single set of diesel/PV/</w:t>
+      </w:r>
+      <w:r>
+        <w:t xml:space="preserve"> </w:t>
+      </w:r>
+      <w:r>
+        <w:t xml:space="preserve">wind cost assumptions this project actually tested. Oversizing and</w:t>
+      </w:r>
+      <w:r>
+        <w:t xml:space="preserve"> </w:t>
+      </w:r>
+      <w:r>
+        <w:t xml:space="preserve">undersizing both remain non-trivial error modes for every model even at</w:t>
+      </w:r>
+      <w:r>
+        <w:t xml:space="preserve"> </w:t>
+      </w:r>
+      <w:r>
+        <w:t xml:space="preserve">full scale (§16.2, §18), but under the diesel-backed system-LCOE framing</w:t>
+      </w:r>
+      <w:r>
+        <w:t xml:space="preserve"> </w:t>
+      </w:r>
+      <w:r>
+        <w:t xml:space="preserve">the</w:t>
+      </w:r>
+      <w:r>
+        <w:t xml:space="preserve"> </w:t>
+      </w:r>
+      <w:r>
+        <w:rPr>
+          <w:iCs/>
+          <w:i/>
+        </w:rPr>
         <w:t xml:space="preserve">consequence</w:t>
       </w:r>
       <w:r>
@@ -13001,7 +14635,7 @@
         <w:t xml:space="preserve"> </w:t>
       </w:r>
       <w:r>
-        <w:t xml:space="preserve">EUR/kWh terms rather than a binary pass/fail – and by that measure, the</w:t>
+        <w:t xml:space="preserve">EUR/kWh terms rather than a binary pass/fail — and by that measure, the</w:t>
       </w:r>
       <w:r>
         <w:t xml:space="preserve"> </w:t>
@@ -13021,7 +14655,7 @@
         <w:t xml:space="preserve"> </w:t>
       </w:r>
       <w:r>
-        <w:t xml:space="preserve">pilot alone suggested – and the pilot alone would have actively pointed the</w:t>
+        <w:t xml:space="preserve">pilot alone suggested — and the pilot alone would have actively pointed the</w:t>
       </w:r>
       <w:r>
         <w:t xml:space="preserve"> </w:t>
@@ -13117,7 +14751,7 @@
         <w:t xml:space="preserve"> </w:t>
       </w:r>
       <w:r>
-        <w:t xml:space="preserve">numbers, is the intended outcome of the project’s honesty requirements – an</w:t>
+        <w:t xml:space="preserve">numbers, is the intended outcome of the project’s honesty requirements — an</w:t>
       </w:r>
       <w:r>
         <w:t xml:space="preserve"> </w:t>
@@ -13195,7 +14829,7 @@
         <w:t xml:space="preserve"> </w:t>
       </w:r>
       <w:r>
-        <w:t xml:space="preserve">reporting a metric that has become uninformative – reliability pass rate</w:t>
+        <w:t xml:space="preserve">reporting a metric that has become uninformative — reliability pass rate</w:t>
       </w:r>
       <w:r>
         <w:t xml:space="preserve"> </w:t>
@@ -13330,82 +14964,6 @@
       </w:pPr>
     </w:lvl>
   </w:abstractNum>
-  <w:abstractNum w:abstractNumId="991">
-    <w:nsid w:val="A991"/>
-    <w:multiLevelType w:val="multilevel"/>
-    <w:lvl w:ilvl="0">
-      <w:numFmt w:val="bullet"/>
-      <w:lvlText w:val="•"/>
-      <w:lvlJc w:val="left"/>
-      <w:pPr>
-        <w:ind w:left="720" w:hanging="480"/>
-      </w:pPr>
-    </w:lvl>
-    <w:lvl w:ilvl="1">
-      <w:numFmt w:val="bullet"/>
-      <w:lvlText w:val="–"/>
-      <w:lvlJc w:val="left"/>
-      <w:pPr>
-        <w:ind w:left="1440" w:hanging="480"/>
-      </w:pPr>
-    </w:lvl>
-    <w:lvl w:ilvl="2">
-      <w:numFmt w:val="bullet"/>
-      <w:lvlText w:val="•"/>
-      <w:lvlJc w:val="left"/>
-      <w:pPr>
-        <w:ind w:left="2160" w:hanging="480"/>
-      </w:pPr>
-    </w:lvl>
-    <w:lvl w:ilvl="3">
-      <w:numFmt w:val="bullet"/>
-      <w:lvlText w:val="–"/>
-      <w:lvlJc w:val="left"/>
-      <w:pPr>
-        <w:ind w:left="2880" w:hanging="480"/>
-      </w:pPr>
-    </w:lvl>
-    <w:lvl w:ilvl="4">
-      <w:numFmt w:val="bullet"/>
-      <w:lvlText w:val="•"/>
-      <w:lvlJc w:val="left"/>
-      <w:pPr>
-        <w:ind w:left="3600" w:hanging="480"/>
-      </w:pPr>
-    </w:lvl>
-    <w:lvl w:ilvl="5">
-      <w:numFmt w:val="bullet"/>
-      <w:lvlText w:val="–"/>
-      <w:lvlJc w:val="left"/>
-      <w:pPr>
-        <w:ind w:left="4320" w:hanging="480"/>
-      </w:pPr>
-    </w:lvl>
-    <w:lvl w:ilvl="6">
-      <w:numFmt w:val="bullet"/>
-      <w:lvlText w:val="•"/>
-      <w:lvlJc w:val="left"/>
-      <w:pPr>
-        <w:ind w:left="5040" w:hanging="480"/>
-      </w:pPr>
-    </w:lvl>
-    <w:lvl w:ilvl="7">
-      <w:numFmt w:val="bullet"/>
-      <w:lvlText w:val="–"/>
-      <w:lvlJc w:val="left"/>
-      <w:pPr>
-        <w:ind w:left="5760" w:hanging="480"/>
-      </w:pPr>
-    </w:lvl>
-    <w:lvl w:ilvl="8">
-      <w:numFmt w:val="bullet"/>
-      <w:lvlText w:val="•"/>
-      <w:lvlJc w:val="left"/>
-      <w:pPr>
-        <w:ind w:left="6480" w:hanging="480"/>
-      </w:pPr>
-    </w:lvl>
-  </w:abstractNum>
   <w:abstractNum w:abstractNumId="99411">
     <w:nsid w:val="A99411"/>
     <w:multiLevelType w:val="multilevel"/>
@@ -13491,16 +15049,122 @@
       </w:pPr>
     </w:lvl>
   </w:abstractNum>
+  <w:abstractNum w:abstractNumId="991">
+    <w:nsid w:val="A991"/>
+    <w:multiLevelType w:val="multilevel"/>
+    <w:lvl w:ilvl="0">
+      <w:numFmt w:val="bullet"/>
+      <w:lvlText w:val="•"/>
+      <w:lvlJc w:val="left"/>
+      <w:pPr>
+        <w:ind w:left="720" w:hanging="480"/>
+      </w:pPr>
+    </w:lvl>
+    <w:lvl w:ilvl="1">
+      <w:numFmt w:val="bullet"/>
+      <w:lvlText w:val="–"/>
+      <w:lvlJc w:val="left"/>
+      <w:pPr>
+        <w:ind w:left="1440" w:hanging="480"/>
+      </w:pPr>
+    </w:lvl>
+    <w:lvl w:ilvl="2">
+      <w:numFmt w:val="bullet"/>
+      <w:lvlText w:val="•"/>
+      <w:lvlJc w:val="left"/>
+      <w:pPr>
+        <w:ind w:left="2160" w:hanging="480"/>
+      </w:pPr>
+    </w:lvl>
+    <w:lvl w:ilvl="3">
+      <w:numFmt w:val="bullet"/>
+      <w:lvlText w:val="–"/>
+      <w:lvlJc w:val="left"/>
+      <w:pPr>
+        <w:ind w:left="2880" w:hanging="480"/>
+      </w:pPr>
+    </w:lvl>
+    <w:lvl w:ilvl="4">
+      <w:numFmt w:val="bullet"/>
+      <w:lvlText w:val="•"/>
+      <w:lvlJc w:val="left"/>
+      <w:pPr>
+        <w:ind w:left="3600" w:hanging="480"/>
+      </w:pPr>
+    </w:lvl>
+    <w:lvl w:ilvl="5">
+      <w:numFmt w:val="bullet"/>
+      <w:lvlText w:val="–"/>
+      <w:lvlJc w:val="left"/>
+      <w:pPr>
+        <w:ind w:left="4320" w:hanging="480"/>
+      </w:pPr>
+    </w:lvl>
+    <w:lvl w:ilvl="6">
+      <w:numFmt w:val="bullet"/>
+      <w:lvlText w:val="•"/>
+      <w:lvlJc w:val="left"/>
+      <w:pPr>
+        <w:ind w:left="5040" w:hanging="480"/>
+      </w:pPr>
+    </w:lvl>
+    <w:lvl w:ilvl="7">
+      <w:numFmt w:val="bullet"/>
+      <w:lvlText w:val="–"/>
+      <w:lvlJc w:val="left"/>
+      <w:pPr>
+        <w:ind w:left="5760" w:hanging="480"/>
+      </w:pPr>
+    </w:lvl>
+    <w:lvl w:ilvl="8">
+      <w:numFmt w:val="bullet"/>
+      <w:lvlText w:val="•"/>
+      <w:lvlJc w:val="left"/>
+      <w:pPr>
+        <w:ind w:left="6480" w:hanging="480"/>
+      </w:pPr>
+    </w:lvl>
+  </w:abstractNum>
   <w:num w:numId="1000">
     <w:abstractNumId w:val="990"/>
   </w:num>
   <w:num w:numId="1001">
-    <w:abstractNumId w:val="991"/>
+    <w:abstractNumId w:val="99411"/>
+    <w:lvlOverride w:ilvl="0">
+      <w:startOverride w:val="1"/>
+    </w:lvlOverride>
+    <w:lvlOverride w:ilvl="1">
+      <w:startOverride w:val="1"/>
+    </w:lvlOverride>
+    <w:lvlOverride w:ilvl="2">
+      <w:startOverride w:val="1"/>
+    </w:lvlOverride>
+    <w:lvlOverride w:ilvl="3">
+      <w:startOverride w:val="1"/>
+    </w:lvlOverride>
+    <w:lvlOverride w:ilvl="4">
+      <w:startOverride w:val="1"/>
+    </w:lvlOverride>
+    <w:lvlOverride w:ilvl="5">
+      <w:startOverride w:val="1"/>
+    </w:lvlOverride>
+    <w:lvlOverride w:ilvl="6">
+      <w:startOverride w:val="1"/>
+    </w:lvlOverride>
+    <w:lvlOverride w:ilvl="7">
+      <w:startOverride w:val="1"/>
+    </w:lvlOverride>
+    <w:lvlOverride w:ilvl="8">
+      <w:startOverride w:val="1"/>
+    </w:lvlOverride>
   </w:num>
   <w:num w:numId="1002">
     <w:abstractNumId w:val="991"/>
   </w:num>
   <w:num w:numId="1003">
+    <w:abstractNumId w:val="991"/>
+  </w:num>
+  <w:num w:numId="1004">
     <w:abstractNumId w:val="99411"/>
     <w:lvlOverride w:ilvl="0">
       <w:startOverride w:val="1"/>
